--- a/Report.docx
+++ b/Report.docx
@@ -2676,7 +2676,7 @@
         <w:rPr>
           <w:sz w:val="24"/>
           <w:szCs w:val="24"/>
-          <w:lang w:val="en-US"/>
+          <w:lang w:val="ru-RU"/>
         </w:rPr>
       </w:pPr>
     </w:p>
@@ -6807,6 +6807,7 @@
       </w:pPr>
       <w:r>
         <w:rPr>
+          <w:b/>
           <w:sz w:val="24"/>
           <w:szCs w:val="24"/>
           <w:lang w:val="ru-RU"/>
@@ -7089,6 +7090,1766 @@
         </w:rPr>
         <w:t>\zipf.csv</w:t>
       </w:r>
+    </w:p>
+    <w:p>
+      <w:pPr>
+        <w:jc w:val="both"/>
+        <w:rPr>
+          <w:sz w:val="24"/>
+          <w:szCs w:val="24"/>
+          <w:lang w:val="ru-RU"/>
+        </w:rPr>
+      </w:pPr>
+    </w:p>
+    <w:p>
+      <w:pPr>
+        <w:jc w:val="both"/>
+        <w:rPr>
+          <w:sz w:val="24"/>
+          <w:szCs w:val="24"/>
+          <w:lang w:val="ru-RU"/>
+        </w:rPr>
+      </w:pPr>
+    </w:p>
+    <w:p>
+      <w:pPr>
+        <w:jc w:val="both"/>
+        <w:rPr>
+          <w:b/>
+          <w:sz w:val="24"/>
+          <w:szCs w:val="24"/>
+          <w:lang w:val="ru-RU"/>
+        </w:rPr>
+      </w:pPr>
+      <w:r>
+        <w:rPr>
+          <w:b/>
+          <w:sz w:val="24"/>
+          <w:szCs w:val="24"/>
+          <w:lang w:val="ru-RU"/>
+        </w:rPr>
+        <w:t xml:space="preserve">Топ и </w:t>
+      </w:r>
+      <w:proofErr w:type="spellStart"/>
+      <w:r>
+        <w:rPr>
+          <w:b/>
+          <w:sz w:val="24"/>
+          <w:szCs w:val="24"/>
+          <w:lang w:val="ru-RU"/>
+        </w:rPr>
+        <w:t>антитоп</w:t>
+      </w:r>
+      <w:proofErr w:type="spellEnd"/>
+      <w:r>
+        <w:rPr>
+          <w:b/>
+          <w:sz w:val="24"/>
+          <w:szCs w:val="24"/>
+          <w:lang w:val="ru-RU"/>
+        </w:rPr>
+        <w:t xml:space="preserve"> терминов:</w:t>
+      </w:r>
+    </w:p>
+    <w:p>
+      <w:pPr>
+        <w:jc w:val="both"/>
+        <w:rPr>
+          <w:sz w:val="24"/>
+          <w:szCs w:val="24"/>
+          <w:lang w:val="ru-RU"/>
+        </w:rPr>
+      </w:pPr>
+    </w:p>
+    <w:p>
+      <w:pPr>
+        <w:jc w:val="both"/>
+        <w:rPr>
+          <w:sz w:val="24"/>
+          <w:szCs w:val="24"/>
+          <w:lang w:val="en-US"/>
+        </w:rPr>
+      </w:pPr>
+      <w:r>
+        <w:rPr>
+          <w:sz w:val="24"/>
+          <w:szCs w:val="24"/>
+          <w:lang w:val="en-US"/>
+        </w:rPr>
+        <w:t>== TOP terms (by collection frequency) ==</w:t>
+      </w:r>
+    </w:p>
+    <w:p>
+      <w:pPr>
+        <w:jc w:val="both"/>
+        <w:rPr>
+          <w:sz w:val="24"/>
+          <w:szCs w:val="24"/>
+          <w:lang w:val="en-US"/>
+        </w:rPr>
+      </w:pPr>
+      <w:r>
+        <w:rPr>
+          <w:sz w:val="24"/>
+          <w:szCs w:val="24"/>
+          <w:lang w:val="en-US"/>
+        </w:rPr>
+        <w:t>Total unique terms: 445976</w:t>
+      </w:r>
+    </w:p>
+    <w:p>
+      <w:pPr>
+        <w:jc w:val="both"/>
+        <w:rPr>
+          <w:sz w:val="24"/>
+          <w:szCs w:val="24"/>
+          <w:lang w:val="en-US"/>
+        </w:rPr>
+      </w:pPr>
+      <w:r>
+        <w:rPr>
+          <w:sz w:val="24"/>
+          <w:szCs w:val="24"/>
+          <w:lang w:val="en-US"/>
+        </w:rPr>
+        <w:t xml:space="preserve">Total tokens (sum </w:t>
+      </w:r>
+      <w:proofErr w:type="spellStart"/>
+      <w:r>
+        <w:rPr>
+          <w:sz w:val="24"/>
+          <w:szCs w:val="24"/>
+          <w:lang w:val="en-US"/>
+        </w:rPr>
+        <w:t>freq</w:t>
+      </w:r>
+      <w:proofErr w:type="spellEnd"/>
+      <w:r>
+        <w:rPr>
+          <w:sz w:val="24"/>
+          <w:szCs w:val="24"/>
+          <w:lang w:val="en-US"/>
+        </w:rPr>
+        <w:t>): 66046912</w:t>
+      </w:r>
+    </w:p>
+    <w:tbl>
+      <w:tblPr>
+        <w:tblStyle w:val="a4"/>
+        <w:tblW w:w="0" w:type="auto"/>
+        <w:tblLook w:val="04A0" w:firstRow="1" w:lastRow="0" w:firstColumn="1" w:lastColumn="0" w:noHBand="0" w:noVBand="1"/>
+      </w:tblPr>
+      <w:tblGrid>
+        <w:gridCol w:w="2336"/>
+        <w:gridCol w:w="2336"/>
+        <w:gridCol w:w="2336"/>
+        <w:gridCol w:w="2337"/>
+      </w:tblGrid>
+      <w:tr>
+        <w:tc>
+          <w:tcPr>
+            <w:tcW w:w="2336" w:type="dxa"/>
+          </w:tcPr>
+          <w:p>
+            <w:pPr>
+              <w:jc w:val="both"/>
+              <w:rPr>
+                <w:sz w:val="24"/>
+                <w:szCs w:val="24"/>
+                <w:lang w:val="en-US"/>
+              </w:rPr>
+            </w:pPr>
+            <w:r>
+              <w:rPr>
+                <w:sz w:val="24"/>
+                <w:szCs w:val="24"/>
+                <w:lang w:val="en-US"/>
+              </w:rPr>
+              <w:t>rank</w:t>
+            </w:r>
+          </w:p>
+        </w:tc>
+        <w:tc>
+          <w:tcPr>
+            <w:tcW w:w="2336" w:type="dxa"/>
+          </w:tcPr>
+          <w:p>
+            <w:pPr>
+              <w:jc w:val="both"/>
+              <w:rPr>
+                <w:sz w:val="24"/>
+                <w:szCs w:val="24"/>
+                <w:lang w:val="en-US"/>
+              </w:rPr>
+            </w:pPr>
+            <w:r>
+              <w:rPr>
+                <w:sz w:val="24"/>
+                <w:szCs w:val="24"/>
+                <w:lang w:val="en-US"/>
+              </w:rPr>
+              <w:t>term</w:t>
+            </w:r>
+          </w:p>
+        </w:tc>
+        <w:tc>
+          <w:tcPr>
+            <w:tcW w:w="2336" w:type="dxa"/>
+          </w:tcPr>
+          <w:p>
+            <w:pPr>
+              <w:jc w:val="both"/>
+              <w:rPr>
+                <w:sz w:val="24"/>
+                <w:szCs w:val="24"/>
+                <w:lang w:val="en-US"/>
+              </w:rPr>
+            </w:pPr>
+            <w:proofErr w:type="spellStart"/>
+            <w:r>
+              <w:rPr>
+                <w:sz w:val="24"/>
+                <w:szCs w:val="24"/>
+                <w:lang w:val="en-US"/>
+              </w:rPr>
+              <w:t>freq</w:t>
+            </w:r>
+            <w:proofErr w:type="spellEnd"/>
+          </w:p>
+        </w:tc>
+        <w:tc>
+          <w:tcPr>
+            <w:tcW w:w="2337" w:type="dxa"/>
+          </w:tcPr>
+          <w:p>
+            <w:pPr>
+              <w:jc w:val="both"/>
+              <w:rPr>
+                <w:sz w:val="24"/>
+                <w:szCs w:val="24"/>
+                <w:lang w:val="en-US"/>
+              </w:rPr>
+            </w:pPr>
+            <w:r>
+              <w:rPr>
+                <w:sz w:val="24"/>
+                <w:szCs w:val="24"/>
+                <w:lang w:val="en-US"/>
+              </w:rPr>
+              <w:t>share_%</w:t>
+            </w:r>
+          </w:p>
+        </w:tc>
+      </w:tr>
+      <w:tr>
+        <w:tc>
+          <w:tcPr>
+            <w:tcW w:w="2336" w:type="dxa"/>
+          </w:tcPr>
+          <w:p>
+            <w:pPr>
+              <w:jc w:val="both"/>
+              <w:rPr>
+                <w:sz w:val="24"/>
+                <w:szCs w:val="24"/>
+                <w:lang w:val="en-US"/>
+              </w:rPr>
+            </w:pPr>
+            <w:r>
+              <w:rPr>
+                <w:sz w:val="24"/>
+                <w:szCs w:val="24"/>
+                <w:lang w:val="en-US"/>
+              </w:rPr>
+              <w:t>1</w:t>
+            </w:r>
+          </w:p>
+        </w:tc>
+        <w:tc>
+          <w:tcPr>
+            <w:tcW w:w="2336" w:type="dxa"/>
+          </w:tcPr>
+          <w:p>
+            <w:pPr>
+              <w:jc w:val="both"/>
+              <w:rPr>
+                <w:sz w:val="24"/>
+                <w:szCs w:val="24"/>
+                <w:lang w:val="en-US"/>
+              </w:rPr>
+            </w:pPr>
+            <w:r>
+              <w:rPr>
+                <w:sz w:val="24"/>
+                <w:szCs w:val="24"/>
+                <w:lang w:val="ru-RU"/>
+              </w:rPr>
+              <w:t>на</w:t>
+            </w:r>
+          </w:p>
+        </w:tc>
+        <w:tc>
+          <w:tcPr>
+            <w:tcW w:w="2336" w:type="dxa"/>
+          </w:tcPr>
+          <w:p>
+            <w:pPr>
+              <w:jc w:val="both"/>
+              <w:rPr>
+                <w:sz w:val="24"/>
+                <w:szCs w:val="24"/>
+                <w:lang w:val="en-US"/>
+              </w:rPr>
+            </w:pPr>
+            <w:r>
+              <w:rPr>
+                <w:sz w:val="24"/>
+                <w:szCs w:val="24"/>
+                <w:lang w:val="en-US"/>
+              </w:rPr>
+              <w:t>1099718</w:t>
+            </w:r>
+          </w:p>
+        </w:tc>
+        <w:tc>
+          <w:tcPr>
+            <w:tcW w:w="2337" w:type="dxa"/>
+          </w:tcPr>
+          <w:p>
+            <w:pPr>
+              <w:jc w:val="both"/>
+              <w:rPr>
+                <w:sz w:val="24"/>
+                <w:szCs w:val="24"/>
+                <w:lang w:val="en-US"/>
+              </w:rPr>
+            </w:pPr>
+            <w:r>
+              <w:rPr>
+                <w:sz w:val="24"/>
+                <w:szCs w:val="24"/>
+                <w:lang w:val="en-US"/>
+              </w:rPr>
+              <w:t>1.665056</w:t>
+            </w:r>
+          </w:p>
+        </w:tc>
+      </w:tr>
+      <w:tr>
+        <w:tc>
+          <w:tcPr>
+            <w:tcW w:w="2336" w:type="dxa"/>
+          </w:tcPr>
+          <w:p>
+            <w:pPr>
+              <w:jc w:val="both"/>
+              <w:rPr>
+                <w:sz w:val="24"/>
+                <w:szCs w:val="24"/>
+                <w:lang w:val="ru-RU"/>
+              </w:rPr>
+            </w:pPr>
+            <w:r>
+              <w:rPr>
+                <w:sz w:val="24"/>
+                <w:szCs w:val="24"/>
+                <w:lang w:val="ru-RU"/>
+              </w:rPr>
+              <w:t>2</w:t>
+            </w:r>
+          </w:p>
+        </w:tc>
+        <w:tc>
+          <w:tcPr>
+            <w:tcW w:w="2336" w:type="dxa"/>
+          </w:tcPr>
+          <w:p>
+            <w:pPr>
+              <w:jc w:val="both"/>
+              <w:rPr>
+                <w:sz w:val="24"/>
+                <w:szCs w:val="24"/>
+                <w:lang w:val="ru-RU"/>
+              </w:rPr>
+            </w:pPr>
+            <w:r>
+              <w:rPr>
+                <w:sz w:val="24"/>
+                <w:szCs w:val="24"/>
+                <w:lang w:val="ru-RU"/>
+              </w:rPr>
+              <w:t>новости</w:t>
+            </w:r>
+          </w:p>
+        </w:tc>
+        <w:tc>
+          <w:tcPr>
+            <w:tcW w:w="2336" w:type="dxa"/>
+          </w:tcPr>
+          <w:p>
+            <w:pPr>
+              <w:jc w:val="both"/>
+              <w:rPr>
+                <w:sz w:val="24"/>
+                <w:szCs w:val="24"/>
+                <w:lang w:val="ru-RU"/>
+              </w:rPr>
+            </w:pPr>
+            <w:r>
+              <w:rPr>
+                <w:sz w:val="24"/>
+                <w:szCs w:val="24"/>
+                <w:lang w:val="ru-RU"/>
+              </w:rPr>
+              <w:t>616436</w:t>
+            </w:r>
+          </w:p>
+        </w:tc>
+        <w:tc>
+          <w:tcPr>
+            <w:tcW w:w="2337" w:type="dxa"/>
+          </w:tcPr>
+          <w:p>
+            <w:pPr>
+              <w:jc w:val="both"/>
+              <w:rPr>
+                <w:sz w:val="24"/>
+                <w:szCs w:val="24"/>
+                <w:lang w:val="ru-RU"/>
+              </w:rPr>
+            </w:pPr>
+            <w:r>
+              <w:rPr>
+                <w:sz w:val="24"/>
+                <w:szCs w:val="24"/>
+                <w:lang w:val="ru-RU"/>
+              </w:rPr>
+              <w:t>0.933331</w:t>
+            </w:r>
+          </w:p>
+        </w:tc>
+      </w:tr>
+      <w:tr>
+        <w:tc>
+          <w:tcPr>
+            <w:tcW w:w="2336" w:type="dxa"/>
+          </w:tcPr>
+          <w:p>
+            <w:pPr>
+              <w:jc w:val="both"/>
+              <w:rPr>
+                <w:sz w:val="24"/>
+                <w:szCs w:val="24"/>
+                <w:lang w:val="ru-RU"/>
+              </w:rPr>
+            </w:pPr>
+            <w:r>
+              <w:rPr>
+                <w:sz w:val="24"/>
+                <w:szCs w:val="24"/>
+                <w:lang w:val="ru-RU"/>
+              </w:rPr>
+              <w:t>3</w:t>
+            </w:r>
+          </w:p>
+        </w:tc>
+        <w:tc>
+          <w:tcPr>
+            <w:tcW w:w="2336" w:type="dxa"/>
+          </w:tcPr>
+          <w:p>
+            <w:pPr>
+              <w:jc w:val="both"/>
+              <w:rPr>
+                <w:sz w:val="24"/>
+                <w:szCs w:val="24"/>
+                <w:lang w:val="ru-RU"/>
+              </w:rPr>
+            </w:pPr>
+            <w:r>
+              <w:rPr>
+                <w:sz w:val="24"/>
+                <w:szCs w:val="24"/>
+                <w:lang w:val="ru-RU"/>
+              </w:rPr>
+              <w:t>по</w:t>
+            </w:r>
+          </w:p>
+        </w:tc>
+        <w:tc>
+          <w:tcPr>
+            <w:tcW w:w="2336" w:type="dxa"/>
+          </w:tcPr>
+          <w:p>
+            <w:pPr>
+              <w:jc w:val="both"/>
+              <w:rPr>
+                <w:sz w:val="24"/>
+                <w:szCs w:val="24"/>
+                <w:lang w:val="ru-RU"/>
+              </w:rPr>
+            </w:pPr>
+            <w:r>
+              <w:rPr>
+                <w:sz w:val="24"/>
+                <w:szCs w:val="24"/>
+                <w:lang w:val="ru-RU"/>
+              </w:rPr>
+              <w:t>607116</w:t>
+            </w:r>
+          </w:p>
+        </w:tc>
+        <w:tc>
+          <w:tcPr>
+            <w:tcW w:w="2337" w:type="dxa"/>
+          </w:tcPr>
+          <w:p>
+            <w:pPr>
+              <w:jc w:val="both"/>
+              <w:rPr>
+                <w:sz w:val="24"/>
+                <w:szCs w:val="24"/>
+                <w:lang w:val="ru-RU"/>
+              </w:rPr>
+            </w:pPr>
+            <w:r>
+              <w:rPr>
+                <w:sz w:val="24"/>
+                <w:szCs w:val="24"/>
+                <w:lang w:val="ru-RU"/>
+              </w:rPr>
+              <w:t>0.919219</w:t>
+            </w:r>
+          </w:p>
+        </w:tc>
+      </w:tr>
+      <w:tr>
+        <w:tc>
+          <w:tcPr>
+            <w:tcW w:w="2336" w:type="dxa"/>
+          </w:tcPr>
+          <w:p>
+            <w:pPr>
+              <w:jc w:val="both"/>
+              <w:rPr>
+                <w:sz w:val="24"/>
+                <w:szCs w:val="24"/>
+                <w:lang w:val="ru-RU"/>
+              </w:rPr>
+            </w:pPr>
+            <w:r>
+              <w:rPr>
+                <w:sz w:val="24"/>
+                <w:szCs w:val="24"/>
+                <w:lang w:val="ru-RU"/>
+              </w:rPr>
+              <w:lastRenderedPageBreak/>
+              <w:t>4</w:t>
+            </w:r>
+          </w:p>
+        </w:tc>
+        <w:tc>
+          <w:tcPr>
+            <w:tcW w:w="2336" w:type="dxa"/>
+          </w:tcPr>
+          <w:p>
+            <w:pPr>
+              <w:jc w:val="both"/>
+              <w:rPr>
+                <w:sz w:val="24"/>
+                <w:szCs w:val="24"/>
+                <w:lang w:val="ru-RU"/>
+              </w:rPr>
+            </w:pPr>
+            <w:r>
+              <w:rPr>
+                <w:sz w:val="24"/>
+                <w:szCs w:val="24"/>
+                <w:lang w:val="ru-RU"/>
+              </w:rPr>
+              <w:t>2025</w:t>
+            </w:r>
+          </w:p>
+        </w:tc>
+        <w:tc>
+          <w:tcPr>
+            <w:tcW w:w="2336" w:type="dxa"/>
+          </w:tcPr>
+          <w:p>
+            <w:pPr>
+              <w:jc w:val="both"/>
+              <w:rPr>
+                <w:sz w:val="24"/>
+                <w:szCs w:val="24"/>
+                <w:lang w:val="ru-RU"/>
+              </w:rPr>
+            </w:pPr>
+            <w:r>
+              <w:rPr>
+                <w:sz w:val="24"/>
+                <w:szCs w:val="24"/>
+                <w:lang w:val="ru-RU"/>
+              </w:rPr>
+              <w:t>600228</w:t>
+            </w:r>
+          </w:p>
+        </w:tc>
+        <w:tc>
+          <w:tcPr>
+            <w:tcW w:w="2337" w:type="dxa"/>
+          </w:tcPr>
+          <w:p>
+            <w:pPr>
+              <w:jc w:val="both"/>
+              <w:rPr>
+                <w:sz w:val="24"/>
+                <w:szCs w:val="24"/>
+                <w:lang w:val="ru-RU"/>
+              </w:rPr>
+            </w:pPr>
+            <w:r>
+              <w:rPr>
+                <w:sz w:val="24"/>
+                <w:szCs w:val="24"/>
+                <w:lang w:val="ru-RU"/>
+              </w:rPr>
+              <w:t>0.908790</w:t>
+            </w:r>
+          </w:p>
+        </w:tc>
+      </w:tr>
+      <w:tr>
+        <w:tc>
+          <w:tcPr>
+            <w:tcW w:w="2336" w:type="dxa"/>
+          </w:tcPr>
+          <w:p>
+            <w:pPr>
+              <w:jc w:val="both"/>
+              <w:rPr>
+                <w:sz w:val="24"/>
+                <w:szCs w:val="24"/>
+                <w:lang w:val="ru-RU"/>
+              </w:rPr>
+            </w:pPr>
+            <w:r>
+              <w:rPr>
+                <w:sz w:val="24"/>
+                <w:szCs w:val="24"/>
+                <w:lang w:val="ru-RU"/>
+              </w:rPr>
+              <w:t>5</w:t>
+            </w:r>
+          </w:p>
+        </w:tc>
+        <w:tc>
+          <w:tcPr>
+            <w:tcW w:w="2336" w:type="dxa"/>
+          </w:tcPr>
+          <w:p>
+            <w:pPr>
+              <w:jc w:val="both"/>
+              <w:rPr>
+                <w:sz w:val="24"/>
+                <w:szCs w:val="24"/>
+                <w:lang w:val="ru-RU"/>
+              </w:rPr>
+            </w:pPr>
+            <w:proofErr w:type="spellStart"/>
+            <w:r>
+              <w:rPr>
+                <w:sz w:val="24"/>
+                <w:szCs w:val="24"/>
+                <w:lang w:val="ru-RU"/>
+              </w:rPr>
+              <w:t>серпухов</w:t>
+            </w:r>
+            <w:proofErr w:type="spellEnd"/>
+          </w:p>
+        </w:tc>
+        <w:tc>
+          <w:tcPr>
+            <w:tcW w:w="2336" w:type="dxa"/>
+          </w:tcPr>
+          <w:p>
+            <w:pPr>
+              <w:jc w:val="both"/>
+              <w:rPr>
+                <w:sz w:val="24"/>
+                <w:szCs w:val="24"/>
+                <w:lang w:val="ru-RU"/>
+              </w:rPr>
+            </w:pPr>
+            <w:r>
+              <w:rPr>
+                <w:sz w:val="24"/>
+                <w:szCs w:val="24"/>
+                <w:lang w:val="ru-RU"/>
+              </w:rPr>
+              <w:t>419387</w:t>
+            </w:r>
+          </w:p>
+        </w:tc>
+        <w:tc>
+          <w:tcPr>
+            <w:tcW w:w="2337" w:type="dxa"/>
+          </w:tcPr>
+          <w:p>
+            <w:pPr>
+              <w:jc w:val="both"/>
+              <w:rPr>
+                <w:sz w:val="24"/>
+                <w:szCs w:val="24"/>
+                <w:lang w:val="ru-RU"/>
+              </w:rPr>
+            </w:pPr>
+            <w:r>
+              <w:rPr>
+                <w:sz w:val="24"/>
+                <w:szCs w:val="24"/>
+                <w:lang w:val="ru-RU"/>
+              </w:rPr>
+              <w:t>0.634984</w:t>
+            </w:r>
+          </w:p>
+        </w:tc>
+      </w:tr>
+      <w:tr>
+        <w:tc>
+          <w:tcPr>
+            <w:tcW w:w="2336" w:type="dxa"/>
+          </w:tcPr>
+          <w:p>
+            <w:pPr>
+              <w:jc w:val="both"/>
+              <w:rPr>
+                <w:sz w:val="24"/>
+                <w:szCs w:val="24"/>
+                <w:lang w:val="ru-RU"/>
+              </w:rPr>
+            </w:pPr>
+            <w:r>
+              <w:rPr>
+                <w:sz w:val="24"/>
+                <w:szCs w:val="24"/>
+                <w:lang w:val="ru-RU"/>
+              </w:rPr>
+              <w:t>6</w:t>
+            </w:r>
+          </w:p>
+        </w:tc>
+        <w:tc>
+          <w:tcPr>
+            <w:tcW w:w="2336" w:type="dxa"/>
+          </w:tcPr>
+          <w:p>
+            <w:pPr>
+              <w:jc w:val="both"/>
+              <w:rPr>
+                <w:sz w:val="24"/>
+                <w:szCs w:val="24"/>
+                <w:lang w:val="ru-RU"/>
+              </w:rPr>
+            </w:pPr>
+            <w:r>
+              <w:rPr>
+                <w:sz w:val="24"/>
+                <w:szCs w:val="24"/>
+                <w:lang w:val="ru-RU"/>
+              </w:rPr>
+              <w:t>для</w:t>
+            </w:r>
+          </w:p>
+        </w:tc>
+        <w:tc>
+          <w:tcPr>
+            <w:tcW w:w="2336" w:type="dxa"/>
+          </w:tcPr>
+          <w:p>
+            <w:pPr>
+              <w:jc w:val="both"/>
+              <w:rPr>
+                <w:sz w:val="24"/>
+                <w:szCs w:val="24"/>
+                <w:lang w:val="ru-RU"/>
+              </w:rPr>
+            </w:pPr>
+            <w:r>
+              <w:rPr>
+                <w:sz w:val="24"/>
+                <w:szCs w:val="24"/>
+                <w:lang w:val="ru-RU"/>
+              </w:rPr>
+              <w:t>357111</w:t>
+            </w:r>
+          </w:p>
+        </w:tc>
+        <w:tc>
+          <w:tcPr>
+            <w:tcW w:w="2337" w:type="dxa"/>
+          </w:tcPr>
+          <w:p>
+            <w:pPr>
+              <w:jc w:val="both"/>
+              <w:rPr>
+                <w:sz w:val="24"/>
+                <w:szCs w:val="24"/>
+                <w:lang w:val="ru-RU"/>
+              </w:rPr>
+            </w:pPr>
+            <w:r>
+              <w:rPr>
+                <w:sz w:val="24"/>
+                <w:szCs w:val="24"/>
+                <w:lang w:val="ru-RU"/>
+              </w:rPr>
+              <w:t>0.540693</w:t>
+            </w:r>
+          </w:p>
+        </w:tc>
+      </w:tr>
+      <w:tr>
+        <w:tc>
+          <w:tcPr>
+            <w:tcW w:w="2336" w:type="dxa"/>
+          </w:tcPr>
+          <w:p>
+            <w:pPr>
+              <w:jc w:val="both"/>
+              <w:rPr>
+                <w:sz w:val="24"/>
+                <w:szCs w:val="24"/>
+                <w:lang w:val="ru-RU"/>
+              </w:rPr>
+            </w:pPr>
+            <w:r>
+              <w:rPr>
+                <w:sz w:val="24"/>
+                <w:szCs w:val="24"/>
+                <w:lang w:val="ru-RU"/>
+              </w:rPr>
+              <w:t>7</w:t>
+            </w:r>
+          </w:p>
+        </w:tc>
+        <w:tc>
+          <w:tcPr>
+            <w:tcW w:w="2336" w:type="dxa"/>
+          </w:tcPr>
+          <w:p>
+            <w:pPr>
+              <w:jc w:val="both"/>
+              <w:rPr>
+                <w:sz w:val="24"/>
+                <w:szCs w:val="24"/>
+                <w:lang w:val="ru-RU"/>
+              </w:rPr>
+            </w:pPr>
+            <w:r>
+              <w:rPr>
+                <w:sz w:val="24"/>
+                <w:szCs w:val="24"/>
+                <w:lang w:val="ru-RU"/>
+              </w:rPr>
+              <w:t>города</w:t>
+            </w:r>
+          </w:p>
+        </w:tc>
+        <w:tc>
+          <w:tcPr>
+            <w:tcW w:w="2336" w:type="dxa"/>
+          </w:tcPr>
+          <w:p>
+            <w:pPr>
+              <w:jc w:val="both"/>
+              <w:rPr>
+                <w:sz w:val="24"/>
+                <w:szCs w:val="24"/>
+                <w:lang w:val="ru-RU"/>
+              </w:rPr>
+            </w:pPr>
+            <w:r>
+              <w:rPr>
+                <w:sz w:val="24"/>
+                <w:szCs w:val="24"/>
+                <w:lang w:val="ru-RU"/>
+              </w:rPr>
+              <w:t>356776</w:t>
+            </w:r>
+          </w:p>
+        </w:tc>
+        <w:tc>
+          <w:tcPr>
+            <w:tcW w:w="2337" w:type="dxa"/>
+          </w:tcPr>
+          <w:p>
+            <w:pPr>
+              <w:jc w:val="both"/>
+              <w:rPr>
+                <w:sz w:val="24"/>
+                <w:szCs w:val="24"/>
+                <w:lang w:val="ru-RU"/>
+              </w:rPr>
+            </w:pPr>
+            <w:r>
+              <w:rPr>
+                <w:sz w:val="24"/>
+                <w:szCs w:val="24"/>
+                <w:lang w:val="ru-RU"/>
+              </w:rPr>
+              <w:t>0.540186</w:t>
+            </w:r>
+          </w:p>
+        </w:tc>
+      </w:tr>
+      <w:tr>
+        <w:tc>
+          <w:tcPr>
+            <w:tcW w:w="2336" w:type="dxa"/>
+          </w:tcPr>
+          <w:p>
+            <w:pPr>
+              <w:jc w:val="both"/>
+              <w:rPr>
+                <w:sz w:val="24"/>
+                <w:szCs w:val="24"/>
+                <w:lang w:val="ru-RU"/>
+              </w:rPr>
+            </w:pPr>
+            <w:r>
+              <w:rPr>
+                <w:sz w:val="24"/>
+                <w:szCs w:val="24"/>
+                <w:lang w:val="ru-RU"/>
+              </w:rPr>
+              <w:t>8</w:t>
+            </w:r>
+          </w:p>
+        </w:tc>
+        <w:tc>
+          <w:tcPr>
+            <w:tcW w:w="2336" w:type="dxa"/>
+          </w:tcPr>
+          <w:p>
+            <w:pPr>
+              <w:jc w:val="both"/>
+              <w:rPr>
+                <w:sz w:val="24"/>
+                <w:szCs w:val="24"/>
+                <w:lang w:val="ru-RU"/>
+              </w:rPr>
+            </w:pPr>
+            <w:r>
+              <w:rPr>
+                <w:sz w:val="24"/>
+                <w:szCs w:val="24"/>
+                <w:lang w:val="ru-RU"/>
+              </w:rPr>
+              <w:t>не</w:t>
+            </w:r>
+          </w:p>
+        </w:tc>
+        <w:tc>
+          <w:tcPr>
+            <w:tcW w:w="2336" w:type="dxa"/>
+          </w:tcPr>
+          <w:p>
+            <w:pPr>
+              <w:jc w:val="both"/>
+              <w:rPr>
+                <w:sz w:val="24"/>
+                <w:szCs w:val="24"/>
+                <w:lang w:val="ru-RU"/>
+              </w:rPr>
+            </w:pPr>
+            <w:r>
+              <w:rPr>
+                <w:sz w:val="24"/>
+                <w:szCs w:val="24"/>
+                <w:lang w:val="ru-RU"/>
+              </w:rPr>
+              <w:t>349008</w:t>
+            </w:r>
+          </w:p>
+        </w:tc>
+        <w:tc>
+          <w:tcPr>
+            <w:tcW w:w="2337" w:type="dxa"/>
+          </w:tcPr>
+          <w:p>
+            <w:pPr>
+              <w:jc w:val="both"/>
+              <w:rPr>
+                <w:sz w:val="24"/>
+                <w:szCs w:val="24"/>
+                <w:lang w:val="ru-RU"/>
+              </w:rPr>
+            </w:pPr>
+            <w:r>
+              <w:rPr>
+                <w:sz w:val="24"/>
+                <w:szCs w:val="24"/>
+                <w:lang w:val="ru-RU"/>
+              </w:rPr>
+              <w:t>0.528424</w:t>
+            </w:r>
+          </w:p>
+        </w:tc>
+      </w:tr>
+      <w:tr>
+        <w:tc>
+          <w:tcPr>
+            <w:tcW w:w="2336" w:type="dxa"/>
+          </w:tcPr>
+          <w:p>
+            <w:pPr>
+              <w:jc w:val="both"/>
+              <w:rPr>
+                <w:sz w:val="24"/>
+                <w:szCs w:val="24"/>
+                <w:lang w:val="ru-RU"/>
+              </w:rPr>
+            </w:pPr>
+            <w:r>
+              <w:rPr>
+                <w:sz w:val="24"/>
+                <w:szCs w:val="24"/>
+                <w:lang w:val="ru-RU"/>
+              </w:rPr>
+              <w:t>9</w:t>
+            </w:r>
+          </w:p>
+        </w:tc>
+        <w:tc>
+          <w:tcPr>
+            <w:tcW w:w="2336" w:type="dxa"/>
+          </w:tcPr>
+          <w:p>
+            <w:pPr>
+              <w:jc w:val="both"/>
+              <w:rPr>
+                <w:sz w:val="24"/>
+                <w:szCs w:val="24"/>
+                <w:lang w:val="ru-RU"/>
+              </w:rPr>
+            </w:pPr>
+            <w:r>
+              <w:rPr>
+                <w:sz w:val="24"/>
+                <w:szCs w:val="24"/>
+                <w:lang w:val="ru-RU"/>
+              </w:rPr>
+              <w:t>декабря</w:t>
+            </w:r>
+          </w:p>
+        </w:tc>
+        <w:tc>
+          <w:tcPr>
+            <w:tcW w:w="2336" w:type="dxa"/>
+          </w:tcPr>
+          <w:p>
+            <w:pPr>
+              <w:jc w:val="both"/>
+              <w:rPr>
+                <w:sz w:val="24"/>
+                <w:szCs w:val="24"/>
+                <w:lang w:val="ru-RU"/>
+              </w:rPr>
+            </w:pPr>
+            <w:r>
+              <w:rPr>
+                <w:sz w:val="24"/>
+                <w:szCs w:val="24"/>
+                <w:lang w:val="ru-RU"/>
+              </w:rPr>
+              <w:t>318519</w:t>
+            </w:r>
+          </w:p>
+        </w:tc>
+        <w:tc>
+          <w:tcPr>
+            <w:tcW w:w="2337" w:type="dxa"/>
+          </w:tcPr>
+          <w:p>
+            <w:pPr>
+              <w:jc w:val="both"/>
+              <w:rPr>
+                <w:sz w:val="24"/>
+                <w:szCs w:val="24"/>
+                <w:lang w:val="ru-RU"/>
+              </w:rPr>
+            </w:pPr>
+            <w:r>
+              <w:rPr>
+                <w:sz w:val="24"/>
+                <w:szCs w:val="24"/>
+                <w:lang w:val="ru-RU"/>
+              </w:rPr>
+              <w:t>0.482262</w:t>
+            </w:r>
+          </w:p>
+        </w:tc>
+      </w:tr>
+      <w:tr>
+        <w:tc>
+          <w:tcPr>
+            <w:tcW w:w="2336" w:type="dxa"/>
+          </w:tcPr>
+          <w:p>
+            <w:pPr>
+              <w:jc w:val="both"/>
+              <w:rPr>
+                <w:sz w:val="24"/>
+                <w:szCs w:val="24"/>
+                <w:lang w:val="ru-RU"/>
+              </w:rPr>
+            </w:pPr>
+            <w:r>
+              <w:rPr>
+                <w:sz w:val="24"/>
+                <w:szCs w:val="24"/>
+                <w:lang w:val="ru-RU"/>
+              </w:rPr>
+              <w:t>10</w:t>
+            </w:r>
+          </w:p>
+        </w:tc>
+        <w:tc>
+          <w:tcPr>
+            <w:tcW w:w="2336" w:type="dxa"/>
+          </w:tcPr>
+          <w:p>
+            <w:pPr>
+              <w:jc w:val="both"/>
+              <w:rPr>
+                <w:sz w:val="24"/>
+                <w:szCs w:val="24"/>
+                <w:lang w:val="ru-RU"/>
+              </w:rPr>
+            </w:pPr>
+            <w:r>
+              <w:rPr>
+                <w:sz w:val="24"/>
+                <w:szCs w:val="24"/>
+                <w:lang w:val="ru-RU"/>
+              </w:rPr>
+              <w:t>городского</w:t>
+            </w:r>
+          </w:p>
+        </w:tc>
+        <w:tc>
+          <w:tcPr>
+            <w:tcW w:w="2336" w:type="dxa"/>
+          </w:tcPr>
+          <w:p>
+            <w:pPr>
+              <w:jc w:val="both"/>
+              <w:rPr>
+                <w:sz w:val="24"/>
+                <w:szCs w:val="24"/>
+                <w:lang w:val="ru-RU"/>
+              </w:rPr>
+            </w:pPr>
+            <w:r>
+              <w:rPr>
+                <w:sz w:val="24"/>
+                <w:szCs w:val="24"/>
+                <w:lang w:val="ru-RU"/>
+              </w:rPr>
+              <w:t>312491</w:t>
+            </w:r>
+          </w:p>
+        </w:tc>
+        <w:tc>
+          <w:tcPr>
+            <w:tcW w:w="2337" w:type="dxa"/>
+          </w:tcPr>
+          <w:p>
+            <w:pPr>
+              <w:jc w:val="both"/>
+              <w:rPr>
+                <w:sz w:val="24"/>
+                <w:szCs w:val="24"/>
+                <w:lang w:val="ru-RU"/>
+              </w:rPr>
+            </w:pPr>
+            <w:r>
+              <w:rPr>
+                <w:sz w:val="24"/>
+                <w:szCs w:val="24"/>
+                <w:lang w:val="ru-RU"/>
+              </w:rPr>
+              <w:t>0.473135</w:t>
+            </w:r>
+          </w:p>
+        </w:tc>
+      </w:tr>
+    </w:tbl>
+    <w:p>
+      <w:pPr>
+        <w:jc w:val="both"/>
+        <w:rPr>
+          <w:sz w:val="24"/>
+          <w:szCs w:val="24"/>
+          <w:lang w:val="en-US"/>
+        </w:rPr>
+      </w:pPr>
+    </w:p>
+    <w:p>
+      <w:pPr>
+        <w:jc w:val="both"/>
+        <w:rPr>
+          <w:sz w:val="24"/>
+          <w:szCs w:val="24"/>
+          <w:lang w:val="en-US"/>
+        </w:rPr>
+      </w:pPr>
+      <w:r>
+        <w:rPr>
+          <w:sz w:val="24"/>
+          <w:szCs w:val="24"/>
+          <w:lang w:val="en-US"/>
+        </w:rPr>
+        <w:t>== Anti-top (rare terms) ==</w:t>
+      </w:r>
+    </w:p>
+    <w:p>
+      <w:pPr>
+        <w:jc w:val="both"/>
+        <w:rPr>
+          <w:sz w:val="24"/>
+          <w:szCs w:val="24"/>
+          <w:lang w:val="en-US"/>
+        </w:rPr>
+      </w:pPr>
+      <w:proofErr w:type="spellStart"/>
+      <w:r>
+        <w:rPr>
+          <w:sz w:val="24"/>
+          <w:szCs w:val="24"/>
+          <w:lang w:val="en-US"/>
+        </w:rPr>
+        <w:t>freq</w:t>
+      </w:r>
+      <w:proofErr w:type="spellEnd"/>
+      <w:r>
+        <w:rPr>
+          <w:sz w:val="24"/>
+          <w:szCs w:val="24"/>
+          <w:lang w:val="en-US"/>
+        </w:rPr>
+        <w:t>=1 terms: 174621 (39.15%)</w:t>
+      </w:r>
+    </w:p>
+    <w:p>
+      <w:pPr>
+        <w:jc w:val="both"/>
+        <w:rPr>
+          <w:sz w:val="24"/>
+          <w:szCs w:val="24"/>
+          <w:lang w:val="en-US"/>
+        </w:rPr>
+      </w:pPr>
+      <w:proofErr w:type="spellStart"/>
+      <w:r>
+        <w:rPr>
+          <w:sz w:val="24"/>
+          <w:szCs w:val="24"/>
+          <w:lang w:val="en-US"/>
+        </w:rPr>
+        <w:t>freq</w:t>
+      </w:r>
+      <w:proofErr w:type="spellEnd"/>
+      <w:r>
+        <w:rPr>
+          <w:sz w:val="24"/>
+          <w:szCs w:val="24"/>
+          <w:lang w:val="en-US"/>
+        </w:rPr>
+        <w:t>=2 terms: 62874 (14.10%)</w:t>
+      </w:r>
+    </w:p>
+    <w:p>
+      <w:pPr>
+        <w:jc w:val="both"/>
+        <w:rPr>
+          <w:sz w:val="24"/>
+          <w:szCs w:val="24"/>
+          <w:lang w:val="en-US"/>
+        </w:rPr>
+      </w:pPr>
+      <w:proofErr w:type="spellStart"/>
+      <w:r>
+        <w:rPr>
+          <w:sz w:val="24"/>
+          <w:szCs w:val="24"/>
+          <w:lang w:val="en-US"/>
+        </w:rPr>
+        <w:t>freq</w:t>
+      </w:r>
+      <w:proofErr w:type="spellEnd"/>
+      <w:r>
+        <w:rPr>
+          <w:sz w:val="24"/>
+          <w:szCs w:val="24"/>
+          <w:lang w:val="en-US"/>
+        </w:rPr>
+        <w:t>=</w:t>
+      </w:r>
+      <w:proofErr w:type="gramStart"/>
+      <w:r>
+        <w:rPr>
+          <w:sz w:val="24"/>
+          <w:szCs w:val="24"/>
+          <w:lang w:val="en-US"/>
+        </w:rPr>
+        <w:t>3..</w:t>
+      </w:r>
+      <w:proofErr w:type="gramEnd"/>
+      <w:r>
+        <w:rPr>
+          <w:sz w:val="24"/>
+          <w:szCs w:val="24"/>
+          <w:lang w:val="en-US"/>
+        </w:rPr>
+        <w:t>5 terms: 70570 (15.82%)</w:t>
+      </w:r>
+    </w:p>
+    <w:p>
+      <w:pPr>
+        <w:jc w:val="both"/>
+        <w:rPr>
+          <w:sz w:val="24"/>
+          <w:szCs w:val="24"/>
+          <w:lang w:val="en-US"/>
+        </w:rPr>
+      </w:pPr>
+    </w:p>
+    <w:p>
+      <w:pPr>
+        <w:jc w:val="both"/>
+        <w:rPr>
+          <w:sz w:val="24"/>
+          <w:szCs w:val="24"/>
+          <w:lang w:val="en-US"/>
+        </w:rPr>
+      </w:pPr>
+      <w:r>
+        <w:rPr>
+          <w:sz w:val="24"/>
+          <w:szCs w:val="24"/>
+          <w:lang w:val="en-US"/>
+        </w:rPr>
+        <w:t xml:space="preserve">Examples of </w:t>
+      </w:r>
+      <w:proofErr w:type="spellStart"/>
+      <w:r>
+        <w:rPr>
+          <w:sz w:val="24"/>
+          <w:szCs w:val="24"/>
+          <w:lang w:val="en-US"/>
+        </w:rPr>
+        <w:t>freq</w:t>
+      </w:r>
+      <w:proofErr w:type="spellEnd"/>
+      <w:r>
+        <w:rPr>
+          <w:sz w:val="24"/>
+          <w:szCs w:val="24"/>
+          <w:lang w:val="en-US"/>
+        </w:rPr>
+        <w:t>=1 terms (n=20):</w:t>
+      </w:r>
+    </w:p>
+    <w:p>
+      <w:pPr>
+        <w:jc w:val="both"/>
+        <w:rPr>
+          <w:sz w:val="24"/>
+          <w:szCs w:val="24"/>
+          <w:lang w:val="ru-RU"/>
+        </w:rPr>
+      </w:pPr>
+      <w:r>
+        <w:rPr>
+          <w:sz w:val="24"/>
+          <w:szCs w:val="24"/>
+          <w:lang w:val="ru-RU"/>
+        </w:rPr>
+        <w:t>10-3-1</w:t>
+      </w:r>
+    </w:p>
+    <w:p>
+      <w:pPr>
+        <w:jc w:val="both"/>
+        <w:rPr>
+          <w:sz w:val="24"/>
+          <w:szCs w:val="24"/>
+          <w:lang w:val="ru-RU"/>
+        </w:rPr>
+      </w:pPr>
+      <w:proofErr w:type="spellStart"/>
+      <w:r>
+        <w:rPr>
+          <w:sz w:val="24"/>
+          <w:szCs w:val="24"/>
+          <w:lang w:val="ru-RU"/>
+        </w:rPr>
+        <w:t>ахиллесовые</w:t>
+      </w:r>
+      <w:proofErr w:type="spellEnd"/>
+    </w:p>
+    <w:p>
+      <w:pPr>
+        <w:jc w:val="both"/>
+        <w:rPr>
+          <w:sz w:val="24"/>
+          <w:szCs w:val="24"/>
+          <w:lang w:val="ru-RU"/>
+        </w:rPr>
+      </w:pPr>
+      <w:proofErr w:type="spellStart"/>
+      <w:r>
+        <w:rPr>
+          <w:sz w:val="24"/>
+          <w:szCs w:val="24"/>
+          <w:lang w:val="ru-RU"/>
+        </w:rPr>
+        <w:t>вырубова</w:t>
+      </w:r>
+      <w:proofErr w:type="spellEnd"/>
+    </w:p>
+    <w:p>
+      <w:pPr>
+        <w:jc w:val="both"/>
+        <w:rPr>
+          <w:sz w:val="24"/>
+          <w:szCs w:val="24"/>
+          <w:lang w:val="ru-RU"/>
+        </w:rPr>
+      </w:pPr>
+      <w:proofErr w:type="spellStart"/>
+      <w:r>
+        <w:rPr>
+          <w:sz w:val="24"/>
+          <w:szCs w:val="24"/>
+          <w:lang w:val="ru-RU"/>
+        </w:rPr>
+        <w:t>геораспределенном</w:t>
+      </w:r>
+      <w:proofErr w:type="spellEnd"/>
+    </w:p>
+    <w:p>
+      <w:pPr>
+        <w:jc w:val="both"/>
+        <w:rPr>
+          <w:sz w:val="24"/>
+          <w:szCs w:val="24"/>
+          <w:lang w:val="ru-RU"/>
+        </w:rPr>
+      </w:pPr>
+      <w:r>
+        <w:rPr>
+          <w:sz w:val="24"/>
+          <w:szCs w:val="24"/>
+          <w:lang w:val="ru-RU"/>
+        </w:rPr>
+        <w:t>донесениями</w:t>
+      </w:r>
+    </w:p>
+    <w:p>
+      <w:pPr>
+        <w:jc w:val="both"/>
+        <w:rPr>
+          <w:sz w:val="24"/>
+          <w:szCs w:val="24"/>
+          <w:lang w:val="ru-RU"/>
+        </w:rPr>
+      </w:pPr>
+      <w:r>
+        <w:rPr>
+          <w:sz w:val="24"/>
+          <w:szCs w:val="24"/>
+          <w:lang w:val="ru-RU"/>
+        </w:rPr>
+        <w:t>забаррикадировался</w:t>
+      </w:r>
+    </w:p>
+    <w:p>
+      <w:pPr>
+        <w:jc w:val="both"/>
+        <w:rPr>
+          <w:sz w:val="24"/>
+          <w:szCs w:val="24"/>
+          <w:lang w:val="ru-RU"/>
+        </w:rPr>
+      </w:pPr>
+      <w:r>
+        <w:rPr>
+          <w:sz w:val="24"/>
+          <w:szCs w:val="24"/>
+          <w:lang w:val="ru-RU"/>
+        </w:rPr>
+        <w:t>заплеванный</w:t>
+      </w:r>
+    </w:p>
+    <w:p>
+      <w:pPr>
+        <w:jc w:val="both"/>
+        <w:rPr>
+          <w:sz w:val="24"/>
+          <w:szCs w:val="24"/>
+          <w:lang w:val="ru-RU"/>
+        </w:rPr>
+      </w:pPr>
+      <w:r>
+        <w:rPr>
+          <w:sz w:val="24"/>
+          <w:szCs w:val="24"/>
+          <w:lang w:val="ru-RU"/>
+        </w:rPr>
+        <w:t>иммиграцию</w:t>
+      </w:r>
+    </w:p>
+    <w:p>
+      <w:pPr>
+        <w:jc w:val="both"/>
+        <w:rPr>
+          <w:sz w:val="24"/>
+          <w:szCs w:val="24"/>
+          <w:lang w:val="ru-RU"/>
+        </w:rPr>
+      </w:pPr>
+      <w:r>
+        <w:rPr>
+          <w:sz w:val="24"/>
+          <w:szCs w:val="24"/>
+          <w:lang w:val="ru-RU"/>
+        </w:rPr>
+        <w:t>испытателя</w:t>
+      </w:r>
+    </w:p>
+    <w:p>
+      <w:pPr>
+        <w:jc w:val="both"/>
+        <w:rPr>
+          <w:sz w:val="24"/>
+          <w:szCs w:val="24"/>
+          <w:lang w:val="ru-RU"/>
+        </w:rPr>
+      </w:pPr>
+      <w:r>
+        <w:rPr>
+          <w:sz w:val="24"/>
+          <w:szCs w:val="24"/>
+          <w:lang w:val="ru-RU"/>
+        </w:rPr>
+        <w:t>казимиром</w:t>
+      </w:r>
+    </w:p>
+    <w:p>
+      <w:pPr>
+        <w:jc w:val="both"/>
+        <w:rPr>
+          <w:sz w:val="24"/>
+          <w:szCs w:val="24"/>
+          <w:lang w:val="ru-RU"/>
+        </w:rPr>
+      </w:pPr>
+      <w:proofErr w:type="spellStart"/>
+      <w:r>
+        <w:rPr>
+          <w:sz w:val="24"/>
+          <w:szCs w:val="24"/>
+          <w:lang w:val="ru-RU"/>
+        </w:rPr>
+        <w:t>ковровчан</w:t>
+      </w:r>
+      <w:proofErr w:type="spellEnd"/>
+      <w:r>
+        <w:rPr>
+          <w:sz w:val="24"/>
+          <w:szCs w:val="24"/>
+          <w:lang w:val="ru-RU"/>
+        </w:rPr>
+        <w:t>-героев</w:t>
+      </w:r>
+    </w:p>
+    <w:p>
+      <w:pPr>
+        <w:jc w:val="both"/>
+        <w:rPr>
+          <w:sz w:val="24"/>
+          <w:szCs w:val="24"/>
+          <w:lang w:val="ru-RU"/>
+        </w:rPr>
+      </w:pPr>
+      <w:r>
+        <w:rPr>
+          <w:sz w:val="24"/>
+          <w:szCs w:val="24"/>
+          <w:lang w:val="ru-RU"/>
+        </w:rPr>
+        <w:t>необратимую</w:t>
+      </w:r>
+    </w:p>
+    <w:p>
+      <w:pPr>
+        <w:jc w:val="both"/>
+        <w:rPr>
+          <w:sz w:val="24"/>
+          <w:szCs w:val="24"/>
+          <w:lang w:val="ru-RU"/>
+        </w:rPr>
+      </w:pPr>
+      <w:proofErr w:type="spellStart"/>
+      <w:r>
+        <w:rPr>
+          <w:sz w:val="24"/>
+          <w:szCs w:val="24"/>
+          <w:lang w:val="ru-RU"/>
+        </w:rPr>
+        <w:t>плутник</w:t>
+      </w:r>
+      <w:proofErr w:type="spellEnd"/>
+    </w:p>
+    <w:p>
+      <w:pPr>
+        <w:jc w:val="both"/>
+        <w:rPr>
+          <w:sz w:val="24"/>
+          <w:szCs w:val="24"/>
+          <w:lang w:val="ru-RU"/>
+        </w:rPr>
+      </w:pPr>
+      <w:r>
+        <w:rPr>
+          <w:sz w:val="24"/>
+          <w:szCs w:val="24"/>
+          <w:lang w:val="ru-RU"/>
+        </w:rPr>
+        <w:t>полыньях</w:t>
+      </w:r>
+    </w:p>
+    <w:p>
+      <w:pPr>
+        <w:jc w:val="both"/>
+        <w:rPr>
+          <w:sz w:val="24"/>
+          <w:szCs w:val="24"/>
+          <w:lang w:val="ru-RU"/>
+        </w:rPr>
+      </w:pPr>
+      <w:r>
+        <w:rPr>
+          <w:sz w:val="24"/>
+          <w:szCs w:val="24"/>
+          <w:lang w:val="ru-RU"/>
+        </w:rPr>
+        <w:t>сообщаемой</w:t>
+      </w:r>
+    </w:p>
+    <w:p>
+      <w:pPr>
+        <w:jc w:val="both"/>
+        <w:rPr>
+          <w:sz w:val="24"/>
+          <w:szCs w:val="24"/>
+          <w:lang w:val="ru-RU"/>
+        </w:rPr>
+      </w:pPr>
+      <w:r>
+        <w:rPr>
+          <w:sz w:val="24"/>
+          <w:szCs w:val="24"/>
+          <w:lang w:val="ru-RU"/>
+        </w:rPr>
+        <w:t>суперобложек</w:t>
+      </w:r>
+    </w:p>
+    <w:p>
+      <w:pPr>
+        <w:jc w:val="both"/>
+        <w:rPr>
+          <w:sz w:val="24"/>
+          <w:szCs w:val="24"/>
+          <w:lang w:val="ru-RU"/>
+        </w:rPr>
+      </w:pPr>
+      <w:r>
+        <w:rPr>
+          <w:sz w:val="24"/>
+          <w:szCs w:val="24"/>
+          <w:lang w:val="ru-RU"/>
+        </w:rPr>
+        <w:t>триллион-другой</w:t>
+      </w:r>
+    </w:p>
+    <w:p>
+      <w:pPr>
+        <w:jc w:val="both"/>
+        <w:rPr>
+          <w:sz w:val="24"/>
+          <w:szCs w:val="24"/>
+          <w:lang w:val="ru-RU"/>
+        </w:rPr>
+      </w:pPr>
+      <w:proofErr w:type="spellStart"/>
+      <w:r>
+        <w:rPr>
+          <w:sz w:val="24"/>
+          <w:szCs w:val="24"/>
+          <w:lang w:val="ru-RU"/>
+        </w:rPr>
+        <w:t>фиджитал</w:t>
+      </w:r>
+      <w:proofErr w:type="spellEnd"/>
+      <w:r>
+        <w:rPr>
+          <w:sz w:val="24"/>
+          <w:szCs w:val="24"/>
+          <w:lang w:val="ru-RU"/>
+        </w:rPr>
+        <w:t>-активности</w:t>
+      </w:r>
+    </w:p>
+    <w:p>
+      <w:pPr>
+        <w:jc w:val="both"/>
+        <w:rPr>
+          <w:sz w:val="24"/>
+          <w:szCs w:val="24"/>
+          <w:lang w:val="ru-RU"/>
+        </w:rPr>
+      </w:pPr>
+      <w:r>
+        <w:rPr>
+          <w:sz w:val="24"/>
+          <w:szCs w:val="24"/>
+          <w:lang w:val="ru-RU"/>
+        </w:rPr>
+        <w:t>фонтанирующий</w:t>
+      </w:r>
+    </w:p>
+    <w:p>
+      <w:pPr>
+        <w:jc w:val="both"/>
+        <w:rPr>
+          <w:sz w:val="24"/>
+          <w:szCs w:val="24"/>
+          <w:lang w:val="ru-RU"/>
+        </w:rPr>
+      </w:pPr>
+      <w:proofErr w:type="spellStart"/>
+      <w:r>
+        <w:rPr>
+          <w:sz w:val="24"/>
+          <w:szCs w:val="24"/>
+          <w:lang w:val="ru-RU"/>
+        </w:rPr>
+        <w:t>церквимузея</w:t>
+      </w:r>
+      <w:proofErr w:type="spellEnd"/>
     </w:p>
     <w:p>
       <w:pPr>
@@ -8770,51 +10531,23 @@
         <w:rPr>
           <w:sz w:val="24"/>
           <w:szCs w:val="24"/>
-          <w:lang w:val="ru-RU"/>
-        </w:rPr>
-      </w:pPr>
-      <w:proofErr w:type="spellStart"/>
-      <w:r>
-        <w:rPr>
-          <w:sz w:val="24"/>
-          <w:szCs w:val="24"/>
-          <w:lang w:val="ru-RU"/>
-        </w:rPr>
-        <w:t>Wrote</w:t>
-      </w:r>
-      <w:proofErr w:type="spellEnd"/>
-      <w:r>
-        <w:rPr>
-          <w:sz w:val="24"/>
-          <w:szCs w:val="24"/>
-          <w:lang w:val="ru-RU"/>
-        </w:rPr>
-        <w:t xml:space="preserve">: </w:t>
-      </w:r>
-      <w:proofErr w:type="spellStart"/>
-      <w:r>
-        <w:rPr>
-          <w:sz w:val="24"/>
-          <w:szCs w:val="24"/>
-          <w:lang w:val="ru-RU"/>
-        </w:rPr>
-        <w:t>index</w:t>
-      </w:r>
-      <w:proofErr w:type="spellEnd"/>
-      <w:r>
-        <w:rPr>
-          <w:sz w:val="24"/>
-          <w:szCs w:val="24"/>
-          <w:lang w:val="ru-RU"/>
-        </w:rPr>
-        <w:t>\</w:t>
-      </w:r>
-      <w:proofErr w:type="spellStart"/>
-      <w:r>
-        <w:rPr>
-          <w:sz w:val="24"/>
-          <w:szCs w:val="24"/>
-          <w:lang w:val="ru-RU"/>
+          <w:lang w:val="en-US"/>
+        </w:rPr>
+      </w:pPr>
+      <w:r>
+        <w:rPr>
+          <w:sz w:val="24"/>
+          <w:szCs w:val="24"/>
+          <w:lang w:val="en-US"/>
+        </w:rPr>
+        <w:t>Wrote: index\</w:t>
+      </w:r>
+      <w:proofErr w:type="spellStart"/>
+      <w:r>
+        <w:rPr>
+          <w:sz w:val="24"/>
+          <w:szCs w:val="24"/>
+          <w:lang w:val="en-US"/>
         </w:rPr>
         <w:t>inv.bin</w:t>
       </w:r>
@@ -8827,7 +10560,7 @@
         <w:rPr>
           <w:sz w:val="24"/>
           <w:szCs w:val="24"/>
-          <w:lang w:val="ru-RU"/>
+          <w:lang w:val="en-US"/>
         </w:rPr>
       </w:pPr>
     </w:p>
@@ -10231,8 +11964,6 @@
         </w:rPr>
         <w:t>Compression ratio: 0.26</w:t>
       </w:r>
-      <w:bookmarkStart w:id="0" w:name="_GoBack"/>
-      <w:bookmarkEnd w:id="0"/>
     </w:p>
     <w:p>
       <w:pPr>
@@ -10432,16 +12163,40 @@
         <w:rPr>
           <w:sz w:val="24"/>
           <w:szCs w:val="24"/>
+          <w:lang w:val="ru-RU"/>
+        </w:rPr>
+      </w:pPr>
+      <w:r>
+        <w:rPr>
+          <w:sz w:val="24"/>
+          <w:szCs w:val="24"/>
           <w:lang w:val="en-US"/>
         </w:rPr>
-      </w:pPr>
+        <w:t>Wrote</w:t>
+      </w:r>
+      <w:r>
+        <w:rPr>
+          <w:sz w:val="24"/>
+          <w:szCs w:val="24"/>
+          <w:lang w:val="ru-RU"/>
+        </w:rPr>
+        <w:t xml:space="preserve">: </w:t>
+      </w:r>
       <w:r>
         <w:rPr>
           <w:sz w:val="24"/>
           <w:szCs w:val="24"/>
           <w:lang w:val="en-US"/>
         </w:rPr>
-        <w:t>Wrote: index\</w:t>
+        <w:t>index</w:t>
+      </w:r>
+      <w:r>
+        <w:rPr>
+          <w:sz w:val="24"/>
+          <w:szCs w:val="24"/>
+          <w:lang w:val="ru-RU"/>
+        </w:rPr>
+        <w:t>\</w:t>
       </w:r>
       <w:proofErr w:type="spellStart"/>
       <w:r>
@@ -10450,27 +12205,43 @@
           <w:szCs w:val="24"/>
           <w:lang w:val="en-US"/>
         </w:rPr>
-        <w:t>inv.bin</w:t>
-      </w:r>
-      <w:proofErr w:type="spellEnd"/>
-    </w:p>
-    <w:p>
-      <w:pPr>
-        <w:jc w:val="both"/>
+        <w:t>inv</w:t>
+      </w:r>
+      <w:proofErr w:type="spellEnd"/>
+      <w:r>
+        <w:rPr>
+          <w:sz w:val="24"/>
+          <w:szCs w:val="24"/>
+          <w:lang w:val="ru-RU"/>
+        </w:rPr>
+        <w:t>.</w:t>
+      </w:r>
+      <w:r>
         <w:rPr>
           <w:sz w:val="24"/>
           <w:szCs w:val="24"/>
           <w:lang w:val="en-US"/>
         </w:rPr>
-      </w:pPr>
-    </w:p>
-    <w:p>
-      <w:pPr>
-        <w:jc w:val="both"/>
-        <w:rPr>
-          <w:sz w:val="24"/>
-          <w:szCs w:val="24"/>
-          <w:lang w:val="en-US"/>
+        <w:t>bin</w:t>
+      </w:r>
+    </w:p>
+    <w:p>
+      <w:pPr>
+        <w:jc w:val="both"/>
+        <w:rPr>
+          <w:sz w:val="24"/>
+          <w:szCs w:val="24"/>
+          <w:lang w:val="ru-RU"/>
+        </w:rPr>
+      </w:pPr>
+    </w:p>
+    <w:p>
+      <w:pPr>
+        <w:jc w:val="both"/>
+        <w:rPr>
+          <w:sz w:val="24"/>
+          <w:szCs w:val="24"/>
+          <w:lang w:val="ru-RU"/>
         </w:rPr>
       </w:pPr>
     </w:p>
@@ -11729,7 +13500,7 @@
           <w:bCs/>
           <w:sz w:val="28"/>
           <w:szCs w:val="24"/>
-          <w:lang w:val="en-US"/>
+          <w:lang w:val="ru-RU"/>
         </w:rPr>
       </w:pPr>
       <w:r>
@@ -11747,9 +13518,68 @@
       <w:pPr>
         <w:jc w:val="both"/>
         <w:rPr>
-          <w:sz w:val="24"/>
-          <w:szCs w:val="24"/>
-          <w:lang w:val="en-US"/>
+          <w:b/>
+          <w:sz w:val="24"/>
+          <w:szCs w:val="24"/>
+          <w:lang w:val="ru-RU"/>
+        </w:rPr>
+      </w:pPr>
+    </w:p>
+    <w:p>
+      <w:pPr>
+        <w:jc w:val="both"/>
+        <w:rPr>
+          <w:b/>
+          <w:sz w:val="24"/>
+          <w:szCs w:val="24"/>
+          <w:lang w:val="ru-RU"/>
+        </w:rPr>
+      </w:pPr>
+      <w:r>
+        <w:rPr>
+          <w:b/>
+          <w:sz w:val="24"/>
+          <w:szCs w:val="24"/>
+          <w:lang w:val="ru-RU"/>
+        </w:rPr>
+        <w:t>Проверка выдачи для разных поисковых операций:</w:t>
+      </w:r>
+    </w:p>
+    <w:p>
+      <w:pPr>
+        <w:jc w:val="both"/>
+        <w:rPr>
+          <w:sz w:val="24"/>
+          <w:szCs w:val="24"/>
+          <w:lang w:val="ru-RU"/>
+        </w:rPr>
+      </w:pPr>
+    </w:p>
+    <w:p>
+      <w:pPr>
+        <w:jc w:val="both"/>
+        <w:rPr>
+          <w:sz w:val="24"/>
+          <w:szCs w:val="24"/>
+          <w:lang w:val="ru-RU"/>
+        </w:rPr>
+      </w:pPr>
+      <w:r>
+        <w:rPr>
+          <w:sz w:val="24"/>
+          <w:szCs w:val="24"/>
+          <w:lang w:val="ru-RU"/>
+        </w:rPr>
+        <w:t>Тип запроса     AND</w:t>
+      </w:r>
+    </w:p>
+    <w:p>
+      <w:pPr>
+        <w:jc w:val="both"/>
+        <w:rPr>
+          <w:sz w:val="24"/>
+          <w:szCs w:val="24"/>
+          <w:lang w:val="ru-RU"/>
         </w:rPr>
       </w:pPr>
       <w:proofErr w:type="gramStart"/>
@@ -11757,93 +13587,93 @@
         <w:rPr>
           <w:sz w:val="24"/>
           <w:szCs w:val="24"/>
-          <w:lang w:val="en-US"/>
-        </w:rPr>
-        <w:t>(.</w:t>
-      </w:r>
-      <w:proofErr w:type="spellStart"/>
-      <w:r>
-        <w:rPr>
-          <w:sz w:val="24"/>
-          <w:szCs w:val="24"/>
-          <w:lang w:val="en-US"/>
-        </w:rPr>
-        <w:t>venv</w:t>
-      </w:r>
-      <w:proofErr w:type="spellEnd"/>
+          <w:lang w:val="ru-RU"/>
+        </w:rPr>
+        <w:t>Запрос  дорога</w:t>
+      </w:r>
       <w:proofErr w:type="gramEnd"/>
       <w:r>
         <w:rPr>
           <w:sz w:val="24"/>
           <w:szCs w:val="24"/>
-          <w:lang w:val="en-US"/>
-        </w:rPr>
-        <w:t>) PS C:\dev\mai\IR&gt; python run_report_queries.py search_cli.exe index\</w:t>
-      </w:r>
-      <w:proofErr w:type="spellStart"/>
-      <w:r>
-        <w:rPr>
-          <w:sz w:val="24"/>
-          <w:szCs w:val="24"/>
-          <w:lang w:val="en-US"/>
-        </w:rPr>
-        <w:t>inv.bin</w:t>
-      </w:r>
-      <w:proofErr w:type="spellEnd"/>
-      <w:r>
-        <w:rPr>
-          <w:sz w:val="24"/>
-          <w:szCs w:val="24"/>
-          <w:lang w:val="en-US"/>
-        </w:rPr>
-        <w:t xml:space="preserve"> index\</w:t>
-      </w:r>
-      <w:proofErr w:type="spellStart"/>
-      <w:r>
-        <w:rPr>
-          <w:sz w:val="24"/>
-          <w:szCs w:val="24"/>
-          <w:lang w:val="en-US"/>
-        </w:rPr>
-        <w:t>fwd.bin</w:t>
-      </w:r>
-      <w:proofErr w:type="spellEnd"/>
-      <w:r>
-        <w:rPr>
-          <w:sz w:val="24"/>
-          <w:szCs w:val="24"/>
-          <w:lang w:val="en-US"/>
-        </w:rPr>
-        <w:t xml:space="preserve"> 3</w:t>
-      </w:r>
-    </w:p>
-    <w:p>
-      <w:pPr>
-        <w:jc w:val="both"/>
-        <w:rPr>
-          <w:sz w:val="24"/>
-          <w:szCs w:val="24"/>
-          <w:lang w:val="ru-RU"/>
-        </w:rPr>
-      </w:pPr>
-      <w:r>
-        <w:rPr>
-          <w:sz w:val="24"/>
-          <w:szCs w:val="24"/>
-          <w:lang w:val="ru-RU"/>
-        </w:rPr>
-        <w:t>Тип запроса     AND</w:t>
-      </w:r>
-    </w:p>
-    <w:p>
-      <w:pPr>
-        <w:jc w:val="both"/>
-        <w:rPr>
-          <w:sz w:val="24"/>
-          <w:szCs w:val="24"/>
-          <w:lang w:val="ru-RU"/>
-        </w:rPr>
-      </w:pPr>
+          <w:lang w:val="ru-RU"/>
+        </w:rPr>
+        <w:t xml:space="preserve"> &amp;&amp; ремонт</w:t>
+      </w:r>
+    </w:p>
+    <w:p>
+      <w:pPr>
+        <w:jc w:val="both"/>
+        <w:rPr>
+          <w:sz w:val="24"/>
+          <w:szCs w:val="24"/>
+          <w:lang w:val="ru-RU"/>
+        </w:rPr>
+      </w:pPr>
+      <w:proofErr w:type="spellStart"/>
+      <w:r>
+        <w:rPr>
+          <w:sz w:val="24"/>
+          <w:szCs w:val="24"/>
+          <w:lang w:val="ru-RU"/>
+        </w:rPr>
+        <w:t>docid</w:t>
+      </w:r>
+      <w:proofErr w:type="spellEnd"/>
+      <w:r>
+        <w:rPr>
+          <w:sz w:val="24"/>
+          <w:szCs w:val="24"/>
+          <w:lang w:val="ru-RU"/>
+        </w:rPr>
+        <w:t xml:space="preserve">   </w:t>
+      </w:r>
+      <w:proofErr w:type="spellStart"/>
+      <w:r>
+        <w:rPr>
+          <w:sz w:val="24"/>
+          <w:szCs w:val="24"/>
+          <w:lang w:val="ru-RU"/>
+        </w:rPr>
+        <w:t>title</w:t>
+      </w:r>
+      <w:proofErr w:type="spellEnd"/>
+      <w:r>
+        <w:rPr>
+          <w:sz w:val="24"/>
+          <w:szCs w:val="24"/>
+          <w:lang w:val="ru-RU"/>
+        </w:rPr>
+        <w:t xml:space="preserve">   </w:t>
+      </w:r>
+      <w:proofErr w:type="spellStart"/>
+      <w:r>
+        <w:rPr>
+          <w:sz w:val="24"/>
+          <w:szCs w:val="24"/>
+          <w:lang w:val="ru-RU"/>
+        </w:rPr>
+        <w:t>url</w:t>
+      </w:r>
+      <w:proofErr w:type="spellEnd"/>
+    </w:p>
+    <w:p>
+      <w:pPr>
+        <w:jc w:val="both"/>
+        <w:rPr>
+          <w:sz w:val="24"/>
+          <w:szCs w:val="24"/>
+          <w:lang w:val="ru-RU"/>
+        </w:rPr>
+      </w:pPr>
+      <w:r>
+        <w:rPr>
+          <w:sz w:val="24"/>
+          <w:szCs w:val="24"/>
+          <w:lang w:val="ru-RU"/>
+        </w:rPr>
+        <w:t xml:space="preserve">9       Дела </w:t>
+      </w:r>
       <w:proofErr w:type="gramStart"/>
       <w:r>
         <w:rPr>
@@ -11851,16 +13681,110 @@
           <w:szCs w:val="24"/>
           <w:lang w:val="ru-RU"/>
         </w:rPr>
-        <w:t>Запрос  дорога</w:t>
+        <w:t>житейские  https://www.xn--b1aaalbpdjc1bbxpfp.xn--p1ai/29564-zhiteykie.html</w:t>
       </w:r>
       <w:proofErr w:type="gramEnd"/>
-      <w:r>
-        <w:rPr>
-          <w:sz w:val="24"/>
-          <w:szCs w:val="24"/>
-          <w:lang w:val="ru-RU"/>
-        </w:rPr>
-        <w:t xml:space="preserve"> &amp;&amp; ремонт</w:t>
+    </w:p>
+    <w:p>
+      <w:pPr>
+        <w:jc w:val="both"/>
+        <w:rPr>
+          <w:sz w:val="24"/>
+          <w:szCs w:val="24"/>
+          <w:lang w:val="ru-RU"/>
+        </w:rPr>
+      </w:pPr>
+      <w:r>
+        <w:rPr>
+          <w:sz w:val="24"/>
+          <w:szCs w:val="24"/>
+          <w:lang w:val="ru-RU"/>
+        </w:rPr>
+        <w:t>12      Депутаты Законодательного Собрания приняли проект бюджета в первом чтении     https://www.xn--b1aaalbpdjc1bbxpfp.xn--p1ai/29565-deputaty-zakonodatelnogo-sobraniya-prinyali-proekt-byudzheta-v-pervom-chtenii.html</w:t>
+      </w:r>
+    </w:p>
+    <w:p>
+      <w:pPr>
+        <w:jc w:val="both"/>
+        <w:rPr>
+          <w:sz w:val="24"/>
+          <w:szCs w:val="24"/>
+          <w:lang w:val="ru-RU"/>
+        </w:rPr>
+      </w:pPr>
+      <w:r>
+        <w:rPr>
+          <w:sz w:val="24"/>
+          <w:szCs w:val="24"/>
+          <w:lang w:val="ru-RU"/>
+        </w:rPr>
+        <w:t xml:space="preserve">17      Дырявый </w:t>
+      </w:r>
+      <w:proofErr w:type="gramStart"/>
+      <w:r>
+        <w:rPr>
+          <w:sz w:val="24"/>
+          <w:szCs w:val="24"/>
+          <w:lang w:val="ru-RU"/>
+        </w:rPr>
+        <w:t>ремонт  https://www.xn--b1aaalbpdjc1bbxpfp.xn--p1ai/29543-dyryavyy-remont.html</w:t>
+      </w:r>
+      <w:proofErr w:type="gramEnd"/>
+    </w:p>
+    <w:p>
+      <w:pPr>
+        <w:jc w:val="both"/>
+        <w:rPr>
+          <w:sz w:val="24"/>
+          <w:szCs w:val="24"/>
+          <w:lang w:val="ru-RU"/>
+        </w:rPr>
+      </w:pPr>
+    </w:p>
+    <w:p>
+      <w:pPr>
+        <w:jc w:val="both"/>
+        <w:rPr>
+          <w:sz w:val="24"/>
+          <w:szCs w:val="24"/>
+          <w:lang w:val="ru-RU"/>
+        </w:rPr>
+      </w:pPr>
+      <w:r>
+        <w:rPr>
+          <w:sz w:val="24"/>
+          <w:szCs w:val="24"/>
+          <w:lang w:val="ru-RU"/>
+        </w:rPr>
+        <w:t>Тип запроса     OR</w:t>
+      </w:r>
+    </w:p>
+    <w:p>
+      <w:pPr>
+        <w:jc w:val="both"/>
+        <w:rPr>
+          <w:sz w:val="24"/>
+          <w:szCs w:val="24"/>
+          <w:lang w:val="ru-RU"/>
+        </w:rPr>
+      </w:pPr>
+      <w:proofErr w:type="gramStart"/>
+      <w:r>
+        <w:rPr>
+          <w:sz w:val="24"/>
+          <w:szCs w:val="24"/>
+          <w:lang w:val="ru-RU"/>
+        </w:rPr>
+        <w:t>Запрос  полиция</w:t>
+      </w:r>
+      <w:proofErr w:type="gramEnd"/>
+      <w:r>
+        <w:rPr>
+          <w:sz w:val="24"/>
+          <w:szCs w:val="24"/>
+          <w:lang w:val="ru-RU"/>
+        </w:rPr>
+        <w:t xml:space="preserve"> || суд</w:t>
       </w:r>
     </w:p>
     <w:p>
@@ -11934,8 +13858,82 @@
           <w:szCs w:val="24"/>
           <w:lang w:val="ru-RU"/>
         </w:rPr>
-        <w:t xml:space="preserve">9       Дела </w:t>
-      </w:r>
+        <w:t>5       Взорвал петарду – в тюрьму      https://www.xn--b1aaalbpdjc1bbxpfp.xn--p1ai/29589-vzorval-petardu-v-tyurmu.html</w:t>
+      </w:r>
+    </w:p>
+    <w:p>
+      <w:pPr>
+        <w:jc w:val="both"/>
+        <w:rPr>
+          <w:sz w:val="24"/>
+          <w:szCs w:val="24"/>
+          <w:lang w:val="ru-RU"/>
+        </w:rPr>
+      </w:pPr>
+      <w:r>
+        <w:rPr>
+          <w:sz w:val="24"/>
+          <w:szCs w:val="24"/>
+          <w:lang w:val="ru-RU"/>
+        </w:rPr>
+        <w:t>6       Куда повезут снег?      https://www.xn--b1aaalbpdjc1bbxpfp.xn--p1ai/29590-kuda-povezut-sneg.html</w:t>
+      </w:r>
+    </w:p>
+    <w:p>
+      <w:pPr>
+        <w:jc w:val="both"/>
+        <w:rPr>
+          <w:sz w:val="24"/>
+          <w:szCs w:val="24"/>
+          <w:lang w:val="ru-RU"/>
+        </w:rPr>
+      </w:pPr>
+      <w:r>
+        <w:rPr>
+          <w:sz w:val="24"/>
+          <w:szCs w:val="24"/>
+          <w:lang w:val="ru-RU"/>
+        </w:rPr>
+        <w:t>14      Ведь так не должно быть на свете...     https://www.xn--b1aaalbpdjc1bbxpfp.xn--p1ai/29545-ved-tak-ne-dolzhno-byt-na-svete.html</w:t>
+      </w:r>
+    </w:p>
+    <w:p>
+      <w:pPr>
+        <w:jc w:val="both"/>
+        <w:rPr>
+          <w:sz w:val="24"/>
+          <w:szCs w:val="24"/>
+          <w:lang w:val="ru-RU"/>
+        </w:rPr>
+      </w:pPr>
+    </w:p>
+    <w:p>
+      <w:pPr>
+        <w:jc w:val="both"/>
+        <w:rPr>
+          <w:sz w:val="24"/>
+          <w:szCs w:val="24"/>
+          <w:lang w:val="ru-RU"/>
+        </w:rPr>
+      </w:pPr>
+      <w:r>
+        <w:rPr>
+          <w:sz w:val="24"/>
+          <w:szCs w:val="24"/>
+          <w:lang w:val="ru-RU"/>
+        </w:rPr>
+        <w:t>Тип запроса     NOT</w:t>
+      </w:r>
+    </w:p>
+    <w:p>
+      <w:pPr>
+        <w:jc w:val="both"/>
+        <w:rPr>
+          <w:sz w:val="24"/>
+          <w:szCs w:val="24"/>
+          <w:lang w:val="ru-RU"/>
+        </w:rPr>
+      </w:pPr>
       <w:proofErr w:type="gramStart"/>
       <w:r>
         <w:rPr>
@@ -11943,45 +13941,193 @@
           <w:szCs w:val="24"/>
           <w:lang w:val="ru-RU"/>
         </w:rPr>
-        <w:t>житейские  https://www.xn--b1aaalbpdjc1bbxpfp.xn--p1ai/29564-zhiteykie.html</w:t>
+        <w:t>Запрос  город</w:t>
       </w:r>
       <w:proofErr w:type="gramEnd"/>
-    </w:p>
-    <w:p>
-      <w:pPr>
-        <w:jc w:val="both"/>
-        <w:rPr>
-          <w:sz w:val="24"/>
-          <w:szCs w:val="24"/>
-          <w:lang w:val="ru-RU"/>
-        </w:rPr>
-      </w:pPr>
-      <w:r>
-        <w:rPr>
-          <w:sz w:val="24"/>
-          <w:szCs w:val="24"/>
-          <w:lang w:val="ru-RU"/>
-        </w:rPr>
-        <w:t>12      Депутаты Законодательного Собрания приняли проект бюджета в первом чтении     https://www.xn--b1aaalbpdjc1bbxpfp.xn--p1ai/29565-deputaty-zakonodatelnogo-sobraniya-prinyali-proekt-byudzheta-v-pervom-chtenii.html</w:t>
-      </w:r>
-    </w:p>
-    <w:p>
-      <w:pPr>
-        <w:jc w:val="both"/>
-        <w:rPr>
-          <w:sz w:val="24"/>
-          <w:szCs w:val="24"/>
-          <w:lang w:val="ru-RU"/>
-        </w:rPr>
-      </w:pPr>
-      <w:r>
-        <w:rPr>
-          <w:sz w:val="24"/>
-          <w:szCs w:val="24"/>
-          <w:lang w:val="ru-RU"/>
-        </w:rPr>
-        <w:t xml:space="preserve">17      Дырявый </w:t>
-      </w:r>
+      <w:r>
+        <w:rPr>
+          <w:sz w:val="24"/>
+          <w:szCs w:val="24"/>
+          <w:lang w:val="ru-RU"/>
+        </w:rPr>
+        <w:t xml:space="preserve"> &amp;&amp; !</w:t>
+      </w:r>
+      <w:proofErr w:type="spellStart"/>
+      <w:r>
+        <w:rPr>
+          <w:sz w:val="24"/>
+          <w:szCs w:val="24"/>
+          <w:lang w:val="ru-RU"/>
+        </w:rPr>
+        <w:t>москва</w:t>
+      </w:r>
+      <w:proofErr w:type="spellEnd"/>
+    </w:p>
+    <w:p>
+      <w:pPr>
+        <w:jc w:val="both"/>
+        <w:rPr>
+          <w:sz w:val="24"/>
+          <w:szCs w:val="24"/>
+          <w:lang w:val="ru-RU"/>
+        </w:rPr>
+      </w:pPr>
+      <w:proofErr w:type="spellStart"/>
+      <w:r>
+        <w:rPr>
+          <w:sz w:val="24"/>
+          <w:szCs w:val="24"/>
+          <w:lang w:val="ru-RU"/>
+        </w:rPr>
+        <w:t>docid</w:t>
+      </w:r>
+      <w:proofErr w:type="spellEnd"/>
+      <w:r>
+        <w:rPr>
+          <w:sz w:val="24"/>
+          <w:szCs w:val="24"/>
+          <w:lang w:val="ru-RU"/>
+        </w:rPr>
+        <w:t xml:space="preserve">   </w:t>
+      </w:r>
+      <w:proofErr w:type="spellStart"/>
+      <w:r>
+        <w:rPr>
+          <w:sz w:val="24"/>
+          <w:szCs w:val="24"/>
+          <w:lang w:val="ru-RU"/>
+        </w:rPr>
+        <w:t>title</w:t>
+      </w:r>
+      <w:proofErr w:type="spellEnd"/>
+      <w:r>
+        <w:rPr>
+          <w:sz w:val="24"/>
+          <w:szCs w:val="24"/>
+          <w:lang w:val="ru-RU"/>
+        </w:rPr>
+        <w:t xml:space="preserve">   </w:t>
+      </w:r>
+      <w:proofErr w:type="spellStart"/>
+      <w:r>
+        <w:rPr>
+          <w:sz w:val="24"/>
+          <w:szCs w:val="24"/>
+          <w:lang w:val="ru-RU"/>
+        </w:rPr>
+        <w:t>url</w:t>
+      </w:r>
+      <w:proofErr w:type="spellEnd"/>
+    </w:p>
+    <w:p>
+      <w:pPr>
+        <w:jc w:val="both"/>
+        <w:rPr>
+          <w:sz w:val="24"/>
+          <w:szCs w:val="24"/>
+          <w:lang w:val="ru-RU"/>
+        </w:rPr>
+      </w:pPr>
+      <w:r>
+        <w:rPr>
+          <w:sz w:val="24"/>
+          <w:szCs w:val="24"/>
+          <w:lang w:val="ru-RU"/>
+        </w:rPr>
+        <w:t xml:space="preserve">2       Дети с инвалидностью в Ярославской области смогут пройти комплексную </w:t>
+      </w:r>
+      <w:proofErr w:type="spellStart"/>
+      <w:r>
+        <w:rPr>
+          <w:sz w:val="24"/>
+          <w:szCs w:val="24"/>
+          <w:lang w:val="ru-RU"/>
+        </w:rPr>
+        <w:t>реабилит</w:t>
+      </w:r>
+      <w:proofErr w:type="spellEnd"/>
+      <w:r>
+        <w:rPr>
+          <w:sz w:val="24"/>
+          <w:szCs w:val="24"/>
+          <w:lang w:val="ru-RU"/>
+        </w:rPr>
+        <w:t xml:space="preserve">...      https://city-news.ru/news/society/deti-s-invalidnostyu-v-yaroslavskoy-oblasti-smogut-proyti-kompleksnuyu-reabilitatsiyu-v-ramkakh-pilo/     </w:t>
+      </w:r>
+    </w:p>
+    <w:p>
+      <w:pPr>
+        <w:jc w:val="both"/>
+        <w:rPr>
+          <w:sz w:val="24"/>
+          <w:szCs w:val="24"/>
+          <w:lang w:val="ru-RU"/>
+        </w:rPr>
+      </w:pPr>
+      <w:r>
+        <w:rPr>
+          <w:sz w:val="24"/>
+          <w:szCs w:val="24"/>
+          <w:lang w:val="ru-RU"/>
+        </w:rPr>
+        <w:t>3       Мэр Ярославля прокомментировал продажу Центрального рынка 14:03 вторник, 16 д...      https://city-news.ru/news/society/mer-yaroslavlya-prokommentiroval-prodazhu-tsentralnogo-rynka/</w:t>
+      </w:r>
+    </w:p>
+    <w:p>
+      <w:pPr>
+        <w:jc w:val="both"/>
+        <w:rPr>
+          <w:sz w:val="24"/>
+          <w:szCs w:val="24"/>
+          <w:lang w:val="ru-RU"/>
+        </w:rPr>
+      </w:pPr>
+      <w:r>
+        <w:rPr>
+          <w:sz w:val="24"/>
+          <w:szCs w:val="24"/>
+          <w:lang w:val="ru-RU"/>
+        </w:rPr>
+        <w:t>4       В Ярославле запустят новый автобусный маршрут с часовым интервалом 14:03 втор...      https://city-news.ru/news/society/v-yaroslavle-zapustyat-novyy-avtobusnyy-marshrut-s-chasovym-intervalom/</w:t>
+      </w:r>
+    </w:p>
+    <w:p>
+      <w:pPr>
+        <w:jc w:val="both"/>
+        <w:rPr>
+          <w:sz w:val="24"/>
+          <w:szCs w:val="24"/>
+          <w:lang w:val="ru-RU"/>
+        </w:rPr>
+      </w:pPr>
+    </w:p>
+    <w:p>
+      <w:pPr>
+        <w:jc w:val="both"/>
+        <w:rPr>
+          <w:sz w:val="24"/>
+          <w:szCs w:val="24"/>
+          <w:lang w:val="ru-RU"/>
+        </w:rPr>
+      </w:pPr>
+      <w:r>
+        <w:rPr>
+          <w:sz w:val="24"/>
+          <w:szCs w:val="24"/>
+          <w:lang w:val="ru-RU"/>
+        </w:rPr>
+        <w:t>Тип запроса     Скобки</w:t>
+      </w:r>
+    </w:p>
+    <w:p>
+      <w:pPr>
+        <w:jc w:val="both"/>
+        <w:rPr>
+          <w:sz w:val="24"/>
+          <w:szCs w:val="24"/>
+          <w:lang w:val="ru-RU"/>
+        </w:rPr>
+      </w:pPr>
       <w:proofErr w:type="gramStart"/>
       <w:r>
         <w:rPr>
@@ -11989,47 +14135,136 @@
           <w:szCs w:val="24"/>
           <w:lang w:val="ru-RU"/>
         </w:rPr>
-        <w:t>ремонт  https://www.xn--b1aaalbpdjc1bbxpfp.xn--p1ai/29543-dyryavyy-remont.html</w:t>
+        <w:t>Запрос  (</w:t>
       </w:r>
       <w:proofErr w:type="gramEnd"/>
-    </w:p>
-    <w:p>
-      <w:pPr>
-        <w:jc w:val="both"/>
-        <w:rPr>
-          <w:sz w:val="24"/>
-          <w:szCs w:val="24"/>
-          <w:lang w:val="ru-RU"/>
-        </w:rPr>
-      </w:pPr>
-    </w:p>
-    <w:p>
-      <w:pPr>
-        <w:jc w:val="both"/>
-        <w:rPr>
-          <w:sz w:val="24"/>
-          <w:szCs w:val="24"/>
-          <w:lang w:val="ru-RU"/>
-        </w:rPr>
-      </w:pPr>
-      <w:r>
-        <w:rPr>
-          <w:sz w:val="24"/>
-          <w:szCs w:val="24"/>
-          <w:lang w:val="ru-RU"/>
-        </w:rPr>
-        <w:t>Тип запроса     OR</w:t>
-      </w:r>
-    </w:p>
-    <w:p>
-      <w:pPr>
-        <w:jc w:val="both"/>
-        <w:rPr>
-          <w:sz w:val="24"/>
-          <w:szCs w:val="24"/>
-          <w:lang w:val="ru-RU"/>
-        </w:rPr>
-      </w:pPr>
+      <w:r>
+        <w:rPr>
+          <w:sz w:val="24"/>
+          <w:szCs w:val="24"/>
+          <w:lang w:val="ru-RU"/>
+        </w:rPr>
+        <w:t>полиция || суд) &amp;&amp; (дело || приговор)</w:t>
+      </w:r>
+    </w:p>
+    <w:p>
+      <w:pPr>
+        <w:jc w:val="both"/>
+        <w:rPr>
+          <w:sz w:val="24"/>
+          <w:szCs w:val="24"/>
+          <w:lang w:val="ru-RU"/>
+        </w:rPr>
+      </w:pPr>
+      <w:proofErr w:type="spellStart"/>
+      <w:r>
+        <w:rPr>
+          <w:sz w:val="24"/>
+          <w:szCs w:val="24"/>
+          <w:lang w:val="ru-RU"/>
+        </w:rPr>
+        <w:t>docid</w:t>
+      </w:r>
+      <w:proofErr w:type="spellEnd"/>
+      <w:r>
+        <w:rPr>
+          <w:sz w:val="24"/>
+          <w:szCs w:val="24"/>
+          <w:lang w:val="ru-RU"/>
+        </w:rPr>
+        <w:t xml:space="preserve">   </w:t>
+      </w:r>
+      <w:proofErr w:type="spellStart"/>
+      <w:r>
+        <w:rPr>
+          <w:sz w:val="24"/>
+          <w:szCs w:val="24"/>
+          <w:lang w:val="ru-RU"/>
+        </w:rPr>
+        <w:t>title</w:t>
+      </w:r>
+      <w:proofErr w:type="spellEnd"/>
+      <w:r>
+        <w:rPr>
+          <w:sz w:val="24"/>
+          <w:szCs w:val="24"/>
+          <w:lang w:val="ru-RU"/>
+        </w:rPr>
+        <w:t xml:space="preserve">   </w:t>
+      </w:r>
+      <w:proofErr w:type="spellStart"/>
+      <w:r>
+        <w:rPr>
+          <w:sz w:val="24"/>
+          <w:szCs w:val="24"/>
+          <w:lang w:val="ru-RU"/>
+        </w:rPr>
+        <w:t>url</w:t>
+      </w:r>
+      <w:proofErr w:type="spellEnd"/>
+    </w:p>
+    <w:p>
+      <w:pPr>
+        <w:jc w:val="both"/>
+        <w:rPr>
+          <w:sz w:val="24"/>
+          <w:szCs w:val="24"/>
+          <w:lang w:val="ru-RU"/>
+        </w:rPr>
+      </w:pPr>
+      <w:r>
+        <w:rPr>
+          <w:sz w:val="24"/>
+          <w:szCs w:val="24"/>
+          <w:lang w:val="ru-RU"/>
+        </w:rPr>
+        <w:t>14      Ведь так не должно быть на свете...     https://www.xn--b1aaalbpdjc1bbxpfp.xn--</w:t>
+      </w:r>
+      <w:r>
+        <w:rPr>
+          <w:sz w:val="24"/>
+          <w:szCs w:val="24"/>
+          <w:lang w:val="ru-RU"/>
+        </w:rPr>
+        <w:lastRenderedPageBreak/>
+        <w:t>p1ai/29545-ved-tak-ne-dolzhno-byt-na-svete.html</w:t>
+      </w:r>
+    </w:p>
+    <w:p>
+      <w:pPr>
+        <w:jc w:val="both"/>
+        <w:rPr>
+          <w:sz w:val="24"/>
+          <w:szCs w:val="24"/>
+          <w:lang w:val="ru-RU"/>
+        </w:rPr>
+      </w:pPr>
+      <w:r>
+        <w:rPr>
+          <w:sz w:val="24"/>
+          <w:szCs w:val="24"/>
+          <w:lang w:val="ru-RU"/>
+        </w:rPr>
+        <w:t>19      Наука как образ жизни   https://www.xn--b1aaalbpdjc1bbxpfp.xn--p1ai/29524-nauka-kak-obraz-zhizni.html</w:t>
+      </w:r>
+    </w:p>
+    <w:p>
+      <w:pPr>
+        <w:jc w:val="both"/>
+        <w:rPr>
+          <w:sz w:val="24"/>
+          <w:szCs w:val="24"/>
+          <w:lang w:val="ru-RU"/>
+        </w:rPr>
+      </w:pPr>
+      <w:r>
+        <w:rPr>
+          <w:sz w:val="24"/>
+          <w:szCs w:val="24"/>
+          <w:lang w:val="ru-RU"/>
+        </w:rPr>
+        <w:t xml:space="preserve">22      Живем и </w:t>
+      </w:r>
       <w:proofErr w:type="gramStart"/>
       <w:r>
         <w:rPr>
@@ -12037,16 +14272,64 @@
           <w:szCs w:val="24"/>
           <w:lang w:val="ru-RU"/>
         </w:rPr>
-        <w:t>Запрос  полиция</w:t>
+        <w:t>боимся  https://www.xn--b1aaalbpdjc1bbxpfp.xn--p1ai/29520-zhivem-i-boimsya.html</w:t>
       </w:r>
       <w:proofErr w:type="gramEnd"/>
-      <w:r>
-        <w:rPr>
-          <w:sz w:val="24"/>
-          <w:szCs w:val="24"/>
-          <w:lang w:val="ru-RU"/>
-        </w:rPr>
-        <w:t xml:space="preserve"> || суд</w:t>
+    </w:p>
+    <w:p>
+      <w:pPr>
+        <w:jc w:val="both"/>
+        <w:rPr>
+          <w:sz w:val="24"/>
+          <w:szCs w:val="24"/>
+          <w:lang w:val="ru-RU"/>
+        </w:rPr>
+      </w:pPr>
+    </w:p>
+    <w:p>
+      <w:pPr>
+        <w:jc w:val="both"/>
+        <w:rPr>
+          <w:sz w:val="24"/>
+          <w:szCs w:val="24"/>
+          <w:lang w:val="ru-RU"/>
+        </w:rPr>
+      </w:pPr>
+      <w:r>
+        <w:rPr>
+          <w:sz w:val="24"/>
+          <w:szCs w:val="24"/>
+          <w:lang w:val="ru-RU"/>
+        </w:rPr>
+        <w:t>Тип запроса     TF IDF</w:t>
+      </w:r>
+    </w:p>
+    <w:p>
+      <w:pPr>
+        <w:jc w:val="both"/>
+        <w:rPr>
+          <w:sz w:val="24"/>
+          <w:szCs w:val="24"/>
+          <w:lang w:val="ru-RU"/>
+        </w:rPr>
+      </w:pPr>
+      <w:proofErr w:type="gramStart"/>
+      <w:r>
+        <w:rPr>
+          <w:sz w:val="24"/>
+          <w:szCs w:val="24"/>
+          <w:lang w:val="ru-RU"/>
+        </w:rPr>
+        <w:t>Запрос  проект</w:t>
+      </w:r>
+      <w:proofErr w:type="gramEnd"/>
+      <w:r>
+        <w:rPr>
+          <w:sz w:val="24"/>
+          <w:szCs w:val="24"/>
+          <w:lang w:val="ru-RU"/>
+        </w:rPr>
+        <w:t xml:space="preserve"> развитие</w:t>
       </w:r>
     </w:p>
     <w:p>
@@ -12083,6 +14366,24 @@
           <w:szCs w:val="24"/>
           <w:lang w:val="ru-RU"/>
         </w:rPr>
+        <w:t>score</w:t>
+      </w:r>
+      <w:proofErr w:type="spellEnd"/>
+      <w:r>
+        <w:rPr>
+          <w:sz w:val="24"/>
+          <w:szCs w:val="24"/>
+          <w:lang w:val="ru-RU"/>
+        </w:rPr>
+        <w:t xml:space="preserve">   </w:t>
+      </w:r>
+      <w:proofErr w:type="spellStart"/>
+      <w:r>
+        <w:rPr>
+          <w:sz w:val="24"/>
+          <w:szCs w:val="24"/>
+          <w:lang w:val="ru-RU"/>
+        </w:rPr>
         <w:t>title</w:t>
       </w:r>
       <w:proofErr w:type="spellEnd"/>
@@ -12120,561 +14421,6 @@
           <w:szCs w:val="24"/>
           <w:lang w:val="ru-RU"/>
         </w:rPr>
-        <w:t>5       Взорвал петарду – в тюрьму      https://www.xn--b1aaalbpdjc1bbxpfp.xn--p1ai/29589-vzorval-petardu-v-tyurmu.html</w:t>
-      </w:r>
-    </w:p>
-    <w:p>
-      <w:pPr>
-        <w:jc w:val="both"/>
-        <w:rPr>
-          <w:sz w:val="24"/>
-          <w:szCs w:val="24"/>
-          <w:lang w:val="ru-RU"/>
-        </w:rPr>
-      </w:pPr>
-      <w:r>
-        <w:rPr>
-          <w:sz w:val="24"/>
-          <w:szCs w:val="24"/>
-          <w:lang w:val="ru-RU"/>
-        </w:rPr>
-        <w:t>6       Куда повезут снег?      https://www.xn--b1aaalbpdjc1bbxpfp.xn--p1ai/29590-kuda-povezut-sneg.html</w:t>
-      </w:r>
-    </w:p>
-    <w:p>
-      <w:pPr>
-        <w:jc w:val="both"/>
-        <w:rPr>
-          <w:sz w:val="24"/>
-          <w:szCs w:val="24"/>
-          <w:lang w:val="ru-RU"/>
-        </w:rPr>
-      </w:pPr>
-      <w:r>
-        <w:rPr>
-          <w:sz w:val="24"/>
-          <w:szCs w:val="24"/>
-          <w:lang w:val="ru-RU"/>
-        </w:rPr>
-        <w:t>14      Ведь так не должно быть на свете...     https://www.xn--b1aaalbpdjc1bbxpfp.xn--p1ai/29545-ved-tak-ne-dolzhno-byt-na-svete.html</w:t>
-      </w:r>
-    </w:p>
-    <w:p>
-      <w:pPr>
-        <w:jc w:val="both"/>
-        <w:rPr>
-          <w:sz w:val="24"/>
-          <w:szCs w:val="24"/>
-          <w:lang w:val="ru-RU"/>
-        </w:rPr>
-      </w:pPr>
-    </w:p>
-    <w:p>
-      <w:pPr>
-        <w:jc w:val="both"/>
-        <w:rPr>
-          <w:sz w:val="24"/>
-          <w:szCs w:val="24"/>
-          <w:lang w:val="ru-RU"/>
-        </w:rPr>
-      </w:pPr>
-      <w:r>
-        <w:rPr>
-          <w:sz w:val="24"/>
-          <w:szCs w:val="24"/>
-          <w:lang w:val="ru-RU"/>
-        </w:rPr>
-        <w:t>Тип запроса     NOT</w:t>
-      </w:r>
-    </w:p>
-    <w:p>
-      <w:pPr>
-        <w:jc w:val="both"/>
-        <w:rPr>
-          <w:sz w:val="24"/>
-          <w:szCs w:val="24"/>
-          <w:lang w:val="ru-RU"/>
-        </w:rPr>
-      </w:pPr>
-      <w:proofErr w:type="gramStart"/>
-      <w:r>
-        <w:rPr>
-          <w:sz w:val="24"/>
-          <w:szCs w:val="24"/>
-          <w:lang w:val="ru-RU"/>
-        </w:rPr>
-        <w:t>Запрос  город</w:t>
-      </w:r>
-      <w:proofErr w:type="gramEnd"/>
-      <w:r>
-        <w:rPr>
-          <w:sz w:val="24"/>
-          <w:szCs w:val="24"/>
-          <w:lang w:val="ru-RU"/>
-        </w:rPr>
-        <w:t xml:space="preserve"> &amp;&amp; !</w:t>
-      </w:r>
-      <w:proofErr w:type="spellStart"/>
-      <w:r>
-        <w:rPr>
-          <w:sz w:val="24"/>
-          <w:szCs w:val="24"/>
-          <w:lang w:val="ru-RU"/>
-        </w:rPr>
-        <w:t>москва</w:t>
-      </w:r>
-      <w:proofErr w:type="spellEnd"/>
-    </w:p>
-    <w:p>
-      <w:pPr>
-        <w:jc w:val="both"/>
-        <w:rPr>
-          <w:sz w:val="24"/>
-          <w:szCs w:val="24"/>
-          <w:lang w:val="ru-RU"/>
-        </w:rPr>
-      </w:pPr>
-      <w:proofErr w:type="spellStart"/>
-      <w:r>
-        <w:rPr>
-          <w:sz w:val="24"/>
-          <w:szCs w:val="24"/>
-          <w:lang w:val="ru-RU"/>
-        </w:rPr>
-        <w:t>docid</w:t>
-      </w:r>
-      <w:proofErr w:type="spellEnd"/>
-      <w:r>
-        <w:rPr>
-          <w:sz w:val="24"/>
-          <w:szCs w:val="24"/>
-          <w:lang w:val="ru-RU"/>
-        </w:rPr>
-        <w:t xml:space="preserve">   </w:t>
-      </w:r>
-      <w:proofErr w:type="spellStart"/>
-      <w:r>
-        <w:rPr>
-          <w:sz w:val="24"/>
-          <w:szCs w:val="24"/>
-          <w:lang w:val="ru-RU"/>
-        </w:rPr>
-        <w:t>title</w:t>
-      </w:r>
-      <w:proofErr w:type="spellEnd"/>
-      <w:r>
-        <w:rPr>
-          <w:sz w:val="24"/>
-          <w:szCs w:val="24"/>
-          <w:lang w:val="ru-RU"/>
-        </w:rPr>
-        <w:t xml:space="preserve">   </w:t>
-      </w:r>
-      <w:proofErr w:type="spellStart"/>
-      <w:r>
-        <w:rPr>
-          <w:sz w:val="24"/>
-          <w:szCs w:val="24"/>
-          <w:lang w:val="ru-RU"/>
-        </w:rPr>
-        <w:t>url</w:t>
-      </w:r>
-      <w:proofErr w:type="spellEnd"/>
-    </w:p>
-    <w:p>
-      <w:pPr>
-        <w:jc w:val="both"/>
-        <w:rPr>
-          <w:sz w:val="24"/>
-          <w:szCs w:val="24"/>
-          <w:lang w:val="ru-RU"/>
-        </w:rPr>
-      </w:pPr>
-      <w:r>
-        <w:rPr>
-          <w:sz w:val="24"/>
-          <w:szCs w:val="24"/>
-          <w:lang w:val="ru-RU"/>
-        </w:rPr>
-        <w:t xml:space="preserve">2       Дети с инвалидностью в Ярославской области смогут пройти комплексную </w:t>
-      </w:r>
-      <w:proofErr w:type="spellStart"/>
-      <w:r>
-        <w:rPr>
-          <w:sz w:val="24"/>
-          <w:szCs w:val="24"/>
-          <w:lang w:val="ru-RU"/>
-        </w:rPr>
-        <w:t>реабилит</w:t>
-      </w:r>
-      <w:proofErr w:type="spellEnd"/>
-      <w:r>
-        <w:rPr>
-          <w:sz w:val="24"/>
-          <w:szCs w:val="24"/>
-          <w:lang w:val="ru-RU"/>
-        </w:rPr>
-        <w:t xml:space="preserve">...      https://city-news.ru/news/society/deti-s-invalidnostyu-v-yaroslavskoy-oblasti-smogut-proyti-kompleksnuyu-reabilitatsiyu-v-ramkakh-pilo/     </w:t>
-      </w:r>
-    </w:p>
-    <w:p>
-      <w:pPr>
-        <w:jc w:val="both"/>
-        <w:rPr>
-          <w:sz w:val="24"/>
-          <w:szCs w:val="24"/>
-          <w:lang w:val="ru-RU"/>
-        </w:rPr>
-      </w:pPr>
-      <w:r>
-        <w:rPr>
-          <w:sz w:val="24"/>
-          <w:szCs w:val="24"/>
-          <w:lang w:val="ru-RU"/>
-        </w:rPr>
-        <w:t>3       Мэр Ярославля прокомментировал продажу Центрального рынка 14:03 вторник, 16 д...      https://city-news.ru/news/society/mer-yaroslavlya-prokommentiroval-prodazhu-tsentralnogo-rynka/</w:t>
-      </w:r>
-    </w:p>
-    <w:p>
-      <w:pPr>
-        <w:jc w:val="both"/>
-        <w:rPr>
-          <w:sz w:val="24"/>
-          <w:szCs w:val="24"/>
-          <w:lang w:val="ru-RU"/>
-        </w:rPr>
-      </w:pPr>
-      <w:r>
-        <w:rPr>
-          <w:sz w:val="24"/>
-          <w:szCs w:val="24"/>
-          <w:lang w:val="ru-RU"/>
-        </w:rPr>
-        <w:t>4       В Ярославле запустят новый автобусный маршрут с часовым интервалом 14:03 втор...      https://city-news.ru/news/society/v-yaroslavle-zapustyat-novyy-avtobusnyy-marshrut-s-chasovym-intervalom/</w:t>
-      </w:r>
-    </w:p>
-    <w:p>
-      <w:pPr>
-        <w:jc w:val="both"/>
-        <w:rPr>
-          <w:sz w:val="24"/>
-          <w:szCs w:val="24"/>
-          <w:lang w:val="ru-RU"/>
-        </w:rPr>
-      </w:pPr>
-    </w:p>
-    <w:p>
-      <w:pPr>
-        <w:jc w:val="both"/>
-        <w:rPr>
-          <w:sz w:val="24"/>
-          <w:szCs w:val="24"/>
-          <w:lang w:val="ru-RU"/>
-        </w:rPr>
-      </w:pPr>
-      <w:r>
-        <w:rPr>
-          <w:sz w:val="24"/>
-          <w:szCs w:val="24"/>
-          <w:lang w:val="ru-RU"/>
-        </w:rPr>
-        <w:t>Тип запроса     Скобки</w:t>
-      </w:r>
-    </w:p>
-    <w:p>
-      <w:pPr>
-        <w:jc w:val="both"/>
-        <w:rPr>
-          <w:sz w:val="24"/>
-          <w:szCs w:val="24"/>
-          <w:lang w:val="ru-RU"/>
-        </w:rPr>
-      </w:pPr>
-      <w:proofErr w:type="gramStart"/>
-      <w:r>
-        <w:rPr>
-          <w:sz w:val="24"/>
-          <w:szCs w:val="24"/>
-          <w:lang w:val="ru-RU"/>
-        </w:rPr>
-        <w:t>Запрос  (</w:t>
-      </w:r>
-      <w:proofErr w:type="gramEnd"/>
-      <w:r>
-        <w:rPr>
-          <w:sz w:val="24"/>
-          <w:szCs w:val="24"/>
-          <w:lang w:val="ru-RU"/>
-        </w:rPr>
-        <w:t>полиция || суд) &amp;&amp; (дело || приговор)</w:t>
-      </w:r>
-    </w:p>
-    <w:p>
-      <w:pPr>
-        <w:jc w:val="both"/>
-        <w:rPr>
-          <w:sz w:val="24"/>
-          <w:szCs w:val="24"/>
-          <w:lang w:val="ru-RU"/>
-        </w:rPr>
-      </w:pPr>
-      <w:proofErr w:type="spellStart"/>
-      <w:r>
-        <w:rPr>
-          <w:sz w:val="24"/>
-          <w:szCs w:val="24"/>
-          <w:lang w:val="ru-RU"/>
-        </w:rPr>
-        <w:t>docid</w:t>
-      </w:r>
-      <w:proofErr w:type="spellEnd"/>
-      <w:r>
-        <w:rPr>
-          <w:sz w:val="24"/>
-          <w:szCs w:val="24"/>
-          <w:lang w:val="ru-RU"/>
-        </w:rPr>
-        <w:t xml:space="preserve">   </w:t>
-      </w:r>
-      <w:proofErr w:type="spellStart"/>
-      <w:r>
-        <w:rPr>
-          <w:sz w:val="24"/>
-          <w:szCs w:val="24"/>
-          <w:lang w:val="ru-RU"/>
-        </w:rPr>
-        <w:t>title</w:t>
-      </w:r>
-      <w:proofErr w:type="spellEnd"/>
-      <w:r>
-        <w:rPr>
-          <w:sz w:val="24"/>
-          <w:szCs w:val="24"/>
-          <w:lang w:val="ru-RU"/>
-        </w:rPr>
-        <w:t xml:space="preserve">   </w:t>
-      </w:r>
-      <w:proofErr w:type="spellStart"/>
-      <w:r>
-        <w:rPr>
-          <w:sz w:val="24"/>
-          <w:szCs w:val="24"/>
-          <w:lang w:val="ru-RU"/>
-        </w:rPr>
-        <w:t>url</w:t>
-      </w:r>
-      <w:proofErr w:type="spellEnd"/>
-    </w:p>
-    <w:p>
-      <w:pPr>
-        <w:jc w:val="both"/>
-        <w:rPr>
-          <w:sz w:val="24"/>
-          <w:szCs w:val="24"/>
-          <w:lang w:val="ru-RU"/>
-        </w:rPr>
-      </w:pPr>
-      <w:r>
-        <w:rPr>
-          <w:sz w:val="24"/>
-          <w:szCs w:val="24"/>
-          <w:lang w:val="ru-RU"/>
-        </w:rPr>
-        <w:t>14      Ведь так не должно быть на свете...     https://www.xn--b1aaalbpdjc1bbxpfp.xn--p1ai/29545-ved-tak-ne-dolzhno-byt-na-svete.html</w:t>
-      </w:r>
-    </w:p>
-    <w:p>
-      <w:pPr>
-        <w:jc w:val="both"/>
-        <w:rPr>
-          <w:sz w:val="24"/>
-          <w:szCs w:val="24"/>
-          <w:lang w:val="ru-RU"/>
-        </w:rPr>
-      </w:pPr>
-      <w:r>
-        <w:rPr>
-          <w:sz w:val="24"/>
-          <w:szCs w:val="24"/>
-          <w:lang w:val="ru-RU"/>
-        </w:rPr>
-        <w:lastRenderedPageBreak/>
-        <w:t>19      Наука как образ жизни   https://www.xn--b1aaalbpdjc1bbxpfp.xn--p1ai/29524-nauka-kak-obraz-zhizni.html</w:t>
-      </w:r>
-    </w:p>
-    <w:p>
-      <w:pPr>
-        <w:jc w:val="both"/>
-        <w:rPr>
-          <w:sz w:val="24"/>
-          <w:szCs w:val="24"/>
-          <w:lang w:val="ru-RU"/>
-        </w:rPr>
-      </w:pPr>
-      <w:r>
-        <w:rPr>
-          <w:sz w:val="24"/>
-          <w:szCs w:val="24"/>
-          <w:lang w:val="ru-RU"/>
-        </w:rPr>
-        <w:t xml:space="preserve">22      Живем и </w:t>
-      </w:r>
-      <w:proofErr w:type="gramStart"/>
-      <w:r>
-        <w:rPr>
-          <w:sz w:val="24"/>
-          <w:szCs w:val="24"/>
-          <w:lang w:val="ru-RU"/>
-        </w:rPr>
-        <w:t>боимся  https://www.xn--b1aaalbpdjc1bbxpfp.xn--p1ai/29520-zhivem-i-boimsya.html</w:t>
-      </w:r>
-      <w:proofErr w:type="gramEnd"/>
-    </w:p>
-    <w:p>
-      <w:pPr>
-        <w:jc w:val="both"/>
-        <w:rPr>
-          <w:sz w:val="24"/>
-          <w:szCs w:val="24"/>
-          <w:lang w:val="ru-RU"/>
-        </w:rPr>
-      </w:pPr>
-    </w:p>
-    <w:p>
-      <w:pPr>
-        <w:jc w:val="both"/>
-        <w:rPr>
-          <w:sz w:val="24"/>
-          <w:szCs w:val="24"/>
-          <w:lang w:val="ru-RU"/>
-        </w:rPr>
-      </w:pPr>
-      <w:r>
-        <w:rPr>
-          <w:sz w:val="24"/>
-          <w:szCs w:val="24"/>
-          <w:lang w:val="ru-RU"/>
-        </w:rPr>
-        <w:t>Тип запроса     TF IDF</w:t>
-      </w:r>
-    </w:p>
-    <w:p>
-      <w:pPr>
-        <w:jc w:val="both"/>
-        <w:rPr>
-          <w:sz w:val="24"/>
-          <w:szCs w:val="24"/>
-          <w:lang w:val="ru-RU"/>
-        </w:rPr>
-      </w:pPr>
-      <w:proofErr w:type="gramStart"/>
-      <w:r>
-        <w:rPr>
-          <w:sz w:val="24"/>
-          <w:szCs w:val="24"/>
-          <w:lang w:val="ru-RU"/>
-        </w:rPr>
-        <w:t>Запрос  проект</w:t>
-      </w:r>
-      <w:proofErr w:type="gramEnd"/>
-      <w:r>
-        <w:rPr>
-          <w:sz w:val="24"/>
-          <w:szCs w:val="24"/>
-          <w:lang w:val="ru-RU"/>
-        </w:rPr>
-        <w:t xml:space="preserve"> развитие</w:t>
-      </w:r>
-    </w:p>
-    <w:p>
-      <w:pPr>
-        <w:jc w:val="both"/>
-        <w:rPr>
-          <w:sz w:val="24"/>
-          <w:szCs w:val="24"/>
-          <w:lang w:val="ru-RU"/>
-        </w:rPr>
-      </w:pPr>
-      <w:proofErr w:type="spellStart"/>
-      <w:r>
-        <w:rPr>
-          <w:sz w:val="24"/>
-          <w:szCs w:val="24"/>
-          <w:lang w:val="ru-RU"/>
-        </w:rPr>
-        <w:t>docid</w:t>
-      </w:r>
-      <w:proofErr w:type="spellEnd"/>
-      <w:r>
-        <w:rPr>
-          <w:sz w:val="24"/>
-          <w:szCs w:val="24"/>
-          <w:lang w:val="ru-RU"/>
-        </w:rPr>
-        <w:t xml:space="preserve">   </w:t>
-      </w:r>
-      <w:proofErr w:type="spellStart"/>
-      <w:r>
-        <w:rPr>
-          <w:sz w:val="24"/>
-          <w:szCs w:val="24"/>
-          <w:lang w:val="ru-RU"/>
-        </w:rPr>
-        <w:t>score</w:t>
-      </w:r>
-      <w:proofErr w:type="spellEnd"/>
-      <w:r>
-        <w:rPr>
-          <w:sz w:val="24"/>
-          <w:szCs w:val="24"/>
-          <w:lang w:val="ru-RU"/>
-        </w:rPr>
-        <w:t xml:space="preserve">   </w:t>
-      </w:r>
-      <w:proofErr w:type="spellStart"/>
-      <w:r>
-        <w:rPr>
-          <w:sz w:val="24"/>
-          <w:szCs w:val="24"/>
-          <w:lang w:val="ru-RU"/>
-        </w:rPr>
-        <w:t>title</w:t>
-      </w:r>
-      <w:proofErr w:type="spellEnd"/>
-      <w:r>
-        <w:rPr>
-          <w:sz w:val="24"/>
-          <w:szCs w:val="24"/>
-          <w:lang w:val="ru-RU"/>
-        </w:rPr>
-        <w:t xml:space="preserve">   </w:t>
-      </w:r>
-      <w:proofErr w:type="spellStart"/>
-      <w:r>
-        <w:rPr>
-          <w:sz w:val="24"/>
-          <w:szCs w:val="24"/>
-          <w:lang w:val="ru-RU"/>
-        </w:rPr>
-        <w:t>url</w:t>
-      </w:r>
-      <w:proofErr w:type="spellEnd"/>
-    </w:p>
-    <w:p>
-      <w:pPr>
-        <w:jc w:val="both"/>
-        <w:rPr>
-          <w:sz w:val="24"/>
-          <w:szCs w:val="24"/>
-          <w:lang w:val="ru-RU"/>
-        </w:rPr>
-      </w:pPr>
-      <w:r>
-        <w:rPr>
-          <w:sz w:val="24"/>
-          <w:szCs w:val="24"/>
-          <w:lang w:val="ru-RU"/>
-        </w:rPr>
         <w:t>87107   7.910694        О премии губернатора Московской области «Наше Подмосковье     https://serpuhov.ru/news/o-premii-gubernatora-moskovskoy-oblasti-nashe-podmoskove/</w:t>
       </w:r>
     </w:p>
@@ -12700,6 +14446,7 @@
       <w:pPr>
         <w:jc w:val="both"/>
         <w:rPr>
+          <w:b/>
           <w:sz w:val="24"/>
           <w:szCs w:val="24"/>
           <w:lang w:val="ru-RU"/>
@@ -12724,6 +14471,1558 @@
           <w:t>https://serpuhov.ru/news/prinimayutsya-zayavki-na-konkurs-proektov-byudzhet-dlya-grazhdan/</w:t>
         </w:r>
       </w:hyperlink>
+      <w:r>
+        <w:rPr>
+          <w:rStyle w:val="a3"/>
+          <w:sz w:val="24"/>
+          <w:szCs w:val="24"/>
+          <w:lang w:val="ru-RU"/>
+        </w:rPr>
+        <w:br/>
+      </w:r>
+      <w:r>
+        <w:rPr>
+          <w:rStyle w:val="a3"/>
+          <w:sz w:val="24"/>
+          <w:szCs w:val="24"/>
+          <w:lang w:val="ru-RU"/>
+        </w:rPr>
+        <w:br/>
+      </w:r>
+      <w:r>
+        <w:rPr>
+          <w:rStyle w:val="a3"/>
+          <w:sz w:val="24"/>
+          <w:szCs w:val="24"/>
+          <w:lang w:val="ru-RU"/>
+        </w:rPr>
+        <w:br/>
+      </w:r>
+      <w:r>
+        <w:rPr>
+          <w:b/>
+          <w:sz w:val="24"/>
+          <w:szCs w:val="24"/>
+          <w:lang w:val="ru-RU"/>
+        </w:rPr>
+        <w:t>Метрики некоторых запросов:</w:t>
+      </w:r>
+    </w:p>
+    <w:p>
+      <w:pPr>
+        <w:jc w:val="both"/>
+        <w:rPr>
+          <w:color w:val="0563C1" w:themeColor="hyperlink"/>
+          <w:sz w:val="24"/>
+          <w:szCs w:val="24"/>
+          <w:u w:val="single"/>
+          <w:lang w:val="ru-RU"/>
+        </w:rPr>
+      </w:pPr>
+    </w:p>
+    <w:tbl>
+      <w:tblPr>
+        <w:tblStyle w:val="a4"/>
+        <w:tblW w:w="0" w:type="auto"/>
+        <w:tblLayout w:type="fixed"/>
+        <w:tblLook w:val="04A0" w:firstRow="1" w:lastRow="0" w:firstColumn="1" w:lastColumn="0" w:noHBand="0" w:noVBand="1"/>
+      </w:tblPr>
+      <w:tblGrid>
+        <w:gridCol w:w="1696"/>
+        <w:gridCol w:w="1134"/>
+        <w:gridCol w:w="851"/>
+        <w:gridCol w:w="1978"/>
+        <w:gridCol w:w="1566"/>
+        <w:gridCol w:w="2097"/>
+      </w:tblGrid>
+      <w:tr>
+        <w:trPr>
+          <w:trHeight w:val="1117"/>
+        </w:trPr>
+        <w:tc>
+          <w:tcPr>
+            <w:tcW w:w="1696" w:type="dxa"/>
+          </w:tcPr>
+          <w:p>
+            <w:pPr>
+              <w:spacing w:before="240"/>
+              <w:jc w:val="center"/>
+              <w:rPr>
+                <w:b/>
+                <w:sz w:val="24"/>
+                <w:szCs w:val="24"/>
+                <w:lang w:val="ru-RU"/>
+              </w:rPr>
+            </w:pPr>
+            <w:proofErr w:type="spellStart"/>
+            <w:r>
+              <w:rPr>
+                <w:b/>
+                <w:sz w:val="24"/>
+                <w:szCs w:val="24"/>
+                <w:lang w:val="ru-RU"/>
+              </w:rPr>
+              <w:t>query</w:t>
+            </w:r>
+            <w:proofErr w:type="spellEnd"/>
+          </w:p>
+        </w:tc>
+        <w:tc>
+          <w:tcPr>
+            <w:tcW w:w="1134" w:type="dxa"/>
+          </w:tcPr>
+          <w:p>
+            <w:pPr>
+              <w:spacing w:before="240"/>
+              <w:jc w:val="center"/>
+              <w:rPr>
+                <w:b/>
+                <w:sz w:val="24"/>
+                <w:szCs w:val="24"/>
+                <w:lang w:val="ru-RU"/>
+              </w:rPr>
+            </w:pPr>
+            <w:proofErr w:type="spellStart"/>
+            <w:r>
+              <w:rPr>
+                <w:b/>
+                <w:sz w:val="24"/>
+                <w:szCs w:val="24"/>
+                <w:lang w:val="ru-RU"/>
+              </w:rPr>
+              <w:t>mode</w:t>
+            </w:r>
+            <w:proofErr w:type="spellEnd"/>
+          </w:p>
+        </w:tc>
+        <w:tc>
+          <w:tcPr>
+            <w:tcW w:w="851" w:type="dxa"/>
+          </w:tcPr>
+          <w:p>
+            <w:pPr>
+              <w:spacing w:before="240"/>
+              <w:jc w:val="center"/>
+              <w:rPr>
+                <w:b/>
+                <w:sz w:val="24"/>
+                <w:szCs w:val="24"/>
+                <w:lang w:val="ru-RU"/>
+              </w:rPr>
+            </w:pPr>
+            <w:proofErr w:type="spellStart"/>
+            <w:r>
+              <w:rPr>
+                <w:b/>
+                <w:sz w:val="24"/>
+                <w:szCs w:val="24"/>
+                <w:lang w:val="ru-RU"/>
+              </w:rPr>
+              <w:t>hits_med</w:t>
+            </w:r>
+            <w:proofErr w:type="spellEnd"/>
+          </w:p>
+        </w:tc>
+        <w:tc>
+          <w:tcPr>
+            <w:tcW w:w="1978" w:type="dxa"/>
+          </w:tcPr>
+          <w:p>
+            <w:pPr>
+              <w:spacing w:before="240"/>
+              <w:jc w:val="center"/>
+              <w:rPr>
+                <w:b/>
+                <w:sz w:val="24"/>
+                <w:szCs w:val="24"/>
+                <w:lang w:val="ru-RU"/>
+              </w:rPr>
+            </w:pPr>
+            <w:proofErr w:type="spellStart"/>
+            <w:r>
+              <w:rPr>
+                <w:b/>
+                <w:sz w:val="24"/>
+                <w:szCs w:val="24"/>
+                <w:lang w:val="ru-RU"/>
+              </w:rPr>
+              <w:t>latency_ms_med</w:t>
+            </w:r>
+            <w:proofErr w:type="spellEnd"/>
+          </w:p>
+        </w:tc>
+        <w:tc>
+          <w:tcPr>
+            <w:tcW w:w="1566" w:type="dxa"/>
+          </w:tcPr>
+          <w:p>
+            <w:pPr>
+              <w:spacing w:before="240"/>
+              <w:jc w:val="center"/>
+              <w:rPr>
+                <w:b/>
+                <w:sz w:val="24"/>
+                <w:szCs w:val="24"/>
+                <w:lang w:val="ru-RU"/>
+              </w:rPr>
+            </w:pPr>
+            <w:r>
+              <w:rPr>
+                <w:b/>
+                <w:sz w:val="24"/>
+                <w:szCs w:val="24"/>
+                <w:lang w:val="ru-RU"/>
+              </w:rPr>
+              <w:t>latency_ms_p95</w:t>
+            </w:r>
+          </w:p>
+        </w:tc>
+        <w:tc>
+          <w:tcPr>
+            <w:tcW w:w="2097" w:type="dxa"/>
+          </w:tcPr>
+          <w:p>
+            <w:pPr>
+              <w:spacing w:before="240"/>
+              <w:jc w:val="center"/>
+              <w:rPr>
+                <w:b/>
+                <w:sz w:val="24"/>
+                <w:szCs w:val="24"/>
+                <w:lang w:val="ru-RU"/>
+              </w:rPr>
+            </w:pPr>
+            <w:proofErr w:type="spellStart"/>
+            <w:r>
+              <w:rPr>
+                <w:b/>
+                <w:sz w:val="24"/>
+                <w:szCs w:val="24"/>
+                <w:lang w:val="ru-RU"/>
+              </w:rPr>
+              <w:t>score_med_max</w:t>
+            </w:r>
+            <w:proofErr w:type="spellEnd"/>
+          </w:p>
+        </w:tc>
+      </w:tr>
+      <w:tr>
+        <w:trPr>
+          <w:trHeight w:val="579"/>
+        </w:trPr>
+        <w:tc>
+          <w:tcPr>
+            <w:tcW w:w="1696" w:type="dxa"/>
+          </w:tcPr>
+          <w:p>
+            <w:pPr>
+              <w:jc w:val="both"/>
+              <w:rPr>
+                <w:sz w:val="24"/>
+                <w:szCs w:val="24"/>
+                <w:lang w:val="ru-RU"/>
+              </w:rPr>
+            </w:pPr>
+            <w:proofErr w:type="spellStart"/>
+            <w:r>
+              <w:rPr>
+                <w:sz w:val="24"/>
+                <w:szCs w:val="24"/>
+                <w:lang w:val="ru-RU"/>
+              </w:rPr>
+              <w:t>серпухов</w:t>
+            </w:r>
+            <w:proofErr w:type="spellEnd"/>
+          </w:p>
+        </w:tc>
+        <w:tc>
+          <w:tcPr>
+            <w:tcW w:w="1134" w:type="dxa"/>
+          </w:tcPr>
+          <w:p>
+            <w:pPr>
+              <w:jc w:val="both"/>
+              <w:rPr>
+                <w:sz w:val="24"/>
+                <w:szCs w:val="24"/>
+                <w:lang w:val="ru-RU"/>
+              </w:rPr>
+            </w:pPr>
+            <w:proofErr w:type="spellStart"/>
+            <w:r>
+              <w:rPr>
+                <w:sz w:val="24"/>
+                <w:szCs w:val="24"/>
+                <w:lang w:val="ru-RU"/>
+              </w:rPr>
+              <w:t>ranked</w:t>
+            </w:r>
+            <w:proofErr w:type="spellEnd"/>
+          </w:p>
+        </w:tc>
+        <w:tc>
+          <w:tcPr>
+            <w:tcW w:w="851" w:type="dxa"/>
+          </w:tcPr>
+          <w:p>
+            <w:pPr>
+              <w:jc w:val="both"/>
+              <w:rPr>
+                <w:sz w:val="24"/>
+                <w:szCs w:val="24"/>
+                <w:lang w:val="ru-RU"/>
+              </w:rPr>
+            </w:pPr>
+            <w:r>
+              <w:rPr>
+                <w:sz w:val="24"/>
+                <w:szCs w:val="24"/>
+                <w:lang w:val="ru-RU"/>
+              </w:rPr>
+              <w:t>50</w:t>
+            </w:r>
+          </w:p>
+        </w:tc>
+        <w:tc>
+          <w:tcPr>
+            <w:tcW w:w="1978" w:type="dxa"/>
+          </w:tcPr>
+          <w:p>
+            <w:pPr>
+              <w:jc w:val="both"/>
+              <w:rPr>
+                <w:sz w:val="24"/>
+                <w:szCs w:val="24"/>
+                <w:lang w:val="ru-RU"/>
+              </w:rPr>
+            </w:pPr>
+            <w:r>
+              <w:rPr>
+                <w:sz w:val="24"/>
+                <w:szCs w:val="24"/>
+                <w:lang w:val="ru-RU"/>
+              </w:rPr>
+              <w:t>276.152</w:t>
+            </w:r>
+          </w:p>
+        </w:tc>
+        <w:tc>
+          <w:tcPr>
+            <w:tcW w:w="1566" w:type="dxa"/>
+          </w:tcPr>
+          <w:p>
+            <w:pPr>
+              <w:jc w:val="both"/>
+              <w:rPr>
+                <w:sz w:val="24"/>
+                <w:szCs w:val="24"/>
+                <w:lang w:val="ru-RU"/>
+              </w:rPr>
+            </w:pPr>
+            <w:r>
+              <w:rPr>
+                <w:sz w:val="24"/>
+                <w:szCs w:val="24"/>
+                <w:lang w:val="ru-RU"/>
+              </w:rPr>
+              <w:t>288.030</w:t>
+            </w:r>
+          </w:p>
+        </w:tc>
+        <w:tc>
+          <w:tcPr>
+            <w:tcW w:w="2097" w:type="dxa"/>
+          </w:tcPr>
+          <w:p>
+            <w:pPr>
+              <w:jc w:val="both"/>
+              <w:rPr>
+                <w:sz w:val="24"/>
+                <w:szCs w:val="24"/>
+                <w:lang w:val="ru-RU"/>
+              </w:rPr>
+            </w:pPr>
+            <w:r>
+              <w:rPr>
+                <w:sz w:val="24"/>
+                <w:szCs w:val="24"/>
+                <w:lang w:val="ru-RU"/>
+              </w:rPr>
+              <w:t>10.754870</w:t>
+            </w:r>
+          </w:p>
+        </w:tc>
+      </w:tr>
+      <w:tr>
+        <w:trPr>
+          <w:trHeight w:val="603"/>
+        </w:trPr>
+        <w:tc>
+          <w:tcPr>
+            <w:tcW w:w="1696" w:type="dxa"/>
+          </w:tcPr>
+          <w:p>
+            <w:pPr>
+              <w:jc w:val="both"/>
+              <w:rPr>
+                <w:sz w:val="24"/>
+                <w:szCs w:val="24"/>
+                <w:lang w:val="ru-RU"/>
+              </w:rPr>
+            </w:pPr>
+            <w:r>
+              <w:rPr>
+                <w:sz w:val="24"/>
+                <w:szCs w:val="24"/>
+                <w:lang w:val="ru-RU"/>
+              </w:rPr>
+              <w:t>области</w:t>
+            </w:r>
+          </w:p>
+        </w:tc>
+        <w:tc>
+          <w:tcPr>
+            <w:tcW w:w="1134" w:type="dxa"/>
+          </w:tcPr>
+          <w:p>
+            <w:pPr>
+              <w:jc w:val="both"/>
+              <w:rPr>
+                <w:sz w:val="24"/>
+                <w:szCs w:val="24"/>
+                <w:lang w:val="ru-RU"/>
+              </w:rPr>
+            </w:pPr>
+            <w:proofErr w:type="spellStart"/>
+            <w:r>
+              <w:rPr>
+                <w:sz w:val="24"/>
+                <w:szCs w:val="24"/>
+                <w:lang w:val="ru-RU"/>
+              </w:rPr>
+              <w:t>ranked</w:t>
+            </w:r>
+            <w:proofErr w:type="spellEnd"/>
+          </w:p>
+        </w:tc>
+        <w:tc>
+          <w:tcPr>
+            <w:tcW w:w="851" w:type="dxa"/>
+          </w:tcPr>
+          <w:p>
+            <w:pPr>
+              <w:jc w:val="both"/>
+              <w:rPr>
+                <w:sz w:val="24"/>
+                <w:szCs w:val="24"/>
+                <w:lang w:val="ru-RU"/>
+              </w:rPr>
+            </w:pPr>
+            <w:r>
+              <w:rPr>
+                <w:sz w:val="24"/>
+                <w:szCs w:val="24"/>
+                <w:lang w:val="ru-RU"/>
+              </w:rPr>
+              <w:t>50</w:t>
+            </w:r>
+          </w:p>
+        </w:tc>
+        <w:tc>
+          <w:tcPr>
+            <w:tcW w:w="1978" w:type="dxa"/>
+          </w:tcPr>
+          <w:p>
+            <w:pPr>
+              <w:jc w:val="both"/>
+              <w:rPr>
+                <w:sz w:val="24"/>
+                <w:szCs w:val="24"/>
+                <w:lang w:val="ru-RU"/>
+              </w:rPr>
+            </w:pPr>
+            <w:r>
+              <w:rPr>
+                <w:sz w:val="24"/>
+                <w:szCs w:val="24"/>
+                <w:lang w:val="ru-RU"/>
+              </w:rPr>
+              <w:t>4596.710</w:t>
+            </w:r>
+          </w:p>
+        </w:tc>
+        <w:tc>
+          <w:tcPr>
+            <w:tcW w:w="1566" w:type="dxa"/>
+          </w:tcPr>
+          <w:p>
+            <w:pPr>
+              <w:jc w:val="both"/>
+              <w:rPr>
+                <w:sz w:val="24"/>
+                <w:szCs w:val="24"/>
+                <w:lang w:val="ru-RU"/>
+              </w:rPr>
+            </w:pPr>
+            <w:r>
+              <w:rPr>
+                <w:sz w:val="24"/>
+                <w:szCs w:val="24"/>
+                <w:lang w:val="ru-RU"/>
+              </w:rPr>
+              <w:t>4654.694</w:t>
+            </w:r>
+          </w:p>
+        </w:tc>
+        <w:tc>
+          <w:tcPr>
+            <w:tcW w:w="2097" w:type="dxa"/>
+          </w:tcPr>
+          <w:p>
+            <w:pPr>
+              <w:jc w:val="both"/>
+              <w:rPr>
+                <w:sz w:val="24"/>
+                <w:szCs w:val="24"/>
+                <w:lang w:val="ru-RU"/>
+              </w:rPr>
+            </w:pPr>
+            <w:r>
+              <w:rPr>
+                <w:sz w:val="24"/>
+                <w:szCs w:val="24"/>
+                <w:lang w:val="ru-RU"/>
+              </w:rPr>
+              <w:t>8.665563</w:t>
+            </w:r>
+          </w:p>
+        </w:tc>
+      </w:tr>
+      <w:tr>
+        <w:trPr>
+          <w:trHeight w:val="755"/>
+        </w:trPr>
+        <w:tc>
+          <w:tcPr>
+            <w:tcW w:w="1696" w:type="dxa"/>
+          </w:tcPr>
+          <w:p>
+            <w:pPr>
+              <w:jc w:val="both"/>
+              <w:rPr>
+                <w:sz w:val="24"/>
+                <w:szCs w:val="24"/>
+                <w:lang w:val="ru-RU"/>
+              </w:rPr>
+            </w:pPr>
+            <w:r>
+              <w:rPr>
+                <w:sz w:val="24"/>
+                <w:szCs w:val="24"/>
+                <w:lang w:val="ru-RU"/>
+              </w:rPr>
+              <w:t>новости</w:t>
+            </w:r>
+          </w:p>
+        </w:tc>
+        <w:tc>
+          <w:tcPr>
+            <w:tcW w:w="1134" w:type="dxa"/>
+          </w:tcPr>
+          <w:p>
+            <w:pPr>
+              <w:jc w:val="both"/>
+              <w:rPr>
+                <w:sz w:val="24"/>
+                <w:szCs w:val="24"/>
+                <w:lang w:val="ru-RU"/>
+              </w:rPr>
+            </w:pPr>
+            <w:proofErr w:type="spellStart"/>
+            <w:r>
+              <w:rPr>
+                <w:sz w:val="24"/>
+                <w:szCs w:val="24"/>
+                <w:lang w:val="ru-RU"/>
+              </w:rPr>
+              <w:t>ranked</w:t>
+            </w:r>
+            <w:proofErr w:type="spellEnd"/>
+          </w:p>
+        </w:tc>
+        <w:tc>
+          <w:tcPr>
+            <w:tcW w:w="851" w:type="dxa"/>
+          </w:tcPr>
+          <w:p>
+            <w:pPr>
+              <w:jc w:val="both"/>
+              <w:rPr>
+                <w:sz w:val="24"/>
+                <w:szCs w:val="24"/>
+                <w:lang w:val="ru-RU"/>
+              </w:rPr>
+            </w:pPr>
+            <w:r>
+              <w:rPr>
+                <w:sz w:val="24"/>
+                <w:szCs w:val="24"/>
+                <w:lang w:val="ru-RU"/>
+              </w:rPr>
+              <w:t>50</w:t>
+            </w:r>
+          </w:p>
+        </w:tc>
+        <w:tc>
+          <w:tcPr>
+            <w:tcW w:w="1978" w:type="dxa"/>
+          </w:tcPr>
+          <w:p>
+            <w:pPr>
+              <w:jc w:val="both"/>
+              <w:rPr>
+                <w:sz w:val="24"/>
+                <w:szCs w:val="24"/>
+                <w:lang w:val="ru-RU"/>
+              </w:rPr>
+            </w:pPr>
+            <w:r>
+              <w:rPr>
+                <w:sz w:val="24"/>
+                <w:szCs w:val="24"/>
+                <w:lang w:val="ru-RU"/>
+              </w:rPr>
+              <w:t>17479.921</w:t>
+            </w:r>
+          </w:p>
+        </w:tc>
+        <w:tc>
+          <w:tcPr>
+            <w:tcW w:w="1566" w:type="dxa"/>
+          </w:tcPr>
+          <w:p>
+            <w:pPr>
+              <w:jc w:val="both"/>
+              <w:rPr>
+                <w:sz w:val="24"/>
+                <w:szCs w:val="24"/>
+                <w:lang w:val="ru-RU"/>
+              </w:rPr>
+            </w:pPr>
+            <w:r>
+              <w:rPr>
+                <w:sz w:val="24"/>
+                <w:szCs w:val="24"/>
+                <w:lang w:val="ru-RU"/>
+              </w:rPr>
+              <w:t>24695.400</w:t>
+            </w:r>
+          </w:p>
+        </w:tc>
+        <w:tc>
+          <w:tcPr>
+            <w:tcW w:w="2097" w:type="dxa"/>
+          </w:tcPr>
+          <w:p>
+            <w:pPr>
+              <w:jc w:val="both"/>
+              <w:rPr>
+                <w:sz w:val="24"/>
+                <w:szCs w:val="24"/>
+                <w:lang w:val="ru-RU"/>
+              </w:rPr>
+            </w:pPr>
+            <w:r>
+              <w:rPr>
+                <w:sz w:val="24"/>
+                <w:szCs w:val="24"/>
+                <w:lang w:val="ru-RU"/>
+              </w:rPr>
+              <w:t>0.000141</w:t>
+            </w:r>
+          </w:p>
+        </w:tc>
+      </w:tr>
+      <w:tr>
+        <w:trPr>
+          <w:trHeight w:val="778"/>
+        </w:trPr>
+        <w:tc>
+          <w:tcPr>
+            <w:tcW w:w="1696" w:type="dxa"/>
+          </w:tcPr>
+          <w:p>
+            <w:pPr>
+              <w:jc w:val="both"/>
+              <w:rPr>
+                <w:sz w:val="24"/>
+                <w:szCs w:val="24"/>
+                <w:lang w:val="ru-RU"/>
+              </w:rPr>
+            </w:pPr>
+            <w:r>
+              <w:rPr>
+                <w:sz w:val="24"/>
+                <w:szCs w:val="24"/>
+                <w:lang w:val="ru-RU"/>
+              </w:rPr>
+              <w:t>культура AND музей</w:t>
+            </w:r>
+          </w:p>
+        </w:tc>
+        <w:tc>
+          <w:tcPr>
+            <w:tcW w:w="1134" w:type="dxa"/>
+          </w:tcPr>
+          <w:p>
+            <w:pPr>
+              <w:jc w:val="both"/>
+              <w:rPr>
+                <w:sz w:val="24"/>
+                <w:szCs w:val="24"/>
+                <w:lang w:val="ru-RU"/>
+              </w:rPr>
+            </w:pPr>
+            <w:proofErr w:type="spellStart"/>
+            <w:r>
+              <w:rPr>
+                <w:sz w:val="24"/>
+                <w:szCs w:val="24"/>
+                <w:lang w:val="ru-RU"/>
+              </w:rPr>
+              <w:t>ranked</w:t>
+            </w:r>
+            <w:proofErr w:type="spellEnd"/>
+          </w:p>
+        </w:tc>
+        <w:tc>
+          <w:tcPr>
+            <w:tcW w:w="851" w:type="dxa"/>
+          </w:tcPr>
+          <w:p>
+            <w:pPr>
+              <w:jc w:val="both"/>
+              <w:rPr>
+                <w:sz w:val="24"/>
+                <w:szCs w:val="24"/>
+                <w:lang w:val="ru-RU"/>
+              </w:rPr>
+            </w:pPr>
+            <w:r>
+              <w:rPr>
+                <w:sz w:val="24"/>
+                <w:szCs w:val="24"/>
+                <w:lang w:val="ru-RU"/>
+              </w:rPr>
+              <w:t>1</w:t>
+            </w:r>
+          </w:p>
+        </w:tc>
+        <w:tc>
+          <w:tcPr>
+            <w:tcW w:w="1978" w:type="dxa"/>
+          </w:tcPr>
+          <w:p>
+            <w:pPr>
+              <w:jc w:val="both"/>
+              <w:rPr>
+                <w:sz w:val="24"/>
+                <w:szCs w:val="24"/>
+                <w:lang w:val="ru-RU"/>
+              </w:rPr>
+            </w:pPr>
+            <w:r>
+              <w:rPr>
+                <w:sz w:val="24"/>
+                <w:szCs w:val="24"/>
+                <w:lang w:val="ru-RU"/>
+              </w:rPr>
+              <w:t>37.135</w:t>
+            </w:r>
+          </w:p>
+        </w:tc>
+        <w:tc>
+          <w:tcPr>
+            <w:tcW w:w="1566" w:type="dxa"/>
+          </w:tcPr>
+          <w:p>
+            <w:pPr>
+              <w:jc w:val="both"/>
+              <w:rPr>
+                <w:sz w:val="24"/>
+                <w:szCs w:val="24"/>
+                <w:lang w:val="ru-RU"/>
+              </w:rPr>
+            </w:pPr>
+            <w:r>
+              <w:rPr>
+                <w:sz w:val="24"/>
+                <w:szCs w:val="24"/>
+                <w:lang w:val="ru-RU"/>
+              </w:rPr>
+              <w:t>40.624</w:t>
+            </w:r>
+          </w:p>
+        </w:tc>
+        <w:tc>
+          <w:tcPr>
+            <w:tcW w:w="2097" w:type="dxa"/>
+          </w:tcPr>
+          <w:p>
+            <w:pPr>
+              <w:jc w:val="both"/>
+              <w:rPr>
+                <w:sz w:val="24"/>
+                <w:szCs w:val="24"/>
+                <w:lang w:val="ru-RU"/>
+              </w:rPr>
+            </w:pPr>
+            <w:r>
+              <w:rPr>
+                <w:sz w:val="24"/>
+                <w:szCs w:val="24"/>
+                <w:lang w:val="ru-RU"/>
+              </w:rPr>
+              <w:t>21.001515</w:t>
+            </w:r>
+          </w:p>
+        </w:tc>
+      </w:tr>
+      <w:tr>
+        <w:trPr>
+          <w:trHeight w:val="705"/>
+        </w:trPr>
+        <w:tc>
+          <w:tcPr>
+            <w:tcW w:w="1696" w:type="dxa"/>
+          </w:tcPr>
+          <w:p>
+            <w:pPr>
+              <w:jc w:val="both"/>
+              <w:rPr>
+                <w:sz w:val="24"/>
+                <w:szCs w:val="24"/>
+                <w:lang w:val="ru-RU"/>
+              </w:rPr>
+            </w:pPr>
+            <w:proofErr w:type="spellStart"/>
+            <w:r>
+              <w:rPr>
+                <w:sz w:val="24"/>
+                <w:szCs w:val="24"/>
+                <w:lang w:val="ru-RU"/>
+              </w:rPr>
+              <w:t>серпухов</w:t>
+            </w:r>
+            <w:proofErr w:type="spellEnd"/>
+            <w:r>
+              <w:rPr>
+                <w:sz w:val="24"/>
+                <w:szCs w:val="24"/>
+                <w:lang w:val="ru-RU"/>
+              </w:rPr>
+              <w:t xml:space="preserve"> OR области</w:t>
+            </w:r>
+          </w:p>
+        </w:tc>
+        <w:tc>
+          <w:tcPr>
+            <w:tcW w:w="1134" w:type="dxa"/>
+          </w:tcPr>
+          <w:p>
+            <w:pPr>
+              <w:jc w:val="both"/>
+              <w:rPr>
+                <w:sz w:val="24"/>
+                <w:szCs w:val="24"/>
+                <w:lang w:val="ru-RU"/>
+              </w:rPr>
+            </w:pPr>
+            <w:proofErr w:type="spellStart"/>
+            <w:r>
+              <w:rPr>
+                <w:sz w:val="24"/>
+                <w:szCs w:val="24"/>
+                <w:lang w:val="ru-RU"/>
+              </w:rPr>
+              <w:t>boolean</w:t>
+            </w:r>
+            <w:proofErr w:type="spellEnd"/>
+          </w:p>
+        </w:tc>
+        <w:tc>
+          <w:tcPr>
+            <w:tcW w:w="851" w:type="dxa"/>
+          </w:tcPr>
+          <w:p>
+            <w:pPr>
+              <w:jc w:val="both"/>
+              <w:rPr>
+                <w:sz w:val="24"/>
+                <w:szCs w:val="24"/>
+                <w:lang w:val="ru-RU"/>
+              </w:rPr>
+            </w:pPr>
+            <w:r>
+              <w:rPr>
+                <w:sz w:val="24"/>
+                <w:szCs w:val="24"/>
+                <w:lang w:val="ru-RU"/>
+              </w:rPr>
+              <w:t>0</w:t>
+            </w:r>
+          </w:p>
+        </w:tc>
+        <w:tc>
+          <w:tcPr>
+            <w:tcW w:w="1978" w:type="dxa"/>
+          </w:tcPr>
+          <w:p>
+            <w:pPr>
+              <w:jc w:val="both"/>
+              <w:rPr>
+                <w:sz w:val="24"/>
+                <w:szCs w:val="24"/>
+                <w:lang w:val="ru-RU"/>
+              </w:rPr>
+            </w:pPr>
+            <w:r>
+              <w:rPr>
+                <w:sz w:val="24"/>
+                <w:szCs w:val="24"/>
+                <w:lang w:val="ru-RU"/>
+              </w:rPr>
+              <w:t>34.440</w:t>
+            </w:r>
+          </w:p>
+        </w:tc>
+        <w:tc>
+          <w:tcPr>
+            <w:tcW w:w="1566" w:type="dxa"/>
+          </w:tcPr>
+          <w:p>
+            <w:pPr>
+              <w:jc w:val="both"/>
+              <w:rPr>
+                <w:sz w:val="24"/>
+                <w:szCs w:val="24"/>
+                <w:lang w:val="ru-RU"/>
+              </w:rPr>
+            </w:pPr>
+            <w:r>
+              <w:rPr>
+                <w:sz w:val="24"/>
+                <w:szCs w:val="24"/>
+                <w:lang w:val="ru-RU"/>
+              </w:rPr>
+              <w:t>35.858</w:t>
+            </w:r>
+          </w:p>
+        </w:tc>
+        <w:tc>
+          <w:tcPr>
+            <w:tcW w:w="2097" w:type="dxa"/>
+          </w:tcPr>
+          <w:p>
+            <w:pPr>
+              <w:jc w:val="both"/>
+              <w:rPr>
+                <w:sz w:val="24"/>
+                <w:szCs w:val="24"/>
+                <w:lang w:val="ru-RU"/>
+              </w:rPr>
+            </w:pPr>
+          </w:p>
+        </w:tc>
+      </w:tr>
+      <w:tr>
+        <w:trPr>
+          <w:trHeight w:val="575"/>
+        </w:trPr>
+        <w:tc>
+          <w:tcPr>
+            <w:tcW w:w="1696" w:type="dxa"/>
+          </w:tcPr>
+          <w:p>
+            <w:pPr>
+              <w:jc w:val="both"/>
+              <w:rPr>
+                <w:sz w:val="24"/>
+                <w:szCs w:val="24"/>
+                <w:lang w:val="ru-RU"/>
+              </w:rPr>
+            </w:pPr>
+            <w:r>
+              <w:rPr>
+                <w:sz w:val="24"/>
+                <w:szCs w:val="24"/>
+                <w:lang w:val="ru-RU"/>
+              </w:rPr>
+              <w:t xml:space="preserve">NOT </w:t>
+            </w:r>
+            <w:proofErr w:type="spellStart"/>
+            <w:r>
+              <w:rPr>
+                <w:sz w:val="24"/>
+                <w:szCs w:val="24"/>
+                <w:lang w:val="ru-RU"/>
+              </w:rPr>
+              <w:t>серпухов</w:t>
+            </w:r>
+            <w:proofErr w:type="spellEnd"/>
+          </w:p>
+        </w:tc>
+        <w:tc>
+          <w:tcPr>
+            <w:tcW w:w="1134" w:type="dxa"/>
+          </w:tcPr>
+          <w:p>
+            <w:pPr>
+              <w:jc w:val="both"/>
+              <w:rPr>
+                <w:sz w:val="24"/>
+                <w:szCs w:val="24"/>
+                <w:lang w:val="ru-RU"/>
+              </w:rPr>
+            </w:pPr>
+            <w:proofErr w:type="spellStart"/>
+            <w:r>
+              <w:rPr>
+                <w:sz w:val="24"/>
+                <w:szCs w:val="24"/>
+                <w:lang w:val="ru-RU"/>
+              </w:rPr>
+              <w:t>boolean</w:t>
+            </w:r>
+            <w:proofErr w:type="spellEnd"/>
+          </w:p>
+        </w:tc>
+        <w:tc>
+          <w:tcPr>
+            <w:tcW w:w="851" w:type="dxa"/>
+          </w:tcPr>
+          <w:p>
+            <w:pPr>
+              <w:jc w:val="both"/>
+              <w:rPr>
+                <w:sz w:val="24"/>
+                <w:szCs w:val="24"/>
+                <w:lang w:val="ru-RU"/>
+              </w:rPr>
+            </w:pPr>
+            <w:r>
+              <w:rPr>
+                <w:sz w:val="24"/>
+                <w:szCs w:val="24"/>
+                <w:lang w:val="ru-RU"/>
+              </w:rPr>
+              <w:t>0</w:t>
+            </w:r>
+          </w:p>
+        </w:tc>
+        <w:tc>
+          <w:tcPr>
+            <w:tcW w:w="1978" w:type="dxa"/>
+          </w:tcPr>
+          <w:p>
+            <w:pPr>
+              <w:jc w:val="both"/>
+              <w:rPr>
+                <w:sz w:val="24"/>
+                <w:szCs w:val="24"/>
+                <w:lang w:val="ru-RU"/>
+              </w:rPr>
+            </w:pPr>
+            <w:r>
+              <w:rPr>
+                <w:sz w:val="24"/>
+                <w:szCs w:val="24"/>
+                <w:lang w:val="ru-RU"/>
+              </w:rPr>
+              <w:t>31.686</w:t>
+            </w:r>
+          </w:p>
+        </w:tc>
+        <w:tc>
+          <w:tcPr>
+            <w:tcW w:w="1566" w:type="dxa"/>
+          </w:tcPr>
+          <w:p>
+            <w:pPr>
+              <w:jc w:val="both"/>
+              <w:rPr>
+                <w:sz w:val="24"/>
+                <w:szCs w:val="24"/>
+                <w:lang w:val="ru-RU"/>
+              </w:rPr>
+            </w:pPr>
+            <w:r>
+              <w:rPr>
+                <w:sz w:val="24"/>
+                <w:szCs w:val="24"/>
+                <w:lang w:val="ru-RU"/>
+              </w:rPr>
+              <w:t>33.541</w:t>
+            </w:r>
+          </w:p>
+        </w:tc>
+        <w:tc>
+          <w:tcPr>
+            <w:tcW w:w="2097" w:type="dxa"/>
+          </w:tcPr>
+          <w:p>
+            <w:pPr>
+              <w:jc w:val="both"/>
+              <w:rPr>
+                <w:sz w:val="24"/>
+                <w:szCs w:val="24"/>
+                <w:lang w:val="ru-RU"/>
+              </w:rPr>
+            </w:pPr>
+          </w:p>
+        </w:tc>
+      </w:tr>
+      <w:tr>
+        <w:trPr>
+          <w:trHeight w:val="1297"/>
+        </w:trPr>
+        <w:tc>
+          <w:tcPr>
+            <w:tcW w:w="1696" w:type="dxa"/>
+          </w:tcPr>
+          <w:p>
+            <w:pPr>
+              <w:jc w:val="both"/>
+              <w:rPr>
+                <w:sz w:val="24"/>
+                <w:szCs w:val="24"/>
+                <w:lang w:val="ru-RU"/>
+              </w:rPr>
+            </w:pPr>
+            <w:r>
+              <w:rPr>
+                <w:sz w:val="24"/>
+                <w:szCs w:val="24"/>
+                <w:lang w:val="ru-RU"/>
+              </w:rPr>
+              <w:t xml:space="preserve">премии AND губернатора AND </w:t>
+            </w:r>
+            <w:proofErr w:type="spellStart"/>
+            <w:r>
+              <w:rPr>
+                <w:sz w:val="24"/>
+                <w:szCs w:val="24"/>
+                <w:lang w:val="ru-RU"/>
+              </w:rPr>
+              <w:t>подмосковье</w:t>
+            </w:r>
+            <w:proofErr w:type="spellEnd"/>
+          </w:p>
+        </w:tc>
+        <w:tc>
+          <w:tcPr>
+            <w:tcW w:w="1134" w:type="dxa"/>
+          </w:tcPr>
+          <w:p>
+            <w:pPr>
+              <w:jc w:val="both"/>
+              <w:rPr>
+                <w:sz w:val="24"/>
+                <w:szCs w:val="24"/>
+                <w:lang w:val="ru-RU"/>
+              </w:rPr>
+            </w:pPr>
+            <w:proofErr w:type="spellStart"/>
+            <w:r>
+              <w:rPr>
+                <w:sz w:val="24"/>
+                <w:szCs w:val="24"/>
+                <w:lang w:val="ru-RU"/>
+              </w:rPr>
+              <w:t>boolean</w:t>
+            </w:r>
+            <w:proofErr w:type="spellEnd"/>
+          </w:p>
+        </w:tc>
+        <w:tc>
+          <w:tcPr>
+            <w:tcW w:w="851" w:type="dxa"/>
+          </w:tcPr>
+          <w:p>
+            <w:pPr>
+              <w:jc w:val="both"/>
+              <w:rPr>
+                <w:sz w:val="24"/>
+                <w:szCs w:val="24"/>
+                <w:lang w:val="ru-RU"/>
+              </w:rPr>
+            </w:pPr>
+            <w:r>
+              <w:rPr>
+                <w:sz w:val="24"/>
+                <w:szCs w:val="24"/>
+                <w:lang w:val="ru-RU"/>
+              </w:rPr>
+              <w:t>0</w:t>
+            </w:r>
+          </w:p>
+        </w:tc>
+        <w:tc>
+          <w:tcPr>
+            <w:tcW w:w="1978" w:type="dxa"/>
+          </w:tcPr>
+          <w:p>
+            <w:pPr>
+              <w:jc w:val="both"/>
+              <w:rPr>
+                <w:sz w:val="24"/>
+                <w:szCs w:val="24"/>
+                <w:lang w:val="ru-RU"/>
+              </w:rPr>
+            </w:pPr>
+            <w:r>
+              <w:rPr>
+                <w:sz w:val="24"/>
+                <w:szCs w:val="24"/>
+                <w:lang w:val="ru-RU"/>
+              </w:rPr>
+              <w:t>32.223</w:t>
+            </w:r>
+          </w:p>
+        </w:tc>
+        <w:tc>
+          <w:tcPr>
+            <w:tcW w:w="1566" w:type="dxa"/>
+          </w:tcPr>
+          <w:p>
+            <w:pPr>
+              <w:jc w:val="both"/>
+              <w:rPr>
+                <w:sz w:val="24"/>
+                <w:szCs w:val="24"/>
+                <w:lang w:val="ru-RU"/>
+              </w:rPr>
+            </w:pPr>
+            <w:r>
+              <w:rPr>
+                <w:sz w:val="24"/>
+                <w:szCs w:val="24"/>
+                <w:lang w:val="ru-RU"/>
+              </w:rPr>
+              <w:t>34.766</w:t>
+            </w:r>
+          </w:p>
+        </w:tc>
+        <w:tc>
+          <w:tcPr>
+            <w:tcW w:w="2097" w:type="dxa"/>
+          </w:tcPr>
+          <w:p>
+            <w:pPr>
+              <w:jc w:val="both"/>
+              <w:rPr>
+                <w:sz w:val="24"/>
+                <w:szCs w:val="24"/>
+                <w:lang w:val="ru-RU"/>
+              </w:rPr>
+            </w:pPr>
+          </w:p>
+        </w:tc>
+      </w:tr>
+      <w:tr>
+        <w:trPr>
+          <w:trHeight w:val="1042"/>
+        </w:trPr>
+        <w:tc>
+          <w:tcPr>
+            <w:tcW w:w="1696" w:type="dxa"/>
+          </w:tcPr>
+          <w:p>
+            <w:pPr>
+              <w:jc w:val="both"/>
+              <w:rPr>
+                <w:sz w:val="24"/>
+                <w:szCs w:val="24"/>
+                <w:lang w:val="ru-RU"/>
+              </w:rPr>
+            </w:pPr>
+            <w:r>
+              <w:rPr>
+                <w:sz w:val="24"/>
+                <w:szCs w:val="24"/>
+                <w:lang w:val="ru-RU"/>
+              </w:rPr>
+              <w:t>ремонт OR дорога</w:t>
+            </w:r>
+          </w:p>
+        </w:tc>
+        <w:tc>
+          <w:tcPr>
+            <w:tcW w:w="1134" w:type="dxa"/>
+          </w:tcPr>
+          <w:p>
+            <w:pPr>
+              <w:jc w:val="both"/>
+              <w:rPr>
+                <w:sz w:val="24"/>
+                <w:szCs w:val="24"/>
+                <w:lang w:val="ru-RU"/>
+              </w:rPr>
+            </w:pPr>
+            <w:proofErr w:type="spellStart"/>
+            <w:r>
+              <w:rPr>
+                <w:sz w:val="24"/>
+                <w:szCs w:val="24"/>
+                <w:lang w:val="ru-RU"/>
+              </w:rPr>
+              <w:t>boolean</w:t>
+            </w:r>
+            <w:proofErr w:type="spellEnd"/>
+          </w:p>
+        </w:tc>
+        <w:tc>
+          <w:tcPr>
+            <w:tcW w:w="851" w:type="dxa"/>
+          </w:tcPr>
+          <w:p>
+            <w:pPr>
+              <w:jc w:val="both"/>
+              <w:rPr>
+                <w:sz w:val="24"/>
+                <w:szCs w:val="24"/>
+                <w:lang w:val="ru-RU"/>
+              </w:rPr>
+            </w:pPr>
+            <w:r>
+              <w:rPr>
+                <w:sz w:val="24"/>
+                <w:szCs w:val="24"/>
+                <w:lang w:val="ru-RU"/>
+              </w:rPr>
+              <w:t>0</w:t>
+            </w:r>
+          </w:p>
+        </w:tc>
+        <w:tc>
+          <w:tcPr>
+            <w:tcW w:w="1978" w:type="dxa"/>
+          </w:tcPr>
+          <w:p>
+            <w:pPr>
+              <w:jc w:val="both"/>
+              <w:rPr>
+                <w:sz w:val="24"/>
+                <w:szCs w:val="24"/>
+                <w:lang w:val="ru-RU"/>
+              </w:rPr>
+            </w:pPr>
+            <w:r>
+              <w:rPr>
+                <w:sz w:val="24"/>
+                <w:szCs w:val="24"/>
+                <w:lang w:val="ru-RU"/>
+              </w:rPr>
+              <w:t>33.864</w:t>
+            </w:r>
+          </w:p>
+        </w:tc>
+        <w:tc>
+          <w:tcPr>
+            <w:tcW w:w="1566" w:type="dxa"/>
+          </w:tcPr>
+          <w:p>
+            <w:pPr>
+              <w:jc w:val="both"/>
+              <w:rPr>
+                <w:sz w:val="24"/>
+                <w:szCs w:val="24"/>
+                <w:lang w:val="ru-RU"/>
+              </w:rPr>
+            </w:pPr>
+            <w:r>
+              <w:rPr>
+                <w:sz w:val="24"/>
+                <w:szCs w:val="24"/>
+                <w:lang w:val="ru-RU"/>
+              </w:rPr>
+              <w:t>35.550</w:t>
+            </w:r>
+          </w:p>
+        </w:tc>
+        <w:tc>
+          <w:tcPr>
+            <w:tcW w:w="2097" w:type="dxa"/>
+          </w:tcPr>
+          <w:p>
+            <w:pPr>
+              <w:jc w:val="both"/>
+              <w:rPr>
+                <w:sz w:val="24"/>
+                <w:szCs w:val="24"/>
+                <w:lang w:val="ru-RU"/>
+              </w:rPr>
+            </w:pPr>
+          </w:p>
+        </w:tc>
+      </w:tr>
+      <w:tr>
+        <w:trPr>
+          <w:trHeight w:val="717"/>
+        </w:trPr>
+        <w:tc>
+          <w:tcPr>
+            <w:tcW w:w="1696" w:type="dxa"/>
+          </w:tcPr>
+          <w:p>
+            <w:pPr>
+              <w:jc w:val="both"/>
+              <w:rPr>
+                <w:sz w:val="24"/>
+                <w:szCs w:val="24"/>
+                <w:lang w:val="ru-RU"/>
+              </w:rPr>
+            </w:pPr>
+            <w:proofErr w:type="spellStart"/>
+            <w:r>
+              <w:rPr>
+                <w:sz w:val="24"/>
+                <w:szCs w:val="24"/>
+                <w:lang w:val="ru-RU"/>
+              </w:rPr>
+              <w:t>серпухов</w:t>
+            </w:r>
+            <w:proofErr w:type="spellEnd"/>
+            <w:r>
+              <w:rPr>
+                <w:sz w:val="24"/>
+                <w:szCs w:val="24"/>
+                <w:lang w:val="ru-RU"/>
+              </w:rPr>
+              <w:t xml:space="preserve"> AND области</w:t>
+            </w:r>
+          </w:p>
+        </w:tc>
+        <w:tc>
+          <w:tcPr>
+            <w:tcW w:w="1134" w:type="dxa"/>
+          </w:tcPr>
+          <w:p>
+            <w:pPr>
+              <w:jc w:val="both"/>
+              <w:rPr>
+                <w:sz w:val="24"/>
+                <w:szCs w:val="24"/>
+                <w:lang w:val="ru-RU"/>
+              </w:rPr>
+            </w:pPr>
+            <w:proofErr w:type="spellStart"/>
+            <w:r>
+              <w:rPr>
+                <w:sz w:val="24"/>
+                <w:szCs w:val="24"/>
+                <w:lang w:val="ru-RU"/>
+              </w:rPr>
+              <w:t>boolean</w:t>
+            </w:r>
+            <w:proofErr w:type="spellEnd"/>
+          </w:p>
+        </w:tc>
+        <w:tc>
+          <w:tcPr>
+            <w:tcW w:w="851" w:type="dxa"/>
+          </w:tcPr>
+          <w:p>
+            <w:pPr>
+              <w:jc w:val="both"/>
+              <w:rPr>
+                <w:sz w:val="24"/>
+                <w:szCs w:val="24"/>
+                <w:lang w:val="ru-RU"/>
+              </w:rPr>
+            </w:pPr>
+            <w:r>
+              <w:rPr>
+                <w:sz w:val="24"/>
+                <w:szCs w:val="24"/>
+                <w:lang w:val="ru-RU"/>
+              </w:rPr>
+              <w:t>0</w:t>
+            </w:r>
+          </w:p>
+        </w:tc>
+        <w:tc>
+          <w:tcPr>
+            <w:tcW w:w="1978" w:type="dxa"/>
+          </w:tcPr>
+          <w:p>
+            <w:pPr>
+              <w:jc w:val="both"/>
+              <w:rPr>
+                <w:sz w:val="24"/>
+                <w:szCs w:val="24"/>
+                <w:lang w:val="ru-RU"/>
+              </w:rPr>
+            </w:pPr>
+            <w:r>
+              <w:rPr>
+                <w:sz w:val="24"/>
+                <w:szCs w:val="24"/>
+                <w:lang w:val="ru-RU"/>
+              </w:rPr>
+              <w:t>37.553</w:t>
+            </w:r>
+          </w:p>
+        </w:tc>
+        <w:tc>
+          <w:tcPr>
+            <w:tcW w:w="1566" w:type="dxa"/>
+          </w:tcPr>
+          <w:p>
+            <w:pPr>
+              <w:jc w:val="both"/>
+              <w:rPr>
+                <w:sz w:val="24"/>
+                <w:szCs w:val="24"/>
+                <w:lang w:val="ru-RU"/>
+              </w:rPr>
+            </w:pPr>
+            <w:r>
+              <w:rPr>
+                <w:sz w:val="24"/>
+                <w:szCs w:val="24"/>
+                <w:lang w:val="ru-RU"/>
+              </w:rPr>
+              <w:t>55.382</w:t>
+            </w:r>
+          </w:p>
+        </w:tc>
+        <w:tc>
+          <w:tcPr>
+            <w:tcW w:w="2097" w:type="dxa"/>
+          </w:tcPr>
+          <w:p>
+            <w:pPr>
+              <w:jc w:val="both"/>
+              <w:rPr>
+                <w:sz w:val="24"/>
+                <w:szCs w:val="24"/>
+                <w:lang w:val="ru-RU"/>
+              </w:rPr>
+            </w:pPr>
+          </w:p>
+        </w:tc>
+      </w:tr>
+    </w:tbl>
+    <w:p>
+      <w:pPr>
+        <w:jc w:val="both"/>
+        <w:rPr>
+          <w:sz w:val="24"/>
+          <w:szCs w:val="24"/>
+          <w:lang w:val="ru-RU"/>
+        </w:rPr>
+      </w:pPr>
     </w:p>
     <w:p>
       <w:pPr>
@@ -12752,6 +16051,7 @@
           <w:szCs w:val="24"/>
           <w:lang w:val="ru-RU"/>
         </w:rPr>
+        <w:lastRenderedPageBreak/>
         <w:t>Выводы</w:t>
       </w:r>
     </w:p>
@@ -13257,280 +16557,288 @@
           <w:szCs w:val="24"/>
           <w:lang w:val="ru-RU"/>
         </w:rPr>
+        <w:t xml:space="preserve">Тесты построения булевого индекса проверяют корректность чтения </w:t>
+      </w:r>
+      <w:proofErr w:type="spellStart"/>
+      <w:r>
+        <w:rPr>
+          <w:sz w:val="24"/>
+          <w:szCs w:val="24"/>
+          <w:lang w:val="ru-RU"/>
+        </w:rPr>
+        <w:t>manifest</w:t>
+      </w:r>
+      <w:proofErr w:type="spellEnd"/>
+      <w:r>
+        <w:rPr>
+          <w:sz w:val="24"/>
+          <w:szCs w:val="24"/>
+          <w:lang w:val="ru-RU"/>
+        </w:rPr>
+        <w:t xml:space="preserve">, реакцию на отсутствующие колонки, обработку отсутствующих текстовых файлов и создание выходных файлов </w:t>
+      </w:r>
+      <w:proofErr w:type="spellStart"/>
+      <w:r>
+        <w:rPr>
+          <w:sz w:val="24"/>
+          <w:szCs w:val="24"/>
+          <w:lang w:val="ru-RU"/>
+        </w:rPr>
+        <w:t>inv.bin</w:t>
+      </w:r>
+      <w:proofErr w:type="spellEnd"/>
+      <w:r>
+        <w:rPr>
+          <w:sz w:val="24"/>
+          <w:szCs w:val="24"/>
+          <w:lang w:val="ru-RU"/>
+        </w:rPr>
+        <w:t xml:space="preserve"> и </w:t>
+      </w:r>
+      <w:proofErr w:type="spellStart"/>
+      <w:r>
+        <w:rPr>
+          <w:sz w:val="24"/>
+          <w:szCs w:val="24"/>
+          <w:lang w:val="ru-RU"/>
+        </w:rPr>
+        <w:t>fwd.bin</w:t>
+      </w:r>
+      <w:proofErr w:type="spellEnd"/>
+      <w:r>
+        <w:rPr>
+          <w:sz w:val="24"/>
+          <w:szCs w:val="24"/>
+          <w:lang w:val="ru-RU"/>
+        </w:rPr>
+        <w:t xml:space="preserve">. В отдельном наборе тестов проверяются параметры запуска, включая yo2e, </w:t>
+      </w:r>
+      <w:proofErr w:type="spellStart"/>
+      <w:r>
+        <w:rPr>
+          <w:sz w:val="24"/>
+          <w:szCs w:val="24"/>
+          <w:lang w:val="ru-RU"/>
+        </w:rPr>
+        <w:t>keepnumbers</w:t>
+      </w:r>
+      <w:proofErr w:type="spellEnd"/>
+      <w:r>
+        <w:rPr>
+          <w:sz w:val="24"/>
+          <w:szCs w:val="24"/>
+          <w:lang w:val="ru-RU"/>
+        </w:rPr>
+        <w:t xml:space="preserve">, </w:t>
+      </w:r>
+      <w:proofErr w:type="spellStart"/>
+      <w:r>
+        <w:rPr>
+          <w:sz w:val="24"/>
+          <w:szCs w:val="24"/>
+          <w:lang w:val="ru-RU"/>
+        </w:rPr>
+        <w:t>minlen</w:t>
+      </w:r>
+      <w:proofErr w:type="spellEnd"/>
+      <w:r>
+        <w:rPr>
+          <w:sz w:val="24"/>
+          <w:szCs w:val="24"/>
+          <w:lang w:val="ru-RU"/>
+        </w:rPr>
+        <w:t xml:space="preserve"> и </w:t>
+      </w:r>
+      <w:proofErr w:type="spellStart"/>
+      <w:r>
+        <w:rPr>
+          <w:sz w:val="24"/>
+          <w:szCs w:val="24"/>
+          <w:lang w:val="ru-RU"/>
+        </w:rPr>
+        <w:t>maxdocbytes</w:t>
+      </w:r>
+      <w:proofErr w:type="spellEnd"/>
+      <w:r>
+        <w:rPr>
+          <w:sz w:val="24"/>
+          <w:szCs w:val="24"/>
+          <w:lang w:val="ru-RU"/>
+        </w:rPr>
+        <w:t xml:space="preserve">, чтобы убедиться, что программа корректно принимает опции командной строки и не падает на разных режимах. Также проверяется структура заголовков </w:t>
+      </w:r>
+      <w:proofErr w:type="spellStart"/>
+      <w:r>
+        <w:rPr>
+          <w:sz w:val="24"/>
+          <w:szCs w:val="24"/>
+          <w:lang w:val="ru-RU"/>
+        </w:rPr>
+        <w:t>inv.bin</w:t>
+      </w:r>
+      <w:proofErr w:type="spellEnd"/>
+      <w:r>
+        <w:rPr>
+          <w:sz w:val="24"/>
+          <w:szCs w:val="24"/>
+          <w:lang w:val="ru-RU"/>
+        </w:rPr>
+        <w:t xml:space="preserve"> и </w:t>
+      </w:r>
+      <w:proofErr w:type="spellStart"/>
+      <w:r>
+        <w:rPr>
+          <w:sz w:val="24"/>
+          <w:szCs w:val="24"/>
+          <w:lang w:val="ru-RU"/>
+        </w:rPr>
+        <w:t>fwd.bin</w:t>
+      </w:r>
+      <w:proofErr w:type="spellEnd"/>
+      <w:r>
+        <w:rPr>
+          <w:sz w:val="24"/>
+          <w:szCs w:val="24"/>
+          <w:lang w:val="ru-RU"/>
+        </w:rPr>
+        <w:t xml:space="preserve">, включая магические байты INV1 и FWD1, версии формата и согласованность </w:t>
+      </w:r>
+      <w:proofErr w:type="spellStart"/>
+      <w:r>
+        <w:rPr>
+          <w:sz w:val="24"/>
+          <w:szCs w:val="24"/>
+          <w:lang w:val="ru-RU"/>
+        </w:rPr>
+        <w:t>doc_count</w:t>
+      </w:r>
+      <w:proofErr w:type="spellEnd"/>
+      <w:r>
+        <w:rPr>
+          <w:sz w:val="24"/>
+          <w:szCs w:val="24"/>
+          <w:lang w:val="ru-RU"/>
+        </w:rPr>
+        <w:t>.</w:t>
+      </w:r>
+    </w:p>
+    <w:p>
+      <w:pPr>
+        <w:ind w:firstLine="360"/>
+        <w:jc w:val="both"/>
+        <w:rPr>
+          <w:sz w:val="24"/>
+          <w:szCs w:val="24"/>
+          <w:lang w:val="ru-RU"/>
+        </w:rPr>
+      </w:pPr>
+      <w:r>
+        <w:rPr>
+          <w:sz w:val="24"/>
+          <w:szCs w:val="24"/>
+          <w:lang w:val="ru-RU"/>
+        </w:rPr>
+        <w:t xml:space="preserve">Тесты булевого поиска собирают небольшой индекс на искусственных документах и затем запускают </w:t>
+      </w:r>
+      <w:proofErr w:type="spellStart"/>
+      <w:r>
+        <w:rPr>
+          <w:sz w:val="24"/>
+          <w:szCs w:val="24"/>
+          <w:lang w:val="ru-RU"/>
+        </w:rPr>
+        <w:t>search_cli</w:t>
+      </w:r>
+      <w:proofErr w:type="spellEnd"/>
+      <w:r>
+        <w:rPr>
+          <w:sz w:val="24"/>
+          <w:szCs w:val="24"/>
+          <w:lang w:val="ru-RU"/>
+        </w:rPr>
+        <w:t xml:space="preserve">, подавая запросы через </w:t>
+      </w:r>
+      <w:proofErr w:type="spellStart"/>
+      <w:r>
+        <w:rPr>
+          <w:sz w:val="24"/>
+          <w:szCs w:val="24"/>
+          <w:lang w:val="ru-RU"/>
+        </w:rPr>
+        <w:t>stdin</w:t>
+      </w:r>
+      <w:proofErr w:type="spellEnd"/>
+      <w:r>
+        <w:rPr>
+          <w:sz w:val="24"/>
+          <w:szCs w:val="24"/>
+          <w:lang w:val="ru-RU"/>
+        </w:rPr>
+        <w:t xml:space="preserve">. Проверяются базовые операции поиска по одному термину, операции AND, OR, NOT, поддержка неявного AND и корректность обработки сложных выражений. Дополнительно предусмотрены тесты на пустой результат, нормализацию терма запроса и обработку ошибок при отсутствии файлов индекса или неверных </w:t>
+      </w:r>
+      <w:proofErr w:type="spellStart"/>
+      <w:r>
+        <w:rPr>
+          <w:sz w:val="24"/>
+          <w:szCs w:val="24"/>
+          <w:lang w:val="ru-RU"/>
+        </w:rPr>
+        <w:t>magic</w:t>
+      </w:r>
+      <w:proofErr w:type="spellEnd"/>
+      <w:r>
+        <w:rPr>
+          <w:sz w:val="24"/>
+          <w:szCs w:val="24"/>
+          <w:lang w:val="ru-RU"/>
+        </w:rPr>
+        <w:t xml:space="preserve"> байтах. Формат выдачи проверяется отдельно: для булевых запросов ожидаются строки из трех полей, а для ранжированного режима проверяется наличие </w:t>
+      </w:r>
+      <w:proofErr w:type="spellStart"/>
+      <w:r>
+        <w:rPr>
+          <w:sz w:val="24"/>
+          <w:szCs w:val="24"/>
+          <w:lang w:val="ru-RU"/>
+        </w:rPr>
+        <w:t>score</w:t>
+      </w:r>
+      <w:proofErr w:type="spellEnd"/>
+      <w:r>
+        <w:rPr>
+          <w:sz w:val="24"/>
+          <w:szCs w:val="24"/>
+          <w:lang w:val="ru-RU"/>
+        </w:rPr>
+        <w:t xml:space="preserve"> как числа.</w:t>
+      </w:r>
+    </w:p>
+    <w:p>
+      <w:pPr>
+        <w:ind w:firstLine="360"/>
+        <w:jc w:val="both"/>
+        <w:rPr>
+          <w:sz w:val="24"/>
+          <w:szCs w:val="24"/>
+          <w:lang w:val="ru-RU"/>
+        </w:rPr>
+      </w:pPr>
+      <w:r>
+        <w:rPr>
+          <w:sz w:val="24"/>
+          <w:szCs w:val="24"/>
+          <w:lang w:val="ru-RU"/>
+        </w:rPr>
+        <w:t xml:space="preserve">Тесты сжатия проверяют, что при построении индекса выводится статистика сжатия, </w:t>
+      </w:r>
+      <w:r>
+        <w:rPr>
+          <w:sz w:val="24"/>
+          <w:szCs w:val="24"/>
+          <w:lang w:val="ru-RU"/>
+        </w:rPr>
         <w:lastRenderedPageBreak/>
-        <w:t xml:space="preserve">Тесты построения булевого индекса проверяют корректность чтения </w:t>
-      </w:r>
-      <w:proofErr w:type="spellStart"/>
-      <w:r>
-        <w:rPr>
-          <w:sz w:val="24"/>
-          <w:szCs w:val="24"/>
-          <w:lang w:val="ru-RU"/>
-        </w:rPr>
-        <w:t>manifest</w:t>
-      </w:r>
-      <w:proofErr w:type="spellEnd"/>
-      <w:r>
-        <w:rPr>
-          <w:sz w:val="24"/>
-          <w:szCs w:val="24"/>
-          <w:lang w:val="ru-RU"/>
-        </w:rPr>
-        <w:t xml:space="preserve">, реакцию на отсутствующие колонки, обработку отсутствующих текстовых файлов и создание выходных файлов </w:t>
-      </w:r>
-      <w:proofErr w:type="spellStart"/>
-      <w:r>
-        <w:rPr>
-          <w:sz w:val="24"/>
-          <w:szCs w:val="24"/>
-          <w:lang w:val="ru-RU"/>
-        </w:rPr>
-        <w:t>inv.bin</w:t>
-      </w:r>
-      <w:proofErr w:type="spellEnd"/>
-      <w:r>
-        <w:rPr>
-          <w:sz w:val="24"/>
-          <w:szCs w:val="24"/>
-          <w:lang w:val="ru-RU"/>
-        </w:rPr>
-        <w:t xml:space="preserve"> и </w:t>
-      </w:r>
-      <w:proofErr w:type="spellStart"/>
-      <w:r>
-        <w:rPr>
-          <w:sz w:val="24"/>
-          <w:szCs w:val="24"/>
-          <w:lang w:val="ru-RU"/>
-        </w:rPr>
-        <w:t>fwd.bin</w:t>
-      </w:r>
-      <w:proofErr w:type="spellEnd"/>
-      <w:r>
-        <w:rPr>
-          <w:sz w:val="24"/>
-          <w:szCs w:val="24"/>
-          <w:lang w:val="ru-RU"/>
-        </w:rPr>
-        <w:t xml:space="preserve">. В отдельном наборе тестов проверяются параметры запуска, включая yo2e, </w:t>
-      </w:r>
-      <w:proofErr w:type="spellStart"/>
-      <w:r>
-        <w:rPr>
-          <w:sz w:val="24"/>
-          <w:szCs w:val="24"/>
-          <w:lang w:val="ru-RU"/>
-        </w:rPr>
-        <w:t>keepnumbers</w:t>
-      </w:r>
-      <w:proofErr w:type="spellEnd"/>
-      <w:r>
-        <w:rPr>
-          <w:sz w:val="24"/>
-          <w:szCs w:val="24"/>
-          <w:lang w:val="ru-RU"/>
-        </w:rPr>
-        <w:t xml:space="preserve">, </w:t>
-      </w:r>
-      <w:proofErr w:type="spellStart"/>
-      <w:r>
-        <w:rPr>
-          <w:sz w:val="24"/>
-          <w:szCs w:val="24"/>
-          <w:lang w:val="ru-RU"/>
-        </w:rPr>
-        <w:t>minlen</w:t>
-      </w:r>
-      <w:proofErr w:type="spellEnd"/>
-      <w:r>
-        <w:rPr>
-          <w:sz w:val="24"/>
-          <w:szCs w:val="24"/>
-          <w:lang w:val="ru-RU"/>
-        </w:rPr>
-        <w:t xml:space="preserve"> и </w:t>
-      </w:r>
-      <w:proofErr w:type="spellStart"/>
-      <w:r>
-        <w:rPr>
-          <w:sz w:val="24"/>
-          <w:szCs w:val="24"/>
-          <w:lang w:val="ru-RU"/>
-        </w:rPr>
-        <w:t>maxdocbytes</w:t>
-      </w:r>
-      <w:proofErr w:type="spellEnd"/>
-      <w:r>
-        <w:rPr>
-          <w:sz w:val="24"/>
-          <w:szCs w:val="24"/>
-          <w:lang w:val="ru-RU"/>
-        </w:rPr>
-        <w:t xml:space="preserve">, чтобы убедиться, что программа корректно принимает опции командной строки и не падает на разных режимах. Также проверяется структура заголовков </w:t>
-      </w:r>
-      <w:proofErr w:type="spellStart"/>
-      <w:r>
-        <w:rPr>
-          <w:sz w:val="24"/>
-          <w:szCs w:val="24"/>
-          <w:lang w:val="ru-RU"/>
-        </w:rPr>
-        <w:t>inv.bin</w:t>
-      </w:r>
-      <w:proofErr w:type="spellEnd"/>
-      <w:r>
-        <w:rPr>
-          <w:sz w:val="24"/>
-          <w:szCs w:val="24"/>
-          <w:lang w:val="ru-RU"/>
-        </w:rPr>
-        <w:t xml:space="preserve"> и </w:t>
-      </w:r>
-      <w:proofErr w:type="spellStart"/>
-      <w:r>
-        <w:rPr>
-          <w:sz w:val="24"/>
-          <w:szCs w:val="24"/>
-          <w:lang w:val="ru-RU"/>
-        </w:rPr>
-        <w:t>fwd.bin</w:t>
-      </w:r>
-      <w:proofErr w:type="spellEnd"/>
-      <w:r>
-        <w:rPr>
-          <w:sz w:val="24"/>
-          <w:szCs w:val="24"/>
-          <w:lang w:val="ru-RU"/>
-        </w:rPr>
-        <w:t xml:space="preserve">, включая магические байты INV1 и FWD1, версии формата и согласованность </w:t>
-      </w:r>
-      <w:proofErr w:type="spellStart"/>
-      <w:r>
-        <w:rPr>
-          <w:sz w:val="24"/>
-          <w:szCs w:val="24"/>
-          <w:lang w:val="ru-RU"/>
-        </w:rPr>
-        <w:t>doc_count</w:t>
-      </w:r>
-      <w:proofErr w:type="spellEnd"/>
-      <w:r>
-        <w:rPr>
-          <w:sz w:val="24"/>
-          <w:szCs w:val="24"/>
-          <w:lang w:val="ru-RU"/>
-        </w:rPr>
-        <w:t>.</w:t>
-      </w:r>
-    </w:p>
-    <w:p>
-      <w:pPr>
-        <w:ind w:firstLine="360"/>
-        <w:jc w:val="both"/>
-        <w:rPr>
-          <w:sz w:val="24"/>
-          <w:szCs w:val="24"/>
-          <w:lang w:val="ru-RU"/>
-        </w:rPr>
-      </w:pPr>
-      <w:r>
-        <w:rPr>
-          <w:sz w:val="24"/>
-          <w:szCs w:val="24"/>
-          <w:lang w:val="ru-RU"/>
-        </w:rPr>
-        <w:t xml:space="preserve">Тесты булевого поиска собирают небольшой индекс на искусственных документах и затем запускают </w:t>
-      </w:r>
-      <w:proofErr w:type="spellStart"/>
-      <w:r>
-        <w:rPr>
-          <w:sz w:val="24"/>
-          <w:szCs w:val="24"/>
-          <w:lang w:val="ru-RU"/>
-        </w:rPr>
-        <w:t>search_cli</w:t>
-      </w:r>
-      <w:proofErr w:type="spellEnd"/>
-      <w:r>
-        <w:rPr>
-          <w:sz w:val="24"/>
-          <w:szCs w:val="24"/>
-          <w:lang w:val="ru-RU"/>
-        </w:rPr>
-        <w:t xml:space="preserve">, подавая запросы через </w:t>
-      </w:r>
-      <w:proofErr w:type="spellStart"/>
-      <w:r>
-        <w:rPr>
-          <w:sz w:val="24"/>
-          <w:szCs w:val="24"/>
-          <w:lang w:val="ru-RU"/>
-        </w:rPr>
-        <w:t>stdin</w:t>
-      </w:r>
-      <w:proofErr w:type="spellEnd"/>
-      <w:r>
-        <w:rPr>
-          <w:sz w:val="24"/>
-          <w:szCs w:val="24"/>
-          <w:lang w:val="ru-RU"/>
-        </w:rPr>
-        <w:t xml:space="preserve">. Проверяются базовые операции поиска по одному термину, операции AND, OR, NOT, поддержка неявного AND и корректность обработки сложных выражений. Дополнительно предусмотрены тесты на пустой результат, нормализацию терма запроса и обработку ошибок при отсутствии файлов индекса или неверных </w:t>
-      </w:r>
-      <w:proofErr w:type="spellStart"/>
-      <w:r>
-        <w:rPr>
-          <w:sz w:val="24"/>
-          <w:szCs w:val="24"/>
-          <w:lang w:val="ru-RU"/>
-        </w:rPr>
-        <w:t>magic</w:t>
-      </w:r>
-      <w:proofErr w:type="spellEnd"/>
-      <w:r>
-        <w:rPr>
-          <w:sz w:val="24"/>
-          <w:szCs w:val="24"/>
-          <w:lang w:val="ru-RU"/>
-        </w:rPr>
-        <w:t xml:space="preserve"> байтах. Формат выдачи проверяется отдельно: для булевых запросов ожидаются строки из трех полей, а для ранжированного режима проверяется наличие </w:t>
-      </w:r>
-      <w:proofErr w:type="spellStart"/>
-      <w:r>
-        <w:rPr>
-          <w:sz w:val="24"/>
-          <w:szCs w:val="24"/>
-          <w:lang w:val="ru-RU"/>
-        </w:rPr>
-        <w:t>score</w:t>
-      </w:r>
-      <w:proofErr w:type="spellEnd"/>
-      <w:r>
-        <w:rPr>
-          <w:sz w:val="24"/>
-          <w:szCs w:val="24"/>
-          <w:lang w:val="ru-RU"/>
-        </w:rPr>
-        <w:t xml:space="preserve"> как числа.</w:t>
-      </w:r>
-    </w:p>
-    <w:p>
-      <w:pPr>
-        <w:ind w:firstLine="360"/>
-        <w:jc w:val="both"/>
-        <w:rPr>
-          <w:sz w:val="24"/>
-          <w:szCs w:val="24"/>
-          <w:lang w:val="ru-RU"/>
-        </w:rPr>
-      </w:pPr>
-      <w:r>
-        <w:rPr>
-          <w:sz w:val="24"/>
-          <w:szCs w:val="24"/>
-          <w:lang w:val="ru-RU"/>
-        </w:rPr>
-        <w:t xml:space="preserve">Тесты сжатия проверяют, что при построении индекса выводится статистика сжатия, включая строки </w:t>
+        <w:t xml:space="preserve">включая строки </w:t>
       </w:r>
       <w:proofErr w:type="spellStart"/>
       <w:r>
@@ -13924,13 +17232,16 @@
     </w:p>
     <w:p>
       <w:pPr>
-        <w:jc w:val="both"/>
-        <w:rPr>
-          <w:sz w:val="24"/>
-          <w:szCs w:val="24"/>
-          <w:lang w:val="ru-RU"/>
-        </w:rPr>
-      </w:pPr>
+        <w:ind w:firstLine="708"/>
+        <w:jc w:val="both"/>
+        <w:rPr>
+          <w:sz w:val="24"/>
+          <w:szCs w:val="24"/>
+          <w:lang w:val="ru-RU"/>
+        </w:rPr>
+      </w:pPr>
+      <w:bookmarkStart w:id="0" w:name="_GoBack"/>
+      <w:bookmarkEnd w:id="0"/>
       <w:r>
         <w:rPr>
           <w:sz w:val="24"/>
@@ -20319,6 +23630,25 @@
       <w:lang w:val="ru-RU" w:eastAsia="ru-RU"/>
     </w:rPr>
   </w:style>
+  <w:style w:type="table" w:styleId="a4">
+    <w:name w:val="Table Grid"/>
+    <w:basedOn w:val="a1"/>
+    <w:uiPriority w:val="39"/>
+    <w:rsid w:val="000B572A"/>
+    <w:pPr>
+      <w:spacing w:after="0" w:line="240" w:lineRule="auto"/>
+    </w:pPr>
+    <w:tblPr>
+      <w:tblBorders>
+        <w:top w:val="single" w:sz="4" w:space="0" w:color="auto"/>
+        <w:left w:val="single" w:sz="4" w:space="0" w:color="auto"/>
+        <w:bottom w:val="single" w:sz="4" w:space="0" w:color="auto"/>
+        <w:right w:val="single" w:sz="4" w:space="0" w:color="auto"/>
+        <w:insideH w:val="single" w:sz="4" w:space="0" w:color="auto"/>
+        <w:insideV w:val="single" w:sz="4" w:space="0" w:color="auto"/>
+      </w:tblBorders>
+    </w:tblPr>
+  </w:style>
 </w:styles>
 </file>
 

--- a/Report.docx
+++ b/Report.docx
@@ -2291,14 +2291,26 @@
     </w:p>
     <w:p>
       <w:pPr>
-        <w:rPr>
-          <w:sz w:val="24"/>
-          <w:szCs w:val="24"/>
-          <w:lang w:val="ru-RU"/>
-        </w:rPr>
-      </w:pPr>
-      <w:r>
-        <w:rPr>
+        <w:ind w:firstLine="708"/>
+        <w:jc w:val="both"/>
+        <w:rPr>
+          <w:sz w:val="24"/>
+          <w:szCs w:val="24"/>
+          <w:lang w:val="ru-RU"/>
+        </w:rPr>
+      </w:pPr>
+    </w:p>
+    <w:p>
+      <w:pPr>
+        <w:rPr>
+          <w:sz w:val="24"/>
+          <w:szCs w:val="24"/>
+          <w:lang w:val="ru-RU"/>
+        </w:rPr>
+      </w:pPr>
+      <w:r>
+        <w:rPr>
+          <w:b/>
           <w:sz w:val="24"/>
           <w:szCs w:val="24"/>
           <w:lang w:val="ru-RU"/>
@@ -7051,15 +7063,15 @@
         <w:rPr>
           <w:sz w:val="24"/>
           <w:szCs w:val="24"/>
-          <w:lang w:val="ru-RU"/>
-        </w:rPr>
-      </w:pPr>
-      <w:proofErr w:type="spellStart"/>
-      <w:r>
-        <w:rPr>
-          <w:sz w:val="24"/>
-          <w:szCs w:val="24"/>
-          <w:lang w:val="ru-RU"/>
+          <w:lang w:val="en-US"/>
+        </w:rPr>
+      </w:pPr>
+      <w:proofErr w:type="spellStart"/>
+      <w:r>
+        <w:rPr>
+          <w:sz w:val="24"/>
+          <w:szCs w:val="24"/>
+          <w:lang w:val="en-US"/>
         </w:rPr>
         <w:t>zipf_file</w:t>
       </w:r>
@@ -7068,46 +7080,28 @@
         <w:rPr>
           <w:sz w:val="24"/>
           <w:szCs w:val="24"/>
-          <w:lang w:val="ru-RU"/>
-        </w:rPr>
-        <w:t>=</w:t>
-      </w:r>
-      <w:proofErr w:type="spellStart"/>
-      <w:r>
-        <w:rPr>
-          <w:sz w:val="24"/>
-          <w:szCs w:val="24"/>
-          <w:lang w:val="ru-RU"/>
-        </w:rPr>
-        <w:t>out</w:t>
-      </w:r>
-      <w:proofErr w:type="spellEnd"/>
-      <w:r>
-        <w:rPr>
-          <w:sz w:val="24"/>
-          <w:szCs w:val="24"/>
-          <w:lang w:val="ru-RU"/>
-        </w:rPr>
-        <w:t>\zipf.csv</w:t>
-      </w:r>
-    </w:p>
-    <w:p>
-      <w:pPr>
-        <w:jc w:val="both"/>
-        <w:rPr>
-          <w:sz w:val="24"/>
-          <w:szCs w:val="24"/>
-          <w:lang w:val="ru-RU"/>
-        </w:rPr>
-      </w:pPr>
-    </w:p>
-    <w:p>
-      <w:pPr>
-        <w:jc w:val="both"/>
-        <w:rPr>
-          <w:sz w:val="24"/>
-          <w:szCs w:val="24"/>
-          <w:lang w:val="ru-RU"/>
+          <w:lang w:val="en-US"/>
+        </w:rPr>
+        <w:t>=out\zipf.csv</w:t>
+      </w:r>
+    </w:p>
+    <w:p>
+      <w:pPr>
+        <w:jc w:val="both"/>
+        <w:rPr>
+          <w:sz w:val="24"/>
+          <w:szCs w:val="24"/>
+          <w:lang w:val="en-US"/>
+        </w:rPr>
+      </w:pPr>
+    </w:p>
+    <w:p>
+      <w:pPr>
+        <w:jc w:val="both"/>
+        <w:rPr>
+          <w:sz w:val="24"/>
+          <w:szCs w:val="24"/>
+          <w:lang w:val="en-US"/>
         </w:rPr>
       </w:pPr>
     </w:p>
@@ -7118,7 +7112,7 @@
           <w:b/>
           <w:sz w:val="24"/>
           <w:szCs w:val="24"/>
-          <w:lang w:val="ru-RU"/>
+          <w:lang w:val="en-US"/>
         </w:rPr>
       </w:pPr>
       <w:r>
@@ -7128,14 +7122,41 @@
           <w:szCs w:val="24"/>
           <w:lang w:val="ru-RU"/>
         </w:rPr>
-        <w:t xml:space="preserve">Топ и </w:t>
-      </w:r>
-      <w:proofErr w:type="spellStart"/>
+        <w:t>Топ</w:t>
+      </w:r>
       <w:r>
         <w:rPr>
           <w:b/>
           <w:sz w:val="24"/>
           <w:szCs w:val="24"/>
+          <w:lang w:val="en-US"/>
+        </w:rPr>
+        <w:t xml:space="preserve"> </w:t>
+      </w:r>
+      <w:r>
+        <w:rPr>
+          <w:b/>
+          <w:sz w:val="24"/>
+          <w:szCs w:val="24"/>
+          <w:lang w:val="ru-RU"/>
+        </w:rPr>
+        <w:t>и</w:t>
+      </w:r>
+      <w:r>
+        <w:rPr>
+          <w:b/>
+          <w:sz w:val="24"/>
+          <w:szCs w:val="24"/>
+          <w:lang w:val="en-US"/>
+        </w:rPr>
+        <w:t xml:space="preserve"> </w:t>
+      </w:r>
+      <w:proofErr w:type="spellStart"/>
+      <w:r>
+        <w:rPr>
+          <w:b/>
+          <w:sz w:val="24"/>
+          <w:szCs w:val="24"/>
           <w:lang w:val="ru-RU"/>
         </w:rPr>
         <w:t>антитоп</w:t>
@@ -7146,18 +7167,36 @@
           <w:b/>
           <w:sz w:val="24"/>
           <w:szCs w:val="24"/>
-          <w:lang w:val="ru-RU"/>
-        </w:rPr>
-        <w:t xml:space="preserve"> терминов:</w:t>
-      </w:r>
-    </w:p>
-    <w:p>
-      <w:pPr>
-        <w:jc w:val="both"/>
-        <w:rPr>
-          <w:sz w:val="24"/>
-          <w:szCs w:val="24"/>
-          <w:lang w:val="ru-RU"/>
+          <w:lang w:val="en-US"/>
+        </w:rPr>
+        <w:t xml:space="preserve"> </w:t>
+      </w:r>
+      <w:r>
+        <w:rPr>
+          <w:b/>
+          <w:sz w:val="24"/>
+          <w:szCs w:val="24"/>
+          <w:lang w:val="ru-RU"/>
+        </w:rPr>
+        <w:t>терминов</w:t>
+      </w:r>
+      <w:r>
+        <w:rPr>
+          <w:b/>
+          <w:sz w:val="24"/>
+          <w:szCs w:val="24"/>
+          <w:lang w:val="en-US"/>
+        </w:rPr>
+        <w:t>:</w:t>
+      </w:r>
+    </w:p>
+    <w:p>
+      <w:pPr>
+        <w:jc w:val="both"/>
+        <w:rPr>
+          <w:sz w:val="24"/>
+          <w:szCs w:val="24"/>
+          <w:lang w:val="en-US"/>
         </w:rPr>
       </w:pPr>
     </w:p>
@@ -7194,7 +7233,7 @@
           <w:szCs w:val="24"/>
           <w:lang w:val="en-US"/>
         </w:rPr>
-        <w:t>Total unique terms: 445976</w:t>
+        <w:t>Total unique terms: 445835</w:t>
       </w:r>
     </w:p>
     <w:p>
@@ -7230,7 +7269,7 @@
           <w:szCs w:val="24"/>
           <w:lang w:val="en-US"/>
         </w:rPr>
-        <w:t>): 66046912</w:t>
+        <w:t>): 59388262</w:t>
       </w:r>
     </w:p>
     <w:tbl>
@@ -7254,6 +7293,7 @@
             <w:pPr>
               <w:jc w:val="both"/>
               <w:rPr>
+                <w:b/>
                 <w:sz w:val="24"/>
                 <w:szCs w:val="24"/>
                 <w:lang w:val="en-US"/>
@@ -7261,6 +7301,7 @@
             </w:pPr>
             <w:r>
               <w:rPr>
+                <w:b/>
                 <w:sz w:val="24"/>
                 <w:szCs w:val="24"/>
                 <w:lang w:val="en-US"/>
@@ -7277,6 +7318,7 @@
             <w:pPr>
               <w:jc w:val="both"/>
               <w:rPr>
+                <w:b/>
                 <w:sz w:val="24"/>
                 <w:szCs w:val="24"/>
                 <w:lang w:val="en-US"/>
@@ -7284,6 +7326,7 @@
             </w:pPr>
             <w:r>
               <w:rPr>
+                <w:b/>
                 <w:sz w:val="24"/>
                 <w:szCs w:val="24"/>
                 <w:lang w:val="en-US"/>
@@ -7300,6 +7343,7 @@
             <w:pPr>
               <w:jc w:val="both"/>
               <w:rPr>
+                <w:b/>
                 <w:sz w:val="24"/>
                 <w:szCs w:val="24"/>
                 <w:lang w:val="en-US"/>
@@ -7308,6 +7352,7 @@
             <w:proofErr w:type="spellStart"/>
             <w:r>
               <w:rPr>
+                <w:b/>
                 <w:sz w:val="24"/>
                 <w:szCs w:val="24"/>
                 <w:lang w:val="en-US"/>
@@ -7325,6 +7370,7 @@
             <w:pPr>
               <w:jc w:val="both"/>
               <w:rPr>
+                <w:b/>
                 <w:sz w:val="24"/>
                 <w:szCs w:val="24"/>
                 <w:lang w:val="en-US"/>
@@ -7332,6 +7378,7 @@
             </w:pPr>
             <w:r>
               <w:rPr>
+                <w:b/>
                 <w:sz w:val="24"/>
                 <w:szCs w:val="24"/>
                 <w:lang w:val="en-US"/>
@@ -7378,14 +7425,16 @@
                 <w:lang w:val="en-US"/>
               </w:rPr>
             </w:pPr>
+            <w:proofErr w:type="spellStart"/>
             <w:r>
               <w:rPr>
                 <w:sz w:val="24"/>
                 <w:szCs w:val="24"/>
-                <w:lang w:val="ru-RU"/>
-              </w:rPr>
-              <w:t>на</w:t>
+                <w:lang w:val="en-US"/>
+              </w:rPr>
+              <w:t>новости</w:t>
             </w:r>
+            <w:proofErr w:type="spellEnd"/>
           </w:p>
         </w:tc>
         <w:tc>
@@ -7407,7 +7456,7 @@
                 <w:szCs w:val="24"/>
                 <w:lang w:val="en-US"/>
               </w:rPr>
-              <w:t>1099718</w:t>
+              <w:t>616436</w:t>
             </w:r>
           </w:p>
         </w:tc>
@@ -7430,7 +7479,7 @@
                 <w:szCs w:val="24"/>
                 <w:lang w:val="en-US"/>
               </w:rPr>
-              <w:t>1.665056</w:t>
+              <w:t>1.037976</w:t>
             </w:r>
           </w:p>
         </w:tc>
@@ -7478,7 +7527,7 @@
                 <w:szCs w:val="24"/>
                 <w:lang w:val="ru-RU"/>
               </w:rPr>
-              <w:t>новости</w:t>
+              <w:t>2025</w:t>
             </w:r>
           </w:p>
         </w:tc>
@@ -7501,7 +7550,7 @@
                 <w:szCs w:val="24"/>
                 <w:lang w:val="ru-RU"/>
               </w:rPr>
-              <w:t>616436</w:t>
+              <w:t>600228</w:t>
             </w:r>
           </w:p>
         </w:tc>
@@ -7524,7 +7573,7 @@
                 <w:szCs w:val="24"/>
                 <w:lang w:val="ru-RU"/>
               </w:rPr>
-              <w:t>0.933331</w:t>
+              <w:t>1.010685</w:t>
             </w:r>
           </w:p>
         </w:tc>
@@ -7566,14 +7615,16 @@
                 <w:lang w:val="ru-RU"/>
               </w:rPr>
             </w:pPr>
+            <w:proofErr w:type="spellStart"/>
             <w:r>
               <w:rPr>
                 <w:sz w:val="24"/>
                 <w:szCs w:val="24"/>
                 <w:lang w:val="ru-RU"/>
               </w:rPr>
-              <w:t>по</w:t>
+              <w:t>серпухов</w:t>
             </w:r>
+            <w:proofErr w:type="spellEnd"/>
           </w:p>
         </w:tc>
         <w:tc>
@@ -7595,7 +7646,7 @@
                 <w:szCs w:val="24"/>
                 <w:lang w:val="ru-RU"/>
               </w:rPr>
-              <w:t>607116</w:t>
+              <w:t>419387</w:t>
             </w:r>
           </w:p>
         </w:tc>
@@ -7618,7 +7669,7 @@
                 <w:szCs w:val="24"/>
                 <w:lang w:val="ru-RU"/>
               </w:rPr>
-              <w:t>0.919219</w:t>
+              <w:t>0.706178</w:t>
             </w:r>
           </w:p>
         </w:tc>
@@ -7667,7 +7718,7 @@
                 <w:szCs w:val="24"/>
                 <w:lang w:val="ru-RU"/>
               </w:rPr>
-              <w:t>2025</w:t>
+              <w:t>города</w:t>
             </w:r>
           </w:p>
         </w:tc>
@@ -7690,7 +7741,7 @@
                 <w:szCs w:val="24"/>
                 <w:lang w:val="ru-RU"/>
               </w:rPr>
-              <w:t>600228</w:t>
+              <w:t>356776</w:t>
             </w:r>
           </w:p>
         </w:tc>
@@ -7713,7 +7764,7 @@
                 <w:szCs w:val="24"/>
                 <w:lang w:val="ru-RU"/>
               </w:rPr>
-              <w:t>0.908790</w:t>
+              <w:t>0.600752</w:t>
             </w:r>
           </w:p>
         </w:tc>
@@ -7755,16 +7806,14 @@
                 <w:lang w:val="ru-RU"/>
               </w:rPr>
             </w:pPr>
-            <w:proofErr w:type="spellStart"/>
             <w:r>
               <w:rPr>
                 <w:sz w:val="24"/>
                 <w:szCs w:val="24"/>
                 <w:lang w:val="ru-RU"/>
               </w:rPr>
-              <w:t>серпухов</w:t>
+              <w:t>декабря</w:t>
             </w:r>
-            <w:proofErr w:type="spellEnd"/>
           </w:p>
         </w:tc>
         <w:tc>
@@ -7786,7 +7835,7 @@
                 <w:szCs w:val="24"/>
                 <w:lang w:val="ru-RU"/>
               </w:rPr>
-              <w:t>419387</w:t>
+              <w:t>318519</w:t>
             </w:r>
           </w:p>
         </w:tc>
@@ -7809,7 +7858,7 @@
                 <w:szCs w:val="24"/>
                 <w:lang w:val="ru-RU"/>
               </w:rPr>
-              <w:t>0.634984</w:t>
+              <w:t>0.536333</w:t>
             </w:r>
           </w:p>
         </w:tc>
@@ -7857,7 +7906,7 @@
                 <w:szCs w:val="24"/>
                 <w:lang w:val="ru-RU"/>
               </w:rPr>
-              <w:t>для</w:t>
+              <w:t>городского</w:t>
             </w:r>
           </w:p>
         </w:tc>
@@ -7880,7 +7929,7 @@
                 <w:szCs w:val="24"/>
                 <w:lang w:val="ru-RU"/>
               </w:rPr>
-              <w:t>357111</w:t>
+              <w:t>312491</w:t>
             </w:r>
           </w:p>
         </w:tc>
@@ -7903,7 +7952,7 @@
                 <w:szCs w:val="24"/>
                 <w:lang w:val="ru-RU"/>
               </w:rPr>
-              <w:t>0.540693</w:t>
+              <w:t>0.526183</w:t>
             </w:r>
           </w:p>
         </w:tc>
@@ -7951,7 +8000,7 @@
                 <w:szCs w:val="24"/>
                 <w:lang w:val="ru-RU"/>
               </w:rPr>
-              <w:t>города</w:t>
+              <w:t>округа</w:t>
             </w:r>
           </w:p>
         </w:tc>
@@ -7974,7 +8023,7 @@
                 <w:szCs w:val="24"/>
                 <w:lang w:val="ru-RU"/>
               </w:rPr>
-              <w:t>356776</w:t>
+              <w:t>309222</w:t>
             </w:r>
           </w:p>
         </w:tc>
@@ -7997,7 +8046,7 @@
                 <w:szCs w:val="24"/>
                 <w:lang w:val="ru-RU"/>
               </w:rPr>
-              <w:t>0.540186</w:t>
+              <w:t>0.520679</w:t>
             </w:r>
           </w:p>
         </w:tc>
@@ -8013,14 +8062,14 @@
               <w:rPr>
                 <w:sz w:val="24"/>
                 <w:szCs w:val="24"/>
-                <w:lang w:val="ru-RU"/>
+                <w:lang w:val="en-US"/>
               </w:rPr>
             </w:pPr>
             <w:r>
               <w:rPr>
                 <w:sz w:val="24"/>
                 <w:szCs w:val="24"/>
-                <w:lang w:val="ru-RU"/>
+                <w:lang w:val="en-US"/>
               </w:rPr>
               <w:t>8</w:t>
             </w:r>
@@ -8036,16 +8085,16 @@
               <w:rPr>
                 <w:sz w:val="24"/>
                 <w:szCs w:val="24"/>
-                <w:lang w:val="ru-RU"/>
+                <w:lang w:val="en-US"/>
               </w:rPr>
             </w:pPr>
             <w:r>
               <w:rPr>
                 <w:sz w:val="24"/>
                 <w:szCs w:val="24"/>
-                <w:lang w:val="ru-RU"/>
-              </w:rPr>
-              <w:t>не</w:t>
+                <w:lang w:val="en-US"/>
+              </w:rPr>
+              <w:t>12</w:t>
             </w:r>
           </w:p>
         </w:tc>
@@ -8059,16 +8108,16 @@
               <w:rPr>
                 <w:sz w:val="24"/>
                 <w:szCs w:val="24"/>
-                <w:lang w:val="ru-RU"/>
+                <w:lang w:val="en-US"/>
               </w:rPr>
             </w:pPr>
             <w:r>
               <w:rPr>
                 <w:sz w:val="24"/>
                 <w:szCs w:val="24"/>
-                <w:lang w:val="ru-RU"/>
-              </w:rPr>
-              <w:t>349008</w:t>
+                <w:lang w:val="en-US"/>
+              </w:rPr>
+              <w:t>278974</w:t>
             </w:r>
           </w:p>
         </w:tc>
@@ -8082,16 +8131,16 @@
               <w:rPr>
                 <w:sz w:val="24"/>
                 <w:szCs w:val="24"/>
-                <w:lang w:val="ru-RU"/>
+                <w:lang w:val="en-US"/>
               </w:rPr>
             </w:pPr>
             <w:r>
               <w:rPr>
                 <w:sz w:val="24"/>
                 <w:szCs w:val="24"/>
-                <w:lang w:val="ru-RU"/>
-              </w:rPr>
-              <w:t>0.528424</w:t>
+                <w:lang w:val="en-US"/>
+              </w:rPr>
+              <w:t>0.469746</w:t>
             </w:r>
           </w:p>
         </w:tc>
@@ -8107,14 +8156,14 @@
               <w:rPr>
                 <w:sz w:val="24"/>
                 <w:szCs w:val="24"/>
-                <w:lang w:val="ru-RU"/>
+                <w:lang w:val="en-US"/>
               </w:rPr>
             </w:pPr>
             <w:r>
               <w:rPr>
                 <w:sz w:val="24"/>
                 <w:szCs w:val="24"/>
-                <w:lang w:val="ru-RU"/>
+                <w:lang w:val="en-US"/>
               </w:rPr>
               <w:t>9</w:t>
             </w:r>
@@ -8130,16 +8179,16 @@
               <w:rPr>
                 <w:sz w:val="24"/>
                 <w:szCs w:val="24"/>
-                <w:lang w:val="ru-RU"/>
+                <w:lang w:val="en-US"/>
               </w:rPr>
             </w:pPr>
             <w:r>
               <w:rPr>
                 <w:sz w:val="24"/>
                 <w:szCs w:val="24"/>
-                <w:lang w:val="ru-RU"/>
-              </w:rPr>
-              <w:t>декабря</w:t>
+                <w:lang w:val="en-US"/>
+              </w:rPr>
+              <w:t>2024</w:t>
             </w:r>
           </w:p>
         </w:tc>
@@ -8153,16 +8202,16 @@
               <w:rPr>
                 <w:sz w:val="24"/>
                 <w:szCs w:val="24"/>
-                <w:lang w:val="ru-RU"/>
+                <w:lang w:val="en-US"/>
               </w:rPr>
             </w:pPr>
             <w:r>
               <w:rPr>
                 <w:sz w:val="24"/>
                 <w:szCs w:val="24"/>
-                <w:lang w:val="ru-RU"/>
-              </w:rPr>
-              <w:t>318519</w:t>
+                <w:lang w:val="en-US"/>
+              </w:rPr>
+              <w:t>260468</w:t>
             </w:r>
           </w:p>
         </w:tc>
@@ -8176,16 +8225,16 @@
               <w:rPr>
                 <w:sz w:val="24"/>
                 <w:szCs w:val="24"/>
-                <w:lang w:val="ru-RU"/>
+                <w:lang w:val="en-US"/>
               </w:rPr>
             </w:pPr>
             <w:r>
               <w:rPr>
                 <w:sz w:val="24"/>
                 <w:szCs w:val="24"/>
-                <w:lang w:val="ru-RU"/>
-              </w:rPr>
-              <w:t>0.482262</w:t>
+                <w:lang w:val="en-US"/>
+              </w:rPr>
+              <w:t>0.438585</w:t>
             </w:r>
           </w:p>
         </w:tc>
@@ -8201,14 +8250,14 @@
               <w:rPr>
                 <w:sz w:val="24"/>
                 <w:szCs w:val="24"/>
-                <w:lang w:val="ru-RU"/>
+                <w:lang w:val="en-US"/>
               </w:rPr>
             </w:pPr>
             <w:r>
               <w:rPr>
                 <w:sz w:val="24"/>
                 <w:szCs w:val="24"/>
-                <w:lang w:val="ru-RU"/>
+                <w:lang w:val="en-US"/>
               </w:rPr>
               <w:t>10</w:t>
             </w:r>
@@ -8224,16 +8273,16 @@
               <w:rPr>
                 <w:sz w:val="24"/>
                 <w:szCs w:val="24"/>
-                <w:lang w:val="ru-RU"/>
+                <w:lang w:val="en-US"/>
               </w:rPr>
             </w:pPr>
             <w:r>
               <w:rPr>
                 <w:sz w:val="24"/>
                 <w:szCs w:val="24"/>
-                <w:lang w:val="ru-RU"/>
-              </w:rPr>
-              <w:t>городского</w:t>
+                <w:lang w:val="en-US"/>
+              </w:rPr>
+              <w:t>16</w:t>
             </w:r>
           </w:p>
         </w:tc>
@@ -8247,16 +8296,16 @@
               <w:rPr>
                 <w:sz w:val="24"/>
                 <w:szCs w:val="24"/>
-                <w:lang w:val="ru-RU"/>
+                <w:lang w:val="en-US"/>
               </w:rPr>
             </w:pPr>
             <w:r>
               <w:rPr>
                 <w:sz w:val="24"/>
                 <w:szCs w:val="24"/>
-                <w:lang w:val="ru-RU"/>
-              </w:rPr>
-              <w:t>312491</w:t>
+                <w:lang w:val="en-US"/>
+              </w:rPr>
+              <w:t>243513</w:t>
             </w:r>
           </w:p>
         </w:tc>
@@ -8270,16 +8319,962 @@
               <w:rPr>
                 <w:sz w:val="24"/>
                 <w:szCs w:val="24"/>
-                <w:lang w:val="ru-RU"/>
+                <w:lang w:val="en-US"/>
               </w:rPr>
             </w:pPr>
             <w:r>
               <w:rPr>
                 <w:sz w:val="24"/>
                 <w:szCs w:val="24"/>
+                <w:lang w:val="en-US"/>
+              </w:rPr>
+              <w:t>0.410036</w:t>
+            </w:r>
+          </w:p>
+        </w:tc>
+      </w:tr>
+      <w:tr>
+        <w:tc>
+          <w:tcPr>
+            <w:tcW w:w="2336" w:type="dxa"/>
+          </w:tcPr>
+          <w:p>
+            <w:pPr>
+              <w:jc w:val="both"/>
+              <w:rPr>
+                <w:sz w:val="24"/>
+                <w:szCs w:val="24"/>
+                <w:lang w:val="en-US"/>
+              </w:rPr>
+            </w:pPr>
+            <w:r>
+              <w:rPr>
+                <w:sz w:val="24"/>
+                <w:szCs w:val="24"/>
+                <w:lang w:val="en-US"/>
+              </w:rPr>
+              <w:t>11</w:t>
+            </w:r>
+          </w:p>
+        </w:tc>
+        <w:tc>
+          <w:tcPr>
+            <w:tcW w:w="2336" w:type="dxa"/>
+          </w:tcPr>
+          <w:p>
+            <w:pPr>
+              <w:jc w:val="both"/>
+              <w:rPr>
+                <w:sz w:val="24"/>
+                <w:szCs w:val="24"/>
+                <w:lang w:val="en-US"/>
+              </w:rPr>
+            </w:pPr>
+            <w:proofErr w:type="spellStart"/>
+            <w:r>
+              <w:rPr>
+                <w:sz w:val="24"/>
+                <w:szCs w:val="24"/>
+                <w:lang w:val="en-US"/>
+              </w:rPr>
+              <w:t>области</w:t>
+            </w:r>
+            <w:proofErr w:type="spellEnd"/>
+          </w:p>
+        </w:tc>
+        <w:tc>
+          <w:tcPr>
+            <w:tcW w:w="2336" w:type="dxa"/>
+          </w:tcPr>
+          <w:p>
+            <w:pPr>
+              <w:jc w:val="both"/>
+              <w:rPr>
+                <w:sz w:val="24"/>
+                <w:szCs w:val="24"/>
+                <w:lang w:val="en-US"/>
+              </w:rPr>
+            </w:pPr>
+            <w:r>
+              <w:rPr>
+                <w:sz w:val="24"/>
+                <w:szCs w:val="24"/>
+                <w:lang w:val="en-US"/>
+              </w:rPr>
+              <w:t>242891</w:t>
+            </w:r>
+          </w:p>
+        </w:tc>
+        <w:tc>
+          <w:tcPr>
+            <w:tcW w:w="2337" w:type="dxa"/>
+          </w:tcPr>
+          <w:p>
+            <w:pPr>
+              <w:jc w:val="both"/>
+              <w:rPr>
+                <w:sz w:val="24"/>
+                <w:szCs w:val="24"/>
+                <w:lang w:val="en-US"/>
+              </w:rPr>
+            </w:pPr>
+            <w:r>
+              <w:rPr>
+                <w:sz w:val="24"/>
+                <w:szCs w:val="24"/>
+                <w:lang w:val="en-US"/>
+              </w:rPr>
+              <w:t>0.408988</w:t>
+            </w:r>
+          </w:p>
+        </w:tc>
+      </w:tr>
+      <w:tr>
+        <w:tc>
+          <w:tcPr>
+            <w:tcW w:w="2336" w:type="dxa"/>
+          </w:tcPr>
+          <w:p>
+            <w:pPr>
+              <w:jc w:val="both"/>
+              <w:rPr>
+                <w:sz w:val="24"/>
+                <w:szCs w:val="24"/>
+                <w:lang w:val="en-US"/>
+              </w:rPr>
+            </w:pPr>
+            <w:r>
+              <w:rPr>
+                <w:sz w:val="24"/>
+                <w:szCs w:val="24"/>
+                <w:lang w:val="en-US"/>
+              </w:rPr>
+              <w:t>12</w:t>
+            </w:r>
+          </w:p>
+        </w:tc>
+        <w:tc>
+          <w:tcPr>
+            <w:tcW w:w="2336" w:type="dxa"/>
+          </w:tcPr>
+          <w:p>
+            <w:pPr>
+              <w:jc w:val="both"/>
+              <w:rPr>
+                <w:sz w:val="24"/>
+                <w:szCs w:val="24"/>
+                <w:lang w:val="en-US"/>
+              </w:rPr>
+            </w:pPr>
+            <w:r>
+              <w:rPr>
+                <w:sz w:val="24"/>
+                <w:szCs w:val="24"/>
+                <w:lang w:val="en-US"/>
+              </w:rPr>
+              <w:t>arrow</w:t>
+            </w:r>
+          </w:p>
+        </w:tc>
+        <w:tc>
+          <w:tcPr>
+            <w:tcW w:w="2336" w:type="dxa"/>
+          </w:tcPr>
+          <w:p>
+            <w:pPr>
+              <w:jc w:val="both"/>
+              <w:rPr>
+                <w:sz w:val="24"/>
+                <w:szCs w:val="24"/>
+                <w:lang w:val="en-US"/>
+              </w:rPr>
+            </w:pPr>
+            <w:r>
+              <w:rPr>
+                <w:sz w:val="24"/>
+                <w:szCs w:val="24"/>
+                <w:lang w:val="en-US"/>
+              </w:rPr>
+              <w:t>236044</w:t>
+            </w:r>
+          </w:p>
+        </w:tc>
+        <w:tc>
+          <w:tcPr>
+            <w:tcW w:w="2337" w:type="dxa"/>
+          </w:tcPr>
+          <w:p>
+            <w:pPr>
+              <w:jc w:val="both"/>
+              <w:rPr>
+                <w:sz w:val="24"/>
+                <w:szCs w:val="24"/>
+                <w:lang w:val="en-US"/>
+              </w:rPr>
+            </w:pPr>
+            <w:r>
+              <w:rPr>
+                <w:sz w:val="24"/>
+                <w:szCs w:val="24"/>
+                <w:lang w:val="en-US"/>
+              </w:rPr>
+              <w:t>0.397459</w:t>
+            </w:r>
+          </w:p>
+        </w:tc>
+      </w:tr>
+      <w:tr>
+        <w:tc>
+          <w:tcPr>
+            <w:tcW w:w="2336" w:type="dxa"/>
+          </w:tcPr>
+          <w:p>
+            <w:pPr>
+              <w:jc w:val="both"/>
+              <w:rPr>
+                <w:sz w:val="24"/>
+                <w:szCs w:val="24"/>
+                <w:lang w:val="en-US"/>
+              </w:rPr>
+            </w:pPr>
+            <w:r>
+              <w:rPr>
+                <w:sz w:val="24"/>
+                <w:szCs w:val="24"/>
+                <w:lang w:val="en-US"/>
+              </w:rPr>
+              <w:t>13</w:t>
+            </w:r>
+          </w:p>
+        </w:tc>
+        <w:tc>
+          <w:tcPr>
+            <w:tcW w:w="2336" w:type="dxa"/>
+          </w:tcPr>
+          <w:p>
+            <w:pPr>
+              <w:jc w:val="both"/>
+              <w:rPr>
+                <w:sz w:val="24"/>
+                <w:szCs w:val="24"/>
+                <w:lang w:val="en-US"/>
+              </w:rPr>
+            </w:pPr>
+            <w:proofErr w:type="spellStart"/>
+            <w:r>
+              <w:rPr>
+                <w:sz w:val="24"/>
+                <w:szCs w:val="24"/>
+                <w:lang w:val="en-US"/>
+              </w:rPr>
+              <w:t>ru</w:t>
+            </w:r>
+            <w:proofErr w:type="spellEnd"/>
+          </w:p>
+        </w:tc>
+        <w:tc>
+          <w:tcPr>
+            <w:tcW w:w="2336" w:type="dxa"/>
+          </w:tcPr>
+          <w:p>
+            <w:pPr>
+              <w:jc w:val="both"/>
+              <w:rPr>
+                <w:sz w:val="24"/>
+                <w:szCs w:val="24"/>
+                <w:lang w:val="en-US"/>
+              </w:rPr>
+            </w:pPr>
+            <w:r>
+              <w:rPr>
+                <w:sz w:val="24"/>
+                <w:szCs w:val="24"/>
+                <w:lang w:val="en-US"/>
+              </w:rPr>
+              <w:t>222855</w:t>
+            </w:r>
+          </w:p>
+        </w:tc>
+        <w:tc>
+          <w:tcPr>
+            <w:tcW w:w="2337" w:type="dxa"/>
+          </w:tcPr>
+          <w:p>
+            <w:pPr>
+              <w:jc w:val="both"/>
+              <w:rPr>
+                <w:sz w:val="24"/>
+                <w:szCs w:val="24"/>
+                <w:lang w:val="en-US"/>
+              </w:rPr>
+            </w:pPr>
+            <w:r>
+              <w:rPr>
+                <w:sz w:val="24"/>
+                <w:szCs w:val="24"/>
+                <w:lang w:val="en-US"/>
+              </w:rPr>
+              <w:t>0.375251</w:t>
+            </w:r>
+          </w:p>
+        </w:tc>
+      </w:tr>
+      <w:tr>
+        <w:tc>
+          <w:tcPr>
+            <w:tcW w:w="2336" w:type="dxa"/>
+          </w:tcPr>
+          <w:p>
+            <w:pPr>
+              <w:jc w:val="both"/>
+              <w:rPr>
+                <w:sz w:val="24"/>
+                <w:szCs w:val="24"/>
+                <w:lang w:val="en-US"/>
+              </w:rPr>
+            </w:pPr>
+            <w:r>
+              <w:rPr>
+                <w:sz w:val="24"/>
+                <w:szCs w:val="24"/>
+                <w:lang w:val="en-US"/>
+              </w:rPr>
+              <w:t>14</w:t>
+            </w:r>
+          </w:p>
+        </w:tc>
+        <w:tc>
+          <w:tcPr>
+            <w:tcW w:w="2336" w:type="dxa"/>
+          </w:tcPr>
+          <w:p>
+            <w:pPr>
+              <w:jc w:val="both"/>
+              <w:rPr>
+                <w:sz w:val="24"/>
+                <w:szCs w:val="24"/>
+                <w:lang w:val="en-US"/>
+              </w:rPr>
+            </w:pPr>
+            <w:r>
+              <w:rPr>
+                <w:sz w:val="24"/>
+                <w:szCs w:val="24"/>
+                <w:lang w:val="en-US"/>
+              </w:rPr>
+              <w:t>keyboard</w:t>
+            </w:r>
+          </w:p>
+        </w:tc>
+        <w:tc>
+          <w:tcPr>
+            <w:tcW w:w="2336" w:type="dxa"/>
+          </w:tcPr>
+          <w:p>
+            <w:pPr>
+              <w:jc w:val="both"/>
+              <w:rPr>
+                <w:sz w:val="24"/>
+                <w:szCs w:val="24"/>
+                <w:lang w:val="en-US"/>
+              </w:rPr>
+            </w:pPr>
+            <w:r>
+              <w:rPr>
+                <w:sz w:val="24"/>
+                <w:szCs w:val="24"/>
+                <w:lang w:val="en-US"/>
+              </w:rPr>
+              <w:t>218918</w:t>
+            </w:r>
+          </w:p>
+        </w:tc>
+        <w:tc>
+          <w:tcPr>
+            <w:tcW w:w="2337" w:type="dxa"/>
+          </w:tcPr>
+          <w:p>
+            <w:pPr>
+              <w:jc w:val="both"/>
+              <w:rPr>
+                <w:sz w:val="24"/>
+                <w:szCs w:val="24"/>
+                <w:lang w:val="en-US"/>
+              </w:rPr>
+            </w:pPr>
+            <w:r>
+              <w:rPr>
+                <w:sz w:val="24"/>
+                <w:szCs w:val="24"/>
+                <w:lang w:val="en-US"/>
+              </w:rPr>
+              <w:t>0.368622</w:t>
+            </w:r>
+          </w:p>
+        </w:tc>
+      </w:tr>
+      <w:tr>
+        <w:tc>
+          <w:tcPr>
+            <w:tcW w:w="2336" w:type="dxa"/>
+          </w:tcPr>
+          <w:p>
+            <w:pPr>
+              <w:jc w:val="both"/>
+              <w:rPr>
+                <w:sz w:val="24"/>
+                <w:szCs w:val="24"/>
+                <w:lang w:val="en-US"/>
+              </w:rPr>
+            </w:pPr>
+            <w:r>
+              <w:rPr>
+                <w:sz w:val="24"/>
+                <w:szCs w:val="24"/>
+                <w:lang w:val="en-US"/>
+              </w:rPr>
+              <w:t>15</w:t>
+            </w:r>
+          </w:p>
+        </w:tc>
+        <w:tc>
+          <w:tcPr>
+            <w:tcW w:w="2336" w:type="dxa"/>
+          </w:tcPr>
+          <w:p>
+            <w:pPr>
+              <w:jc w:val="both"/>
+              <w:rPr>
+                <w:sz w:val="24"/>
+                <w:szCs w:val="24"/>
+                <w:lang w:val="en-US"/>
+              </w:rPr>
+            </w:pPr>
+            <w:r>
+              <w:rPr>
+                <w:sz w:val="24"/>
+                <w:szCs w:val="24"/>
+                <w:lang w:val="en-US"/>
+              </w:rPr>
+              <w:t>down</w:t>
+            </w:r>
+          </w:p>
+        </w:tc>
+        <w:tc>
+          <w:tcPr>
+            <w:tcW w:w="2336" w:type="dxa"/>
+          </w:tcPr>
+          <w:p>
+            <w:pPr>
+              <w:jc w:val="both"/>
+              <w:rPr>
+                <w:sz w:val="24"/>
+                <w:szCs w:val="24"/>
+                <w:lang w:val="en-US"/>
+              </w:rPr>
+            </w:pPr>
+            <w:r>
+              <w:rPr>
+                <w:sz w:val="24"/>
+                <w:szCs w:val="24"/>
+                <w:lang w:val="en-US"/>
+              </w:rPr>
+              <w:t>207397</w:t>
+            </w:r>
+          </w:p>
+        </w:tc>
+        <w:tc>
+          <w:tcPr>
+            <w:tcW w:w="2337" w:type="dxa"/>
+          </w:tcPr>
+          <w:p>
+            <w:pPr>
+              <w:jc w:val="both"/>
+              <w:rPr>
+                <w:sz w:val="24"/>
+                <w:szCs w:val="24"/>
+                <w:lang w:val="en-US"/>
+              </w:rPr>
+            </w:pPr>
+            <w:r>
+              <w:rPr>
+                <w:sz w:val="24"/>
+                <w:szCs w:val="24"/>
+                <w:lang w:val="en-US"/>
+              </w:rPr>
+              <w:t>0.349222</w:t>
+            </w:r>
+          </w:p>
+        </w:tc>
+      </w:tr>
+      <w:tr>
+        <w:tc>
+          <w:tcPr>
+            <w:tcW w:w="2336" w:type="dxa"/>
+          </w:tcPr>
+          <w:p>
+            <w:pPr>
+              <w:jc w:val="both"/>
+              <w:rPr>
+                <w:sz w:val="24"/>
+                <w:szCs w:val="24"/>
                 <w:lang w:val="ru-RU"/>
               </w:rPr>
-              <w:t>0.473135</w:t>
+            </w:pPr>
+            <w:r>
+              <w:rPr>
+                <w:sz w:val="24"/>
+                <w:szCs w:val="24"/>
+                <w:lang w:val="ru-RU"/>
+              </w:rPr>
+              <w:t>16</w:t>
+            </w:r>
+          </w:p>
+        </w:tc>
+        <w:tc>
+          <w:tcPr>
+            <w:tcW w:w="2336" w:type="dxa"/>
+          </w:tcPr>
+          <w:p>
+            <w:pPr>
+              <w:jc w:val="both"/>
+              <w:rPr>
+                <w:sz w:val="24"/>
+                <w:szCs w:val="24"/>
+                <w:lang w:val="ru-RU"/>
+              </w:rPr>
+            </w:pPr>
+            <w:r>
+              <w:rPr>
+                <w:sz w:val="24"/>
+                <w:szCs w:val="24"/>
+                <w:lang w:val="ru-RU"/>
+              </w:rPr>
+              <w:t>контакты</w:t>
+            </w:r>
+          </w:p>
+        </w:tc>
+        <w:tc>
+          <w:tcPr>
+            <w:tcW w:w="2336" w:type="dxa"/>
+          </w:tcPr>
+          <w:p>
+            <w:pPr>
+              <w:jc w:val="both"/>
+              <w:rPr>
+                <w:sz w:val="24"/>
+                <w:szCs w:val="24"/>
+                <w:lang w:val="ru-RU"/>
+              </w:rPr>
+            </w:pPr>
+            <w:r>
+              <w:rPr>
+                <w:sz w:val="24"/>
+                <w:szCs w:val="24"/>
+                <w:lang w:val="ru-RU"/>
+              </w:rPr>
+              <w:t>200966</w:t>
+            </w:r>
+          </w:p>
+        </w:tc>
+        <w:tc>
+          <w:tcPr>
+            <w:tcW w:w="2337" w:type="dxa"/>
+          </w:tcPr>
+          <w:p>
+            <w:pPr>
+              <w:jc w:val="both"/>
+              <w:rPr>
+                <w:sz w:val="24"/>
+                <w:szCs w:val="24"/>
+                <w:lang w:val="ru-RU"/>
+              </w:rPr>
+            </w:pPr>
+            <w:r>
+              <w:rPr>
+                <w:sz w:val="24"/>
+                <w:szCs w:val="24"/>
+                <w:lang w:val="ru-RU"/>
+              </w:rPr>
+              <w:t>0.338393</w:t>
+            </w:r>
+          </w:p>
+        </w:tc>
+      </w:tr>
+      <w:tr>
+        <w:tc>
+          <w:tcPr>
+            <w:tcW w:w="2336" w:type="dxa"/>
+          </w:tcPr>
+          <w:p>
+            <w:pPr>
+              <w:jc w:val="both"/>
+              <w:rPr>
+                <w:sz w:val="24"/>
+                <w:szCs w:val="24"/>
+                <w:lang w:val="ru-RU"/>
+              </w:rPr>
+            </w:pPr>
+            <w:r>
+              <w:rPr>
+                <w:sz w:val="24"/>
+                <w:szCs w:val="24"/>
+                <w:lang w:val="ru-RU"/>
+              </w:rPr>
+              <w:t>17</w:t>
+            </w:r>
+          </w:p>
+        </w:tc>
+        <w:tc>
+          <w:tcPr>
+            <w:tcW w:w="2336" w:type="dxa"/>
+          </w:tcPr>
+          <w:p>
+            <w:pPr>
+              <w:jc w:val="both"/>
+              <w:rPr>
+                <w:sz w:val="24"/>
+                <w:szCs w:val="24"/>
+                <w:lang w:val="ru-RU"/>
+              </w:rPr>
+            </w:pPr>
+            <w:r>
+              <w:rPr>
+                <w:sz w:val="24"/>
+                <w:szCs w:val="24"/>
+                <w:lang w:val="ru-RU"/>
+              </w:rPr>
+              <w:t>палата</w:t>
+            </w:r>
+          </w:p>
+        </w:tc>
+        <w:tc>
+          <w:tcPr>
+            <w:tcW w:w="2336" w:type="dxa"/>
+          </w:tcPr>
+          <w:p>
+            <w:pPr>
+              <w:jc w:val="both"/>
+              <w:rPr>
+                <w:sz w:val="24"/>
+                <w:szCs w:val="24"/>
+                <w:lang w:val="ru-RU"/>
+              </w:rPr>
+            </w:pPr>
+            <w:r>
+              <w:rPr>
+                <w:sz w:val="24"/>
+                <w:szCs w:val="24"/>
+                <w:lang w:val="ru-RU"/>
+              </w:rPr>
+              <w:t>196205</w:t>
+            </w:r>
+          </w:p>
+        </w:tc>
+        <w:tc>
+          <w:tcPr>
+            <w:tcW w:w="2337" w:type="dxa"/>
+          </w:tcPr>
+          <w:p>
+            <w:pPr>
+              <w:jc w:val="both"/>
+              <w:rPr>
+                <w:sz w:val="24"/>
+                <w:szCs w:val="24"/>
+                <w:lang w:val="ru-RU"/>
+              </w:rPr>
+            </w:pPr>
+            <w:r>
+              <w:rPr>
+                <w:sz w:val="24"/>
+                <w:szCs w:val="24"/>
+                <w:lang w:val="ru-RU"/>
+              </w:rPr>
+              <w:t>0.330377</w:t>
+            </w:r>
+          </w:p>
+        </w:tc>
+      </w:tr>
+      <w:tr>
+        <w:tc>
+          <w:tcPr>
+            <w:tcW w:w="2336" w:type="dxa"/>
+          </w:tcPr>
+          <w:p>
+            <w:pPr>
+              <w:jc w:val="both"/>
+              <w:rPr>
+                <w:sz w:val="24"/>
+                <w:szCs w:val="24"/>
+                <w:lang w:val="ru-RU"/>
+              </w:rPr>
+            </w:pPr>
+            <w:r>
+              <w:rPr>
+                <w:sz w:val="24"/>
+                <w:szCs w:val="24"/>
+                <w:lang w:val="ru-RU"/>
+              </w:rPr>
+              <w:t>18</w:t>
+            </w:r>
+          </w:p>
+        </w:tc>
+        <w:tc>
+          <w:tcPr>
+            <w:tcW w:w="2336" w:type="dxa"/>
+          </w:tcPr>
+          <w:p>
+            <w:pPr>
+              <w:jc w:val="both"/>
+              <w:rPr>
+                <w:sz w:val="24"/>
+                <w:szCs w:val="24"/>
+                <w:lang w:val="ru-RU"/>
+              </w:rPr>
+            </w:pPr>
+            <w:r>
+              <w:rPr>
+                <w:sz w:val="24"/>
+                <w:szCs w:val="24"/>
+                <w:lang w:val="ru-RU"/>
+              </w:rPr>
+              <w:t>общество</w:t>
+            </w:r>
+          </w:p>
+        </w:tc>
+        <w:tc>
+          <w:tcPr>
+            <w:tcW w:w="2336" w:type="dxa"/>
+          </w:tcPr>
+          <w:p>
+            <w:pPr>
+              <w:jc w:val="both"/>
+              <w:rPr>
+                <w:sz w:val="24"/>
+                <w:szCs w:val="24"/>
+                <w:lang w:val="ru-RU"/>
+              </w:rPr>
+            </w:pPr>
+            <w:r>
+              <w:rPr>
+                <w:sz w:val="24"/>
+                <w:szCs w:val="24"/>
+                <w:lang w:val="ru-RU"/>
+              </w:rPr>
+              <w:t>193486</w:t>
+            </w:r>
+          </w:p>
+        </w:tc>
+        <w:tc>
+          <w:tcPr>
+            <w:tcW w:w="2337" w:type="dxa"/>
+          </w:tcPr>
+          <w:p>
+            <w:pPr>
+              <w:jc w:val="both"/>
+              <w:rPr>
+                <w:sz w:val="24"/>
+                <w:szCs w:val="24"/>
+                <w:lang w:val="ru-RU"/>
+              </w:rPr>
+            </w:pPr>
+            <w:r>
+              <w:rPr>
+                <w:sz w:val="24"/>
+                <w:szCs w:val="24"/>
+                <w:lang w:val="ru-RU"/>
+              </w:rPr>
+              <w:t>0.325798</w:t>
+            </w:r>
+          </w:p>
+        </w:tc>
+      </w:tr>
+      <w:tr>
+        <w:tc>
+          <w:tcPr>
+            <w:tcW w:w="2336" w:type="dxa"/>
+          </w:tcPr>
+          <w:p>
+            <w:pPr>
+              <w:jc w:val="both"/>
+              <w:rPr>
+                <w:sz w:val="24"/>
+                <w:szCs w:val="24"/>
+                <w:lang w:val="ru-RU"/>
+              </w:rPr>
+            </w:pPr>
+            <w:r>
+              <w:rPr>
+                <w:sz w:val="24"/>
+                <w:szCs w:val="24"/>
+                <w:lang w:val="ru-RU"/>
+              </w:rPr>
+              <w:t>19</w:t>
+            </w:r>
+          </w:p>
+        </w:tc>
+        <w:tc>
+          <w:tcPr>
+            <w:tcW w:w="2336" w:type="dxa"/>
+          </w:tcPr>
+          <w:p>
+            <w:pPr>
+              <w:jc w:val="both"/>
+              <w:rPr>
+                <w:sz w:val="24"/>
+                <w:szCs w:val="24"/>
+                <w:lang w:val="ru-RU"/>
+              </w:rPr>
+            </w:pPr>
+            <w:proofErr w:type="spellStart"/>
+            <w:r>
+              <w:rPr>
+                <w:sz w:val="24"/>
+                <w:szCs w:val="24"/>
+                <w:lang w:val="ru-RU"/>
+              </w:rPr>
+              <w:t>жкх</w:t>
+            </w:r>
+            <w:proofErr w:type="spellEnd"/>
+          </w:p>
+        </w:tc>
+        <w:tc>
+          <w:tcPr>
+            <w:tcW w:w="2336" w:type="dxa"/>
+          </w:tcPr>
+          <w:p>
+            <w:pPr>
+              <w:jc w:val="both"/>
+              <w:rPr>
+                <w:sz w:val="24"/>
+                <w:szCs w:val="24"/>
+                <w:lang w:val="ru-RU"/>
+              </w:rPr>
+            </w:pPr>
+            <w:r>
+              <w:rPr>
+                <w:sz w:val="24"/>
+                <w:szCs w:val="24"/>
+                <w:lang w:val="ru-RU"/>
+              </w:rPr>
+              <w:t>193209</w:t>
+            </w:r>
+          </w:p>
+        </w:tc>
+        <w:tc>
+          <w:tcPr>
+            <w:tcW w:w="2337" w:type="dxa"/>
+          </w:tcPr>
+          <w:p>
+            <w:pPr>
+              <w:jc w:val="both"/>
+              <w:rPr>
+                <w:sz w:val="24"/>
+                <w:szCs w:val="24"/>
+                <w:lang w:val="ru-RU"/>
+              </w:rPr>
+            </w:pPr>
+            <w:r>
+              <w:rPr>
+                <w:sz w:val="24"/>
+                <w:szCs w:val="24"/>
+                <w:lang w:val="ru-RU"/>
+              </w:rPr>
+              <w:t>0.325332</w:t>
+            </w:r>
+          </w:p>
+        </w:tc>
+      </w:tr>
+      <w:tr>
+        <w:tc>
+          <w:tcPr>
+            <w:tcW w:w="2336" w:type="dxa"/>
+          </w:tcPr>
+          <w:p>
+            <w:pPr>
+              <w:jc w:val="both"/>
+              <w:rPr>
+                <w:sz w:val="24"/>
+                <w:szCs w:val="24"/>
+                <w:lang w:val="ru-RU"/>
+              </w:rPr>
+            </w:pPr>
+            <w:r>
+              <w:rPr>
+                <w:sz w:val="24"/>
+                <w:szCs w:val="24"/>
+                <w:lang w:val="ru-RU"/>
+              </w:rPr>
+              <w:t>20</w:t>
+            </w:r>
+          </w:p>
+        </w:tc>
+        <w:tc>
+          <w:tcPr>
+            <w:tcW w:w="2336" w:type="dxa"/>
+          </w:tcPr>
+          <w:p>
+            <w:pPr>
+              <w:jc w:val="both"/>
+              <w:rPr>
+                <w:sz w:val="24"/>
+                <w:szCs w:val="24"/>
+                <w:lang w:val="ru-RU"/>
+              </w:rPr>
+            </w:pPr>
+            <w:r>
+              <w:rPr>
+                <w:sz w:val="24"/>
+                <w:szCs w:val="24"/>
+                <w:lang w:val="ru-RU"/>
+              </w:rPr>
+              <w:t>политика</w:t>
+            </w:r>
+          </w:p>
+        </w:tc>
+        <w:tc>
+          <w:tcPr>
+            <w:tcW w:w="2336" w:type="dxa"/>
+          </w:tcPr>
+          <w:p>
+            <w:pPr>
+              <w:jc w:val="both"/>
+              <w:rPr>
+                <w:sz w:val="24"/>
+                <w:szCs w:val="24"/>
+                <w:lang w:val="ru-RU"/>
+              </w:rPr>
+            </w:pPr>
+            <w:r>
+              <w:rPr>
+                <w:sz w:val="24"/>
+                <w:szCs w:val="24"/>
+                <w:lang w:val="ru-RU"/>
+              </w:rPr>
+              <w:t>192229</w:t>
+            </w:r>
+          </w:p>
+        </w:tc>
+        <w:tc>
+          <w:tcPr>
+            <w:tcW w:w="2337" w:type="dxa"/>
+          </w:tcPr>
+          <w:p>
+            <w:pPr>
+              <w:jc w:val="both"/>
+              <w:rPr>
+                <w:sz w:val="24"/>
+                <w:szCs w:val="24"/>
+                <w:lang w:val="ru-RU"/>
+              </w:rPr>
+            </w:pPr>
+            <w:r>
+              <w:rPr>
+                <w:sz w:val="24"/>
+                <w:szCs w:val="24"/>
+                <w:lang w:val="ru-RU"/>
+              </w:rPr>
+              <w:t>0.323682</w:t>
             </w:r>
           </w:p>
         </w:tc>
@@ -8291,6 +9286,16 @@
         <w:rPr>
           <w:sz w:val="24"/>
           <w:szCs w:val="24"/>
+          <w:lang w:val="ru-RU"/>
+        </w:rPr>
+      </w:pPr>
+    </w:p>
+    <w:p>
+      <w:pPr>
+        <w:jc w:val="both"/>
+        <w:rPr>
+          <w:sz w:val="24"/>
+          <w:szCs w:val="24"/>
           <w:lang w:val="en-US"/>
         </w:rPr>
       </w:pPr>
@@ -8338,7 +9343,7 @@
           <w:szCs w:val="24"/>
           <w:lang w:val="en-US"/>
         </w:rPr>
-        <w:t>=1 terms: 174621 (39.15%)</w:t>
+        <w:t>=1 terms: 174621 (39.17%)</w:t>
       </w:r>
     </w:p>
     <w:p>
@@ -8412,7 +9417,7 @@
           <w:szCs w:val="24"/>
           <w:lang w:val="en-US"/>
         </w:rPr>
-        <w:t>5 terms: 70570 (15.82%)</w:t>
+        <w:t>5 terms: 70570 (15.83%)</w:t>
       </w:r>
     </w:p>
     <w:p>
@@ -8791,61 +9796,55 @@
         <w:rPr>
           <w:sz w:val="24"/>
           <w:szCs w:val="24"/>
-          <w:lang w:val="ru-RU"/>
-        </w:rPr>
-      </w:pPr>
-      <w:proofErr w:type="spellStart"/>
-      <w:r>
-        <w:rPr>
-          <w:sz w:val="24"/>
-          <w:szCs w:val="24"/>
-          <w:lang w:val="ru-RU"/>
-        </w:rPr>
-        <w:t>фиджитал</w:t>
-      </w:r>
-      <w:proofErr w:type="spellEnd"/>
-      <w:r>
-        <w:rPr>
-          <w:sz w:val="24"/>
-          <w:szCs w:val="24"/>
-          <w:lang w:val="ru-RU"/>
-        </w:rPr>
-        <w:t>-активности</w:t>
-      </w:r>
-    </w:p>
-    <w:p>
-      <w:pPr>
-        <w:jc w:val="both"/>
-        <w:rPr>
-          <w:sz w:val="24"/>
-          <w:szCs w:val="24"/>
-          <w:lang w:val="ru-RU"/>
-        </w:rPr>
-      </w:pPr>
-      <w:r>
-        <w:rPr>
-          <w:sz w:val="24"/>
-          <w:szCs w:val="24"/>
-          <w:lang w:val="ru-RU"/>
+          <w:lang w:val="en-US"/>
+        </w:rPr>
+      </w:pPr>
+      <w:proofErr w:type="spellStart"/>
+      <w:r>
+        <w:rPr>
+          <w:sz w:val="24"/>
+          <w:szCs w:val="24"/>
+          <w:lang w:val="en-US"/>
+        </w:rPr>
+        <w:t>фиджитал-активности</w:t>
+      </w:r>
+      <w:proofErr w:type="spellEnd"/>
+    </w:p>
+    <w:p>
+      <w:pPr>
+        <w:jc w:val="both"/>
+        <w:rPr>
+          <w:sz w:val="24"/>
+          <w:szCs w:val="24"/>
+          <w:lang w:val="en-US"/>
+        </w:rPr>
+      </w:pPr>
+      <w:proofErr w:type="spellStart"/>
+      <w:r>
+        <w:rPr>
+          <w:sz w:val="24"/>
+          <w:szCs w:val="24"/>
+          <w:lang w:val="en-US"/>
         </w:rPr>
         <w:t>фонтанирующий</w:t>
       </w:r>
-    </w:p>
-    <w:p>
-      <w:pPr>
-        <w:jc w:val="both"/>
-        <w:rPr>
-          <w:sz w:val="24"/>
-          <w:szCs w:val="24"/>
-          <w:lang w:val="ru-RU"/>
-        </w:rPr>
-      </w:pPr>
-      <w:proofErr w:type="spellStart"/>
-      <w:r>
-        <w:rPr>
-          <w:sz w:val="24"/>
-          <w:szCs w:val="24"/>
-          <w:lang w:val="ru-RU"/>
+      <w:proofErr w:type="spellEnd"/>
+    </w:p>
+    <w:p>
+      <w:pPr>
+        <w:jc w:val="both"/>
+        <w:rPr>
+          <w:sz w:val="24"/>
+          <w:szCs w:val="24"/>
+          <w:lang w:val="en-US"/>
+        </w:rPr>
+      </w:pPr>
+      <w:proofErr w:type="spellStart"/>
+      <w:r>
+        <w:rPr>
+          <w:sz w:val="24"/>
+          <w:szCs w:val="24"/>
+          <w:lang w:val="en-US"/>
         </w:rPr>
         <w:t>церквимузея</w:t>
       </w:r>
@@ -10366,25 +11365,25 @@
           <w:szCs w:val="24"/>
           <w:lang w:val="en-US"/>
         </w:rPr>
-        <w:t>Unique terms: 203962</w:t>
-      </w:r>
-    </w:p>
-    <w:p>
-      <w:pPr>
-        <w:jc w:val="both"/>
-        <w:rPr>
-          <w:sz w:val="24"/>
-          <w:szCs w:val="24"/>
-          <w:lang w:val="en-US"/>
-        </w:rPr>
-      </w:pPr>
-      <w:r>
-        <w:rPr>
-          <w:sz w:val="24"/>
-          <w:szCs w:val="24"/>
-          <w:lang w:val="en-US"/>
-        </w:rPr>
-        <w:t>Tokens total: 61952326</w:t>
+        <w:t>Unique terms: 203923</w:t>
+      </w:r>
+    </w:p>
+    <w:p>
+      <w:pPr>
+        <w:jc w:val="both"/>
+        <w:rPr>
+          <w:sz w:val="24"/>
+          <w:szCs w:val="24"/>
+          <w:lang w:val="en-US"/>
+        </w:rPr>
+      </w:pPr>
+      <w:r>
+        <w:rPr>
+          <w:sz w:val="24"/>
+          <w:szCs w:val="24"/>
+          <w:lang w:val="en-US"/>
+        </w:rPr>
+        <w:t>Tokens total: 57762407</w:t>
       </w:r>
     </w:p>
     <w:p>
@@ -10412,7 +11411,7 @@
           <w:szCs w:val="24"/>
           <w:lang w:val="en-US"/>
         </w:rPr>
-        <w:t xml:space="preserve"> token length (chars): 7.330</w:t>
+        <w:t xml:space="preserve"> token length (chars): 7.691</w:t>
       </w:r>
     </w:p>
     <w:p>
@@ -10440,25 +11439,25 @@
           <w:szCs w:val="24"/>
           <w:lang w:val="en-US"/>
         </w:rPr>
-        <w:t xml:space="preserve"> term length (chars): 16.694</w:t>
-      </w:r>
-    </w:p>
-    <w:p>
-      <w:pPr>
-        <w:jc w:val="both"/>
-        <w:rPr>
-          <w:sz w:val="24"/>
-          <w:szCs w:val="24"/>
-          <w:lang w:val="en-US"/>
-        </w:rPr>
-      </w:pPr>
-      <w:r>
-        <w:rPr>
-          <w:sz w:val="24"/>
-          <w:szCs w:val="24"/>
-          <w:lang w:val="en-US"/>
-        </w:rPr>
-        <w:t>Indexing time (sec): 106.645</w:t>
+        <w:t xml:space="preserve"> term length (chars): 16.696</w:t>
+      </w:r>
+    </w:p>
+    <w:p>
+      <w:pPr>
+        <w:jc w:val="both"/>
+        <w:rPr>
+          <w:sz w:val="24"/>
+          <w:szCs w:val="24"/>
+          <w:lang w:val="en-US"/>
+        </w:rPr>
+      </w:pPr>
+      <w:r>
+        <w:rPr>
+          <w:sz w:val="24"/>
+          <w:szCs w:val="24"/>
+          <w:lang w:val="en-US"/>
+        </w:rPr>
+        <w:t>Indexing time (sec): 131.571</w:t>
       </w:r>
     </w:p>
     <w:p>
@@ -10494,7 +11493,7 @@
           <w:szCs w:val="24"/>
           <w:lang w:val="en-US"/>
         </w:rPr>
-        <w:t>): 1.007</w:t>
+        <w:t>): 1.242</w:t>
       </w:r>
     </w:p>
     <w:p>
@@ -10531,23 +11530,51 @@
         <w:rPr>
           <w:sz w:val="24"/>
           <w:szCs w:val="24"/>
-          <w:lang w:val="en-US"/>
-        </w:rPr>
-      </w:pPr>
-      <w:r>
-        <w:rPr>
-          <w:sz w:val="24"/>
-          <w:szCs w:val="24"/>
-          <w:lang w:val="en-US"/>
-        </w:rPr>
-        <w:t>Wrote: index\</w:t>
-      </w:r>
-      <w:proofErr w:type="spellStart"/>
-      <w:r>
-        <w:rPr>
-          <w:sz w:val="24"/>
-          <w:szCs w:val="24"/>
-          <w:lang w:val="en-US"/>
+          <w:lang w:val="ru-RU"/>
+        </w:rPr>
+      </w:pPr>
+      <w:proofErr w:type="spellStart"/>
+      <w:r>
+        <w:rPr>
+          <w:sz w:val="24"/>
+          <w:szCs w:val="24"/>
+          <w:lang w:val="ru-RU"/>
+        </w:rPr>
+        <w:t>Wrote</w:t>
+      </w:r>
+      <w:proofErr w:type="spellEnd"/>
+      <w:r>
+        <w:rPr>
+          <w:sz w:val="24"/>
+          <w:szCs w:val="24"/>
+          <w:lang w:val="ru-RU"/>
+        </w:rPr>
+        <w:t xml:space="preserve">: </w:t>
+      </w:r>
+      <w:proofErr w:type="spellStart"/>
+      <w:r>
+        <w:rPr>
+          <w:sz w:val="24"/>
+          <w:szCs w:val="24"/>
+          <w:lang w:val="ru-RU"/>
+        </w:rPr>
+        <w:t>index</w:t>
+      </w:r>
+      <w:proofErr w:type="spellEnd"/>
+      <w:r>
+        <w:rPr>
+          <w:sz w:val="24"/>
+          <w:szCs w:val="24"/>
+          <w:lang w:val="ru-RU"/>
+        </w:rPr>
+        <w:t>\</w:t>
+      </w:r>
+      <w:proofErr w:type="spellStart"/>
+      <w:r>
+        <w:rPr>
+          <w:sz w:val="24"/>
+          <w:szCs w:val="24"/>
+          <w:lang w:val="ru-RU"/>
         </w:rPr>
         <w:t>inv.bin</w:t>
       </w:r>
@@ -11854,7 +12881,39 @@
           <w:szCs w:val="24"/>
           <w:lang w:val="ru-RU"/>
         </w:rPr>
-        <w:t xml:space="preserve"> без сжатия составил 267 087 696 байт, размер </w:t>
+        <w:t xml:space="preserve"> без сжатия составил </w:t>
+      </w:r>
+      <w:r>
+        <w:rPr>
+          <w:sz w:val="24"/>
+          <w:szCs w:val="24"/>
+          <w:lang w:val="ru-RU"/>
+        </w:rPr>
+        <w:t>256</w:t>
+      </w:r>
+      <w:r>
+        <w:rPr>
+          <w:sz w:val="24"/>
+          <w:szCs w:val="24"/>
+          <w:lang w:val="ru-RU"/>
+        </w:rPr>
+        <w:t> </w:t>
+      </w:r>
+      <w:r>
+        <w:rPr>
+          <w:sz w:val="24"/>
+          <w:szCs w:val="24"/>
+          <w:lang w:val="ru-RU"/>
+        </w:rPr>
+        <w:t>836 448</w:t>
+      </w:r>
+      <w:r>
+        <w:rPr>
+          <w:sz w:val="24"/>
+          <w:szCs w:val="24"/>
+          <w:lang w:val="ru-RU"/>
+        </w:rPr>
+        <w:t xml:space="preserve"> байт, размер </w:t>
       </w:r>
       <w:proofErr w:type="spellStart"/>
       <w:r>
@@ -11908,43 +12967,85 @@
           <w:szCs w:val="24"/>
           <w:lang w:val="ru-RU"/>
         </w:rPr>
-        <w:t xml:space="preserve"> кодирования составил 70 353 925 байт. Коэффициент сжатия составил 0.26, что означает уменьшение объема примерно в 3.8 раза при сохранении возможности декодировать списки вхождений для поиска.</w:t>
-      </w:r>
-    </w:p>
-    <w:p>
-      <w:pPr>
-        <w:jc w:val="both"/>
-        <w:rPr>
-          <w:sz w:val="24"/>
-          <w:szCs w:val="24"/>
-          <w:lang w:val="en-US"/>
-        </w:rPr>
-      </w:pPr>
-      <w:r>
-        <w:rPr>
-          <w:sz w:val="24"/>
-          <w:szCs w:val="24"/>
-          <w:lang w:val="en-US"/>
-        </w:rPr>
-        <w:t>Postings uncompressed: 267087696 bytes</w:t>
-      </w:r>
-    </w:p>
-    <w:p>
-      <w:pPr>
-        <w:jc w:val="both"/>
-        <w:rPr>
-          <w:sz w:val="24"/>
-          <w:szCs w:val="24"/>
-          <w:lang w:val="en-US"/>
-        </w:rPr>
-      </w:pPr>
-      <w:r>
-        <w:rPr>
-          <w:sz w:val="24"/>
-          <w:szCs w:val="24"/>
-          <w:lang w:val="en-US"/>
-        </w:rPr>
-        <w:t>Postings compressed: 70353925 bytes</w:t>
+        <w:t xml:space="preserve"> кодирования составил </w:t>
+      </w:r>
+      <w:r>
+        <w:rPr>
+          <w:sz w:val="24"/>
+          <w:szCs w:val="24"/>
+          <w:lang w:val="ru-RU"/>
+        </w:rPr>
+        <w:t>67</w:t>
+      </w:r>
+      <w:r>
+        <w:rPr>
+          <w:sz w:val="24"/>
+          <w:szCs w:val="24"/>
+          <w:lang w:val="ru-RU"/>
+        </w:rPr>
+        <w:t> </w:t>
+      </w:r>
+      <w:r>
+        <w:rPr>
+          <w:sz w:val="24"/>
+          <w:szCs w:val="24"/>
+          <w:lang w:val="ru-RU"/>
+        </w:rPr>
+        <w:t>789 616</w:t>
+      </w:r>
+      <w:r>
+        <w:rPr>
+          <w:sz w:val="24"/>
+          <w:szCs w:val="24"/>
+          <w:lang w:val="ru-RU"/>
+        </w:rPr>
+        <w:t xml:space="preserve"> байт. Коэффициент сжатия составил 0.26, что означает уменьшение объема примерно в 3.8 раза при сохранении возможности декодировать списки вхождений для поиска.</w:t>
+      </w:r>
+    </w:p>
+    <w:p>
+      <w:pPr>
+        <w:jc w:val="both"/>
+        <w:rPr>
+          <w:sz w:val="24"/>
+          <w:szCs w:val="24"/>
+          <w:lang w:val="en-US"/>
+        </w:rPr>
+      </w:pPr>
+    </w:p>
+    <w:p>
+      <w:pPr>
+        <w:jc w:val="both"/>
+        <w:rPr>
+          <w:sz w:val="24"/>
+          <w:szCs w:val="24"/>
+          <w:lang w:val="en-US"/>
+        </w:rPr>
+      </w:pPr>
+      <w:r>
+        <w:rPr>
+          <w:sz w:val="24"/>
+          <w:szCs w:val="24"/>
+          <w:lang w:val="en-US"/>
+        </w:rPr>
+        <w:t>Postings uncompressed: 256836448 bytes</w:t>
+      </w:r>
+    </w:p>
+    <w:p>
+      <w:pPr>
+        <w:jc w:val="both"/>
+        <w:rPr>
+          <w:sz w:val="24"/>
+          <w:szCs w:val="24"/>
+          <w:lang w:val="en-US"/>
+        </w:rPr>
+      </w:pPr>
+      <w:r>
+        <w:rPr>
+          <w:sz w:val="24"/>
+          <w:szCs w:val="24"/>
+          <w:lang w:val="en-US"/>
+        </w:rPr>
+        <w:t>Postings compressed: 67789616 bytes</w:t>
       </w:r>
     </w:p>
     <w:p>
@@ -11980,6 +13081,24 @@
           <w:szCs w:val="24"/>
           <w:lang w:val="en-US"/>
         </w:rPr>
+        <w:t>DONE</w:t>
+      </w:r>
+    </w:p>
+    <w:p>
+      <w:pPr>
+        <w:jc w:val="both"/>
+        <w:rPr>
+          <w:sz w:val="24"/>
+          <w:szCs w:val="24"/>
+          <w:lang w:val="en-US"/>
+        </w:rPr>
+      </w:pPr>
+      <w:r>
+        <w:rPr>
+          <w:sz w:val="24"/>
+          <w:szCs w:val="24"/>
+          <w:lang w:val="en-US"/>
+        </w:rPr>
         <w:t>Docs: 105925</w:t>
       </w:r>
     </w:p>
@@ -11998,25 +13117,25 @@
           <w:szCs w:val="24"/>
           <w:lang w:val="en-US"/>
         </w:rPr>
-        <w:t>Unique terms: 203962</w:t>
-      </w:r>
-    </w:p>
-    <w:p>
-      <w:pPr>
-        <w:jc w:val="both"/>
-        <w:rPr>
-          <w:sz w:val="24"/>
-          <w:szCs w:val="24"/>
-          <w:lang w:val="en-US"/>
-        </w:rPr>
-      </w:pPr>
-      <w:r>
-        <w:rPr>
-          <w:sz w:val="24"/>
-          <w:szCs w:val="24"/>
-          <w:lang w:val="en-US"/>
-        </w:rPr>
-        <w:t>Tokens total: 61952326</w:t>
+        <w:t>Unique terms: 203923</w:t>
+      </w:r>
+    </w:p>
+    <w:p>
+      <w:pPr>
+        <w:jc w:val="both"/>
+        <w:rPr>
+          <w:sz w:val="24"/>
+          <w:szCs w:val="24"/>
+          <w:lang w:val="en-US"/>
+        </w:rPr>
+      </w:pPr>
+      <w:r>
+        <w:rPr>
+          <w:sz w:val="24"/>
+          <w:szCs w:val="24"/>
+          <w:lang w:val="en-US"/>
+        </w:rPr>
+        <w:t>Tokens total: 57762407</w:t>
       </w:r>
     </w:p>
     <w:p>
@@ -12044,7 +13163,7 @@
           <w:szCs w:val="24"/>
           <w:lang w:val="en-US"/>
         </w:rPr>
-        <w:t xml:space="preserve"> token length (chars): 7.330</w:t>
+        <w:t xml:space="preserve"> token length (chars): 7.691</w:t>
       </w:r>
     </w:p>
     <w:p>
@@ -12072,25 +13191,25 @@
           <w:szCs w:val="24"/>
           <w:lang w:val="en-US"/>
         </w:rPr>
-        <w:t xml:space="preserve"> term length (chars): 16.694</w:t>
-      </w:r>
-    </w:p>
-    <w:p>
-      <w:pPr>
-        <w:jc w:val="both"/>
-        <w:rPr>
-          <w:sz w:val="24"/>
-          <w:szCs w:val="24"/>
-          <w:lang w:val="en-US"/>
-        </w:rPr>
-      </w:pPr>
-      <w:r>
-        <w:rPr>
-          <w:sz w:val="24"/>
-          <w:szCs w:val="24"/>
-          <w:lang w:val="en-US"/>
-        </w:rPr>
-        <w:t>Indexing time (sec): 106.645</w:t>
+        <w:t xml:space="preserve"> term length (chars): 16.696</w:t>
+      </w:r>
+    </w:p>
+    <w:p>
+      <w:pPr>
+        <w:jc w:val="both"/>
+        <w:rPr>
+          <w:sz w:val="24"/>
+          <w:szCs w:val="24"/>
+          <w:lang w:val="en-US"/>
+        </w:rPr>
+      </w:pPr>
+      <w:r>
+        <w:rPr>
+          <w:sz w:val="24"/>
+          <w:szCs w:val="24"/>
+          <w:lang w:val="en-US"/>
+        </w:rPr>
+        <w:t>Indexing time (sec): 131.571</w:t>
       </w:r>
     </w:p>
     <w:p>
@@ -12126,7 +13245,7 @@
           <w:szCs w:val="24"/>
           <w:lang w:val="en-US"/>
         </w:rPr>
-        <w:t>): 1.007</w:t>
+        <w:t>): 1.242</w:t>
       </w:r>
     </w:p>
     <w:p>
@@ -12172,68 +13291,18 @@
           <w:szCs w:val="24"/>
           <w:lang w:val="en-US"/>
         </w:rPr>
-        <w:t>Wrote</w:t>
-      </w:r>
-      <w:r>
-        <w:rPr>
-          <w:sz w:val="24"/>
-          <w:szCs w:val="24"/>
-          <w:lang w:val="ru-RU"/>
-        </w:rPr>
-        <w:t xml:space="preserve">: </w:t>
-      </w:r>
-      <w:r>
-        <w:rPr>
-          <w:sz w:val="24"/>
-          <w:szCs w:val="24"/>
-          <w:lang w:val="en-US"/>
-        </w:rPr>
-        <w:t>index</w:t>
-      </w:r>
-      <w:r>
-        <w:rPr>
-          <w:sz w:val="24"/>
-          <w:szCs w:val="24"/>
-          <w:lang w:val="ru-RU"/>
-        </w:rPr>
-        <w:t>\</w:t>
-      </w:r>
-      <w:proofErr w:type="spellStart"/>
-      <w:r>
-        <w:rPr>
-          <w:sz w:val="24"/>
-          <w:szCs w:val="24"/>
-          <w:lang w:val="en-US"/>
-        </w:rPr>
-        <w:t>inv</w:t>
-      </w:r>
-      <w:proofErr w:type="spellEnd"/>
-      <w:r>
-        <w:rPr>
-          <w:sz w:val="24"/>
-          <w:szCs w:val="24"/>
-          <w:lang w:val="ru-RU"/>
-        </w:rPr>
-        <w:t>.</w:t>
-      </w:r>
-      <w:r>
-        <w:rPr>
-          <w:sz w:val="24"/>
-          <w:szCs w:val="24"/>
-          <w:lang w:val="en-US"/>
-        </w:rPr>
-        <w:t>bin</w:t>
-      </w:r>
-    </w:p>
-    <w:p>
-      <w:pPr>
-        <w:jc w:val="both"/>
-        <w:rPr>
-          <w:sz w:val="24"/>
-          <w:szCs w:val="24"/>
-          <w:lang w:val="ru-RU"/>
-        </w:rPr>
-      </w:pPr>
+        <w:t>Wrote: index\</w:t>
+      </w:r>
+      <w:proofErr w:type="spellStart"/>
+      <w:r>
+        <w:rPr>
+          <w:sz w:val="24"/>
+          <w:szCs w:val="24"/>
+          <w:lang w:val="en-US"/>
+        </w:rPr>
+        <w:t>inv.bin</w:t>
+      </w:r>
+      <w:proofErr w:type="spellEnd"/>
     </w:p>
     <w:p>
       <w:pPr>
@@ -12262,7 +13331,6 @@
           <w:szCs w:val="24"/>
           <w:lang w:val="ru-RU"/>
         </w:rPr>
-        <w:lastRenderedPageBreak/>
         <w:t>Выводы</w:t>
       </w:r>
     </w:p>
@@ -12809,23 +13877,20 @@
         <w:rPr>
           <w:sz w:val="24"/>
           <w:szCs w:val="24"/>
-          <w:lang w:val="ru-RU"/>
-        </w:rPr>
-      </w:pPr>
-      <w:r>
-        <w:rPr>
-          <w:sz w:val="24"/>
-          <w:szCs w:val="24"/>
-          <w:lang w:val="ru-RU"/>
-        </w:rPr>
-        <w:t xml:space="preserve">Обработка запроса начинается с лексического разбора строки функцией </w:t>
-      </w:r>
-      <w:proofErr w:type="spellStart"/>
-      <w:r>
-        <w:rPr>
-          <w:sz w:val="24"/>
-          <w:szCs w:val="24"/>
-          <w:lang w:val="ru-RU"/>
+        </w:rPr>
+      </w:pPr>
+      <w:r>
+        <w:rPr>
+          <w:sz w:val="24"/>
+          <w:szCs w:val="24"/>
+        </w:rPr>
+        <w:t>Обработка запроса начинается с лексического разбора строки функцией </w:t>
+      </w:r>
+      <w:proofErr w:type="spellStart"/>
+      <w:r>
+        <w:rPr>
+          <w:sz w:val="24"/>
+          <w:szCs w:val="24"/>
         </w:rPr>
         <w:t>tokenize_basic</w:t>
       </w:r>
@@ -12834,52 +13899,30 @@
         <w:rPr>
           <w:sz w:val="24"/>
           <w:szCs w:val="24"/>
-          <w:lang w:val="ru-RU"/>
-        </w:rPr>
-        <w:t xml:space="preserve">. На этом шаге выделяются </w:t>
-      </w:r>
-      <w:proofErr w:type="spellStart"/>
-      <w:r>
-        <w:rPr>
-          <w:sz w:val="24"/>
-          <w:szCs w:val="24"/>
-          <w:lang w:val="ru-RU"/>
-        </w:rPr>
-        <w:t>операераторы</w:t>
-      </w:r>
-      <w:proofErr w:type="spellEnd"/>
-      <w:r>
-        <w:rPr>
-          <w:sz w:val="24"/>
-          <w:szCs w:val="24"/>
-          <w:lang w:val="ru-RU"/>
-        </w:rPr>
-        <w:t xml:space="preserve"> &amp;&amp; |</w:t>
+        </w:rPr>
+        <w:t>. На этом шаге выделяются операторы &amp;&amp;, ||</w:t>
       </w:r>
       <w:proofErr w:type="gramStart"/>
       <w:r>
         <w:rPr>
           <w:sz w:val="24"/>
           <w:szCs w:val="24"/>
-          <w:lang w:val="ru-RU"/>
-        </w:rPr>
-        <w:t>| !</w:t>
+        </w:rPr>
+        <w:t>, !</w:t>
       </w:r>
       <w:proofErr w:type="gramEnd"/>
       <w:r>
         <w:rPr>
           <w:sz w:val="24"/>
           <w:szCs w:val="24"/>
-          <w:lang w:val="ru-RU"/>
-        </w:rPr>
-        <w:t xml:space="preserve"> и скобки, а текстовые фрагменты преобразуются в </w:t>
-      </w:r>
-      <w:proofErr w:type="spellStart"/>
-      <w:r>
-        <w:rPr>
-          <w:sz w:val="24"/>
-          <w:szCs w:val="24"/>
-          <w:lang w:val="ru-RU"/>
+        </w:rPr>
+        <w:t xml:space="preserve"> и скобки, а текстовые фрагменты преобразуются в </w:t>
+      </w:r>
+      <w:proofErr w:type="spellStart"/>
+      <w:r>
+        <w:rPr>
+          <w:sz w:val="24"/>
+          <w:szCs w:val="24"/>
         </w:rPr>
         <w:t>токены</w:t>
       </w:r>
@@ -12888,16 +13931,14 @@
         <w:rPr>
           <w:sz w:val="24"/>
           <w:szCs w:val="24"/>
-          <w:lang w:val="ru-RU"/>
-        </w:rPr>
-        <w:t xml:space="preserve"> терминов.  Каждый термин нормализуется функцией </w:t>
-      </w:r>
-      <w:proofErr w:type="spellStart"/>
-      <w:r>
-        <w:rPr>
-          <w:sz w:val="24"/>
-          <w:szCs w:val="24"/>
-          <w:lang w:val="ru-RU"/>
+        </w:rPr>
+        <w:t xml:space="preserve"> терминов. Каждый термин нормализуется функцией </w:t>
+      </w:r>
+      <w:proofErr w:type="spellStart"/>
+      <w:r>
+        <w:rPr>
+          <w:sz w:val="24"/>
+          <w:szCs w:val="24"/>
         </w:rPr>
         <w:t>normalize_term</w:t>
       </w:r>
@@ -12906,16 +13947,22 @@
         <w:rPr>
           <w:sz w:val="24"/>
           <w:szCs w:val="24"/>
-          <w:lang w:val="ru-RU"/>
-        </w:rPr>
-        <w:t xml:space="preserve">, которая читает символы UTF 8, переводит их в нижний регистр, выполняет замену ё на е, отбрасывает неалфавитные символы и применяет </w:t>
-      </w:r>
-      <w:proofErr w:type="spellStart"/>
-      <w:r>
-        <w:rPr>
-          <w:sz w:val="24"/>
-          <w:szCs w:val="24"/>
-          <w:lang w:val="ru-RU"/>
+        </w:rPr>
+        <w:t>: строка читается как UTF</w:t>
+      </w:r>
+      <w:r>
+        <w:rPr>
+          <w:sz w:val="24"/>
+          <w:szCs w:val="24"/>
+        </w:rPr>
+        <w:noBreakHyphen/>
+        <w:t xml:space="preserve">8, символы приводятся к нижнему регистру, выполняется замена ё на е, отбрасываются все символы кроме букв (латиница/кириллица) и цифр, после чего применяется </w:t>
+      </w:r>
+      <w:proofErr w:type="spellStart"/>
+      <w:r>
+        <w:rPr>
+          <w:sz w:val="24"/>
+          <w:szCs w:val="24"/>
         </w:rPr>
         <w:t>стемминг</w:t>
       </w:r>
@@ -12924,16 +13971,62 @@
         <w:rPr>
           <w:sz w:val="24"/>
           <w:szCs w:val="24"/>
-          <w:lang w:val="ru-RU"/>
-        </w:rPr>
-        <w:t xml:space="preserve">.  Далее выполняется вставка неявного AND функцией </w:t>
-      </w:r>
-      <w:proofErr w:type="spellStart"/>
-      <w:r>
-        <w:rPr>
-          <w:sz w:val="24"/>
-          <w:szCs w:val="24"/>
-          <w:lang w:val="ru-RU"/>
+        </w:rPr>
+        <w:t> </w:t>
+      </w:r>
+      <w:proofErr w:type="spellStart"/>
+      <w:r>
+        <w:rPr>
+          <w:sz w:val="24"/>
+          <w:szCs w:val="24"/>
+        </w:rPr>
+        <w:t>ru_stem_inplace</w:t>
+      </w:r>
+      <w:proofErr w:type="spellEnd"/>
+      <w:r>
+        <w:rPr>
+          <w:sz w:val="24"/>
+          <w:szCs w:val="24"/>
+        </w:rPr>
+        <w:t>. Нормализованные термы дополнительно фильтруются по списку стоп-слов (</w:t>
+      </w:r>
+      <w:proofErr w:type="spellStart"/>
+      <w:r>
+        <w:rPr>
+          <w:sz w:val="24"/>
+          <w:szCs w:val="24"/>
+        </w:rPr>
+        <w:t>is_stop_word</w:t>
+      </w:r>
+      <w:proofErr w:type="spellEnd"/>
+      <w:r>
+        <w:rPr>
+          <w:sz w:val="24"/>
+          <w:szCs w:val="24"/>
+        </w:rPr>
+        <w:t xml:space="preserve">), поэтому такие </w:t>
+      </w:r>
+      <w:proofErr w:type="spellStart"/>
+      <w:r>
+        <w:rPr>
+          <w:sz w:val="24"/>
+          <w:szCs w:val="24"/>
+        </w:rPr>
+        <w:t>токены</w:t>
+      </w:r>
+      <w:proofErr w:type="spellEnd"/>
+      <w:r>
+        <w:rPr>
+          <w:sz w:val="24"/>
+          <w:szCs w:val="24"/>
+        </w:rPr>
+        <w:t xml:space="preserve"> не участвуют в дальнейшем поиске. Далее выполняется вставка неявного AND функцией </w:t>
+      </w:r>
+      <w:proofErr w:type="spellStart"/>
+      <w:r>
+        <w:rPr>
+          <w:sz w:val="24"/>
+          <w:szCs w:val="24"/>
         </w:rPr>
         <w:t>inject_implicit_and</w:t>
       </w:r>
@@ -12942,9 +14035,8 @@
         <w:rPr>
           <w:sz w:val="24"/>
           <w:szCs w:val="24"/>
-          <w:lang w:val="ru-RU"/>
-        </w:rPr>
-        <w:t xml:space="preserve">, чтобы запросы вида слово1 слово2 интерпретировались как пересечение. </w:t>
+        </w:rPr>
+        <w:t>, чтобы запросы вида слово1 слово2 интерпретировались как пересечение. </w:t>
       </w:r>
     </w:p>
     <w:p>
@@ -13161,7 +14253,16 @@
           <w:szCs w:val="24"/>
           <w:lang w:val="ru-RU"/>
         </w:rPr>
-        <w:t xml:space="preserve">, которая вычитает список термина из множества всех документов </w:t>
+        <w:t xml:space="preserve">, которая вычитает список термина из множества </w:t>
+      </w:r>
+      <w:r>
+        <w:rPr>
+          <w:sz w:val="24"/>
+          <w:szCs w:val="24"/>
+          <w:lang w:val="ru-RU"/>
+        </w:rPr>
+        <w:lastRenderedPageBreak/>
+        <w:t xml:space="preserve">всех документов </w:t>
       </w:r>
       <w:proofErr w:type="spellStart"/>
       <w:r>
@@ -13189,32 +14290,119 @@
         <w:rPr>
           <w:sz w:val="24"/>
           <w:szCs w:val="24"/>
-          <w:lang w:val="ru-RU"/>
-        </w:rPr>
-      </w:pPr>
-      <w:r>
-        <w:rPr>
-          <w:sz w:val="24"/>
-          <w:szCs w:val="24"/>
-          <w:lang w:val="ru-RU"/>
-        </w:rPr>
-        <w:t xml:space="preserve">После получения итогового множества документов выполняется ранжирование. Для каждого документа вычисляется сумма вкладов TF IDF по термам запроса, где TF считается как 1 плюс логарифм частоты термина в документе, а IDF считается как логарифм </w:t>
-      </w:r>
-      <w:r>
-        <w:rPr>
-          <w:sz w:val="24"/>
-          <w:szCs w:val="24"/>
-          <w:lang w:val="ru-RU"/>
-        </w:rPr>
-        <w:lastRenderedPageBreak/>
-        <w:t xml:space="preserve">отношения количества документов к </w:t>
-      </w:r>
-      <w:proofErr w:type="spellStart"/>
-      <w:r>
-        <w:rPr>
-          <w:sz w:val="24"/>
-          <w:szCs w:val="24"/>
-          <w:lang w:val="ru-RU"/>
+        </w:rPr>
+      </w:pPr>
+      <w:r>
+        <w:rPr>
+          <w:sz w:val="24"/>
+          <w:szCs w:val="24"/>
+        </w:rPr>
+        <w:t>После получения итогового множества документов выполняется ранжирование, но только для не-булевых запросов: если в исходной строке запроса присутствуют операторы &amp;&amp;, || </w:t>
+      </w:r>
+      <w:proofErr w:type="gramStart"/>
+      <w:r>
+        <w:rPr>
+          <w:sz w:val="24"/>
+          <w:szCs w:val="24"/>
+        </w:rPr>
+        <w:t>или !</w:t>
+      </w:r>
+      <w:proofErr w:type="gramEnd"/>
+      <w:r>
+        <w:rPr>
+          <w:sz w:val="24"/>
+          <w:szCs w:val="24"/>
+        </w:rPr>
+        <w:t>, программа выводит булев результат без вычисления TF</w:t>
+      </w:r>
+      <w:r>
+        <w:rPr>
+          <w:sz w:val="24"/>
+          <w:szCs w:val="24"/>
+        </w:rPr>
+        <w:noBreakHyphen/>
+        <w:t>IDF-оценок. В режиме ранжирования для каждого документа вычисляется сумма вкладов TF</w:t>
+      </w:r>
+      <w:r>
+        <w:rPr>
+          <w:sz w:val="24"/>
+          <w:szCs w:val="24"/>
+        </w:rPr>
+        <w:noBreakHyphen/>
+        <w:t>IDF по термам запроса: TF=1+log⁡(</w:t>
+      </w:r>
+      <w:proofErr w:type="spellStart"/>
+      <w:r>
+        <w:rPr>
+          <w:sz w:val="24"/>
+          <w:szCs w:val="24"/>
+        </w:rPr>
+        <w:t>tf</w:t>
+      </w:r>
+      <w:proofErr w:type="spellEnd"/>
+      <w:r>
+        <w:rPr>
+          <w:sz w:val="24"/>
+          <w:szCs w:val="24"/>
+        </w:rPr>
+        <w:t>)</w:t>
+      </w:r>
+      <w:r>
+        <w:rPr>
+          <w:i/>
+          <w:iCs/>
+          <w:sz w:val="24"/>
+          <w:szCs w:val="24"/>
+        </w:rPr>
+        <w:t>TF</w:t>
+      </w:r>
+      <w:r>
+        <w:rPr>
+          <w:sz w:val="24"/>
+          <w:szCs w:val="24"/>
+        </w:rPr>
+        <w:t>=1+log(</w:t>
+      </w:r>
+      <w:proofErr w:type="spellStart"/>
+      <w:r>
+        <w:rPr>
+          <w:i/>
+          <w:iCs/>
+          <w:sz w:val="24"/>
+          <w:szCs w:val="24"/>
+        </w:rPr>
+        <w:t>tf</w:t>
+      </w:r>
+      <w:proofErr w:type="spellEnd"/>
+      <w:r>
+        <w:rPr>
+          <w:sz w:val="24"/>
+          <w:szCs w:val="24"/>
+        </w:rPr>
+        <w:t>), IDF=</w:t>
+      </w:r>
+      <w:proofErr w:type="spellStart"/>
+      <w:r>
+        <w:rPr>
+          <w:sz w:val="24"/>
+          <w:szCs w:val="24"/>
+        </w:rPr>
+        <w:t>log</w:t>
+      </w:r>
+      <w:proofErr w:type="spellEnd"/>
+      <w:r>
+        <w:rPr>
+          <w:sz w:val="24"/>
+          <w:szCs w:val="24"/>
+        </w:rPr>
+        <w:t>⁡(N/</w:t>
+      </w:r>
+      <w:proofErr w:type="spellStart"/>
+      <w:proofErr w:type="gramStart"/>
+      <w:r>
+        <w:rPr>
+          <w:sz w:val="24"/>
+          <w:szCs w:val="24"/>
         </w:rPr>
         <w:t>df</w:t>
       </w:r>
@@ -13223,16 +14411,81 @@
         <w:rPr>
           <w:sz w:val="24"/>
           <w:szCs w:val="24"/>
-          <w:lang w:val="ru-RU"/>
-        </w:rPr>
-        <w:t xml:space="preserve"> термина. Для вычисления логарифма используется функция </w:t>
-      </w:r>
-      <w:proofErr w:type="spellStart"/>
-      <w:r>
-        <w:rPr>
-          <w:sz w:val="24"/>
-          <w:szCs w:val="24"/>
-          <w:lang w:val="ru-RU"/>
+        </w:rPr>
+        <w:t>)</w:t>
+      </w:r>
+      <w:r>
+        <w:rPr>
+          <w:i/>
+          <w:iCs/>
+          <w:sz w:val="24"/>
+          <w:szCs w:val="24"/>
+        </w:rPr>
+        <w:t>IDF</w:t>
+      </w:r>
+      <w:proofErr w:type="gramEnd"/>
+      <w:r>
+        <w:rPr>
+          <w:sz w:val="24"/>
+          <w:szCs w:val="24"/>
+        </w:rPr>
+        <w:t>=</w:t>
+      </w:r>
+      <w:proofErr w:type="spellStart"/>
+      <w:r>
+        <w:rPr>
+          <w:sz w:val="24"/>
+          <w:szCs w:val="24"/>
+        </w:rPr>
+        <w:t>log</w:t>
+      </w:r>
+      <w:proofErr w:type="spellEnd"/>
+      <w:r>
+        <w:rPr>
+          <w:sz w:val="24"/>
+          <w:szCs w:val="24"/>
+        </w:rPr>
+        <w:t>(</w:t>
+      </w:r>
+      <w:r>
+        <w:rPr>
+          <w:i/>
+          <w:iCs/>
+          <w:sz w:val="24"/>
+          <w:szCs w:val="24"/>
+        </w:rPr>
+        <w:t>N</w:t>
+      </w:r>
+      <w:r>
+        <w:rPr>
+          <w:sz w:val="24"/>
+          <w:szCs w:val="24"/>
+        </w:rPr>
+        <w:t>/</w:t>
+      </w:r>
+      <w:proofErr w:type="spellStart"/>
+      <w:r>
+        <w:rPr>
+          <w:i/>
+          <w:iCs/>
+          <w:sz w:val="24"/>
+          <w:szCs w:val="24"/>
+        </w:rPr>
+        <w:t>df</w:t>
+      </w:r>
+      <w:proofErr w:type="spellEnd"/>
+      <w:r>
+        <w:rPr>
+          <w:sz w:val="24"/>
+          <w:szCs w:val="24"/>
+        </w:rPr>
+        <w:t>), где логарифм вычисляется функцией </w:t>
+      </w:r>
+      <w:proofErr w:type="spellStart"/>
+      <w:r>
+        <w:rPr>
+          <w:sz w:val="24"/>
+          <w:szCs w:val="24"/>
         </w:rPr>
         <w:t>simple_log</w:t>
       </w:r>
@@ -13241,16 +14494,46 @@
         <w:rPr>
           <w:sz w:val="24"/>
           <w:szCs w:val="24"/>
-          <w:lang w:val="ru-RU"/>
-        </w:rPr>
-        <w:t xml:space="preserve">. Частота термина в конкретном документе извлекается из списка вхождений и сопоставляется по </w:t>
-      </w:r>
-      <w:proofErr w:type="spellStart"/>
-      <w:r>
-        <w:rPr>
-          <w:sz w:val="24"/>
-          <w:szCs w:val="24"/>
-          <w:lang w:val="ru-RU"/>
+        </w:rPr>
+        <w:t>, а частота </w:t>
+      </w:r>
+      <w:proofErr w:type="spellStart"/>
+      <w:r>
+        <w:rPr>
+          <w:sz w:val="24"/>
+          <w:szCs w:val="24"/>
+        </w:rPr>
+        <w:t>tf</w:t>
+      </w:r>
+      <w:proofErr w:type="spellEnd"/>
+      <w:r>
+        <w:rPr>
+          <w:sz w:val="24"/>
+          <w:szCs w:val="24"/>
+        </w:rPr>
+        <w:t xml:space="preserve"> извлекается из </w:t>
+      </w:r>
+      <w:proofErr w:type="spellStart"/>
+      <w:r>
+        <w:rPr>
+          <w:sz w:val="24"/>
+          <w:szCs w:val="24"/>
+        </w:rPr>
+        <w:t>postings</w:t>
+      </w:r>
+      <w:proofErr w:type="spellEnd"/>
+      <w:r>
+        <w:rPr>
+          <w:sz w:val="24"/>
+          <w:szCs w:val="24"/>
+        </w:rPr>
+        <w:t xml:space="preserve"> и сопоставляется по </w:t>
+      </w:r>
+      <w:proofErr w:type="spellStart"/>
+      <w:r>
+        <w:rPr>
+          <w:sz w:val="24"/>
+          <w:szCs w:val="24"/>
         </w:rPr>
         <w:t>docid</w:t>
       </w:r>
@@ -13259,16 +14542,14 @@
         <w:rPr>
           <w:sz w:val="24"/>
           <w:szCs w:val="24"/>
-          <w:lang w:val="ru-RU"/>
-        </w:rPr>
-        <w:t xml:space="preserve">, после чего возвращается вклад </w:t>
-      </w:r>
-      <w:proofErr w:type="spellStart"/>
-      <w:r>
-        <w:rPr>
-          <w:sz w:val="24"/>
-          <w:szCs w:val="24"/>
-          <w:lang w:val="ru-RU"/>
+        </w:rPr>
+        <w:t> в </w:t>
+      </w:r>
+      <w:proofErr w:type="spellStart"/>
+      <w:r>
+        <w:rPr>
+          <w:sz w:val="24"/>
+          <w:szCs w:val="24"/>
         </w:rPr>
         <w:t>compute_tf_idf</w:t>
       </w:r>
@@ -13277,16 +14558,46 @@
         <w:rPr>
           <w:sz w:val="24"/>
           <w:szCs w:val="24"/>
-          <w:lang w:val="ru-RU"/>
-        </w:rPr>
-        <w:t xml:space="preserve">. Для сортировки результатов по убыванию </w:t>
-      </w:r>
-      <w:proofErr w:type="spellStart"/>
-      <w:r>
-        <w:rPr>
-          <w:sz w:val="24"/>
-          <w:szCs w:val="24"/>
-          <w:lang w:val="ru-RU"/>
+        </w:rPr>
+        <w:t>. Полученная сумма дополнительно нормируется на предвычисленную норму документа </w:t>
+      </w:r>
+      <w:proofErr w:type="spellStart"/>
+      <w:r>
+        <w:rPr>
+          <w:sz w:val="24"/>
+          <w:szCs w:val="24"/>
+        </w:rPr>
+        <w:t>doc_norm</w:t>
+      </w:r>
+      <w:proofErr w:type="spellEnd"/>
+      <w:r>
+        <w:rPr>
+          <w:sz w:val="24"/>
+          <w:szCs w:val="24"/>
+        </w:rPr>
+        <w:t> (считанную из </w:t>
+      </w:r>
+      <w:proofErr w:type="spellStart"/>
+      <w:r>
+        <w:rPr>
+          <w:sz w:val="24"/>
+          <w:szCs w:val="24"/>
+        </w:rPr>
+        <w:t>fwd.bin</w:t>
+      </w:r>
+      <w:proofErr w:type="spellEnd"/>
+      <w:r>
+        <w:rPr>
+          <w:sz w:val="24"/>
+          <w:szCs w:val="24"/>
+        </w:rPr>
+        <w:t>), после чего результаты сортируются по убыванию </w:t>
+      </w:r>
+      <w:proofErr w:type="spellStart"/>
+      <w:r>
+        <w:rPr>
+          <w:sz w:val="24"/>
+          <w:szCs w:val="24"/>
         </w:rPr>
         <w:t>score</w:t>
       </w:r>
@@ -13295,16 +14606,14 @@
         <w:rPr>
           <w:sz w:val="24"/>
           <w:szCs w:val="24"/>
-          <w:lang w:val="ru-RU"/>
-        </w:rPr>
-        <w:t xml:space="preserve"> используется </w:t>
-      </w:r>
-      <w:proofErr w:type="spellStart"/>
-      <w:r>
-        <w:rPr>
-          <w:sz w:val="24"/>
-          <w:szCs w:val="24"/>
-          <w:lang w:val="ru-RU"/>
+        </w:rPr>
+        <w:t> функцией </w:t>
+      </w:r>
+      <w:proofErr w:type="spellStart"/>
+      <w:r>
+        <w:rPr>
+          <w:sz w:val="24"/>
+          <w:szCs w:val="24"/>
         </w:rPr>
         <w:t>quick_sort</w:t>
       </w:r>
@@ -13313,16 +14622,14 @@
         <w:rPr>
           <w:sz w:val="24"/>
           <w:szCs w:val="24"/>
-          <w:lang w:val="ru-RU"/>
-        </w:rPr>
-        <w:t xml:space="preserve"> и структура </w:t>
-      </w:r>
-      <w:proofErr w:type="spellStart"/>
-      <w:r>
-        <w:rPr>
-          <w:sz w:val="24"/>
-          <w:szCs w:val="24"/>
-          <w:lang w:val="ru-RU"/>
+        </w:rPr>
+        <w:t> и структурой </w:t>
+      </w:r>
+      <w:proofErr w:type="spellStart"/>
+      <w:r>
+        <w:rPr>
+          <w:sz w:val="24"/>
+          <w:szCs w:val="24"/>
         </w:rPr>
         <w:t>RankedResult</w:t>
       </w:r>
@@ -13331,16 +14638,14 @@
         <w:rPr>
           <w:sz w:val="24"/>
           <w:szCs w:val="24"/>
-          <w:lang w:val="ru-RU"/>
-        </w:rPr>
-        <w:t xml:space="preserve">, содержащая </w:t>
-      </w:r>
-      <w:proofErr w:type="spellStart"/>
-      <w:r>
-        <w:rPr>
-          <w:sz w:val="24"/>
-          <w:szCs w:val="24"/>
-          <w:lang w:val="ru-RU"/>
+        </w:rPr>
+        <w:t> (</w:t>
+      </w:r>
+      <w:proofErr w:type="spellStart"/>
+      <w:r>
+        <w:rPr>
+          <w:sz w:val="24"/>
+          <w:szCs w:val="24"/>
         </w:rPr>
         <w:t>docid</w:t>
       </w:r>
@@ -13349,16 +14654,14 @@
         <w:rPr>
           <w:sz w:val="24"/>
           <w:szCs w:val="24"/>
-          <w:lang w:val="ru-RU"/>
-        </w:rPr>
-        <w:t xml:space="preserve"> и </w:t>
-      </w:r>
-      <w:proofErr w:type="spellStart"/>
-      <w:r>
-        <w:rPr>
-          <w:sz w:val="24"/>
-          <w:szCs w:val="24"/>
-          <w:lang w:val="ru-RU"/>
+        </w:rPr>
+        <w:t>, </w:t>
+      </w:r>
+      <w:proofErr w:type="spellStart"/>
+      <w:r>
+        <w:rPr>
+          <w:sz w:val="24"/>
+          <w:szCs w:val="24"/>
         </w:rPr>
         <w:t>score</w:t>
       </w:r>
@@ -13367,9 +14670,8 @@
         <w:rPr>
           <w:sz w:val="24"/>
           <w:szCs w:val="24"/>
-          <w:lang w:val="ru-RU"/>
-        </w:rPr>
-        <w:t>.</w:t>
+        </w:rPr>
+        <w:t>).</w:t>
       </w:r>
     </w:p>
     <w:p>
@@ -13551,9 +14853,17 @@
         <w:rPr>
           <w:sz w:val="24"/>
           <w:szCs w:val="24"/>
-          <w:lang w:val="ru-RU"/>
-        </w:rPr>
-      </w:pPr>
+          <w:lang w:val="en-US"/>
+        </w:rPr>
+      </w:pPr>
+      <w:r>
+        <w:rPr>
+          <w:sz w:val="24"/>
+          <w:szCs w:val="24"/>
+          <w:lang w:val="en-US"/>
+        </w:rPr>
+        <w:t xml:space="preserve">  </w:t>
+      </w:r>
     </w:p>
     <w:p>
       <w:pPr>
@@ -13894,7 +15204,7 @@
           <w:szCs w:val="24"/>
           <w:lang w:val="ru-RU"/>
         </w:rPr>
-        <w:t>14      Ведь так не должно быть на свете...     https://www.xn--b1aaalbpdjc1bbxpfp.xn--p1ai/29545-ved-tak-ne-dolzhno-byt-na-svete.html</w:t>
+        <w:t xml:space="preserve">14      Ведь так не должно быть на свете...     https://www.xn--b1aaalbpdjc1bbxpfp.xn--p1ai/29545-ved-tak-ne-dolzhno-byt-na-svete.html      </w:t>
       </w:r>
     </w:p>
     <w:p>
@@ -14052,7 +15362,7 @@
           <w:szCs w:val="24"/>
           <w:lang w:val="ru-RU"/>
         </w:rPr>
-        <w:t xml:space="preserve">...      https://city-news.ru/news/society/deti-s-invalidnostyu-v-yaroslavskoy-oblasti-smogut-proyti-kompleksnuyu-reabilitatsiyu-v-ramkakh-pilo/     </w:t>
+        <w:t>...      https://city-news.ru/news/society/deti-s-invalidnostyu-v-yaroslavskoy-oblasti-smogut-proyti-kompleksnuyu-reabilitatsiyu-v-ramkakh-pilo/</w:t>
       </w:r>
     </w:p>
     <w:p>
@@ -14088,7 +15398,16 @@
           <w:szCs w:val="24"/>
           <w:lang w:val="ru-RU"/>
         </w:rPr>
-        <w:t>4       В Ярославле запустят новый автобусный маршрут с часовым интервалом 14:03 втор...      https://city-news.ru/news/society/v-yaroslavle-zapustyat-novyy-avtobusnyy-marshrut-s-chasovym-intervalom/</w:t>
+        <w:t>4       В Ярославле запустят новый автобусный маршрут с часовым интервалом 14:03 втор...      https://city-news.ru/news/society/v-yaroslavle-zapustyat-novyy-avtobusnyy-marshrut-s-</w:t>
+      </w:r>
+      <w:r>
+        <w:rPr>
+          <w:sz w:val="24"/>
+          <w:szCs w:val="24"/>
+          <w:lang w:val="ru-RU"/>
+        </w:rPr>
+        <w:lastRenderedPageBreak/>
+        <w:t>chasovym-intervalom/</w:t>
       </w:r>
     </w:p>
     <w:p>
@@ -14218,16 +15537,7 @@
           <w:szCs w:val="24"/>
           <w:lang w:val="ru-RU"/>
         </w:rPr>
-        <w:t>14      Ведь так не должно быть на свете...     https://www.xn--b1aaalbpdjc1bbxpfp.xn--</w:t>
-      </w:r>
-      <w:r>
-        <w:rPr>
-          <w:sz w:val="24"/>
-          <w:szCs w:val="24"/>
-          <w:lang w:val="ru-RU"/>
-        </w:rPr>
-        <w:lastRenderedPageBreak/>
-        <w:t>p1ai/29545-ved-tak-ne-dolzhno-byt-na-svete.html</w:t>
+        <w:t xml:space="preserve">14      Ведь так не должно быть на свете...     https://www.xn--b1aaalbpdjc1bbxpfp.xn--p1ai/29545-ved-tak-ne-dolzhno-byt-na-svete.html      </w:t>
       </w:r>
     </w:p>
     <w:p>
@@ -14338,15 +15648,15 @@
         <w:rPr>
           <w:sz w:val="24"/>
           <w:szCs w:val="24"/>
-          <w:lang w:val="ru-RU"/>
-        </w:rPr>
-      </w:pPr>
-      <w:proofErr w:type="spellStart"/>
-      <w:r>
-        <w:rPr>
-          <w:sz w:val="24"/>
-          <w:szCs w:val="24"/>
-          <w:lang w:val="ru-RU"/>
+          <w:lang w:val="en-US"/>
+        </w:rPr>
+      </w:pPr>
+      <w:proofErr w:type="spellStart"/>
+      <w:r>
+        <w:rPr>
+          <w:sz w:val="24"/>
+          <w:szCs w:val="24"/>
+          <w:lang w:val="en-US"/>
         </w:rPr>
         <w:t>docid</w:t>
       </w:r>
@@ -14355,52 +15665,16 @@
         <w:rPr>
           <w:sz w:val="24"/>
           <w:szCs w:val="24"/>
-          <w:lang w:val="ru-RU"/>
-        </w:rPr>
-        <w:t xml:space="preserve">   </w:t>
-      </w:r>
-      <w:proofErr w:type="spellStart"/>
-      <w:r>
-        <w:rPr>
-          <w:sz w:val="24"/>
-          <w:szCs w:val="24"/>
-          <w:lang w:val="ru-RU"/>
-        </w:rPr>
-        <w:t>score</w:t>
-      </w:r>
-      <w:proofErr w:type="spellEnd"/>
-      <w:r>
-        <w:rPr>
-          <w:sz w:val="24"/>
-          <w:szCs w:val="24"/>
-          <w:lang w:val="ru-RU"/>
-        </w:rPr>
-        <w:t xml:space="preserve">   </w:t>
-      </w:r>
-      <w:proofErr w:type="spellStart"/>
-      <w:r>
-        <w:rPr>
-          <w:sz w:val="24"/>
-          <w:szCs w:val="24"/>
-          <w:lang w:val="ru-RU"/>
-        </w:rPr>
-        <w:t>title</w:t>
-      </w:r>
-      <w:proofErr w:type="spellEnd"/>
-      <w:r>
-        <w:rPr>
-          <w:sz w:val="24"/>
-          <w:szCs w:val="24"/>
-          <w:lang w:val="ru-RU"/>
-        </w:rPr>
-        <w:t xml:space="preserve">   </w:t>
-      </w:r>
-      <w:proofErr w:type="spellStart"/>
-      <w:r>
-        <w:rPr>
-          <w:sz w:val="24"/>
-          <w:szCs w:val="24"/>
-          <w:lang w:val="ru-RU"/>
+          <w:lang w:val="en-US"/>
+        </w:rPr>
+        <w:t xml:space="preserve">   score   title   </w:t>
+      </w:r>
+      <w:proofErr w:type="spellStart"/>
+      <w:r>
+        <w:rPr>
+          <w:sz w:val="24"/>
+          <w:szCs w:val="24"/>
+          <w:lang w:val="en-US"/>
         </w:rPr>
         <w:t>url</w:t>
       </w:r>
@@ -14419,27 +15693,69 @@
         <w:rPr>
           <w:sz w:val="24"/>
           <w:szCs w:val="24"/>
-          <w:lang w:val="ru-RU"/>
-        </w:rPr>
-        <w:t>87107   7.910694        О премии губернатора Московской области «Наше Подмосковье     https://serpuhov.ru/news/o-premii-gubernatora-moskovskoy-oblasti-nashe-podmoskove/</w:t>
-      </w:r>
-    </w:p>
-    <w:p>
-      <w:pPr>
-        <w:jc w:val="both"/>
-        <w:rPr>
-          <w:sz w:val="24"/>
-          <w:szCs w:val="24"/>
-          <w:lang w:val="ru-RU"/>
-        </w:rPr>
-      </w:pPr>
-      <w:r>
-        <w:rPr>
-          <w:sz w:val="24"/>
-          <w:szCs w:val="24"/>
-          <w:lang w:val="ru-RU"/>
-        </w:rPr>
-        <w:t xml:space="preserve">82753   7.376305        Подмосковье подписало соглашение о сотрудничестве с Академией архитектуры и с...      https://serpuhov.ru/news/podmoskove-podpisalo-soglashenie-o-sotrudnichestve-s-akademiey-arkhitektury-i-stroitelnykh-nauk/   </w:t>
+          <w:lang w:val="en-US"/>
+        </w:rPr>
+        <w:t xml:space="preserve">91329   0.145679        </w:t>
+      </w:r>
+      <w:r>
+        <w:rPr>
+          <w:sz w:val="24"/>
+          <w:szCs w:val="24"/>
+          <w:lang w:val="ru-RU"/>
+        </w:rPr>
+        <w:t>Туризм</w:t>
+      </w:r>
+      <w:r>
+        <w:rPr>
+          <w:sz w:val="24"/>
+          <w:szCs w:val="24"/>
+          <w:lang w:val="en-US"/>
+        </w:rPr>
+        <w:t xml:space="preserve">. </w:t>
+      </w:r>
+      <w:r>
+        <w:rPr>
+          <w:sz w:val="24"/>
+          <w:szCs w:val="24"/>
+          <w:lang w:val="ru-RU"/>
+        </w:rPr>
+        <w:t>Перезагрузка    https://www.xn--b1aaalbpdjc1bbxpfp.xn--p1ai/3095-turizm-perezagruzka.html</w:t>
+      </w:r>
+    </w:p>
+    <w:p>
+      <w:pPr>
+        <w:jc w:val="both"/>
+        <w:rPr>
+          <w:sz w:val="24"/>
+          <w:szCs w:val="24"/>
+          <w:lang w:val="ru-RU"/>
+        </w:rPr>
+      </w:pPr>
+      <w:r>
+        <w:rPr>
+          <w:sz w:val="24"/>
+          <w:szCs w:val="24"/>
+          <w:lang w:val="ru-RU"/>
+        </w:rPr>
+        <w:t xml:space="preserve">13728   0.129908        Ярославль получил награду за развитие маршрута по Золотому кольцу 14:38 </w:t>
+      </w:r>
+      <w:proofErr w:type="spellStart"/>
+      <w:r>
+        <w:rPr>
+          <w:sz w:val="24"/>
+          <w:szCs w:val="24"/>
+          <w:lang w:val="ru-RU"/>
+        </w:rPr>
+        <w:t>вторн</w:t>
+      </w:r>
+      <w:proofErr w:type="spellEnd"/>
+      <w:r>
+        <w:rPr>
+          <w:sz w:val="24"/>
+          <w:szCs w:val="24"/>
+          <w:lang w:val="ru-RU"/>
+        </w:rPr>
+        <w:t>...      https://city-news.ru/news/society/yaroslavl-poluchil-nagradu-za-razvitie-marshruta-po-zolotomu-koltsu/</w:t>
       </w:r>
     </w:p>
     <w:p>
@@ -14458,19 +15774,8 @@
           <w:szCs w:val="24"/>
           <w:lang w:val="ru-RU"/>
         </w:rPr>
-        <w:t xml:space="preserve">88221   7.357389        Принимаются заявки на конкурс проектов «Бюджет для граждан    </w:t>
-      </w:r>
-      <w:hyperlink r:id="rId6" w:history="1">
-        <w:r>
-          <w:rPr>
-            <w:rStyle w:val="a3"/>
-            <w:sz w:val="24"/>
-            <w:szCs w:val="24"/>
-            <w:lang w:val="ru-RU"/>
-          </w:rPr>
-          <w:t>https://serpuhov.ru/news/prinimayutsya-zayavki-na-konkurs-proektov-byudzhet-dlya-grazhdan/</w:t>
-        </w:r>
-      </w:hyperlink>
+        <w:t>35041   0.115332        Ярославская область стала участником пилотного проекта по созданию зарядной и...      https://city-news.ru/news/society/yaroslavskaya-oblast-stala-uchastnikom-pilotnogo-proekta-po-sozdaniyu-zaryadnoy-infrastruktury-dlya-/</w:t>
+      </w:r>
       <w:r>
         <w:rPr>
           <w:rStyle w:val="a3"/>
@@ -14505,7 +15810,7 @@
           <w:szCs w:val="24"/>
           <w:lang w:val="ru-RU"/>
         </w:rPr>
-        <w:t>Метрики некоторых запросов:</w:t>
+        <w:t>Метрики некоторых запросов</w:t>
       </w:r>
     </w:p>
     <w:p>
@@ -14528,123 +15833,81 @@
         <w:tblLook w:val="04A0" w:firstRow="1" w:lastRow="0" w:firstColumn="1" w:lastColumn="0" w:noHBand="0" w:noVBand="1"/>
       </w:tblPr>
       <w:tblGrid>
-        <w:gridCol w:w="1696"/>
-        <w:gridCol w:w="1134"/>
-        <w:gridCol w:w="851"/>
-        <w:gridCol w:w="1978"/>
-        <w:gridCol w:w="1566"/>
-        <w:gridCol w:w="2097"/>
+        <w:gridCol w:w="1847"/>
+        <w:gridCol w:w="1409"/>
+        <w:gridCol w:w="1984"/>
+        <w:gridCol w:w="1843"/>
+        <w:gridCol w:w="2161"/>
       </w:tblGrid>
       <w:tr>
         <w:trPr>
-          <w:trHeight w:val="1117"/>
+          <w:trHeight w:val="1082"/>
         </w:trPr>
         <w:tc>
           <w:tcPr>
-            <w:tcW w:w="1696" w:type="dxa"/>
+            <w:tcW w:w="1847" w:type="dxa"/>
           </w:tcPr>
           <w:p>
             <w:pPr>
-              <w:spacing w:before="240"/>
-              <w:jc w:val="center"/>
-              <w:rPr>
-                <w:b/>
-                <w:sz w:val="24"/>
-                <w:szCs w:val="24"/>
-                <w:lang w:val="ru-RU"/>
+              <w:jc w:val="both"/>
+              <w:rPr>
+                <w:sz w:val="24"/>
+                <w:szCs w:val="24"/>
+                <w:lang w:val="en-US"/>
               </w:rPr>
             </w:pPr>
-            <w:proofErr w:type="spellStart"/>
             <w:r>
               <w:rPr>
-                <w:b/>
-                <w:sz w:val="24"/>
-                <w:szCs w:val="24"/>
-                <w:lang w:val="ru-RU"/>
+                <w:sz w:val="24"/>
+                <w:szCs w:val="24"/>
+                <w:lang w:val="en-US"/>
               </w:rPr>
               <w:t>query</w:t>
             </w:r>
-            <w:proofErr w:type="spellEnd"/>
           </w:p>
         </w:tc>
         <w:tc>
           <w:tcPr>
-            <w:tcW w:w="1134" w:type="dxa"/>
+            <w:tcW w:w="1409" w:type="dxa"/>
           </w:tcPr>
           <w:p>
             <w:pPr>
-              <w:spacing w:before="240"/>
-              <w:jc w:val="center"/>
-              <w:rPr>
-                <w:b/>
-                <w:sz w:val="24"/>
-                <w:szCs w:val="24"/>
-                <w:lang w:val="ru-RU"/>
+              <w:jc w:val="both"/>
+              <w:rPr>
+                <w:sz w:val="24"/>
+                <w:szCs w:val="24"/>
+                <w:lang w:val="en-US"/>
               </w:rPr>
             </w:pPr>
-            <w:proofErr w:type="spellStart"/>
             <w:r>
               <w:rPr>
-                <w:b/>
-                <w:sz w:val="24"/>
-                <w:szCs w:val="24"/>
-                <w:lang w:val="ru-RU"/>
+                <w:sz w:val="24"/>
+                <w:szCs w:val="24"/>
+                <w:lang w:val="en-US"/>
               </w:rPr>
               <w:t>mode</w:t>
             </w:r>
-            <w:proofErr w:type="spellEnd"/>
           </w:p>
         </w:tc>
         <w:tc>
           <w:tcPr>
-            <w:tcW w:w="851" w:type="dxa"/>
+            <w:tcW w:w="1984" w:type="dxa"/>
           </w:tcPr>
           <w:p>
             <w:pPr>
-              <w:spacing w:before="240"/>
-              <w:jc w:val="center"/>
-              <w:rPr>
-                <w:b/>
-                <w:sz w:val="24"/>
-                <w:szCs w:val="24"/>
-                <w:lang w:val="ru-RU"/>
+              <w:jc w:val="both"/>
+              <w:rPr>
+                <w:sz w:val="24"/>
+                <w:szCs w:val="24"/>
+                <w:lang w:val="en-US"/>
               </w:rPr>
             </w:pPr>
             <w:proofErr w:type="spellStart"/>
             <w:r>
               <w:rPr>
-                <w:b/>
-                <w:sz w:val="24"/>
-                <w:szCs w:val="24"/>
-                <w:lang w:val="ru-RU"/>
-              </w:rPr>
-              <w:t>hits_med</w:t>
-            </w:r>
-            <w:proofErr w:type="spellEnd"/>
-          </w:p>
-        </w:tc>
-        <w:tc>
-          <w:tcPr>
-            <w:tcW w:w="1978" w:type="dxa"/>
-          </w:tcPr>
-          <w:p>
-            <w:pPr>
-              <w:spacing w:before="240"/>
-              <w:jc w:val="center"/>
-              <w:rPr>
-                <w:b/>
-                <w:sz w:val="24"/>
-                <w:szCs w:val="24"/>
-                <w:lang w:val="ru-RU"/>
-              </w:rPr>
-            </w:pPr>
-            <w:proofErr w:type="spellStart"/>
-            <w:r>
-              <w:rPr>
-                <w:b/>
-                <w:sz w:val="24"/>
-                <w:szCs w:val="24"/>
-                <w:lang w:val="ru-RU"/>
+                <w:sz w:val="24"/>
+                <w:szCs w:val="24"/>
+                <w:lang w:val="en-US"/>
               </w:rPr>
               <w:t>latency_ms_med</w:t>
             </w:r>
@@ -14653,25 +15916,22 @@
         </w:tc>
         <w:tc>
           <w:tcPr>
-            <w:tcW w:w="1566" w:type="dxa"/>
+            <w:tcW w:w="1843" w:type="dxa"/>
           </w:tcPr>
           <w:p>
             <w:pPr>
-              <w:spacing w:before="240"/>
-              <w:jc w:val="center"/>
-              <w:rPr>
-                <w:b/>
-                <w:sz w:val="24"/>
-                <w:szCs w:val="24"/>
-                <w:lang w:val="ru-RU"/>
+              <w:jc w:val="both"/>
+              <w:rPr>
+                <w:sz w:val="24"/>
+                <w:szCs w:val="24"/>
+                <w:lang w:val="en-US"/>
               </w:rPr>
             </w:pPr>
             <w:r>
               <w:rPr>
-                <w:b/>
-                <w:sz w:val="24"/>
-                <w:szCs w:val="24"/>
-                <w:lang w:val="ru-RU"/>
+                <w:sz w:val="24"/>
+                <w:szCs w:val="24"/>
+                <w:lang w:val="en-US"/>
               </w:rPr>
               <w:t>latency_ms_p95</w:t>
             </w:r>
@@ -14679,28 +15939,25 @@
         </w:tc>
         <w:tc>
           <w:tcPr>
-            <w:tcW w:w="2097" w:type="dxa"/>
+            <w:tcW w:w="2161" w:type="dxa"/>
           </w:tcPr>
           <w:p>
             <w:pPr>
-              <w:spacing w:before="240"/>
-              <w:jc w:val="center"/>
-              <w:rPr>
-                <w:b/>
-                <w:sz w:val="24"/>
-                <w:szCs w:val="24"/>
-                <w:lang w:val="ru-RU"/>
+              <w:jc w:val="both"/>
+              <w:rPr>
+                <w:sz w:val="24"/>
+                <w:szCs w:val="24"/>
+                <w:lang w:val="en-US"/>
               </w:rPr>
             </w:pPr>
             <w:proofErr w:type="spellStart"/>
             <w:r>
               <w:rPr>
-                <w:b/>
-                <w:sz w:val="24"/>
-                <w:szCs w:val="24"/>
-                <w:lang w:val="ru-RU"/>
-              </w:rPr>
-              <w:t>score_med_max</w:t>
+                <w:sz w:val="24"/>
+                <w:szCs w:val="24"/>
+                <w:lang w:val="en-US"/>
+              </w:rPr>
+              <w:t>score_med_med</w:t>
             </w:r>
             <w:proofErr w:type="spellEnd"/>
           </w:p>
@@ -14708,11 +15965,11 @@
       </w:tr>
       <w:tr>
         <w:trPr>
-          <w:trHeight w:val="579"/>
+          <w:trHeight w:val="541"/>
         </w:trPr>
         <w:tc>
           <w:tcPr>
-            <w:tcW w:w="1696" w:type="dxa"/>
+            <w:tcW w:w="1847" w:type="dxa"/>
           </w:tcPr>
           <w:p>
             <w:pPr>
@@ -14720,7 +15977,7 @@
               <w:rPr>
                 <w:sz w:val="24"/>
                 <w:szCs w:val="24"/>
-                <w:lang w:val="ru-RU"/>
+                <w:lang w:val="en-US"/>
               </w:rPr>
             </w:pPr>
             <w:proofErr w:type="spellStart"/>
@@ -14737,7 +15994,1026 @@
         </w:tc>
         <w:tc>
           <w:tcPr>
-            <w:tcW w:w="1134" w:type="dxa"/>
+            <w:tcW w:w="1409" w:type="dxa"/>
+          </w:tcPr>
+          <w:p>
+            <w:pPr>
+              <w:jc w:val="both"/>
+              <w:rPr>
+                <w:sz w:val="24"/>
+                <w:szCs w:val="24"/>
+                <w:lang w:val="en-US"/>
+              </w:rPr>
+            </w:pPr>
+            <w:r>
+              <w:rPr>
+                <w:sz w:val="24"/>
+                <w:szCs w:val="24"/>
+                <w:lang w:val="en-US"/>
+              </w:rPr>
+              <w:t>ranked</w:t>
+            </w:r>
+          </w:p>
+        </w:tc>
+        <w:tc>
+          <w:tcPr>
+            <w:tcW w:w="1984" w:type="dxa"/>
+          </w:tcPr>
+          <w:p>
+            <w:pPr>
+              <w:jc w:val="both"/>
+              <w:rPr>
+                <w:sz w:val="24"/>
+                <w:szCs w:val="24"/>
+                <w:lang w:val="en-US"/>
+              </w:rPr>
+            </w:pPr>
+            <w:r>
+              <w:rPr>
+                <w:sz w:val="24"/>
+                <w:szCs w:val="24"/>
+                <w:lang w:val="en-US"/>
+              </w:rPr>
+              <w:t>393.366</w:t>
+            </w:r>
+          </w:p>
+        </w:tc>
+        <w:tc>
+          <w:tcPr>
+            <w:tcW w:w="1843" w:type="dxa"/>
+          </w:tcPr>
+          <w:p>
+            <w:pPr>
+              <w:jc w:val="both"/>
+              <w:rPr>
+                <w:sz w:val="24"/>
+                <w:szCs w:val="24"/>
+                <w:lang w:val="en-US"/>
+              </w:rPr>
+            </w:pPr>
+            <w:r>
+              <w:rPr>
+                <w:sz w:val="24"/>
+                <w:szCs w:val="24"/>
+                <w:lang w:val="en-US"/>
+              </w:rPr>
+              <w:t>401.680</w:t>
+            </w:r>
+          </w:p>
+        </w:tc>
+        <w:tc>
+          <w:tcPr>
+            <w:tcW w:w="2161" w:type="dxa"/>
+          </w:tcPr>
+          <w:p>
+            <w:pPr>
+              <w:jc w:val="both"/>
+              <w:rPr>
+                <w:sz w:val="24"/>
+                <w:szCs w:val="24"/>
+                <w:lang w:val="en-US"/>
+              </w:rPr>
+            </w:pPr>
+            <w:r>
+              <w:rPr>
+                <w:sz w:val="24"/>
+                <w:szCs w:val="24"/>
+                <w:lang w:val="en-US"/>
+              </w:rPr>
+              <w:t>0.096279</w:t>
+            </w:r>
+          </w:p>
+        </w:tc>
+      </w:tr>
+      <w:tr>
+        <w:trPr>
+          <w:trHeight w:val="529"/>
+        </w:trPr>
+        <w:tc>
+          <w:tcPr>
+            <w:tcW w:w="1847" w:type="dxa"/>
+          </w:tcPr>
+          <w:p>
+            <w:pPr>
+              <w:jc w:val="both"/>
+              <w:rPr>
+                <w:sz w:val="24"/>
+                <w:szCs w:val="24"/>
+                <w:lang w:val="en-US"/>
+              </w:rPr>
+            </w:pPr>
+            <w:r>
+              <w:rPr>
+                <w:sz w:val="24"/>
+                <w:szCs w:val="24"/>
+                <w:lang w:val="ru-RU"/>
+              </w:rPr>
+              <w:t>области</w:t>
+            </w:r>
+          </w:p>
+        </w:tc>
+        <w:tc>
+          <w:tcPr>
+            <w:tcW w:w="1409" w:type="dxa"/>
+          </w:tcPr>
+          <w:p>
+            <w:pPr>
+              <w:jc w:val="both"/>
+              <w:rPr>
+                <w:sz w:val="24"/>
+                <w:szCs w:val="24"/>
+                <w:lang w:val="en-US"/>
+              </w:rPr>
+            </w:pPr>
+            <w:r>
+              <w:rPr>
+                <w:sz w:val="24"/>
+                <w:szCs w:val="24"/>
+                <w:lang w:val="en-US"/>
+              </w:rPr>
+              <w:t>ranked</w:t>
+            </w:r>
+          </w:p>
+        </w:tc>
+        <w:tc>
+          <w:tcPr>
+            <w:tcW w:w="1984" w:type="dxa"/>
+          </w:tcPr>
+          <w:p>
+            <w:pPr>
+              <w:jc w:val="both"/>
+              <w:rPr>
+                <w:sz w:val="24"/>
+                <w:szCs w:val="24"/>
+                <w:lang w:val="en-US"/>
+              </w:rPr>
+            </w:pPr>
+            <w:r>
+              <w:rPr>
+                <w:sz w:val="24"/>
+                <w:szCs w:val="24"/>
+                <w:lang w:val="en-US"/>
+              </w:rPr>
+              <w:t>4220.483</w:t>
+            </w:r>
+          </w:p>
+        </w:tc>
+        <w:tc>
+          <w:tcPr>
+            <w:tcW w:w="1843" w:type="dxa"/>
+          </w:tcPr>
+          <w:p>
+            <w:pPr>
+              <w:jc w:val="both"/>
+              <w:rPr>
+                <w:sz w:val="24"/>
+                <w:szCs w:val="24"/>
+                <w:lang w:val="en-US"/>
+              </w:rPr>
+            </w:pPr>
+            <w:r>
+              <w:rPr>
+                <w:sz w:val="24"/>
+                <w:szCs w:val="24"/>
+                <w:lang w:val="en-US"/>
+              </w:rPr>
+              <w:t>4231.400</w:t>
+            </w:r>
+          </w:p>
+        </w:tc>
+        <w:tc>
+          <w:tcPr>
+            <w:tcW w:w="2161" w:type="dxa"/>
+          </w:tcPr>
+          <w:p>
+            <w:pPr>
+              <w:jc w:val="both"/>
+              <w:rPr>
+                <w:sz w:val="24"/>
+                <w:szCs w:val="24"/>
+                <w:lang w:val="en-US"/>
+              </w:rPr>
+            </w:pPr>
+            <w:r>
+              <w:rPr>
+                <w:sz w:val="24"/>
+                <w:szCs w:val="24"/>
+                <w:lang w:val="en-US"/>
+              </w:rPr>
+              <w:t>0.157196</w:t>
+            </w:r>
+          </w:p>
+        </w:tc>
+      </w:tr>
+      <w:tr>
+        <w:trPr>
+          <w:trHeight w:val="541"/>
+        </w:trPr>
+        <w:tc>
+          <w:tcPr>
+            <w:tcW w:w="1847" w:type="dxa"/>
+          </w:tcPr>
+          <w:p>
+            <w:pPr>
+              <w:jc w:val="both"/>
+              <w:rPr>
+                <w:sz w:val="24"/>
+                <w:szCs w:val="24"/>
+                <w:lang w:val="en-US"/>
+              </w:rPr>
+            </w:pPr>
+            <w:r>
+              <w:rPr>
+                <w:sz w:val="24"/>
+                <w:szCs w:val="24"/>
+                <w:lang w:val="ru-RU"/>
+              </w:rPr>
+              <w:t>новости</w:t>
+            </w:r>
+          </w:p>
+        </w:tc>
+        <w:tc>
+          <w:tcPr>
+            <w:tcW w:w="1409" w:type="dxa"/>
+          </w:tcPr>
+          <w:p>
+            <w:pPr>
+              <w:jc w:val="both"/>
+              <w:rPr>
+                <w:sz w:val="24"/>
+                <w:szCs w:val="24"/>
+                <w:lang w:val="en-US"/>
+              </w:rPr>
+            </w:pPr>
+            <w:r>
+              <w:rPr>
+                <w:sz w:val="24"/>
+                <w:szCs w:val="24"/>
+                <w:lang w:val="en-US"/>
+              </w:rPr>
+              <w:t>ranked</w:t>
+            </w:r>
+          </w:p>
+        </w:tc>
+        <w:tc>
+          <w:tcPr>
+            <w:tcW w:w="1984" w:type="dxa"/>
+          </w:tcPr>
+          <w:p>
+            <w:pPr>
+              <w:jc w:val="both"/>
+              <w:rPr>
+                <w:sz w:val="24"/>
+                <w:szCs w:val="24"/>
+                <w:lang w:val="en-US"/>
+              </w:rPr>
+            </w:pPr>
+            <w:r>
+              <w:rPr>
+                <w:sz w:val="24"/>
+                <w:szCs w:val="24"/>
+                <w:lang w:val="en-US"/>
+              </w:rPr>
+              <w:t>15808.680</w:t>
+            </w:r>
+          </w:p>
+        </w:tc>
+        <w:tc>
+          <w:tcPr>
+            <w:tcW w:w="1843" w:type="dxa"/>
+          </w:tcPr>
+          <w:p>
+            <w:pPr>
+              <w:jc w:val="both"/>
+              <w:rPr>
+                <w:sz w:val="24"/>
+                <w:szCs w:val="24"/>
+                <w:lang w:val="en-US"/>
+              </w:rPr>
+            </w:pPr>
+            <w:r>
+              <w:rPr>
+                <w:sz w:val="24"/>
+                <w:szCs w:val="24"/>
+                <w:lang w:val="en-US"/>
+              </w:rPr>
+              <w:t>15857.273</w:t>
+            </w:r>
+          </w:p>
+        </w:tc>
+        <w:tc>
+          <w:tcPr>
+            <w:tcW w:w="2161" w:type="dxa"/>
+          </w:tcPr>
+          <w:p>
+            <w:pPr>
+              <w:jc w:val="both"/>
+              <w:rPr>
+                <w:sz w:val="24"/>
+                <w:szCs w:val="24"/>
+                <w:lang w:val="en-US"/>
+              </w:rPr>
+            </w:pPr>
+            <w:r>
+              <w:rPr>
+                <w:sz w:val="24"/>
+                <w:szCs w:val="24"/>
+                <w:lang w:val="en-US"/>
+              </w:rPr>
+              <w:t>0.000005</w:t>
+            </w:r>
+          </w:p>
+        </w:tc>
+      </w:tr>
+      <w:tr>
+        <w:trPr>
+          <w:trHeight w:val="1352"/>
+        </w:trPr>
+        <w:tc>
+          <w:tcPr>
+            <w:tcW w:w="1847" w:type="dxa"/>
+          </w:tcPr>
+          <w:p>
+            <w:pPr>
+              <w:jc w:val="both"/>
+              <w:rPr>
+                <w:sz w:val="24"/>
+                <w:szCs w:val="24"/>
+                <w:lang w:val="en-US"/>
+              </w:rPr>
+            </w:pPr>
+            <w:proofErr w:type="spellStart"/>
+            <w:r>
+              <w:rPr>
+                <w:sz w:val="24"/>
+                <w:szCs w:val="24"/>
+                <w:lang w:val="ru-RU"/>
+              </w:rPr>
+              <w:t>серпухов</w:t>
+            </w:r>
+            <w:proofErr w:type="spellEnd"/>
+            <w:r>
+              <w:rPr>
+                <w:sz w:val="24"/>
+                <w:szCs w:val="24"/>
+                <w:lang w:val="en-US"/>
+              </w:rPr>
+              <w:t xml:space="preserve"> AND </w:t>
+            </w:r>
+            <w:r>
+              <w:rPr>
+                <w:sz w:val="24"/>
+                <w:szCs w:val="24"/>
+                <w:lang w:val="ru-RU"/>
+              </w:rPr>
+              <w:t>области</w:t>
+            </w:r>
+          </w:p>
+        </w:tc>
+        <w:tc>
+          <w:tcPr>
+            <w:tcW w:w="1409" w:type="dxa"/>
+          </w:tcPr>
+          <w:p>
+            <w:pPr>
+              <w:jc w:val="both"/>
+              <w:rPr>
+                <w:sz w:val="24"/>
+                <w:szCs w:val="24"/>
+                <w:lang w:val="en-US"/>
+              </w:rPr>
+            </w:pPr>
+            <w:proofErr w:type="spellStart"/>
+            <w:r>
+              <w:rPr>
+                <w:sz w:val="24"/>
+                <w:szCs w:val="24"/>
+                <w:lang w:val="en-US"/>
+              </w:rPr>
+              <w:t>boolean</w:t>
+            </w:r>
+            <w:proofErr w:type="spellEnd"/>
+          </w:p>
+        </w:tc>
+        <w:tc>
+          <w:tcPr>
+            <w:tcW w:w="1984" w:type="dxa"/>
+          </w:tcPr>
+          <w:p>
+            <w:pPr>
+              <w:jc w:val="both"/>
+              <w:rPr>
+                <w:sz w:val="24"/>
+                <w:szCs w:val="24"/>
+                <w:lang w:val="en-US"/>
+              </w:rPr>
+            </w:pPr>
+            <w:r>
+              <w:rPr>
+                <w:sz w:val="24"/>
+                <w:szCs w:val="24"/>
+                <w:lang w:val="en-US"/>
+              </w:rPr>
+              <w:t>175.265</w:t>
+            </w:r>
+          </w:p>
+        </w:tc>
+        <w:tc>
+          <w:tcPr>
+            <w:tcW w:w="1843" w:type="dxa"/>
+          </w:tcPr>
+          <w:p>
+            <w:pPr>
+              <w:jc w:val="both"/>
+              <w:rPr>
+                <w:sz w:val="24"/>
+                <w:szCs w:val="24"/>
+                <w:lang w:val="en-US"/>
+              </w:rPr>
+            </w:pPr>
+            <w:r>
+              <w:rPr>
+                <w:sz w:val="24"/>
+                <w:szCs w:val="24"/>
+                <w:lang w:val="en-US"/>
+              </w:rPr>
+              <w:t>176.832</w:t>
+            </w:r>
+          </w:p>
+        </w:tc>
+        <w:tc>
+          <w:tcPr>
+            <w:tcW w:w="2161" w:type="dxa"/>
+          </w:tcPr>
+          <w:p>
+            <w:pPr>
+              <w:jc w:val="both"/>
+              <w:rPr>
+                <w:sz w:val="24"/>
+                <w:szCs w:val="24"/>
+                <w:lang w:val="en-US"/>
+              </w:rPr>
+            </w:pPr>
+          </w:p>
+        </w:tc>
+      </w:tr>
+      <w:tr>
+        <w:trPr>
+          <w:trHeight w:val="1352"/>
+        </w:trPr>
+        <w:tc>
+          <w:tcPr>
+            <w:tcW w:w="1847" w:type="dxa"/>
+          </w:tcPr>
+          <w:p>
+            <w:pPr>
+              <w:jc w:val="both"/>
+              <w:rPr>
+                <w:sz w:val="24"/>
+                <w:szCs w:val="24"/>
+                <w:lang w:val="en-US"/>
+              </w:rPr>
+            </w:pPr>
+            <w:proofErr w:type="spellStart"/>
+            <w:r>
+              <w:rPr>
+                <w:sz w:val="24"/>
+                <w:szCs w:val="24"/>
+                <w:lang w:val="ru-RU"/>
+              </w:rPr>
+              <w:t>серпухов</w:t>
+            </w:r>
+            <w:proofErr w:type="spellEnd"/>
+            <w:r>
+              <w:rPr>
+                <w:sz w:val="24"/>
+                <w:szCs w:val="24"/>
+                <w:lang w:val="en-US"/>
+              </w:rPr>
+              <w:t xml:space="preserve"> OR </w:t>
+            </w:r>
+            <w:r>
+              <w:rPr>
+                <w:sz w:val="24"/>
+                <w:szCs w:val="24"/>
+                <w:lang w:val="ru-RU"/>
+              </w:rPr>
+              <w:t>области</w:t>
+            </w:r>
+          </w:p>
+        </w:tc>
+        <w:tc>
+          <w:tcPr>
+            <w:tcW w:w="1409" w:type="dxa"/>
+          </w:tcPr>
+          <w:p>
+            <w:pPr>
+              <w:jc w:val="both"/>
+              <w:rPr>
+                <w:sz w:val="24"/>
+                <w:szCs w:val="24"/>
+                <w:lang w:val="en-US"/>
+              </w:rPr>
+            </w:pPr>
+            <w:proofErr w:type="spellStart"/>
+            <w:r>
+              <w:rPr>
+                <w:sz w:val="24"/>
+                <w:szCs w:val="24"/>
+                <w:lang w:val="en-US"/>
+              </w:rPr>
+              <w:t>boolean</w:t>
+            </w:r>
+            <w:proofErr w:type="spellEnd"/>
+          </w:p>
+        </w:tc>
+        <w:tc>
+          <w:tcPr>
+            <w:tcW w:w="1984" w:type="dxa"/>
+          </w:tcPr>
+          <w:p>
+            <w:pPr>
+              <w:jc w:val="both"/>
+              <w:rPr>
+                <w:sz w:val="24"/>
+                <w:szCs w:val="24"/>
+                <w:lang w:val="en-US"/>
+              </w:rPr>
+            </w:pPr>
+            <w:r>
+              <w:rPr>
+                <w:sz w:val="24"/>
+                <w:szCs w:val="24"/>
+                <w:lang w:val="en-US"/>
+              </w:rPr>
+              <w:t>174.575</w:t>
+            </w:r>
+          </w:p>
+        </w:tc>
+        <w:tc>
+          <w:tcPr>
+            <w:tcW w:w="1843" w:type="dxa"/>
+          </w:tcPr>
+          <w:p>
+            <w:pPr>
+              <w:jc w:val="both"/>
+              <w:rPr>
+                <w:sz w:val="24"/>
+                <w:szCs w:val="24"/>
+                <w:lang w:val="en-US"/>
+              </w:rPr>
+            </w:pPr>
+            <w:r>
+              <w:rPr>
+                <w:sz w:val="24"/>
+                <w:szCs w:val="24"/>
+                <w:lang w:val="en-US"/>
+              </w:rPr>
+              <w:t>176.398</w:t>
+            </w:r>
+          </w:p>
+        </w:tc>
+        <w:tc>
+          <w:tcPr>
+            <w:tcW w:w="2161" w:type="dxa"/>
+          </w:tcPr>
+          <w:p>
+            <w:pPr>
+              <w:jc w:val="both"/>
+              <w:rPr>
+                <w:sz w:val="24"/>
+                <w:szCs w:val="24"/>
+                <w:lang w:val="en-US"/>
+              </w:rPr>
+            </w:pPr>
+          </w:p>
+        </w:tc>
+      </w:tr>
+      <w:tr>
+        <w:trPr>
+          <w:trHeight w:val="811"/>
+        </w:trPr>
+        <w:tc>
+          <w:tcPr>
+            <w:tcW w:w="1847" w:type="dxa"/>
+          </w:tcPr>
+          <w:p>
+            <w:pPr>
+              <w:jc w:val="both"/>
+              <w:rPr>
+                <w:sz w:val="24"/>
+                <w:szCs w:val="24"/>
+                <w:lang w:val="en-US"/>
+              </w:rPr>
+            </w:pPr>
+            <w:r>
+              <w:rPr>
+                <w:sz w:val="24"/>
+                <w:szCs w:val="24"/>
+                <w:lang w:val="en-US"/>
+              </w:rPr>
+              <w:t xml:space="preserve">NOT </w:t>
+            </w:r>
+            <w:proofErr w:type="spellStart"/>
+            <w:r>
+              <w:rPr>
+                <w:sz w:val="24"/>
+                <w:szCs w:val="24"/>
+                <w:lang w:val="ru-RU"/>
+              </w:rPr>
+              <w:t>серпухов</w:t>
+            </w:r>
+            <w:proofErr w:type="spellEnd"/>
+          </w:p>
+        </w:tc>
+        <w:tc>
+          <w:tcPr>
+            <w:tcW w:w="1409" w:type="dxa"/>
+          </w:tcPr>
+          <w:p>
+            <w:pPr>
+              <w:jc w:val="both"/>
+              <w:rPr>
+                <w:sz w:val="24"/>
+                <w:szCs w:val="24"/>
+                <w:lang w:val="en-US"/>
+              </w:rPr>
+            </w:pPr>
+            <w:proofErr w:type="spellStart"/>
+            <w:r>
+              <w:rPr>
+                <w:sz w:val="24"/>
+                <w:szCs w:val="24"/>
+                <w:lang w:val="en-US"/>
+              </w:rPr>
+              <w:t>boolean</w:t>
+            </w:r>
+            <w:proofErr w:type="spellEnd"/>
+          </w:p>
+        </w:tc>
+        <w:tc>
+          <w:tcPr>
+            <w:tcW w:w="1984" w:type="dxa"/>
+          </w:tcPr>
+          <w:p>
+            <w:pPr>
+              <w:jc w:val="both"/>
+              <w:rPr>
+                <w:sz w:val="24"/>
+                <w:szCs w:val="24"/>
+                <w:lang w:val="en-US"/>
+              </w:rPr>
+            </w:pPr>
+            <w:r>
+              <w:rPr>
+                <w:sz w:val="24"/>
+                <w:szCs w:val="24"/>
+                <w:lang w:val="en-US"/>
+              </w:rPr>
+              <w:t>176.189</w:t>
+            </w:r>
+          </w:p>
+        </w:tc>
+        <w:tc>
+          <w:tcPr>
+            <w:tcW w:w="1843" w:type="dxa"/>
+          </w:tcPr>
+          <w:p>
+            <w:pPr>
+              <w:jc w:val="both"/>
+              <w:rPr>
+                <w:sz w:val="24"/>
+                <w:szCs w:val="24"/>
+                <w:lang w:val="en-US"/>
+              </w:rPr>
+            </w:pPr>
+            <w:r>
+              <w:rPr>
+                <w:sz w:val="24"/>
+                <w:szCs w:val="24"/>
+                <w:lang w:val="en-US"/>
+              </w:rPr>
+              <w:t>188.420</w:t>
+            </w:r>
+          </w:p>
+        </w:tc>
+        <w:tc>
+          <w:tcPr>
+            <w:tcW w:w="2161" w:type="dxa"/>
+          </w:tcPr>
+          <w:p>
+            <w:pPr>
+              <w:jc w:val="both"/>
+              <w:rPr>
+                <w:sz w:val="24"/>
+                <w:szCs w:val="24"/>
+                <w:lang w:val="en-US"/>
+              </w:rPr>
+            </w:pPr>
+          </w:p>
+        </w:tc>
+      </w:tr>
+      <w:tr>
+        <w:trPr>
+          <w:trHeight w:val="2705"/>
+        </w:trPr>
+        <w:tc>
+          <w:tcPr>
+            <w:tcW w:w="1847" w:type="dxa"/>
+          </w:tcPr>
+          <w:p>
+            <w:pPr>
+              <w:jc w:val="both"/>
+              <w:rPr>
+                <w:sz w:val="24"/>
+                <w:szCs w:val="24"/>
+                <w:lang w:val="ru-RU"/>
+              </w:rPr>
+            </w:pPr>
+            <w:r>
+              <w:rPr>
+                <w:sz w:val="24"/>
+                <w:szCs w:val="24"/>
+                <w:lang w:val="ru-RU"/>
+              </w:rPr>
+              <w:lastRenderedPageBreak/>
+              <w:t xml:space="preserve">премии </w:t>
+            </w:r>
+            <w:r>
+              <w:rPr>
+                <w:sz w:val="24"/>
+                <w:szCs w:val="24"/>
+                <w:lang w:val="en-US"/>
+              </w:rPr>
+              <w:t>AND</w:t>
+            </w:r>
+            <w:r>
+              <w:rPr>
+                <w:sz w:val="24"/>
+                <w:szCs w:val="24"/>
+                <w:lang w:val="ru-RU"/>
+              </w:rPr>
+              <w:t xml:space="preserve"> губернатора </w:t>
+            </w:r>
+            <w:r>
+              <w:rPr>
+                <w:sz w:val="24"/>
+                <w:szCs w:val="24"/>
+                <w:lang w:val="en-US"/>
+              </w:rPr>
+              <w:t>AND</w:t>
+            </w:r>
+            <w:r>
+              <w:rPr>
+                <w:sz w:val="24"/>
+                <w:szCs w:val="24"/>
+                <w:lang w:val="ru-RU"/>
+              </w:rPr>
+              <w:t xml:space="preserve"> </w:t>
+            </w:r>
+            <w:proofErr w:type="spellStart"/>
+            <w:r>
+              <w:rPr>
+                <w:sz w:val="24"/>
+                <w:szCs w:val="24"/>
+                <w:lang w:val="ru-RU"/>
+              </w:rPr>
+              <w:t>подмосковье</w:t>
+            </w:r>
+            <w:proofErr w:type="spellEnd"/>
+          </w:p>
+        </w:tc>
+        <w:tc>
+          <w:tcPr>
+            <w:tcW w:w="1409" w:type="dxa"/>
+          </w:tcPr>
+          <w:p>
+            <w:pPr>
+              <w:jc w:val="both"/>
+              <w:rPr>
+                <w:sz w:val="24"/>
+                <w:szCs w:val="24"/>
+                <w:lang w:val="en-US"/>
+              </w:rPr>
+            </w:pPr>
+            <w:proofErr w:type="spellStart"/>
+            <w:r>
+              <w:rPr>
+                <w:sz w:val="24"/>
+                <w:szCs w:val="24"/>
+                <w:lang w:val="en-US"/>
+              </w:rPr>
+              <w:t>boolean</w:t>
+            </w:r>
+            <w:proofErr w:type="spellEnd"/>
+          </w:p>
+        </w:tc>
+        <w:tc>
+          <w:tcPr>
+            <w:tcW w:w="1984" w:type="dxa"/>
+          </w:tcPr>
+          <w:p>
+            <w:pPr>
+              <w:jc w:val="both"/>
+              <w:rPr>
+                <w:sz w:val="24"/>
+                <w:szCs w:val="24"/>
+                <w:lang w:val="en-US"/>
+              </w:rPr>
+            </w:pPr>
+            <w:r>
+              <w:rPr>
+                <w:sz w:val="24"/>
+                <w:szCs w:val="24"/>
+                <w:lang w:val="en-US"/>
+              </w:rPr>
+              <w:t>174.407</w:t>
+            </w:r>
+          </w:p>
+        </w:tc>
+        <w:tc>
+          <w:tcPr>
+            <w:tcW w:w="1843" w:type="dxa"/>
+          </w:tcPr>
+          <w:p>
+            <w:pPr>
+              <w:jc w:val="both"/>
+              <w:rPr>
+                <w:sz w:val="24"/>
+                <w:szCs w:val="24"/>
+                <w:lang w:val="en-US"/>
+              </w:rPr>
+            </w:pPr>
+            <w:r>
+              <w:rPr>
+                <w:sz w:val="24"/>
+                <w:szCs w:val="24"/>
+                <w:lang w:val="en-US"/>
+              </w:rPr>
+              <w:t>175.828</w:t>
+            </w:r>
+          </w:p>
+        </w:tc>
+        <w:tc>
+          <w:tcPr>
+            <w:tcW w:w="2161" w:type="dxa"/>
+          </w:tcPr>
+          <w:p>
+            <w:pPr>
+              <w:jc w:val="both"/>
+              <w:rPr>
+                <w:sz w:val="24"/>
+                <w:szCs w:val="24"/>
+                <w:lang w:val="en-US"/>
+              </w:rPr>
+            </w:pPr>
+          </w:p>
+        </w:tc>
+      </w:tr>
+      <w:tr>
+        <w:trPr>
+          <w:trHeight w:val="1340"/>
+        </w:trPr>
+        <w:tc>
+          <w:tcPr>
+            <w:tcW w:w="1847" w:type="dxa"/>
+          </w:tcPr>
+          <w:p>
+            <w:pPr>
+              <w:jc w:val="both"/>
+              <w:rPr>
+                <w:sz w:val="24"/>
+                <w:szCs w:val="24"/>
+                <w:lang w:val="ru-RU"/>
+              </w:rPr>
+            </w:pPr>
+            <w:r>
+              <w:rPr>
+                <w:sz w:val="24"/>
+                <w:szCs w:val="24"/>
+                <w:lang w:val="ru-RU"/>
+              </w:rPr>
+              <w:t>ремонт OR дорога</w:t>
+            </w:r>
+          </w:p>
+        </w:tc>
+        <w:tc>
+          <w:tcPr>
+            <w:tcW w:w="1409" w:type="dxa"/>
+          </w:tcPr>
+          <w:p>
+            <w:pPr>
+              <w:jc w:val="both"/>
+              <w:rPr>
+                <w:sz w:val="24"/>
+                <w:szCs w:val="24"/>
+                <w:lang w:val="ru-RU"/>
+              </w:rPr>
+            </w:pPr>
+            <w:proofErr w:type="spellStart"/>
+            <w:r>
+              <w:rPr>
+                <w:sz w:val="24"/>
+                <w:szCs w:val="24"/>
+                <w:lang w:val="ru-RU"/>
+              </w:rPr>
+              <w:t>boolean</w:t>
+            </w:r>
+            <w:proofErr w:type="spellEnd"/>
+          </w:p>
+        </w:tc>
+        <w:tc>
+          <w:tcPr>
+            <w:tcW w:w="1984" w:type="dxa"/>
+          </w:tcPr>
+          <w:p>
+            <w:pPr>
+              <w:jc w:val="both"/>
+              <w:rPr>
+                <w:sz w:val="24"/>
+                <w:szCs w:val="24"/>
+                <w:lang w:val="ru-RU"/>
+              </w:rPr>
+            </w:pPr>
+            <w:r>
+              <w:rPr>
+                <w:sz w:val="24"/>
+                <w:szCs w:val="24"/>
+                <w:lang w:val="ru-RU"/>
+              </w:rPr>
+              <w:t>175.172</w:t>
+            </w:r>
+          </w:p>
+        </w:tc>
+        <w:tc>
+          <w:tcPr>
+            <w:tcW w:w="1843" w:type="dxa"/>
+          </w:tcPr>
+          <w:p>
+            <w:pPr>
+              <w:jc w:val="both"/>
+              <w:rPr>
+                <w:sz w:val="24"/>
+                <w:szCs w:val="24"/>
+                <w:lang w:val="ru-RU"/>
+              </w:rPr>
+            </w:pPr>
+            <w:r>
+              <w:rPr>
+                <w:sz w:val="24"/>
+                <w:szCs w:val="24"/>
+                <w:lang w:val="ru-RU"/>
+              </w:rPr>
+              <w:t>175.916</w:t>
+            </w:r>
+          </w:p>
+        </w:tc>
+        <w:tc>
+          <w:tcPr>
+            <w:tcW w:w="2161" w:type="dxa"/>
+          </w:tcPr>
+          <w:p>
+            <w:pPr>
+              <w:jc w:val="both"/>
+              <w:rPr>
+                <w:sz w:val="24"/>
+                <w:szCs w:val="24"/>
+                <w:lang w:val="ru-RU"/>
+              </w:rPr>
+            </w:pPr>
+          </w:p>
+        </w:tc>
+      </w:tr>
+      <w:tr>
+        <w:trPr>
+          <w:trHeight w:val="1352"/>
+        </w:trPr>
+        <w:tc>
+          <w:tcPr>
+            <w:tcW w:w="1847" w:type="dxa"/>
+          </w:tcPr>
+          <w:p>
+            <w:pPr>
+              <w:jc w:val="both"/>
+              <w:rPr>
+                <w:sz w:val="24"/>
+                <w:szCs w:val="24"/>
+                <w:lang w:val="ru-RU"/>
+              </w:rPr>
+            </w:pPr>
+            <w:r>
+              <w:rPr>
+                <w:sz w:val="24"/>
+                <w:szCs w:val="24"/>
+                <w:lang w:val="ru-RU"/>
+              </w:rPr>
+              <w:t>культура AND музей</w:t>
+            </w:r>
+          </w:p>
+        </w:tc>
+        <w:tc>
+          <w:tcPr>
+            <w:tcW w:w="1409" w:type="dxa"/>
           </w:tcPr>
           <w:p>
             <w:pPr>
@@ -14762,7 +17038,7 @@
         </w:tc>
         <w:tc>
           <w:tcPr>
-            <w:tcW w:w="851" w:type="dxa"/>
+            <w:tcW w:w="1984" w:type="dxa"/>
           </w:tcPr>
           <w:p>
             <w:pPr>
@@ -14779,13 +17055,13 @@
                 <w:szCs w:val="24"/>
                 <w:lang w:val="ru-RU"/>
               </w:rPr>
-              <w:t>50</w:t>
+              <w:t>176.080</w:t>
             </w:r>
           </w:p>
         </w:tc>
         <w:tc>
           <w:tcPr>
-            <w:tcW w:w="1978" w:type="dxa"/>
+            <w:tcW w:w="1843" w:type="dxa"/>
           </w:tcPr>
           <w:p>
             <w:pPr>
@@ -14802,13 +17078,13 @@
                 <w:szCs w:val="24"/>
                 <w:lang w:val="ru-RU"/>
               </w:rPr>
-              <w:t>276.152</w:t>
+              <w:t>180.061</w:t>
             </w:r>
           </w:p>
         </w:tc>
         <w:tc>
           <w:tcPr>
-            <w:tcW w:w="1566" w:type="dxa"/>
+            <w:tcW w:w="2161" w:type="dxa"/>
           </w:tcPr>
           <w:p>
             <w:pPr>
@@ -14825,1194 +17101,11 @@
                 <w:szCs w:val="24"/>
                 <w:lang w:val="ru-RU"/>
               </w:rPr>
-              <w:t>288.030</w:t>
-            </w:r>
-          </w:p>
-        </w:tc>
-        <w:tc>
-          <w:tcPr>
-            <w:tcW w:w="2097" w:type="dxa"/>
-          </w:tcPr>
-          <w:p>
-            <w:pPr>
-              <w:jc w:val="both"/>
-              <w:rPr>
-                <w:sz w:val="24"/>
-                <w:szCs w:val="24"/>
-                <w:lang w:val="ru-RU"/>
-              </w:rPr>
-            </w:pPr>
-            <w:r>
-              <w:rPr>
-                <w:sz w:val="24"/>
-                <w:szCs w:val="24"/>
-                <w:lang w:val="ru-RU"/>
-              </w:rPr>
-              <w:t>10.754870</w:t>
+              <w:t>0.111455</w:t>
             </w:r>
           </w:p>
         </w:tc>
       </w:tr>
-      <w:tr>
-        <w:trPr>
-          <w:trHeight w:val="603"/>
-        </w:trPr>
-        <w:tc>
-          <w:tcPr>
-            <w:tcW w:w="1696" w:type="dxa"/>
-          </w:tcPr>
-          <w:p>
-            <w:pPr>
-              <w:jc w:val="both"/>
-              <w:rPr>
-                <w:sz w:val="24"/>
-                <w:szCs w:val="24"/>
-                <w:lang w:val="ru-RU"/>
-              </w:rPr>
-            </w:pPr>
-            <w:r>
-              <w:rPr>
-                <w:sz w:val="24"/>
-                <w:szCs w:val="24"/>
-                <w:lang w:val="ru-RU"/>
-              </w:rPr>
-              <w:t>области</w:t>
-            </w:r>
-          </w:p>
-        </w:tc>
-        <w:tc>
-          <w:tcPr>
-            <w:tcW w:w="1134" w:type="dxa"/>
-          </w:tcPr>
-          <w:p>
-            <w:pPr>
-              <w:jc w:val="both"/>
-              <w:rPr>
-                <w:sz w:val="24"/>
-                <w:szCs w:val="24"/>
-                <w:lang w:val="ru-RU"/>
-              </w:rPr>
-            </w:pPr>
-            <w:proofErr w:type="spellStart"/>
-            <w:r>
-              <w:rPr>
-                <w:sz w:val="24"/>
-                <w:szCs w:val="24"/>
-                <w:lang w:val="ru-RU"/>
-              </w:rPr>
-              <w:t>ranked</w:t>
-            </w:r>
-            <w:proofErr w:type="spellEnd"/>
-          </w:p>
-        </w:tc>
-        <w:tc>
-          <w:tcPr>
-            <w:tcW w:w="851" w:type="dxa"/>
-          </w:tcPr>
-          <w:p>
-            <w:pPr>
-              <w:jc w:val="both"/>
-              <w:rPr>
-                <w:sz w:val="24"/>
-                <w:szCs w:val="24"/>
-                <w:lang w:val="ru-RU"/>
-              </w:rPr>
-            </w:pPr>
-            <w:r>
-              <w:rPr>
-                <w:sz w:val="24"/>
-                <w:szCs w:val="24"/>
-                <w:lang w:val="ru-RU"/>
-              </w:rPr>
-              <w:t>50</w:t>
-            </w:r>
-          </w:p>
-        </w:tc>
-        <w:tc>
-          <w:tcPr>
-            <w:tcW w:w="1978" w:type="dxa"/>
-          </w:tcPr>
-          <w:p>
-            <w:pPr>
-              <w:jc w:val="both"/>
-              <w:rPr>
-                <w:sz w:val="24"/>
-                <w:szCs w:val="24"/>
-                <w:lang w:val="ru-RU"/>
-              </w:rPr>
-            </w:pPr>
-            <w:r>
-              <w:rPr>
-                <w:sz w:val="24"/>
-                <w:szCs w:val="24"/>
-                <w:lang w:val="ru-RU"/>
-              </w:rPr>
-              <w:t>4596.710</w:t>
-            </w:r>
-          </w:p>
-        </w:tc>
-        <w:tc>
-          <w:tcPr>
-            <w:tcW w:w="1566" w:type="dxa"/>
-          </w:tcPr>
-          <w:p>
-            <w:pPr>
-              <w:jc w:val="both"/>
-              <w:rPr>
-                <w:sz w:val="24"/>
-                <w:szCs w:val="24"/>
-                <w:lang w:val="ru-RU"/>
-              </w:rPr>
-            </w:pPr>
-            <w:r>
-              <w:rPr>
-                <w:sz w:val="24"/>
-                <w:szCs w:val="24"/>
-                <w:lang w:val="ru-RU"/>
-              </w:rPr>
-              <w:t>4654.694</w:t>
-            </w:r>
-          </w:p>
-        </w:tc>
-        <w:tc>
-          <w:tcPr>
-            <w:tcW w:w="2097" w:type="dxa"/>
-          </w:tcPr>
-          <w:p>
-            <w:pPr>
-              <w:jc w:val="both"/>
-              <w:rPr>
-                <w:sz w:val="24"/>
-                <w:szCs w:val="24"/>
-                <w:lang w:val="ru-RU"/>
-              </w:rPr>
-            </w:pPr>
-            <w:r>
-              <w:rPr>
-                <w:sz w:val="24"/>
-                <w:szCs w:val="24"/>
-                <w:lang w:val="ru-RU"/>
-              </w:rPr>
-              <w:t>8.665563</w:t>
-            </w:r>
-          </w:p>
-        </w:tc>
-      </w:tr>
-      <w:tr>
-        <w:trPr>
-          <w:trHeight w:val="755"/>
-        </w:trPr>
-        <w:tc>
-          <w:tcPr>
-            <w:tcW w:w="1696" w:type="dxa"/>
-          </w:tcPr>
-          <w:p>
-            <w:pPr>
-              <w:jc w:val="both"/>
-              <w:rPr>
-                <w:sz w:val="24"/>
-                <w:szCs w:val="24"/>
-                <w:lang w:val="ru-RU"/>
-              </w:rPr>
-            </w:pPr>
-            <w:r>
-              <w:rPr>
-                <w:sz w:val="24"/>
-                <w:szCs w:val="24"/>
-                <w:lang w:val="ru-RU"/>
-              </w:rPr>
-              <w:t>новости</w:t>
-            </w:r>
-          </w:p>
-        </w:tc>
-        <w:tc>
-          <w:tcPr>
-            <w:tcW w:w="1134" w:type="dxa"/>
-          </w:tcPr>
-          <w:p>
-            <w:pPr>
-              <w:jc w:val="both"/>
-              <w:rPr>
-                <w:sz w:val="24"/>
-                <w:szCs w:val="24"/>
-                <w:lang w:val="ru-RU"/>
-              </w:rPr>
-            </w:pPr>
-            <w:proofErr w:type="spellStart"/>
-            <w:r>
-              <w:rPr>
-                <w:sz w:val="24"/>
-                <w:szCs w:val="24"/>
-                <w:lang w:val="ru-RU"/>
-              </w:rPr>
-              <w:t>ranked</w:t>
-            </w:r>
-            <w:proofErr w:type="spellEnd"/>
-          </w:p>
-        </w:tc>
-        <w:tc>
-          <w:tcPr>
-            <w:tcW w:w="851" w:type="dxa"/>
-          </w:tcPr>
-          <w:p>
-            <w:pPr>
-              <w:jc w:val="both"/>
-              <w:rPr>
-                <w:sz w:val="24"/>
-                <w:szCs w:val="24"/>
-                <w:lang w:val="ru-RU"/>
-              </w:rPr>
-            </w:pPr>
-            <w:r>
-              <w:rPr>
-                <w:sz w:val="24"/>
-                <w:szCs w:val="24"/>
-                <w:lang w:val="ru-RU"/>
-              </w:rPr>
-              <w:t>50</w:t>
-            </w:r>
-          </w:p>
-        </w:tc>
-        <w:tc>
-          <w:tcPr>
-            <w:tcW w:w="1978" w:type="dxa"/>
-          </w:tcPr>
-          <w:p>
-            <w:pPr>
-              <w:jc w:val="both"/>
-              <w:rPr>
-                <w:sz w:val="24"/>
-                <w:szCs w:val="24"/>
-                <w:lang w:val="ru-RU"/>
-              </w:rPr>
-            </w:pPr>
-            <w:r>
-              <w:rPr>
-                <w:sz w:val="24"/>
-                <w:szCs w:val="24"/>
-                <w:lang w:val="ru-RU"/>
-              </w:rPr>
-              <w:t>17479.921</w:t>
-            </w:r>
-          </w:p>
-        </w:tc>
-        <w:tc>
-          <w:tcPr>
-            <w:tcW w:w="1566" w:type="dxa"/>
-          </w:tcPr>
-          <w:p>
-            <w:pPr>
-              <w:jc w:val="both"/>
-              <w:rPr>
-                <w:sz w:val="24"/>
-                <w:szCs w:val="24"/>
-                <w:lang w:val="ru-RU"/>
-              </w:rPr>
-            </w:pPr>
-            <w:r>
-              <w:rPr>
-                <w:sz w:val="24"/>
-                <w:szCs w:val="24"/>
-                <w:lang w:val="ru-RU"/>
-              </w:rPr>
-              <w:t>24695.400</w:t>
-            </w:r>
-          </w:p>
-        </w:tc>
-        <w:tc>
-          <w:tcPr>
-            <w:tcW w:w="2097" w:type="dxa"/>
-          </w:tcPr>
-          <w:p>
-            <w:pPr>
-              <w:jc w:val="both"/>
-              <w:rPr>
-                <w:sz w:val="24"/>
-                <w:szCs w:val="24"/>
-                <w:lang w:val="ru-RU"/>
-              </w:rPr>
-            </w:pPr>
-            <w:r>
-              <w:rPr>
-                <w:sz w:val="24"/>
-                <w:szCs w:val="24"/>
-                <w:lang w:val="ru-RU"/>
-              </w:rPr>
-              <w:t>0.000141</w:t>
-            </w:r>
-          </w:p>
-        </w:tc>
-      </w:tr>
-      <w:tr>
-        <w:trPr>
-          <w:trHeight w:val="778"/>
-        </w:trPr>
-        <w:tc>
-          <w:tcPr>
-            <w:tcW w:w="1696" w:type="dxa"/>
-          </w:tcPr>
-          <w:p>
-            <w:pPr>
-              <w:jc w:val="both"/>
-              <w:rPr>
-                <w:sz w:val="24"/>
-                <w:szCs w:val="24"/>
-                <w:lang w:val="ru-RU"/>
-              </w:rPr>
-            </w:pPr>
-            <w:r>
-              <w:rPr>
-                <w:sz w:val="24"/>
-                <w:szCs w:val="24"/>
-                <w:lang w:val="ru-RU"/>
-              </w:rPr>
-              <w:t>культура AND музей</w:t>
-            </w:r>
-          </w:p>
-        </w:tc>
-        <w:tc>
-          <w:tcPr>
-            <w:tcW w:w="1134" w:type="dxa"/>
-          </w:tcPr>
-          <w:p>
-            <w:pPr>
-              <w:jc w:val="both"/>
-              <w:rPr>
-                <w:sz w:val="24"/>
-                <w:szCs w:val="24"/>
-                <w:lang w:val="ru-RU"/>
-              </w:rPr>
-            </w:pPr>
-            <w:proofErr w:type="spellStart"/>
-            <w:r>
-              <w:rPr>
-                <w:sz w:val="24"/>
-                <w:szCs w:val="24"/>
-                <w:lang w:val="ru-RU"/>
-              </w:rPr>
-              <w:t>ranked</w:t>
-            </w:r>
-            <w:proofErr w:type="spellEnd"/>
-          </w:p>
-        </w:tc>
-        <w:tc>
-          <w:tcPr>
-            <w:tcW w:w="851" w:type="dxa"/>
-          </w:tcPr>
-          <w:p>
-            <w:pPr>
-              <w:jc w:val="both"/>
-              <w:rPr>
-                <w:sz w:val="24"/>
-                <w:szCs w:val="24"/>
-                <w:lang w:val="ru-RU"/>
-              </w:rPr>
-            </w:pPr>
-            <w:r>
-              <w:rPr>
-                <w:sz w:val="24"/>
-                <w:szCs w:val="24"/>
-                <w:lang w:val="ru-RU"/>
-              </w:rPr>
-              <w:t>1</w:t>
-            </w:r>
-          </w:p>
-        </w:tc>
-        <w:tc>
-          <w:tcPr>
-            <w:tcW w:w="1978" w:type="dxa"/>
-          </w:tcPr>
-          <w:p>
-            <w:pPr>
-              <w:jc w:val="both"/>
-              <w:rPr>
-                <w:sz w:val="24"/>
-                <w:szCs w:val="24"/>
-                <w:lang w:val="ru-RU"/>
-              </w:rPr>
-            </w:pPr>
-            <w:r>
-              <w:rPr>
-                <w:sz w:val="24"/>
-                <w:szCs w:val="24"/>
-                <w:lang w:val="ru-RU"/>
-              </w:rPr>
-              <w:t>37.135</w:t>
-            </w:r>
-          </w:p>
-        </w:tc>
-        <w:tc>
-          <w:tcPr>
-            <w:tcW w:w="1566" w:type="dxa"/>
-          </w:tcPr>
-          <w:p>
-            <w:pPr>
-              <w:jc w:val="both"/>
-              <w:rPr>
-                <w:sz w:val="24"/>
-                <w:szCs w:val="24"/>
-                <w:lang w:val="ru-RU"/>
-              </w:rPr>
-            </w:pPr>
-            <w:r>
-              <w:rPr>
-                <w:sz w:val="24"/>
-                <w:szCs w:val="24"/>
-                <w:lang w:val="ru-RU"/>
-              </w:rPr>
-              <w:t>40.624</w:t>
-            </w:r>
-          </w:p>
-        </w:tc>
-        <w:tc>
-          <w:tcPr>
-            <w:tcW w:w="2097" w:type="dxa"/>
-          </w:tcPr>
-          <w:p>
-            <w:pPr>
-              <w:jc w:val="both"/>
-              <w:rPr>
-                <w:sz w:val="24"/>
-                <w:szCs w:val="24"/>
-                <w:lang w:val="ru-RU"/>
-              </w:rPr>
-            </w:pPr>
-            <w:r>
-              <w:rPr>
-                <w:sz w:val="24"/>
-                <w:szCs w:val="24"/>
-                <w:lang w:val="ru-RU"/>
-              </w:rPr>
-              <w:t>21.001515</w:t>
-            </w:r>
-          </w:p>
-        </w:tc>
-      </w:tr>
-      <w:tr>
-        <w:trPr>
-          <w:trHeight w:val="705"/>
-        </w:trPr>
-        <w:tc>
-          <w:tcPr>
-            <w:tcW w:w="1696" w:type="dxa"/>
-          </w:tcPr>
-          <w:p>
-            <w:pPr>
-              <w:jc w:val="both"/>
-              <w:rPr>
-                <w:sz w:val="24"/>
-                <w:szCs w:val="24"/>
-                <w:lang w:val="ru-RU"/>
-              </w:rPr>
-            </w:pPr>
-            <w:proofErr w:type="spellStart"/>
-            <w:r>
-              <w:rPr>
-                <w:sz w:val="24"/>
-                <w:szCs w:val="24"/>
-                <w:lang w:val="ru-RU"/>
-              </w:rPr>
-              <w:t>серпухов</w:t>
-            </w:r>
-            <w:proofErr w:type="spellEnd"/>
-            <w:r>
-              <w:rPr>
-                <w:sz w:val="24"/>
-                <w:szCs w:val="24"/>
-                <w:lang w:val="ru-RU"/>
-              </w:rPr>
-              <w:t xml:space="preserve"> OR области</w:t>
-            </w:r>
-          </w:p>
-        </w:tc>
-        <w:tc>
-          <w:tcPr>
-            <w:tcW w:w="1134" w:type="dxa"/>
-          </w:tcPr>
-          <w:p>
-            <w:pPr>
-              <w:jc w:val="both"/>
-              <w:rPr>
-                <w:sz w:val="24"/>
-                <w:szCs w:val="24"/>
-                <w:lang w:val="ru-RU"/>
-              </w:rPr>
-            </w:pPr>
-            <w:proofErr w:type="spellStart"/>
-            <w:r>
-              <w:rPr>
-                <w:sz w:val="24"/>
-                <w:szCs w:val="24"/>
-                <w:lang w:val="ru-RU"/>
-              </w:rPr>
-              <w:t>boolean</w:t>
-            </w:r>
-            <w:proofErr w:type="spellEnd"/>
-          </w:p>
-        </w:tc>
-        <w:tc>
-          <w:tcPr>
-            <w:tcW w:w="851" w:type="dxa"/>
-          </w:tcPr>
-          <w:p>
-            <w:pPr>
-              <w:jc w:val="both"/>
-              <w:rPr>
-                <w:sz w:val="24"/>
-                <w:szCs w:val="24"/>
-                <w:lang w:val="ru-RU"/>
-              </w:rPr>
-            </w:pPr>
-            <w:r>
-              <w:rPr>
-                <w:sz w:val="24"/>
-                <w:szCs w:val="24"/>
-                <w:lang w:val="ru-RU"/>
-              </w:rPr>
-              <w:t>0</w:t>
-            </w:r>
-          </w:p>
-        </w:tc>
-        <w:tc>
-          <w:tcPr>
-            <w:tcW w:w="1978" w:type="dxa"/>
-          </w:tcPr>
-          <w:p>
-            <w:pPr>
-              <w:jc w:val="both"/>
-              <w:rPr>
-                <w:sz w:val="24"/>
-                <w:szCs w:val="24"/>
-                <w:lang w:val="ru-RU"/>
-              </w:rPr>
-            </w:pPr>
-            <w:r>
-              <w:rPr>
-                <w:sz w:val="24"/>
-                <w:szCs w:val="24"/>
-                <w:lang w:val="ru-RU"/>
-              </w:rPr>
-              <w:t>34.440</w:t>
-            </w:r>
-          </w:p>
-        </w:tc>
-        <w:tc>
-          <w:tcPr>
-            <w:tcW w:w="1566" w:type="dxa"/>
-          </w:tcPr>
-          <w:p>
-            <w:pPr>
-              <w:jc w:val="both"/>
-              <w:rPr>
-                <w:sz w:val="24"/>
-                <w:szCs w:val="24"/>
-                <w:lang w:val="ru-RU"/>
-              </w:rPr>
-            </w:pPr>
-            <w:r>
-              <w:rPr>
-                <w:sz w:val="24"/>
-                <w:szCs w:val="24"/>
-                <w:lang w:val="ru-RU"/>
-              </w:rPr>
-              <w:t>35.858</w:t>
-            </w:r>
-          </w:p>
-        </w:tc>
-        <w:tc>
-          <w:tcPr>
-            <w:tcW w:w="2097" w:type="dxa"/>
-          </w:tcPr>
-          <w:p>
-            <w:pPr>
-              <w:jc w:val="both"/>
-              <w:rPr>
-                <w:sz w:val="24"/>
-                <w:szCs w:val="24"/>
-                <w:lang w:val="ru-RU"/>
-              </w:rPr>
-            </w:pPr>
-          </w:p>
-        </w:tc>
-      </w:tr>
-      <w:tr>
-        <w:trPr>
-          <w:trHeight w:val="575"/>
-        </w:trPr>
-        <w:tc>
-          <w:tcPr>
-            <w:tcW w:w="1696" w:type="dxa"/>
-          </w:tcPr>
-          <w:p>
-            <w:pPr>
-              <w:jc w:val="both"/>
-              <w:rPr>
-                <w:sz w:val="24"/>
-                <w:szCs w:val="24"/>
-                <w:lang w:val="ru-RU"/>
-              </w:rPr>
-            </w:pPr>
-            <w:r>
-              <w:rPr>
-                <w:sz w:val="24"/>
-                <w:szCs w:val="24"/>
-                <w:lang w:val="ru-RU"/>
-              </w:rPr>
-              <w:t xml:space="preserve">NOT </w:t>
-            </w:r>
-            <w:proofErr w:type="spellStart"/>
-            <w:r>
-              <w:rPr>
-                <w:sz w:val="24"/>
-                <w:szCs w:val="24"/>
-                <w:lang w:val="ru-RU"/>
-              </w:rPr>
-              <w:t>серпухов</w:t>
-            </w:r>
-            <w:proofErr w:type="spellEnd"/>
-          </w:p>
-        </w:tc>
-        <w:tc>
-          <w:tcPr>
-            <w:tcW w:w="1134" w:type="dxa"/>
-          </w:tcPr>
-          <w:p>
-            <w:pPr>
-              <w:jc w:val="both"/>
-              <w:rPr>
-                <w:sz w:val="24"/>
-                <w:szCs w:val="24"/>
-                <w:lang w:val="ru-RU"/>
-              </w:rPr>
-            </w:pPr>
-            <w:proofErr w:type="spellStart"/>
-            <w:r>
-              <w:rPr>
-                <w:sz w:val="24"/>
-                <w:szCs w:val="24"/>
-                <w:lang w:val="ru-RU"/>
-              </w:rPr>
-              <w:t>boolean</w:t>
-            </w:r>
-            <w:proofErr w:type="spellEnd"/>
-          </w:p>
-        </w:tc>
-        <w:tc>
-          <w:tcPr>
-            <w:tcW w:w="851" w:type="dxa"/>
-          </w:tcPr>
-          <w:p>
-            <w:pPr>
-              <w:jc w:val="both"/>
-              <w:rPr>
-                <w:sz w:val="24"/>
-                <w:szCs w:val="24"/>
-                <w:lang w:val="ru-RU"/>
-              </w:rPr>
-            </w:pPr>
-            <w:r>
-              <w:rPr>
-                <w:sz w:val="24"/>
-                <w:szCs w:val="24"/>
-                <w:lang w:val="ru-RU"/>
-              </w:rPr>
-              <w:t>0</w:t>
-            </w:r>
-          </w:p>
-        </w:tc>
-        <w:tc>
-          <w:tcPr>
-            <w:tcW w:w="1978" w:type="dxa"/>
-          </w:tcPr>
-          <w:p>
-            <w:pPr>
-              <w:jc w:val="both"/>
-              <w:rPr>
-                <w:sz w:val="24"/>
-                <w:szCs w:val="24"/>
-                <w:lang w:val="ru-RU"/>
-              </w:rPr>
-            </w:pPr>
-            <w:r>
-              <w:rPr>
-                <w:sz w:val="24"/>
-                <w:szCs w:val="24"/>
-                <w:lang w:val="ru-RU"/>
-              </w:rPr>
-              <w:t>31.686</w:t>
-            </w:r>
-          </w:p>
-        </w:tc>
-        <w:tc>
-          <w:tcPr>
-            <w:tcW w:w="1566" w:type="dxa"/>
-          </w:tcPr>
-          <w:p>
-            <w:pPr>
-              <w:jc w:val="both"/>
-              <w:rPr>
-                <w:sz w:val="24"/>
-                <w:szCs w:val="24"/>
-                <w:lang w:val="ru-RU"/>
-              </w:rPr>
-            </w:pPr>
-            <w:r>
-              <w:rPr>
-                <w:sz w:val="24"/>
-                <w:szCs w:val="24"/>
-                <w:lang w:val="ru-RU"/>
-              </w:rPr>
-              <w:t>33.541</w:t>
-            </w:r>
-          </w:p>
-        </w:tc>
-        <w:tc>
-          <w:tcPr>
-            <w:tcW w:w="2097" w:type="dxa"/>
-          </w:tcPr>
-          <w:p>
-            <w:pPr>
-              <w:jc w:val="both"/>
-              <w:rPr>
-                <w:sz w:val="24"/>
-                <w:szCs w:val="24"/>
-                <w:lang w:val="ru-RU"/>
-              </w:rPr>
-            </w:pPr>
-          </w:p>
-        </w:tc>
-      </w:tr>
-      <w:tr>
-        <w:trPr>
-          <w:trHeight w:val="1297"/>
-        </w:trPr>
-        <w:tc>
-          <w:tcPr>
-            <w:tcW w:w="1696" w:type="dxa"/>
-          </w:tcPr>
-          <w:p>
-            <w:pPr>
-              <w:jc w:val="both"/>
-              <w:rPr>
-                <w:sz w:val="24"/>
-                <w:szCs w:val="24"/>
-                <w:lang w:val="ru-RU"/>
-              </w:rPr>
-            </w:pPr>
-            <w:r>
-              <w:rPr>
-                <w:sz w:val="24"/>
-                <w:szCs w:val="24"/>
-                <w:lang w:val="ru-RU"/>
-              </w:rPr>
-              <w:t xml:space="preserve">премии AND губернатора AND </w:t>
-            </w:r>
-            <w:proofErr w:type="spellStart"/>
-            <w:r>
-              <w:rPr>
-                <w:sz w:val="24"/>
-                <w:szCs w:val="24"/>
-                <w:lang w:val="ru-RU"/>
-              </w:rPr>
-              <w:t>подмосковье</w:t>
-            </w:r>
-            <w:proofErr w:type="spellEnd"/>
-          </w:p>
-        </w:tc>
-        <w:tc>
-          <w:tcPr>
-            <w:tcW w:w="1134" w:type="dxa"/>
-          </w:tcPr>
-          <w:p>
-            <w:pPr>
-              <w:jc w:val="both"/>
-              <w:rPr>
-                <w:sz w:val="24"/>
-                <w:szCs w:val="24"/>
-                <w:lang w:val="ru-RU"/>
-              </w:rPr>
-            </w:pPr>
-            <w:proofErr w:type="spellStart"/>
-            <w:r>
-              <w:rPr>
-                <w:sz w:val="24"/>
-                <w:szCs w:val="24"/>
-                <w:lang w:val="ru-RU"/>
-              </w:rPr>
-              <w:t>boolean</w:t>
-            </w:r>
-            <w:proofErr w:type="spellEnd"/>
-          </w:p>
-        </w:tc>
-        <w:tc>
-          <w:tcPr>
-            <w:tcW w:w="851" w:type="dxa"/>
-          </w:tcPr>
-          <w:p>
-            <w:pPr>
-              <w:jc w:val="both"/>
-              <w:rPr>
-                <w:sz w:val="24"/>
-                <w:szCs w:val="24"/>
-                <w:lang w:val="ru-RU"/>
-              </w:rPr>
-            </w:pPr>
-            <w:r>
-              <w:rPr>
-                <w:sz w:val="24"/>
-                <w:szCs w:val="24"/>
-                <w:lang w:val="ru-RU"/>
-              </w:rPr>
-              <w:t>0</w:t>
-            </w:r>
-          </w:p>
-        </w:tc>
-        <w:tc>
-          <w:tcPr>
-            <w:tcW w:w="1978" w:type="dxa"/>
-          </w:tcPr>
-          <w:p>
-            <w:pPr>
-              <w:jc w:val="both"/>
-              <w:rPr>
-                <w:sz w:val="24"/>
-                <w:szCs w:val="24"/>
-                <w:lang w:val="ru-RU"/>
-              </w:rPr>
-            </w:pPr>
-            <w:r>
-              <w:rPr>
-                <w:sz w:val="24"/>
-                <w:szCs w:val="24"/>
-                <w:lang w:val="ru-RU"/>
-              </w:rPr>
-              <w:t>32.223</w:t>
-            </w:r>
-          </w:p>
-        </w:tc>
-        <w:tc>
-          <w:tcPr>
-            <w:tcW w:w="1566" w:type="dxa"/>
-          </w:tcPr>
-          <w:p>
-            <w:pPr>
-              <w:jc w:val="both"/>
-              <w:rPr>
-                <w:sz w:val="24"/>
-                <w:szCs w:val="24"/>
-                <w:lang w:val="ru-RU"/>
-              </w:rPr>
-            </w:pPr>
-            <w:r>
-              <w:rPr>
-                <w:sz w:val="24"/>
-                <w:szCs w:val="24"/>
-                <w:lang w:val="ru-RU"/>
-              </w:rPr>
-              <w:t>34.766</w:t>
-            </w:r>
-          </w:p>
-        </w:tc>
-        <w:tc>
-          <w:tcPr>
-            <w:tcW w:w="2097" w:type="dxa"/>
-          </w:tcPr>
-          <w:p>
-            <w:pPr>
-              <w:jc w:val="both"/>
-              <w:rPr>
-                <w:sz w:val="24"/>
-                <w:szCs w:val="24"/>
-                <w:lang w:val="ru-RU"/>
-              </w:rPr>
-            </w:pPr>
-          </w:p>
-        </w:tc>
-      </w:tr>
-      <w:tr>
-        <w:trPr>
-          <w:trHeight w:val="1042"/>
-        </w:trPr>
-        <w:tc>
-          <w:tcPr>
-            <w:tcW w:w="1696" w:type="dxa"/>
-          </w:tcPr>
-          <w:p>
-            <w:pPr>
-              <w:jc w:val="both"/>
-              <w:rPr>
-                <w:sz w:val="24"/>
-                <w:szCs w:val="24"/>
-                <w:lang w:val="ru-RU"/>
-              </w:rPr>
-            </w:pPr>
-            <w:r>
-              <w:rPr>
-                <w:sz w:val="24"/>
-                <w:szCs w:val="24"/>
-                <w:lang w:val="ru-RU"/>
-              </w:rPr>
-              <w:t>ремонт OR дорога</w:t>
-            </w:r>
-          </w:p>
-        </w:tc>
-        <w:tc>
-          <w:tcPr>
-            <w:tcW w:w="1134" w:type="dxa"/>
-          </w:tcPr>
-          <w:p>
-            <w:pPr>
-              <w:jc w:val="both"/>
-              <w:rPr>
-                <w:sz w:val="24"/>
-                <w:szCs w:val="24"/>
-                <w:lang w:val="ru-RU"/>
-              </w:rPr>
-            </w:pPr>
-            <w:proofErr w:type="spellStart"/>
-            <w:r>
-              <w:rPr>
-                <w:sz w:val="24"/>
-                <w:szCs w:val="24"/>
-                <w:lang w:val="ru-RU"/>
-              </w:rPr>
-              <w:t>boolean</w:t>
-            </w:r>
-            <w:proofErr w:type="spellEnd"/>
-          </w:p>
-        </w:tc>
-        <w:tc>
-          <w:tcPr>
-            <w:tcW w:w="851" w:type="dxa"/>
-          </w:tcPr>
-          <w:p>
-            <w:pPr>
-              <w:jc w:val="both"/>
-              <w:rPr>
-                <w:sz w:val="24"/>
-                <w:szCs w:val="24"/>
-                <w:lang w:val="ru-RU"/>
-              </w:rPr>
-            </w:pPr>
-            <w:r>
-              <w:rPr>
-                <w:sz w:val="24"/>
-                <w:szCs w:val="24"/>
-                <w:lang w:val="ru-RU"/>
-              </w:rPr>
-              <w:t>0</w:t>
-            </w:r>
-          </w:p>
-        </w:tc>
-        <w:tc>
-          <w:tcPr>
-            <w:tcW w:w="1978" w:type="dxa"/>
-          </w:tcPr>
-          <w:p>
-            <w:pPr>
-              <w:jc w:val="both"/>
-              <w:rPr>
-                <w:sz w:val="24"/>
-                <w:szCs w:val="24"/>
-                <w:lang w:val="ru-RU"/>
-              </w:rPr>
-            </w:pPr>
-            <w:r>
-              <w:rPr>
-                <w:sz w:val="24"/>
-                <w:szCs w:val="24"/>
-                <w:lang w:val="ru-RU"/>
-              </w:rPr>
-              <w:t>33.864</w:t>
-            </w:r>
-          </w:p>
-        </w:tc>
-        <w:tc>
-          <w:tcPr>
-            <w:tcW w:w="1566" w:type="dxa"/>
-          </w:tcPr>
-          <w:p>
-            <w:pPr>
-              <w:jc w:val="both"/>
-              <w:rPr>
-                <w:sz w:val="24"/>
-                <w:szCs w:val="24"/>
-                <w:lang w:val="ru-RU"/>
-              </w:rPr>
-            </w:pPr>
-            <w:r>
-              <w:rPr>
-                <w:sz w:val="24"/>
-                <w:szCs w:val="24"/>
-                <w:lang w:val="ru-RU"/>
-              </w:rPr>
-              <w:t>35.550</w:t>
-            </w:r>
-          </w:p>
-        </w:tc>
-        <w:tc>
-          <w:tcPr>
-            <w:tcW w:w="2097" w:type="dxa"/>
-          </w:tcPr>
-          <w:p>
-            <w:pPr>
-              <w:jc w:val="both"/>
-              <w:rPr>
-                <w:sz w:val="24"/>
-                <w:szCs w:val="24"/>
-                <w:lang w:val="ru-RU"/>
-              </w:rPr>
-            </w:pPr>
-          </w:p>
-        </w:tc>
-      </w:tr>
-      <w:tr>
-        <w:trPr>
-          <w:trHeight w:val="717"/>
-        </w:trPr>
-        <w:tc>
-          <w:tcPr>
-            <w:tcW w:w="1696" w:type="dxa"/>
-          </w:tcPr>
-          <w:p>
-            <w:pPr>
-              <w:jc w:val="both"/>
-              <w:rPr>
-                <w:sz w:val="24"/>
-                <w:szCs w:val="24"/>
-                <w:lang w:val="ru-RU"/>
-              </w:rPr>
-            </w:pPr>
-            <w:proofErr w:type="spellStart"/>
-            <w:r>
-              <w:rPr>
-                <w:sz w:val="24"/>
-                <w:szCs w:val="24"/>
-                <w:lang w:val="ru-RU"/>
-              </w:rPr>
-              <w:t>серпухов</w:t>
-            </w:r>
-            <w:proofErr w:type="spellEnd"/>
-            <w:r>
-              <w:rPr>
-                <w:sz w:val="24"/>
-                <w:szCs w:val="24"/>
-                <w:lang w:val="ru-RU"/>
-              </w:rPr>
-              <w:t xml:space="preserve"> AND области</w:t>
-            </w:r>
-          </w:p>
-        </w:tc>
-        <w:tc>
-          <w:tcPr>
-            <w:tcW w:w="1134" w:type="dxa"/>
-          </w:tcPr>
-          <w:p>
-            <w:pPr>
-              <w:jc w:val="both"/>
-              <w:rPr>
-                <w:sz w:val="24"/>
-                <w:szCs w:val="24"/>
-                <w:lang w:val="ru-RU"/>
-              </w:rPr>
-            </w:pPr>
-            <w:proofErr w:type="spellStart"/>
-            <w:r>
-              <w:rPr>
-                <w:sz w:val="24"/>
-                <w:szCs w:val="24"/>
-                <w:lang w:val="ru-RU"/>
-              </w:rPr>
-              <w:t>boolean</w:t>
-            </w:r>
-            <w:proofErr w:type="spellEnd"/>
-          </w:p>
-        </w:tc>
-        <w:tc>
-          <w:tcPr>
-            <w:tcW w:w="851" w:type="dxa"/>
-          </w:tcPr>
-          <w:p>
-            <w:pPr>
-              <w:jc w:val="both"/>
-              <w:rPr>
-                <w:sz w:val="24"/>
-                <w:szCs w:val="24"/>
-                <w:lang w:val="ru-RU"/>
-              </w:rPr>
-            </w:pPr>
-            <w:r>
-              <w:rPr>
-                <w:sz w:val="24"/>
-                <w:szCs w:val="24"/>
-                <w:lang w:val="ru-RU"/>
-              </w:rPr>
-              <w:t>0</w:t>
-            </w:r>
-          </w:p>
-        </w:tc>
-        <w:tc>
-          <w:tcPr>
-            <w:tcW w:w="1978" w:type="dxa"/>
-          </w:tcPr>
-          <w:p>
-            <w:pPr>
-              <w:jc w:val="both"/>
-              <w:rPr>
-                <w:sz w:val="24"/>
-                <w:szCs w:val="24"/>
-                <w:lang w:val="ru-RU"/>
-              </w:rPr>
-            </w:pPr>
-            <w:r>
-              <w:rPr>
-                <w:sz w:val="24"/>
-                <w:szCs w:val="24"/>
-                <w:lang w:val="ru-RU"/>
-              </w:rPr>
-              <w:t>37.553</w:t>
-            </w:r>
-          </w:p>
-        </w:tc>
-        <w:tc>
-          <w:tcPr>
-            <w:tcW w:w="1566" w:type="dxa"/>
-          </w:tcPr>
-          <w:p>
-            <w:pPr>
-              <w:jc w:val="both"/>
-              <w:rPr>
-                <w:sz w:val="24"/>
-                <w:szCs w:val="24"/>
-                <w:lang w:val="ru-RU"/>
-              </w:rPr>
-            </w:pPr>
-            <w:r>
-              <w:rPr>
-                <w:sz w:val="24"/>
-                <w:szCs w:val="24"/>
-                <w:lang w:val="ru-RU"/>
-              </w:rPr>
-              <w:t>55.382</w:t>
-            </w:r>
-          </w:p>
-        </w:tc>
-        <w:tc>
-          <w:tcPr>
-            <w:tcW w:w="2097" w:type="dxa"/>
-          </w:tcPr>
-          <w:p>
-            <w:pPr>
-              <w:jc w:val="both"/>
-              <w:rPr>
-                <w:sz w:val="24"/>
-                <w:szCs w:val="24"/>
-                <w:lang w:val="ru-RU"/>
-              </w:rPr>
-            </w:pPr>
-          </w:p>
-        </w:tc>
-      </w:tr>
     </w:tbl>
     <w:p>
       <w:pPr>
@@ -16051,7 +17144,6 @@
           <w:szCs w:val="24"/>
           <w:lang w:val="ru-RU"/>
         </w:rPr>
-        <w:lastRenderedPageBreak/>
         <w:t>Выводы</w:t>
       </w:r>
     </w:p>
@@ -16261,240 +17353,544 @@
     </w:p>
     <w:p>
       <w:pPr>
-        <w:ind w:firstLine="708"/>
-        <w:jc w:val="both"/>
-        <w:rPr>
-          <w:sz w:val="24"/>
-          <w:szCs w:val="24"/>
-          <w:lang w:val="ru-RU"/>
-        </w:rPr>
-      </w:pPr>
-      <w:r>
-        <w:rPr>
-          <w:sz w:val="24"/>
-          <w:szCs w:val="24"/>
-          <w:lang w:val="ru-RU"/>
-        </w:rPr>
-        <w:t xml:space="preserve">Для тестирования используется </w:t>
-      </w:r>
-      <w:proofErr w:type="spellStart"/>
-      <w:r>
-        <w:rPr>
-          <w:sz w:val="24"/>
-          <w:szCs w:val="24"/>
-          <w:lang w:val="ru-RU"/>
-        </w:rPr>
-        <w:t>Python</w:t>
-      </w:r>
-      <w:proofErr w:type="spellEnd"/>
-      <w:r>
-        <w:rPr>
-          <w:sz w:val="24"/>
-          <w:szCs w:val="24"/>
-          <w:lang w:val="ru-RU"/>
+        <w:ind w:firstLine="360"/>
+        <w:jc w:val="both"/>
+        <w:rPr>
+          <w:sz w:val="24"/>
+          <w:szCs w:val="24"/>
+          <w:lang w:val="ru-RU"/>
+        </w:rPr>
+      </w:pPr>
+      <w:r>
+        <w:rPr>
+          <w:sz w:val="24"/>
+          <w:szCs w:val="24"/>
+          <w:lang w:val="ru-RU"/>
+        </w:rPr>
+        <w:t xml:space="preserve">Для тестирования используется набор C++-юнит-тестов, каждый из которых оформлен как отдельный исполняемый файл и завершает работу с кодом возврата 0 при успехе или </w:t>
+      </w:r>
+      <w:proofErr w:type="spellStart"/>
+      <w:r>
+        <w:rPr>
+          <w:sz w:val="24"/>
+          <w:szCs w:val="24"/>
+          <w:lang w:val="ru-RU"/>
+        </w:rPr>
+        <w:t>аварийно</w:t>
+      </w:r>
+      <w:proofErr w:type="spellEnd"/>
+      <w:r>
+        <w:rPr>
+          <w:sz w:val="24"/>
+          <w:szCs w:val="24"/>
+          <w:lang w:val="ru-RU"/>
+        </w:rPr>
+        <w:t xml:space="preserve"> через </w:t>
+      </w:r>
+      <w:proofErr w:type="spellStart"/>
+      <w:r>
+        <w:rPr>
+          <w:sz w:val="24"/>
+          <w:szCs w:val="24"/>
+          <w:lang w:val="ru-RU"/>
+        </w:rPr>
+        <w:t>assert</w:t>
+      </w:r>
+      <w:proofErr w:type="spellEnd"/>
+      <w:r>
+        <w:rPr>
+          <w:sz w:val="24"/>
+          <w:szCs w:val="24"/>
+          <w:lang w:val="ru-RU"/>
+        </w:rPr>
+        <w:t> при ошибке.​</w:t>
+      </w:r>
+      <w:r>
+        <w:rPr>
+          <w:sz w:val="24"/>
+          <w:szCs w:val="24"/>
+          <w:lang w:val="ru-RU"/>
+        </w:rPr>
+        <w:br/>
+        <w:t>Запуск тестов организован через файл run_tests.cpp, который последовательно компилирует каждый тест командой g++ -O2 -</w:t>
+      </w:r>
+      <w:proofErr w:type="spellStart"/>
+      <w:r>
+        <w:rPr>
+          <w:sz w:val="24"/>
+          <w:szCs w:val="24"/>
+          <w:lang w:val="ru-RU"/>
+        </w:rPr>
+        <w:t>std</w:t>
+      </w:r>
+      <w:proofErr w:type="spellEnd"/>
+      <w:r>
+        <w:rPr>
+          <w:sz w:val="24"/>
+          <w:szCs w:val="24"/>
+          <w:lang w:val="ru-RU"/>
+        </w:rPr>
+        <w:t>=c++17 и сразу выполняет полученный .</w:t>
+      </w:r>
+      <w:proofErr w:type="spellStart"/>
+      <w:r>
+        <w:rPr>
+          <w:sz w:val="24"/>
+          <w:szCs w:val="24"/>
+          <w:lang w:val="ru-RU"/>
+        </w:rPr>
+        <w:t>exe</w:t>
+      </w:r>
+      <w:proofErr w:type="spellEnd"/>
+      <w:r>
+        <w:rPr>
+          <w:sz w:val="24"/>
+          <w:szCs w:val="24"/>
+          <w:lang w:val="ru-RU"/>
+        </w:rPr>
+        <w:t>; при первом же падении останавливается и возвращает ненулевой код.​</w:t>
+      </w:r>
+    </w:p>
+    <w:p>
+      <w:pPr>
+        <w:ind w:firstLine="360"/>
+        <w:jc w:val="both"/>
+        <w:rPr>
+          <w:sz w:val="24"/>
+          <w:szCs w:val="24"/>
+          <w:lang w:val="ru-RU"/>
+        </w:rPr>
+      </w:pPr>
+      <w:r>
+        <w:rPr>
+          <w:sz w:val="24"/>
+          <w:szCs w:val="24"/>
+          <w:lang w:val="ru-RU"/>
+        </w:rPr>
+        <w:t>Основная идея тестирования — проверять ключевые алгоритмы поисковой системы </w:t>
+      </w:r>
+      <w:r>
+        <w:rPr>
+          <w:bCs/>
+          <w:sz w:val="24"/>
+          <w:szCs w:val="24"/>
+          <w:lang w:val="ru-RU"/>
+        </w:rPr>
+        <w:t>локально</w:t>
+      </w:r>
+      <w:r>
+        <w:rPr>
+          <w:sz w:val="24"/>
+          <w:szCs w:val="24"/>
+          <w:lang w:val="ru-RU"/>
+        </w:rPr>
+        <w:t xml:space="preserve">, без построения полного индекса на диске: тесты напрямую вызывают </w:t>
+      </w:r>
+      <w:r>
+        <w:rPr>
+          <w:sz w:val="24"/>
+          <w:szCs w:val="24"/>
+          <w:lang w:val="ru-RU"/>
+        </w:rPr>
+        <w:lastRenderedPageBreak/>
+        <w:t xml:space="preserve">функции </w:t>
+      </w:r>
+      <w:proofErr w:type="spellStart"/>
+      <w:r>
+        <w:rPr>
+          <w:sz w:val="24"/>
+          <w:szCs w:val="24"/>
+          <w:lang w:val="ru-RU"/>
+        </w:rPr>
+        <w:t>парсинга</w:t>
+      </w:r>
+      <w:proofErr w:type="spellEnd"/>
+      <w:r>
+        <w:rPr>
+          <w:sz w:val="24"/>
+          <w:szCs w:val="24"/>
+          <w:lang w:val="ru-RU"/>
+        </w:rPr>
+        <w:t xml:space="preserve"> CSV, UTF</w:t>
+      </w:r>
+      <w:r>
+        <w:rPr>
+          <w:sz w:val="24"/>
+          <w:szCs w:val="24"/>
+          <w:lang w:val="ru-RU"/>
+        </w:rPr>
+        <w:noBreakHyphen/>
+        <w:t xml:space="preserve">8 чтения/записи, нормализации, </w:t>
+      </w:r>
+      <w:proofErr w:type="spellStart"/>
+      <w:r>
+        <w:rPr>
+          <w:sz w:val="24"/>
+          <w:szCs w:val="24"/>
+          <w:lang w:val="ru-RU"/>
+        </w:rPr>
+        <w:t>стемминга</w:t>
+      </w:r>
+      <w:proofErr w:type="spellEnd"/>
+      <w:r>
+        <w:rPr>
+          <w:sz w:val="24"/>
+          <w:szCs w:val="24"/>
+          <w:lang w:val="ru-RU"/>
+        </w:rPr>
+        <w:t xml:space="preserve">, операций над списками документов, а также кодирование/декодирование сжатых </w:t>
+      </w:r>
+      <w:proofErr w:type="spellStart"/>
+      <w:r>
+        <w:rPr>
+          <w:sz w:val="24"/>
+          <w:szCs w:val="24"/>
+          <w:lang w:val="ru-RU"/>
+        </w:rPr>
+        <w:t>postings</w:t>
+      </w:r>
+      <w:proofErr w:type="spellEnd"/>
+      <w:r>
+        <w:rPr>
+          <w:sz w:val="24"/>
+          <w:szCs w:val="24"/>
+          <w:lang w:val="ru-RU"/>
+        </w:rPr>
+        <w:t>.​</w:t>
+      </w:r>
+      <w:r>
+        <w:rPr>
+          <w:sz w:val="24"/>
+          <w:szCs w:val="24"/>
+          <w:lang w:val="ru-RU"/>
+        </w:rPr>
+        <w:br/>
+        <w:t>Таким образом тесты являются “чистыми” юнит-тестами: проверяется корректность вычислений и преобразований данных в памяти, без зависимости от внешних файлов и окружения.​</w:t>
+      </w:r>
+    </w:p>
+    <w:p>
+      <w:pPr>
+        <w:ind w:firstLine="360"/>
+        <w:jc w:val="both"/>
+        <w:rPr>
+          <w:sz w:val="24"/>
+          <w:szCs w:val="24"/>
+          <w:lang w:val="ru-RU"/>
+        </w:rPr>
+      </w:pPr>
+      <w:r>
+        <w:rPr>
+          <w:sz w:val="24"/>
+          <w:szCs w:val="24"/>
+          <w:lang w:val="ru-RU"/>
+        </w:rPr>
+        <w:t xml:space="preserve">Покрытие тестами организовано по функциональным </w:t>
+      </w:r>
+      <w:proofErr w:type="gramStart"/>
+      <w:r>
+        <w:rPr>
+          <w:sz w:val="24"/>
+          <w:szCs w:val="24"/>
+          <w:lang w:val="ru-RU"/>
+        </w:rPr>
+        <w:t>модулям:​</w:t>
+      </w:r>
+      <w:proofErr w:type="gramEnd"/>
+    </w:p>
+    <w:p>
+      <w:pPr>
+        <w:numPr>
+          <w:ilvl w:val="0"/>
+          <w:numId w:val="46"/>
+        </w:numPr>
+        <w:jc w:val="both"/>
+        <w:rPr>
+          <w:sz w:val="24"/>
+          <w:szCs w:val="24"/>
+          <w:lang w:val="ru-RU"/>
+        </w:rPr>
+      </w:pPr>
+      <w:r>
+        <w:rPr>
+          <w:b/>
+          <w:bCs/>
+          <w:sz w:val="24"/>
+          <w:szCs w:val="24"/>
+          <w:lang w:val="ru-RU"/>
+        </w:rPr>
+        <w:t>Тесты булевого индекса (test_boolean_index.cpp).</w:t>
+      </w:r>
+      <w:r>
+        <w:rPr>
+          <w:sz w:val="24"/>
+          <w:szCs w:val="24"/>
+          <w:lang w:val="ru-RU"/>
+        </w:rPr>
+        <w:t> Проверяются функции работы с CSV (поиск колонок </w:t>
+      </w:r>
+      <w:proofErr w:type="spellStart"/>
+      <w:r>
+        <w:rPr>
+          <w:sz w:val="24"/>
+          <w:szCs w:val="24"/>
+          <w:lang w:val="ru-RU"/>
+        </w:rPr>
+        <w:t>csv_find_col</w:t>
+      </w:r>
+      <w:proofErr w:type="spellEnd"/>
+      <w:r>
+        <w:rPr>
+          <w:sz w:val="24"/>
+          <w:szCs w:val="24"/>
+          <w:lang w:val="ru-RU"/>
+        </w:rPr>
+        <w:t>, чтение полей </w:t>
+      </w:r>
+      <w:proofErr w:type="spellStart"/>
+      <w:r>
+        <w:rPr>
+          <w:sz w:val="24"/>
+          <w:szCs w:val="24"/>
+          <w:lang w:val="ru-RU"/>
+        </w:rPr>
+        <w:t>csv_get_field</w:t>
+      </w:r>
+      <w:proofErr w:type="spellEnd"/>
+      <w:r>
+        <w:rPr>
+          <w:sz w:val="24"/>
+          <w:szCs w:val="24"/>
+          <w:lang w:val="ru-RU"/>
+        </w:rPr>
+        <w:t xml:space="preserve">), проверка стоп-слов, а также </w:t>
+      </w:r>
+      <w:proofErr w:type="spellStart"/>
+      <w:r>
+        <w:rPr>
+          <w:sz w:val="24"/>
+          <w:szCs w:val="24"/>
+          <w:lang w:val="ru-RU"/>
+        </w:rPr>
+        <w:t>токенизация</w:t>
+      </w:r>
+      <w:proofErr w:type="spellEnd"/>
+      <w:r>
+        <w:rPr>
+          <w:sz w:val="24"/>
+          <w:szCs w:val="24"/>
+          <w:lang w:val="ru-RU"/>
+        </w:rPr>
+        <w:t xml:space="preserve"> и добавление термов в простую </w:t>
+      </w:r>
+      <w:proofErr w:type="spellStart"/>
+      <w:r>
+        <w:rPr>
+          <w:sz w:val="24"/>
+          <w:szCs w:val="24"/>
+          <w:lang w:val="ru-RU"/>
+        </w:rPr>
+        <w:t>хеш</w:t>
+      </w:r>
+      <w:proofErr w:type="spellEnd"/>
+      <w:r>
+        <w:rPr>
+          <w:sz w:val="24"/>
+          <w:szCs w:val="24"/>
+          <w:lang w:val="ru-RU"/>
+        </w:rPr>
+        <w:t>-структуру (</w:t>
+      </w:r>
+      <w:proofErr w:type="spellStart"/>
+      <w:r>
+        <w:rPr>
+          <w:sz w:val="24"/>
+          <w:szCs w:val="24"/>
+          <w:lang w:val="ru-RU"/>
+        </w:rPr>
+        <w:t>tokenize_and_index</w:t>
+      </w:r>
+      <w:proofErr w:type="spellEnd"/>
+      <w:r>
+        <w:rPr>
+          <w:sz w:val="24"/>
+          <w:szCs w:val="24"/>
+          <w:lang w:val="ru-RU"/>
+        </w:rPr>
+        <w:t> + </w:t>
+      </w:r>
+      <w:proofErr w:type="spellStart"/>
+      <w:r>
+        <w:rPr>
+          <w:sz w:val="24"/>
+          <w:szCs w:val="24"/>
+          <w:lang w:val="ru-RU"/>
+        </w:rPr>
+        <w:t>term_find_or_add</w:t>
+      </w:r>
+      <w:proofErr w:type="spellEnd"/>
+      <w:proofErr w:type="gramStart"/>
+      <w:r>
+        <w:rPr>
+          <w:sz w:val="24"/>
+          <w:szCs w:val="24"/>
+          <w:lang w:val="ru-RU"/>
+        </w:rPr>
+        <w:t>).​</w:t>
+      </w:r>
+      <w:proofErr w:type="gramEnd"/>
+    </w:p>
+    <w:p>
+      <w:pPr>
+        <w:numPr>
+          <w:ilvl w:val="0"/>
+          <w:numId w:val="46"/>
+        </w:numPr>
+        <w:jc w:val="both"/>
+        <w:rPr>
+          <w:sz w:val="24"/>
+          <w:szCs w:val="24"/>
+          <w:lang w:val="ru-RU"/>
+        </w:rPr>
+      </w:pPr>
+      <w:r>
+        <w:rPr>
+          <w:b/>
+          <w:bCs/>
+          <w:sz w:val="24"/>
+          <w:szCs w:val="24"/>
+          <w:lang w:val="ru-RU"/>
+        </w:rPr>
+        <w:t>Тесты</w:t>
+      </w:r>
+      <w:r>
+        <w:rPr>
+          <w:b/>
+          <w:bCs/>
+          <w:sz w:val="24"/>
+          <w:szCs w:val="24"/>
+          <w:lang w:val="en-US"/>
         </w:rPr>
         <w:t xml:space="preserve"> </w:t>
       </w:r>
-      <w:proofErr w:type="spellStart"/>
-      <w:r>
-        <w:rPr>
-          <w:sz w:val="24"/>
-          <w:szCs w:val="24"/>
-          <w:lang w:val="ru-RU"/>
-        </w:rPr>
-        <w:t>фреймворк</w:t>
-      </w:r>
-      <w:proofErr w:type="spellEnd"/>
-      <w:r>
-        <w:rPr>
-          <w:sz w:val="24"/>
-          <w:szCs w:val="24"/>
-          <w:lang w:val="ru-RU"/>
+      <w:r>
+        <w:rPr>
+          <w:b/>
+          <w:bCs/>
+          <w:sz w:val="24"/>
+          <w:szCs w:val="24"/>
+          <w:lang w:val="ru-RU"/>
+        </w:rPr>
+        <w:t>булевого</w:t>
+      </w:r>
+      <w:r>
+        <w:rPr>
+          <w:b/>
+          <w:bCs/>
+          <w:sz w:val="24"/>
+          <w:szCs w:val="24"/>
+          <w:lang w:val="en-US"/>
         </w:rPr>
         <w:t xml:space="preserve"> </w:t>
       </w:r>
-      <w:proofErr w:type="spellStart"/>
-      <w:r>
-        <w:rPr>
-          <w:sz w:val="24"/>
-          <w:szCs w:val="24"/>
-          <w:lang w:val="ru-RU"/>
-        </w:rPr>
-        <w:t>pytest</w:t>
-      </w:r>
-      <w:proofErr w:type="spellEnd"/>
-      <w:r>
-        <w:rPr>
-          <w:sz w:val="24"/>
-          <w:szCs w:val="24"/>
-          <w:lang w:val="ru-RU"/>
-        </w:rPr>
-        <w:t xml:space="preserve"> и набор тестовых модулей в каталоге </w:t>
-      </w:r>
-      <w:proofErr w:type="spellStart"/>
-      <w:r>
-        <w:rPr>
-          <w:sz w:val="24"/>
-          <w:szCs w:val="24"/>
-          <w:lang w:val="ru-RU"/>
-        </w:rPr>
-        <w:t>tests</w:t>
-      </w:r>
-      <w:proofErr w:type="spellEnd"/>
-      <w:r>
-        <w:rPr>
-          <w:sz w:val="24"/>
-          <w:szCs w:val="24"/>
-          <w:lang w:val="ru-RU"/>
-        </w:rPr>
-        <w:t xml:space="preserve">. Запуск тестов организован через скрипт run_tests.py, который проверяет наличие компиляторов </w:t>
-      </w:r>
-      <w:proofErr w:type="spellStart"/>
-      <w:r>
-        <w:rPr>
-          <w:sz w:val="24"/>
-          <w:szCs w:val="24"/>
-          <w:lang w:val="ru-RU"/>
-        </w:rPr>
-        <w:t>gcc</w:t>
-      </w:r>
-      <w:proofErr w:type="spellEnd"/>
-      <w:r>
-        <w:rPr>
-          <w:sz w:val="24"/>
-          <w:szCs w:val="24"/>
-          <w:lang w:val="ru-RU"/>
-        </w:rPr>
-        <w:t xml:space="preserve"> и g++, затем выполняет </w:t>
-      </w:r>
-      <w:proofErr w:type="spellStart"/>
-      <w:r>
-        <w:rPr>
-          <w:sz w:val="24"/>
-          <w:szCs w:val="24"/>
-          <w:lang w:val="ru-RU"/>
-        </w:rPr>
-        <w:t>pytest</w:t>
-      </w:r>
-      <w:proofErr w:type="spellEnd"/>
-      <w:r>
-        <w:rPr>
-          <w:sz w:val="24"/>
-          <w:szCs w:val="24"/>
-          <w:lang w:val="ru-RU"/>
-        </w:rPr>
-        <w:t xml:space="preserve"> с подробным выводом. Такой подход позволяет автоматически собирать тестируемые бинарные файлы из исходников и запускать их в изолированной временной директории, не затрагивая рабочие индексы и корпус.</w:t>
-      </w:r>
-    </w:p>
-    <w:p>
-      <w:pPr>
-        <w:ind w:firstLine="708"/>
-        <w:jc w:val="both"/>
-        <w:rPr>
-          <w:sz w:val="24"/>
-          <w:szCs w:val="24"/>
-          <w:lang w:val="ru-RU"/>
-        </w:rPr>
-      </w:pPr>
-      <w:r>
-        <w:rPr>
-          <w:sz w:val="24"/>
-          <w:szCs w:val="24"/>
-          <w:lang w:val="ru-RU"/>
-        </w:rPr>
-        <w:t xml:space="preserve">Основная идея тестирования состоит в том, что каждая группа тестов создает минимальный искусственный корпус документов, генерирует </w:t>
-      </w:r>
-      <w:proofErr w:type="spellStart"/>
-      <w:r>
-        <w:rPr>
-          <w:sz w:val="24"/>
-          <w:szCs w:val="24"/>
-          <w:lang w:val="ru-RU"/>
-        </w:rPr>
-        <w:t>manifest</w:t>
-      </w:r>
-      <w:proofErr w:type="spellEnd"/>
-      <w:r>
-        <w:rPr>
-          <w:sz w:val="24"/>
-          <w:szCs w:val="24"/>
-          <w:lang w:val="ru-RU"/>
-        </w:rPr>
-        <w:t xml:space="preserve"> файл, компилирует нужный компонент и запускает его через </w:t>
-      </w:r>
-      <w:proofErr w:type="spellStart"/>
-      <w:r>
-        <w:rPr>
-          <w:sz w:val="24"/>
-          <w:szCs w:val="24"/>
-          <w:lang w:val="ru-RU"/>
-        </w:rPr>
-        <w:t>subprocess</w:t>
-      </w:r>
-      <w:proofErr w:type="spellEnd"/>
-      <w:r>
-        <w:rPr>
-          <w:sz w:val="24"/>
-          <w:szCs w:val="24"/>
-          <w:lang w:val="ru-RU"/>
-        </w:rPr>
-        <w:t xml:space="preserve">. Далее тесты проверяют код возврата процесса, наличие выходных файлов и корректность ключевых строк в </w:t>
-      </w:r>
-      <w:proofErr w:type="spellStart"/>
-      <w:r>
-        <w:rPr>
-          <w:sz w:val="24"/>
-          <w:szCs w:val="24"/>
-          <w:lang w:val="ru-RU"/>
-        </w:rPr>
-        <w:t>stdout</w:t>
-      </w:r>
-      <w:proofErr w:type="spellEnd"/>
-      <w:r>
-        <w:rPr>
-          <w:sz w:val="24"/>
-          <w:szCs w:val="24"/>
-          <w:lang w:val="ru-RU"/>
-        </w:rPr>
-        <w:t xml:space="preserve"> и </w:t>
-      </w:r>
-      <w:proofErr w:type="spellStart"/>
-      <w:r>
-        <w:rPr>
-          <w:sz w:val="24"/>
-          <w:szCs w:val="24"/>
-          <w:lang w:val="ru-RU"/>
-        </w:rPr>
-        <w:t>stderr</w:t>
-      </w:r>
-      <w:proofErr w:type="spellEnd"/>
-      <w:r>
-        <w:rPr>
-          <w:sz w:val="24"/>
-          <w:szCs w:val="24"/>
-          <w:lang w:val="ru-RU"/>
-        </w:rPr>
-        <w:t xml:space="preserve">. Для бинарных форматов дополнительно выполняется чтение файлов в режиме </w:t>
-      </w:r>
-      <w:proofErr w:type="spellStart"/>
-      <w:r>
-        <w:rPr>
-          <w:sz w:val="24"/>
-          <w:szCs w:val="24"/>
-          <w:lang w:val="ru-RU"/>
-        </w:rPr>
-        <w:t>rb</w:t>
-      </w:r>
-      <w:proofErr w:type="spellEnd"/>
-      <w:r>
-        <w:rPr>
-          <w:sz w:val="24"/>
-          <w:szCs w:val="24"/>
-          <w:lang w:val="ru-RU"/>
-        </w:rPr>
-        <w:t xml:space="preserve"> и проверка полей заголовков через </w:t>
-      </w:r>
-      <w:proofErr w:type="spellStart"/>
+      <w:r>
+        <w:rPr>
+          <w:b/>
+          <w:bCs/>
+          <w:sz w:val="24"/>
+          <w:szCs w:val="24"/>
+          <w:lang w:val="ru-RU"/>
+        </w:rPr>
+        <w:t>поиска</w:t>
+      </w:r>
+      <w:r>
+        <w:rPr>
+          <w:b/>
+          <w:bCs/>
+          <w:sz w:val="24"/>
+          <w:szCs w:val="24"/>
+          <w:lang w:val="en-US"/>
+        </w:rPr>
+        <w:t xml:space="preserve"> (test_boolean_search.cpp).</w:t>
+      </w:r>
+      <w:r>
+        <w:rPr>
+          <w:sz w:val="24"/>
+          <w:szCs w:val="24"/>
+          <w:lang w:val="en-US"/>
+        </w:rPr>
+        <w:t> </w:t>
+      </w:r>
+      <w:r>
+        <w:rPr>
+          <w:sz w:val="24"/>
+          <w:szCs w:val="24"/>
+          <w:lang w:val="ru-RU"/>
+        </w:rPr>
+        <w:t>Проверяется нормализация терма (</w:t>
+      </w:r>
+      <w:proofErr w:type="spellStart"/>
+      <w:r>
+        <w:rPr>
+          <w:sz w:val="24"/>
+          <w:szCs w:val="24"/>
+          <w:lang w:val="ru-RU"/>
+        </w:rPr>
+        <w:t>normalize_term</w:t>
+      </w:r>
+      <w:proofErr w:type="spellEnd"/>
+      <w:r>
+        <w:rPr>
+          <w:sz w:val="24"/>
+          <w:szCs w:val="24"/>
+          <w:lang w:val="ru-RU"/>
+        </w:rPr>
+        <w:t>, включая приведение к нижнему регистру и обработку yo2e), а также базовые булевы операции над отсортированными списками документов: </w:t>
+      </w:r>
+      <w:proofErr w:type="spellStart"/>
+      <w:r>
+        <w:rPr>
+          <w:sz w:val="24"/>
+          <w:szCs w:val="24"/>
+          <w:lang w:val="ru-RU"/>
+        </w:rPr>
+        <w:t>list_and</w:t>
+      </w:r>
+      <w:proofErr w:type="spellEnd"/>
+      <w:r>
+        <w:rPr>
+          <w:sz w:val="24"/>
+          <w:szCs w:val="24"/>
+          <w:lang w:val="ru-RU"/>
+        </w:rPr>
+        <w:t>, </w:t>
+      </w:r>
+      <w:proofErr w:type="spellStart"/>
+      <w:r>
+        <w:rPr>
+          <w:sz w:val="24"/>
+          <w:szCs w:val="24"/>
+          <w:lang w:val="ru-RU"/>
+        </w:rPr>
+        <w:t>list_or</w:t>
+      </w:r>
+      <w:proofErr w:type="spellEnd"/>
+      <w:r>
+        <w:rPr>
+          <w:sz w:val="24"/>
+          <w:szCs w:val="24"/>
+          <w:lang w:val="ru-RU"/>
+        </w:rPr>
+        <w:t>, </w:t>
+      </w:r>
+      <w:proofErr w:type="spellStart"/>
+      <w:r>
+        <w:rPr>
+          <w:sz w:val="24"/>
+          <w:szCs w:val="24"/>
+          <w:lang w:val="ru-RU"/>
+        </w:rPr>
+        <w:t>list_</w:t>
+      </w:r>
       <w:proofErr w:type="gramStart"/>
       <w:r>
         <w:rPr>
@@ -16502,565 +17898,636 @@
           <w:szCs w:val="24"/>
           <w:lang w:val="ru-RU"/>
         </w:rPr>
-        <w:t>struct.unpack</w:t>
-      </w:r>
-      <w:proofErr w:type="spellEnd"/>
+        <w:t>not</w:t>
+      </w:r>
+      <w:proofErr w:type="spellEnd"/>
+      <w:r>
+        <w:rPr>
+          <w:sz w:val="24"/>
+          <w:szCs w:val="24"/>
+          <w:lang w:val="ru-RU"/>
+        </w:rPr>
+        <w:t>.​</w:t>
+      </w:r>
       <w:proofErr w:type="gramEnd"/>
-      <w:r>
-        <w:rPr>
-          <w:sz w:val="24"/>
-          <w:szCs w:val="24"/>
-          <w:lang w:val="ru-RU"/>
-        </w:rPr>
-        <w:t>, что обеспечивает контроль совместимости формата и корректность записи метаданных.</w:t>
-      </w:r>
-    </w:p>
-    <w:p>
-      <w:pPr>
-        <w:jc w:val="both"/>
-        <w:rPr>
-          <w:sz w:val="24"/>
-          <w:szCs w:val="24"/>
-          <w:lang w:val="ru-RU"/>
-        </w:rPr>
-      </w:pPr>
-      <w:r>
-        <w:rPr>
-          <w:sz w:val="24"/>
-          <w:szCs w:val="24"/>
-          <w:lang w:val="ru-RU"/>
-        </w:rPr>
-        <w:t>Покрытие тестами организ</w:t>
-      </w:r>
-      <w:r>
-        <w:rPr>
-          <w:sz w:val="24"/>
-          <w:szCs w:val="24"/>
-          <w:lang w:val="ru-RU"/>
-        </w:rPr>
-        <w:t>овано по функциональным модулям.</w:t>
-      </w:r>
-    </w:p>
-    <w:p>
-      <w:pPr>
-        <w:ind w:firstLine="360"/>
-        <w:jc w:val="both"/>
-        <w:rPr>
-          <w:sz w:val="24"/>
-          <w:szCs w:val="24"/>
-          <w:lang w:val="ru-RU"/>
-        </w:rPr>
-      </w:pPr>
-      <w:r>
-        <w:rPr>
-          <w:sz w:val="24"/>
-          <w:szCs w:val="24"/>
-          <w:lang w:val="ru-RU"/>
-        </w:rPr>
-        <w:t xml:space="preserve">Тесты построения булевого индекса проверяют корректность чтения </w:t>
-      </w:r>
-      <w:proofErr w:type="spellStart"/>
-      <w:r>
-        <w:rPr>
-          <w:sz w:val="24"/>
-          <w:szCs w:val="24"/>
-          <w:lang w:val="ru-RU"/>
-        </w:rPr>
-        <w:t>manifest</w:t>
-      </w:r>
-      <w:proofErr w:type="spellEnd"/>
-      <w:r>
-        <w:rPr>
-          <w:sz w:val="24"/>
-          <w:szCs w:val="24"/>
-          <w:lang w:val="ru-RU"/>
-        </w:rPr>
-        <w:t xml:space="preserve">, реакцию на отсутствующие колонки, обработку отсутствующих текстовых файлов и создание выходных файлов </w:t>
-      </w:r>
-      <w:proofErr w:type="spellStart"/>
-      <w:r>
-        <w:rPr>
-          <w:sz w:val="24"/>
-          <w:szCs w:val="24"/>
-          <w:lang w:val="ru-RU"/>
-        </w:rPr>
-        <w:t>inv.bin</w:t>
-      </w:r>
-      <w:proofErr w:type="spellEnd"/>
-      <w:r>
-        <w:rPr>
-          <w:sz w:val="24"/>
-          <w:szCs w:val="24"/>
-          <w:lang w:val="ru-RU"/>
-        </w:rPr>
-        <w:t xml:space="preserve"> и </w:t>
-      </w:r>
-      <w:proofErr w:type="spellStart"/>
-      <w:r>
-        <w:rPr>
-          <w:sz w:val="24"/>
-          <w:szCs w:val="24"/>
-          <w:lang w:val="ru-RU"/>
-        </w:rPr>
-        <w:t>fwd.bin</w:t>
-      </w:r>
-      <w:proofErr w:type="spellEnd"/>
-      <w:r>
-        <w:rPr>
-          <w:sz w:val="24"/>
-          <w:szCs w:val="24"/>
-          <w:lang w:val="ru-RU"/>
-        </w:rPr>
-        <w:t xml:space="preserve">. В отдельном наборе тестов проверяются параметры запуска, включая yo2e, </w:t>
-      </w:r>
-      <w:proofErr w:type="spellStart"/>
-      <w:r>
-        <w:rPr>
-          <w:sz w:val="24"/>
-          <w:szCs w:val="24"/>
-          <w:lang w:val="ru-RU"/>
-        </w:rPr>
-        <w:t>keepnumbers</w:t>
-      </w:r>
-      <w:proofErr w:type="spellEnd"/>
-      <w:r>
-        <w:rPr>
-          <w:sz w:val="24"/>
-          <w:szCs w:val="24"/>
-          <w:lang w:val="ru-RU"/>
+    </w:p>
+    <w:p>
+      <w:pPr>
+        <w:numPr>
+          <w:ilvl w:val="0"/>
+          <w:numId w:val="46"/>
+        </w:numPr>
+        <w:jc w:val="both"/>
+        <w:rPr>
+          <w:sz w:val="24"/>
+          <w:szCs w:val="24"/>
+          <w:lang w:val="en-US"/>
+        </w:rPr>
+      </w:pPr>
+      <w:r>
+        <w:rPr>
+          <w:b/>
+          <w:bCs/>
+          <w:sz w:val="24"/>
+          <w:szCs w:val="24"/>
+          <w:lang w:val="ru-RU"/>
+        </w:rPr>
+        <w:t>Тесты</w:t>
+      </w:r>
+      <w:r>
+        <w:rPr>
+          <w:b/>
+          <w:bCs/>
+          <w:sz w:val="24"/>
+          <w:szCs w:val="24"/>
+          <w:lang w:val="en-US"/>
+        </w:rPr>
+        <w:t xml:space="preserve"> </w:t>
+      </w:r>
+      <w:r>
+        <w:rPr>
+          <w:b/>
+          <w:bCs/>
+          <w:sz w:val="24"/>
+          <w:szCs w:val="24"/>
+          <w:lang w:val="ru-RU"/>
+        </w:rPr>
+        <w:t>сжатия</w:t>
+      </w:r>
+      <w:r>
+        <w:rPr>
+          <w:b/>
+          <w:bCs/>
+          <w:sz w:val="24"/>
+          <w:szCs w:val="24"/>
+          <w:lang w:val="en-US"/>
+        </w:rPr>
+        <w:t xml:space="preserve"> (test_compression.cpp).</w:t>
+      </w:r>
+      <w:r>
+        <w:rPr>
+          <w:sz w:val="24"/>
+          <w:szCs w:val="24"/>
+          <w:lang w:val="en-US"/>
+        </w:rPr>
+        <w:t> </w:t>
+      </w:r>
+      <w:r>
+        <w:rPr>
+          <w:sz w:val="24"/>
+          <w:szCs w:val="24"/>
+          <w:lang w:val="ru-RU"/>
+        </w:rPr>
+        <w:t>Проверяются</w:t>
+      </w:r>
+      <w:r>
+        <w:rPr>
+          <w:sz w:val="24"/>
+          <w:szCs w:val="24"/>
+          <w:lang w:val="en-US"/>
+        </w:rPr>
+        <w:t xml:space="preserve"> </w:t>
+      </w:r>
+      <w:r>
+        <w:rPr>
+          <w:sz w:val="24"/>
+          <w:szCs w:val="24"/>
+          <w:lang w:val="ru-RU"/>
+        </w:rPr>
+        <w:t>процедуры</w:t>
+      </w:r>
+      <w:r>
+        <w:rPr>
+          <w:sz w:val="24"/>
+          <w:szCs w:val="24"/>
+          <w:lang w:val="en-US"/>
+        </w:rPr>
+        <w:t xml:space="preserve"> delta</w:t>
+      </w:r>
+      <w:r>
+        <w:rPr>
+          <w:sz w:val="24"/>
+          <w:szCs w:val="24"/>
+          <w:lang w:val="en-US"/>
+        </w:rPr>
+        <w:noBreakHyphen/>
+      </w:r>
+      <w:proofErr w:type="spellStart"/>
+      <w:r>
+        <w:rPr>
+          <w:sz w:val="24"/>
+          <w:szCs w:val="24"/>
+          <w:lang w:val="en-US"/>
+        </w:rPr>
+        <w:t>VByte</w:t>
+      </w:r>
+      <w:proofErr w:type="spellEnd"/>
+      <w:r>
+        <w:rPr>
+          <w:sz w:val="24"/>
+          <w:szCs w:val="24"/>
+          <w:lang w:val="en-US"/>
+        </w:rPr>
+        <w:t xml:space="preserve"> </w:t>
+      </w:r>
+      <w:r>
+        <w:rPr>
+          <w:sz w:val="24"/>
+          <w:szCs w:val="24"/>
+          <w:lang w:val="ru-RU"/>
+        </w:rPr>
+        <w:t>кодирования</w:t>
+      </w:r>
+      <w:r>
+        <w:rPr>
+          <w:sz w:val="24"/>
+          <w:szCs w:val="24"/>
+          <w:lang w:val="en-US"/>
+        </w:rPr>
+        <w:t>/</w:t>
+      </w:r>
+      <w:r>
+        <w:rPr>
+          <w:sz w:val="24"/>
+          <w:szCs w:val="24"/>
+          <w:lang w:val="ru-RU"/>
+        </w:rPr>
+        <w:t>декодирования</w:t>
+      </w:r>
+      <w:r>
+        <w:rPr>
+          <w:sz w:val="24"/>
+          <w:szCs w:val="24"/>
+          <w:lang w:val="en-US"/>
+        </w:rPr>
+        <w:t xml:space="preserve"> postings: </w:t>
+      </w:r>
+      <w:proofErr w:type="spellStart"/>
+      <w:r>
+        <w:rPr>
+          <w:sz w:val="24"/>
+          <w:szCs w:val="24"/>
+          <w:lang w:val="en-US"/>
+        </w:rPr>
+        <w:t>encode_delta_vbyte</w:t>
+      </w:r>
+      <w:proofErr w:type="spellEnd"/>
+      <w:r>
+        <w:rPr>
+          <w:sz w:val="24"/>
+          <w:szCs w:val="24"/>
+          <w:lang w:val="en-US"/>
+        </w:rPr>
+        <w:t> </w:t>
+      </w:r>
+      <w:r>
+        <w:rPr>
+          <w:sz w:val="24"/>
+          <w:szCs w:val="24"/>
+          <w:lang w:val="ru-RU"/>
+        </w:rPr>
+        <w:t>и</w:t>
+      </w:r>
+      <w:r>
+        <w:rPr>
+          <w:sz w:val="24"/>
+          <w:szCs w:val="24"/>
+          <w:lang w:val="en-US"/>
+        </w:rPr>
+        <w:t> </w:t>
+      </w:r>
+      <w:proofErr w:type="spellStart"/>
+      <w:r>
+        <w:rPr>
+          <w:sz w:val="24"/>
+          <w:szCs w:val="24"/>
+          <w:lang w:val="en-US"/>
+        </w:rPr>
+        <w:t>decode_delta_vbyte_postings</w:t>
+      </w:r>
+      <w:proofErr w:type="spellEnd"/>
+      <w:r>
+        <w:rPr>
+          <w:sz w:val="24"/>
+          <w:szCs w:val="24"/>
+          <w:lang w:val="en-US"/>
         </w:rPr>
         <w:t xml:space="preserve">, </w:t>
       </w:r>
-      <w:proofErr w:type="spellStart"/>
-      <w:r>
-        <w:rPr>
-          <w:sz w:val="24"/>
-          <w:szCs w:val="24"/>
-          <w:lang w:val="ru-RU"/>
-        </w:rPr>
-        <w:t>minlen</w:t>
-      </w:r>
-      <w:proofErr w:type="spellEnd"/>
-      <w:r>
-        <w:rPr>
-          <w:sz w:val="24"/>
-          <w:szCs w:val="24"/>
-          <w:lang w:val="ru-RU"/>
-        </w:rPr>
-        <w:t xml:space="preserve"> и </w:t>
-      </w:r>
-      <w:proofErr w:type="spellStart"/>
-      <w:r>
-        <w:rPr>
-          <w:sz w:val="24"/>
-          <w:szCs w:val="24"/>
-          <w:lang w:val="ru-RU"/>
-        </w:rPr>
-        <w:t>maxdocbytes</w:t>
-      </w:r>
-      <w:proofErr w:type="spellEnd"/>
-      <w:r>
-        <w:rPr>
-          <w:sz w:val="24"/>
-          <w:szCs w:val="24"/>
-          <w:lang w:val="ru-RU"/>
-        </w:rPr>
-        <w:t xml:space="preserve">, чтобы убедиться, что программа корректно принимает опции командной строки и не падает на разных режимах. Также проверяется структура заголовков </w:t>
-      </w:r>
-      <w:proofErr w:type="spellStart"/>
-      <w:r>
-        <w:rPr>
-          <w:sz w:val="24"/>
-          <w:szCs w:val="24"/>
-          <w:lang w:val="ru-RU"/>
-        </w:rPr>
-        <w:t>inv.bin</w:t>
-      </w:r>
-      <w:proofErr w:type="spellEnd"/>
-      <w:r>
-        <w:rPr>
-          <w:sz w:val="24"/>
-          <w:szCs w:val="24"/>
-          <w:lang w:val="ru-RU"/>
-        </w:rPr>
-        <w:t xml:space="preserve"> и </w:t>
-      </w:r>
-      <w:proofErr w:type="spellStart"/>
-      <w:r>
-        <w:rPr>
-          <w:sz w:val="24"/>
-          <w:szCs w:val="24"/>
-          <w:lang w:val="ru-RU"/>
-        </w:rPr>
-        <w:t>fwd.bin</w:t>
-      </w:r>
-      <w:proofErr w:type="spellEnd"/>
-      <w:r>
-        <w:rPr>
-          <w:sz w:val="24"/>
-          <w:szCs w:val="24"/>
-          <w:lang w:val="ru-RU"/>
-        </w:rPr>
-        <w:t xml:space="preserve">, включая магические байты INV1 и FWD1, версии формата и согласованность </w:t>
-      </w:r>
-      <w:proofErr w:type="spellStart"/>
-      <w:r>
-        <w:rPr>
-          <w:sz w:val="24"/>
-          <w:szCs w:val="24"/>
-          <w:lang w:val="ru-RU"/>
-        </w:rPr>
-        <w:t>doc_count</w:t>
-      </w:r>
-      <w:proofErr w:type="spellEnd"/>
-      <w:r>
-        <w:rPr>
-          <w:sz w:val="24"/>
-          <w:szCs w:val="24"/>
-          <w:lang w:val="ru-RU"/>
-        </w:rPr>
-        <w:t>.</w:t>
-      </w:r>
-    </w:p>
-    <w:p>
-      <w:pPr>
-        <w:ind w:firstLine="360"/>
-        <w:jc w:val="both"/>
-        <w:rPr>
-          <w:sz w:val="24"/>
-          <w:szCs w:val="24"/>
-          <w:lang w:val="ru-RU"/>
-        </w:rPr>
-      </w:pPr>
-      <w:r>
-        <w:rPr>
-          <w:sz w:val="24"/>
-          <w:szCs w:val="24"/>
-          <w:lang w:val="ru-RU"/>
-        </w:rPr>
-        <w:t xml:space="preserve">Тесты булевого поиска собирают небольшой индекс на искусственных документах и затем запускают </w:t>
-      </w:r>
-      <w:proofErr w:type="spellStart"/>
-      <w:r>
-        <w:rPr>
-          <w:sz w:val="24"/>
-          <w:szCs w:val="24"/>
-          <w:lang w:val="ru-RU"/>
-        </w:rPr>
-        <w:t>search_cli</w:t>
-      </w:r>
-      <w:proofErr w:type="spellEnd"/>
-      <w:r>
-        <w:rPr>
-          <w:sz w:val="24"/>
-          <w:szCs w:val="24"/>
-          <w:lang w:val="ru-RU"/>
-        </w:rPr>
-        <w:t xml:space="preserve">, подавая запросы через </w:t>
-      </w:r>
-      <w:proofErr w:type="spellStart"/>
-      <w:r>
-        <w:rPr>
-          <w:sz w:val="24"/>
-          <w:szCs w:val="24"/>
-          <w:lang w:val="ru-RU"/>
-        </w:rPr>
-        <w:t>stdin</w:t>
-      </w:r>
-      <w:proofErr w:type="spellEnd"/>
-      <w:r>
-        <w:rPr>
-          <w:sz w:val="24"/>
-          <w:szCs w:val="24"/>
-          <w:lang w:val="ru-RU"/>
-        </w:rPr>
-        <w:t xml:space="preserve">. Проверяются базовые операции поиска по одному термину, операции AND, OR, NOT, поддержка неявного AND и корректность обработки сложных выражений. Дополнительно предусмотрены тесты на пустой результат, нормализацию терма запроса и обработку ошибок при отсутствии файлов индекса или неверных </w:t>
-      </w:r>
-      <w:proofErr w:type="spellStart"/>
-      <w:r>
-        <w:rPr>
-          <w:sz w:val="24"/>
-          <w:szCs w:val="24"/>
-          <w:lang w:val="ru-RU"/>
-        </w:rPr>
-        <w:t>magic</w:t>
-      </w:r>
-      <w:proofErr w:type="spellEnd"/>
-      <w:r>
-        <w:rPr>
-          <w:sz w:val="24"/>
-          <w:szCs w:val="24"/>
-          <w:lang w:val="ru-RU"/>
-        </w:rPr>
-        <w:t xml:space="preserve"> байтах. Формат выдачи проверяется отдельно: для булевых запросов ожидаются строки из трех полей, а для ранжированного режима проверяется наличие </w:t>
-      </w:r>
-      <w:proofErr w:type="spellStart"/>
-      <w:r>
-        <w:rPr>
-          <w:sz w:val="24"/>
-          <w:szCs w:val="24"/>
-          <w:lang w:val="ru-RU"/>
-        </w:rPr>
-        <w:t>score</w:t>
-      </w:r>
-      <w:proofErr w:type="spellEnd"/>
-      <w:r>
-        <w:rPr>
-          <w:sz w:val="24"/>
-          <w:szCs w:val="24"/>
-          <w:lang w:val="ru-RU"/>
-        </w:rPr>
-        <w:t xml:space="preserve"> как числа.</w:t>
-      </w:r>
-    </w:p>
-    <w:p>
-      <w:pPr>
-        <w:ind w:firstLine="360"/>
-        <w:jc w:val="both"/>
-        <w:rPr>
-          <w:sz w:val="24"/>
-          <w:szCs w:val="24"/>
-          <w:lang w:val="ru-RU"/>
-        </w:rPr>
-      </w:pPr>
-      <w:r>
-        <w:rPr>
-          <w:sz w:val="24"/>
-          <w:szCs w:val="24"/>
-          <w:lang w:val="ru-RU"/>
-        </w:rPr>
-        <w:t xml:space="preserve">Тесты сжатия проверяют, что при построении индекса выводится статистика сжатия, </w:t>
-      </w:r>
-      <w:r>
-        <w:rPr>
-          <w:sz w:val="24"/>
-          <w:szCs w:val="24"/>
-          <w:lang w:val="ru-RU"/>
-        </w:rPr>
-        <w:lastRenderedPageBreak/>
-        <w:t xml:space="preserve">включая строки </w:t>
-      </w:r>
-      <w:proofErr w:type="spellStart"/>
-      <w:r>
-        <w:rPr>
-          <w:sz w:val="24"/>
-          <w:szCs w:val="24"/>
-          <w:lang w:val="ru-RU"/>
-        </w:rPr>
-        <w:t>Postings</w:t>
-      </w:r>
-      <w:proofErr w:type="spellEnd"/>
-      <w:r>
-        <w:rPr>
-          <w:sz w:val="24"/>
-          <w:szCs w:val="24"/>
-          <w:lang w:val="ru-RU"/>
+      <w:r>
+        <w:rPr>
+          <w:sz w:val="24"/>
+          <w:szCs w:val="24"/>
+          <w:lang w:val="ru-RU"/>
+        </w:rPr>
+        <w:t>включая</w:t>
+      </w:r>
+      <w:r>
+        <w:rPr>
+          <w:sz w:val="24"/>
+          <w:szCs w:val="24"/>
+          <w:lang w:val="en-US"/>
         </w:rPr>
         <w:t xml:space="preserve"> </w:t>
       </w:r>
-      <w:proofErr w:type="spellStart"/>
-      <w:r>
-        <w:rPr>
-          <w:sz w:val="24"/>
-          <w:szCs w:val="24"/>
-          <w:lang w:val="ru-RU"/>
-        </w:rPr>
-        <w:t>uncompressed</w:t>
-      </w:r>
-      <w:proofErr w:type="spellEnd"/>
-      <w:r>
-        <w:rPr>
-          <w:sz w:val="24"/>
-          <w:szCs w:val="24"/>
-          <w:lang w:val="ru-RU"/>
-        </w:rPr>
-        <w:t xml:space="preserve">, </w:t>
-      </w:r>
-      <w:proofErr w:type="spellStart"/>
-      <w:r>
-        <w:rPr>
-          <w:sz w:val="24"/>
-          <w:szCs w:val="24"/>
-          <w:lang w:val="ru-RU"/>
-        </w:rPr>
-        <w:t>Postings</w:t>
-      </w:r>
-      <w:proofErr w:type="spellEnd"/>
-      <w:r>
-        <w:rPr>
-          <w:sz w:val="24"/>
-          <w:szCs w:val="24"/>
-          <w:lang w:val="ru-RU"/>
+      <w:r>
+        <w:rPr>
+          <w:sz w:val="24"/>
+          <w:szCs w:val="24"/>
+          <w:lang w:val="ru-RU"/>
+        </w:rPr>
+        <w:t>случаи</w:t>
+      </w:r>
+      <w:r>
+        <w:rPr>
+          <w:sz w:val="24"/>
+          <w:szCs w:val="24"/>
+          <w:lang w:val="en-US"/>
         </w:rPr>
         <w:t xml:space="preserve"> </w:t>
       </w:r>
-      <w:proofErr w:type="spellStart"/>
-      <w:r>
-        <w:rPr>
-          <w:sz w:val="24"/>
-          <w:szCs w:val="24"/>
-          <w:lang w:val="ru-RU"/>
-        </w:rPr>
-        <w:t>compressed</w:t>
-      </w:r>
-      <w:proofErr w:type="spellEnd"/>
-      <w:r>
-        <w:rPr>
-          <w:sz w:val="24"/>
-          <w:szCs w:val="24"/>
-          <w:lang w:val="ru-RU"/>
-        </w:rPr>
-        <w:t xml:space="preserve"> и </w:t>
-      </w:r>
-      <w:proofErr w:type="spellStart"/>
-      <w:r>
-        <w:rPr>
-          <w:sz w:val="24"/>
-          <w:szCs w:val="24"/>
-          <w:lang w:val="ru-RU"/>
-        </w:rPr>
-        <w:t>Compression</w:t>
-      </w:r>
-      <w:proofErr w:type="spellEnd"/>
-      <w:r>
-        <w:rPr>
-          <w:sz w:val="24"/>
-          <w:szCs w:val="24"/>
-          <w:lang w:val="ru-RU"/>
+      <w:r>
+        <w:rPr>
+          <w:sz w:val="24"/>
+          <w:szCs w:val="24"/>
+          <w:lang w:val="ru-RU"/>
+        </w:rPr>
+        <w:t>одного</w:t>
+      </w:r>
+      <w:r>
+        <w:rPr>
+          <w:sz w:val="24"/>
+          <w:szCs w:val="24"/>
+          <w:lang w:val="en-US"/>
+        </w:rPr>
+        <w:t xml:space="preserve"> posting, </w:t>
+      </w:r>
+      <w:r>
+        <w:rPr>
+          <w:sz w:val="24"/>
+          <w:szCs w:val="24"/>
+          <w:lang w:val="ru-RU"/>
+        </w:rPr>
+        <w:t>нескольких</w:t>
+      </w:r>
+      <w:r>
+        <w:rPr>
+          <w:sz w:val="24"/>
+          <w:szCs w:val="24"/>
+          <w:lang w:val="en-US"/>
+        </w:rPr>
+        <w:t xml:space="preserve"> postings </w:t>
+      </w:r>
+      <w:r>
+        <w:rPr>
+          <w:sz w:val="24"/>
+          <w:szCs w:val="24"/>
+          <w:lang w:val="ru-RU"/>
+        </w:rPr>
+        <w:t>и</w:t>
+      </w:r>
+      <w:r>
+        <w:rPr>
+          <w:sz w:val="24"/>
+          <w:szCs w:val="24"/>
+          <w:lang w:val="en-US"/>
         </w:rPr>
         <w:t xml:space="preserve"> </w:t>
       </w:r>
-      <w:proofErr w:type="spellStart"/>
-      <w:r>
-        <w:rPr>
-          <w:sz w:val="24"/>
-          <w:szCs w:val="24"/>
-          <w:lang w:val="ru-RU"/>
-        </w:rPr>
-        <w:t>ratio</w:t>
-      </w:r>
-      <w:proofErr w:type="spellEnd"/>
-      <w:r>
-        <w:rPr>
-          <w:sz w:val="24"/>
-          <w:szCs w:val="24"/>
-          <w:lang w:val="ru-RU"/>
-        </w:rPr>
-        <w:t>. Дополнительно проверяются сценарии с одним документом, несколькими документами, большим словарем, пустым документом, пунктуацией и повторяющимися термами. Структурная проверка включает контроль версии инвертированного индекса, чтобы гарантировать запись сжатого формата.</w:t>
-      </w:r>
-    </w:p>
-    <w:p>
-      <w:pPr>
-        <w:ind w:firstLine="360"/>
-        <w:jc w:val="both"/>
-        <w:rPr>
-          <w:sz w:val="24"/>
-          <w:szCs w:val="24"/>
-          <w:lang w:val="ru-RU"/>
-        </w:rPr>
-      </w:pPr>
-      <w:r>
-        <w:rPr>
-          <w:sz w:val="24"/>
-          <w:szCs w:val="24"/>
-          <w:lang w:val="ru-RU"/>
-        </w:rPr>
-        <w:t xml:space="preserve">Тесты TF IDF проверяют ранжирование на контролируемых коллекциях документов. В тестах оценивается наличие </w:t>
-      </w:r>
-      <w:proofErr w:type="spellStart"/>
-      <w:r>
-        <w:rPr>
-          <w:sz w:val="24"/>
-          <w:szCs w:val="24"/>
-          <w:lang w:val="ru-RU"/>
-        </w:rPr>
-        <w:t>score</w:t>
-      </w:r>
-      <w:proofErr w:type="spellEnd"/>
-      <w:r>
-        <w:rPr>
-          <w:sz w:val="24"/>
-          <w:szCs w:val="24"/>
-          <w:lang w:val="ru-RU"/>
-        </w:rPr>
-        <w:t xml:space="preserve"> в выдаче, положительность </w:t>
-      </w:r>
-      <w:proofErr w:type="spellStart"/>
-      <w:r>
-        <w:rPr>
-          <w:sz w:val="24"/>
-          <w:szCs w:val="24"/>
-          <w:lang w:val="ru-RU"/>
-        </w:rPr>
-        <w:t>score</w:t>
-      </w:r>
-      <w:proofErr w:type="spellEnd"/>
-      <w:r>
-        <w:rPr>
-          <w:sz w:val="24"/>
-          <w:szCs w:val="24"/>
-          <w:lang w:val="ru-RU"/>
-        </w:rPr>
-        <w:t xml:space="preserve"> для релевантных документов, влияние частоты терма на порядок выдачи и корректность поведения для редкого терма. Также проверяются </w:t>
-      </w:r>
-      <w:proofErr w:type="spellStart"/>
-      <w:r>
-        <w:rPr>
-          <w:sz w:val="24"/>
-          <w:szCs w:val="24"/>
-          <w:lang w:val="ru-RU"/>
-        </w:rPr>
-        <w:t>мультитерминные</w:t>
-      </w:r>
-      <w:proofErr w:type="spellEnd"/>
-      <w:r>
-        <w:rPr>
-          <w:sz w:val="24"/>
-          <w:szCs w:val="24"/>
-          <w:lang w:val="ru-RU"/>
-        </w:rPr>
-        <w:t xml:space="preserve"> запросы и пагинация по </w:t>
-      </w:r>
-      <w:proofErr w:type="spellStart"/>
-      <w:r>
-        <w:rPr>
-          <w:sz w:val="24"/>
-          <w:szCs w:val="24"/>
-          <w:lang w:val="ru-RU"/>
-        </w:rPr>
-        <w:t>limit</w:t>
-      </w:r>
-      <w:proofErr w:type="spellEnd"/>
-      <w:r>
-        <w:rPr>
-          <w:sz w:val="24"/>
-          <w:szCs w:val="24"/>
-          <w:lang w:val="ru-RU"/>
-        </w:rPr>
-        <w:t>, чтобы убедиться, что ранжированная выдача стабильно формируется и может выводиться частями.</w:t>
-      </w:r>
-    </w:p>
-    <w:p>
-      <w:pPr>
-        <w:ind w:firstLine="360"/>
-        <w:jc w:val="both"/>
-        <w:rPr>
-          <w:sz w:val="24"/>
-          <w:szCs w:val="24"/>
-          <w:lang w:val="ru-RU"/>
-        </w:rPr>
-      </w:pPr>
-      <w:r>
-        <w:rPr>
-          <w:sz w:val="24"/>
-          <w:szCs w:val="24"/>
-          <w:lang w:val="ru-RU"/>
-        </w:rPr>
-        <w:t xml:space="preserve">Тесты </w:t>
-      </w:r>
-      <w:proofErr w:type="spellStart"/>
-      <w:r>
-        <w:rPr>
+      <w:r>
+        <w:rPr>
+          <w:sz w:val="24"/>
+          <w:szCs w:val="24"/>
+          <w:lang w:val="ru-RU"/>
+        </w:rPr>
+        <w:t>пустого</w:t>
+      </w:r>
+      <w:r>
+        <w:rPr>
+          <w:sz w:val="24"/>
+          <w:szCs w:val="24"/>
+          <w:lang w:val="en-US"/>
+        </w:rPr>
+        <w:t xml:space="preserve"> </w:t>
+      </w:r>
+      <w:r>
+        <w:rPr>
+          <w:sz w:val="24"/>
+          <w:szCs w:val="24"/>
+          <w:lang w:val="ru-RU"/>
+        </w:rPr>
+        <w:t>списка</w:t>
+      </w:r>
+      <w:r>
+        <w:rPr>
+          <w:sz w:val="24"/>
+          <w:szCs w:val="24"/>
+          <w:lang w:val="en-US"/>
+        </w:rPr>
+        <w:t xml:space="preserve"> (n == 0</w:t>
+      </w:r>
+      <w:proofErr w:type="gramStart"/>
+      <w:r>
+        <w:rPr>
+          <w:sz w:val="24"/>
+          <w:szCs w:val="24"/>
+          <w:lang w:val="en-US"/>
+        </w:rPr>
+        <w:t>).​</w:t>
+      </w:r>
+      <w:proofErr w:type="gramEnd"/>
+    </w:p>
+    <w:p>
+      <w:pPr>
+        <w:numPr>
+          <w:ilvl w:val="0"/>
+          <w:numId w:val="46"/>
+        </w:numPr>
+        <w:jc w:val="both"/>
+        <w:rPr>
+          <w:sz w:val="24"/>
+          <w:szCs w:val="24"/>
+          <w:lang w:val="ru-RU"/>
+        </w:rPr>
+      </w:pPr>
+      <w:r>
+        <w:rPr>
+          <w:b/>
+          <w:bCs/>
+          <w:sz w:val="24"/>
+          <w:szCs w:val="24"/>
+          <w:lang w:val="ru-RU"/>
+        </w:rPr>
+        <w:t>Тесты</w:t>
+      </w:r>
+      <w:r>
+        <w:rPr>
+          <w:b/>
+          <w:bCs/>
+          <w:sz w:val="24"/>
+          <w:szCs w:val="24"/>
+          <w:lang w:val="en-US"/>
+        </w:rPr>
+        <w:t xml:space="preserve"> </w:t>
+      </w:r>
+      <w:proofErr w:type="spellStart"/>
+      <w:r>
+        <w:rPr>
+          <w:b/>
+          <w:bCs/>
+          <w:sz w:val="24"/>
+          <w:szCs w:val="24"/>
+          <w:lang w:val="ru-RU"/>
+        </w:rPr>
+        <w:t>стемминга</w:t>
+      </w:r>
+      <w:proofErr w:type="spellEnd"/>
+      <w:r>
+        <w:rPr>
+          <w:b/>
+          <w:bCs/>
+          <w:sz w:val="24"/>
+          <w:szCs w:val="24"/>
+          <w:lang w:val="en-US"/>
+        </w:rPr>
+        <w:t xml:space="preserve"> (test_stemming.cpp).</w:t>
+      </w:r>
+      <w:r>
+        <w:rPr>
+          <w:sz w:val="24"/>
+          <w:szCs w:val="24"/>
+          <w:lang w:val="en-US"/>
+        </w:rPr>
+        <w:t> </w:t>
+      </w:r>
+      <w:r>
+        <w:rPr>
+          <w:sz w:val="24"/>
+          <w:szCs w:val="24"/>
+          <w:lang w:val="ru-RU"/>
+        </w:rPr>
+        <w:t xml:space="preserve">Проверяется русский </w:t>
+      </w:r>
+      <w:proofErr w:type="spellStart"/>
+      <w:r>
+        <w:rPr>
+          <w:sz w:val="24"/>
+          <w:szCs w:val="24"/>
+          <w:lang w:val="ru-RU"/>
+        </w:rPr>
+        <w:t>стеммер</w:t>
+      </w:r>
+      <w:proofErr w:type="spellEnd"/>
+      <w:r>
+        <w:rPr>
+          <w:sz w:val="24"/>
+          <w:szCs w:val="24"/>
+          <w:lang w:val="ru-RU"/>
+        </w:rPr>
+        <w:t> </w:t>
+      </w:r>
+      <w:proofErr w:type="spellStart"/>
+      <w:r>
+        <w:rPr>
+          <w:sz w:val="24"/>
+          <w:szCs w:val="24"/>
+          <w:lang w:val="ru-RU"/>
+        </w:rPr>
+        <w:t>ru_stem_inplace</w:t>
+      </w:r>
+      <w:proofErr w:type="spellEnd"/>
+      <w:r>
+        <w:rPr>
+          <w:sz w:val="24"/>
+          <w:szCs w:val="24"/>
+          <w:lang w:val="ru-RU"/>
+        </w:rPr>
+        <w:t> на контролируемых примерах (например, “</w:t>
+      </w:r>
+      <w:proofErr w:type="spellStart"/>
+      <w:proofErr w:type="gramStart"/>
+      <w:r>
+        <w:rPr>
+          <w:sz w:val="24"/>
+          <w:szCs w:val="24"/>
+          <w:lang w:val="ru-RU"/>
+        </w:rPr>
+        <w:t>домов”→</w:t>
+      </w:r>
+      <w:proofErr w:type="gramEnd"/>
+      <w:r>
+        <w:rPr>
+          <w:sz w:val="24"/>
+          <w:szCs w:val="24"/>
+          <w:lang w:val="ru-RU"/>
+        </w:rPr>
+        <w:t>“дом</w:t>
+      </w:r>
+      <w:proofErr w:type="spellEnd"/>
+      <w:r>
+        <w:rPr>
+          <w:sz w:val="24"/>
+          <w:szCs w:val="24"/>
+          <w:lang w:val="ru-RU"/>
+        </w:rPr>
+        <w:t>”, “</w:t>
+      </w:r>
+      <w:proofErr w:type="spellStart"/>
+      <w:r>
+        <w:rPr>
+          <w:sz w:val="24"/>
+          <w:szCs w:val="24"/>
+          <w:lang w:val="ru-RU"/>
+        </w:rPr>
+        <w:t>делать”→“дел</w:t>
+      </w:r>
+      <w:proofErr w:type="spellEnd"/>
+      <w:r>
+        <w:rPr>
+          <w:sz w:val="24"/>
+          <w:szCs w:val="24"/>
+          <w:lang w:val="ru-RU"/>
+        </w:rPr>
+        <w:t>”), а также нормализация с параметром yo2e (пример “ёлка” даёт разные результаты при yo2e=1 и yo2e=0).​</w:t>
+      </w:r>
+    </w:p>
+    <w:p>
+      <w:pPr>
+        <w:numPr>
+          <w:ilvl w:val="0"/>
+          <w:numId w:val="46"/>
+        </w:numPr>
+        <w:jc w:val="both"/>
+        <w:rPr>
+          <w:sz w:val="24"/>
+          <w:szCs w:val="24"/>
+          <w:lang w:val="ru-RU"/>
+        </w:rPr>
+      </w:pPr>
+      <w:r>
+        <w:rPr>
+          <w:b/>
+          <w:bCs/>
+          <w:sz w:val="24"/>
+          <w:szCs w:val="24"/>
+          <w:lang w:val="ru-RU"/>
+        </w:rPr>
+        <w:t>Тесты</w:t>
+      </w:r>
+      <w:r>
+        <w:rPr>
+          <w:b/>
+          <w:bCs/>
+          <w:sz w:val="24"/>
+          <w:szCs w:val="24"/>
+          <w:lang w:val="en-US"/>
+        </w:rPr>
+        <w:t xml:space="preserve"> TF</w:t>
+      </w:r>
+      <w:r>
+        <w:rPr>
+          <w:b/>
+          <w:bCs/>
+          <w:sz w:val="24"/>
+          <w:szCs w:val="24"/>
+          <w:lang w:val="en-US"/>
+        </w:rPr>
+        <w:noBreakHyphen/>
+        <w:t>IDF (test_tfidf.cpp).</w:t>
+      </w:r>
+      <w:r>
+        <w:rPr>
+          <w:sz w:val="24"/>
+          <w:szCs w:val="24"/>
+          <w:lang w:val="en-US"/>
+        </w:rPr>
+        <w:t> </w:t>
+      </w:r>
+      <w:r>
+        <w:rPr>
+          <w:sz w:val="24"/>
+          <w:szCs w:val="24"/>
+          <w:lang w:val="ru-RU"/>
+        </w:rPr>
+        <w:t>Проверяется функция </w:t>
+      </w:r>
+      <w:proofErr w:type="spellStart"/>
+      <w:r>
+        <w:rPr>
+          <w:sz w:val="24"/>
+          <w:szCs w:val="24"/>
+          <w:lang w:val="ru-RU"/>
+        </w:rPr>
+        <w:t>simple_log</w:t>
+      </w:r>
+      <w:proofErr w:type="spellEnd"/>
+      <w:r>
+        <w:rPr>
+          <w:sz w:val="24"/>
+          <w:szCs w:val="24"/>
+          <w:lang w:val="ru-RU"/>
+        </w:rPr>
+        <w:t> (используемая в TF</w:t>
+      </w:r>
+      <w:r>
+        <w:rPr>
+          <w:sz w:val="24"/>
+          <w:szCs w:val="24"/>
+          <w:lang w:val="ru-RU"/>
+        </w:rPr>
+        <w:noBreakHyphen/>
+        <w:t xml:space="preserve">IDF), включая граничные значения: 1.0, отрицательные числа, монотонность при росте </w:t>
+      </w:r>
+      <w:proofErr w:type="gramStart"/>
+      <w:r>
+        <w:rPr>
+          <w:sz w:val="24"/>
+          <w:szCs w:val="24"/>
+          <w:lang w:val="ru-RU"/>
+        </w:rPr>
+        <w:t>аргумента.​</w:t>
+      </w:r>
+      <w:proofErr w:type="gramEnd"/>
+    </w:p>
+    <w:p>
+      <w:pPr>
+        <w:pStyle w:val="a5"/>
+        <w:numPr>
+          <w:ilvl w:val="0"/>
+          <w:numId w:val="46"/>
+        </w:numPr>
+        <w:jc w:val="both"/>
+        <w:rPr>
+          <w:sz w:val="24"/>
+          <w:szCs w:val="24"/>
+          <w:lang w:val="ru-RU"/>
+        </w:rPr>
+      </w:pPr>
+      <w:r>
+        <w:rPr>
+          <w:b/>
+          <w:bCs/>
+          <w:sz w:val="24"/>
+          <w:szCs w:val="24"/>
+          <w:lang w:val="ru-RU"/>
+        </w:rPr>
+        <w:t>Тесты</w:t>
+      </w:r>
+      <w:r>
+        <w:rPr>
+          <w:b/>
+          <w:bCs/>
+          <w:sz w:val="24"/>
+          <w:szCs w:val="24"/>
+          <w:lang w:val="en-US"/>
+        </w:rPr>
+        <w:t xml:space="preserve"> </w:t>
+      </w:r>
+      <w:proofErr w:type="spellStart"/>
+      <w:r>
+        <w:rPr>
+          <w:b/>
+          <w:bCs/>
           <w:sz w:val="24"/>
           <w:szCs w:val="24"/>
           <w:lang w:val="ru-RU"/>
@@ -17070,88 +18537,68 @@
       <w:proofErr w:type="spellEnd"/>
       <w:r>
         <w:rPr>
-          <w:sz w:val="24"/>
-          <w:szCs w:val="24"/>
-          <w:lang w:val="ru-RU"/>
-        </w:rPr>
-        <w:t xml:space="preserve"> и </w:t>
-      </w:r>
-      <w:proofErr w:type="spellStart"/>
-      <w:r>
-        <w:rPr>
-          <w:sz w:val="24"/>
-          <w:szCs w:val="24"/>
-          <w:lang w:val="ru-RU"/>
-        </w:rPr>
-        <w:t>стемминга</w:t>
-      </w:r>
-      <w:proofErr w:type="spellEnd"/>
-      <w:r>
-        <w:rPr>
-          <w:sz w:val="24"/>
-          <w:szCs w:val="24"/>
-          <w:lang w:val="ru-RU"/>
-        </w:rPr>
-        <w:t xml:space="preserve"> проверяют корректность обработки пустых документов, латиницы и кириллицы, пунктуации, смешанного содержимого и параметров фильтрации по длине </w:t>
-      </w:r>
-      <w:proofErr w:type="spellStart"/>
-      <w:r>
-        <w:rPr>
-          <w:sz w:val="24"/>
-          <w:szCs w:val="24"/>
-          <w:lang w:val="ru-RU"/>
-        </w:rPr>
-        <w:t>токена</w:t>
-      </w:r>
-      <w:proofErr w:type="spellEnd"/>
-      <w:r>
-        <w:rPr>
-          <w:sz w:val="24"/>
-          <w:szCs w:val="24"/>
-          <w:lang w:val="ru-RU"/>
-        </w:rPr>
-        <w:t xml:space="preserve">. Для </w:t>
-      </w:r>
-      <w:proofErr w:type="spellStart"/>
-      <w:r>
-        <w:rPr>
-          <w:sz w:val="24"/>
-          <w:szCs w:val="24"/>
-          <w:lang w:val="ru-RU"/>
-        </w:rPr>
-        <w:t>токенизатора</w:t>
-      </w:r>
-      <w:proofErr w:type="spellEnd"/>
-      <w:r>
-        <w:rPr>
-          <w:sz w:val="24"/>
-          <w:szCs w:val="24"/>
-          <w:lang w:val="ru-RU"/>
-        </w:rPr>
-        <w:t xml:space="preserve"> дополнительно проверяется генерация служебных файлов результатов, таких как termfreq.csv и zipf.csv, а также наличие ожидаемых строк статистики в </w:t>
-      </w:r>
-      <w:proofErr w:type="spellStart"/>
-      <w:r>
-        <w:rPr>
-          <w:sz w:val="24"/>
-          <w:szCs w:val="24"/>
-          <w:lang w:val="ru-RU"/>
-        </w:rPr>
-        <w:t>stderr</w:t>
-      </w:r>
-      <w:proofErr w:type="spellEnd"/>
-      <w:r>
-        <w:rPr>
-          <w:sz w:val="24"/>
-          <w:szCs w:val="24"/>
-          <w:lang w:val="ru-RU"/>
-        </w:rPr>
-        <w:t>.</w:t>
-      </w:r>
-    </w:p>
-    <w:p>
-      <w:pPr>
-        <w:ind w:firstLine="360"/>
+          <w:b/>
+          <w:bCs/>
+          <w:sz w:val="24"/>
+          <w:szCs w:val="24"/>
+          <w:lang w:val="en-US"/>
+        </w:rPr>
+        <w:t xml:space="preserve"> (test_tokenization.cpp).</w:t>
+      </w:r>
+      <w:r>
+        <w:rPr>
+          <w:sz w:val="24"/>
+          <w:szCs w:val="24"/>
+          <w:lang w:val="en-US"/>
+        </w:rPr>
+        <w:t> </w:t>
+      </w:r>
+      <w:r>
+        <w:rPr>
+          <w:sz w:val="24"/>
+          <w:szCs w:val="24"/>
+          <w:lang w:val="ru-RU"/>
+        </w:rPr>
+        <w:t>Проверяются UTF</w:t>
+      </w:r>
+      <w:r>
+        <w:rPr>
+          <w:sz w:val="24"/>
+          <w:szCs w:val="24"/>
+          <w:lang w:val="ru-RU"/>
+        </w:rPr>
+        <w:noBreakHyphen/>
+        <w:t xml:space="preserve">8 примитивы (utf8_read, utf8_write), распознавание классов символов (латиница/кириллица/цифры), а также </w:t>
+      </w:r>
+      <w:proofErr w:type="spellStart"/>
+      <w:r>
+        <w:rPr>
+          <w:sz w:val="24"/>
+          <w:szCs w:val="24"/>
+          <w:lang w:val="ru-RU"/>
+        </w:rPr>
+        <w:t>парсинг</w:t>
+      </w:r>
+      <w:proofErr w:type="spellEnd"/>
+      <w:r>
+        <w:rPr>
+          <w:sz w:val="24"/>
+          <w:szCs w:val="24"/>
+          <w:lang w:val="ru-RU"/>
+        </w:rPr>
+        <w:t xml:space="preserve"> CSV на простых строках.</w:t>
+      </w:r>
+      <w:r>
+        <w:rPr>
+          <w:sz w:val="24"/>
+          <w:szCs w:val="24"/>
+          <w:lang w:val="ru-RU"/>
+        </w:rPr>
+        <w:br/>
+      </w:r>
+    </w:p>
+    <w:p>
+      <w:pPr>
         <w:jc w:val="both"/>
         <w:rPr>
           <w:sz w:val="24"/>
@@ -17240,52 +18687,79 @@
           <w:lang w:val="ru-RU"/>
         </w:rPr>
       </w:pPr>
+      <w:r>
+        <w:rPr>
+          <w:sz w:val="24"/>
+          <w:szCs w:val="24"/>
+        </w:rPr>
+        <w:t>Автоматизированные юнит-тесты позволили формализовать требования к базовым алгоритмам поисковой системы и быстро проверять их корректность при изменениях кода.​</w:t>
+      </w:r>
+      <w:r>
+        <w:rPr>
+          <w:sz w:val="24"/>
+          <w:szCs w:val="24"/>
+        </w:rPr>
+        <w:br/>
+        <w:t>Подход с отдельными исполняемыми файлами и </w:t>
+      </w:r>
+      <w:proofErr w:type="spellStart"/>
+      <w:r>
+        <w:rPr>
+          <w:sz w:val="24"/>
+          <w:szCs w:val="24"/>
+        </w:rPr>
+        <w:t>assert</w:t>
+      </w:r>
+      <w:proofErr w:type="spellEnd"/>
+      <w:r>
+        <w:rPr>
+          <w:sz w:val="24"/>
+          <w:szCs w:val="24"/>
+        </w:rPr>
+        <w:t xml:space="preserve"> упрощает диагностику: при падении сразу видно, какой модуль (индексирование, поиск, сжатие, </w:t>
+      </w:r>
+      <w:proofErr w:type="spellStart"/>
+      <w:r>
+        <w:rPr>
+          <w:sz w:val="24"/>
+          <w:szCs w:val="24"/>
+        </w:rPr>
+        <w:t>стемминг</w:t>
+      </w:r>
+      <w:proofErr w:type="spellEnd"/>
+      <w:r>
+        <w:rPr>
+          <w:sz w:val="24"/>
+          <w:szCs w:val="24"/>
+        </w:rPr>
+        <w:t xml:space="preserve">, </w:t>
+      </w:r>
+      <w:proofErr w:type="spellStart"/>
+      <w:r>
+        <w:rPr>
+          <w:sz w:val="24"/>
+          <w:szCs w:val="24"/>
+        </w:rPr>
+        <w:t>токенизация</w:t>
+      </w:r>
+      <w:proofErr w:type="spellEnd"/>
+      <w:r>
+        <w:rPr>
+          <w:sz w:val="24"/>
+          <w:szCs w:val="24"/>
+        </w:rPr>
+        <w:t xml:space="preserve"> или TF</w:t>
+      </w:r>
+      <w:r>
+        <w:rPr>
+          <w:sz w:val="24"/>
+          <w:szCs w:val="24"/>
+        </w:rPr>
+        <w:noBreakHyphen/>
+        <w:t>IDF) нарушил ожидаемое поведение.</w:t>
+      </w:r>
       <w:bookmarkStart w:id="0" w:name="_GoBack"/>
       <w:bookmarkEnd w:id="0"/>
-      <w:r>
-        <w:rPr>
-          <w:sz w:val="24"/>
-          <w:szCs w:val="24"/>
-          <w:lang w:val="ru-RU"/>
-        </w:rPr>
-        <w:t xml:space="preserve">Автоматизированное тестирование позволило формализовать требования к компонентам поисковой системы и проверять их при любом изменении кода. Интеграционные тесты через </w:t>
-      </w:r>
-      <w:proofErr w:type="spellStart"/>
-      <w:r>
-        <w:rPr>
-          <w:sz w:val="24"/>
-          <w:szCs w:val="24"/>
-          <w:lang w:val="ru-RU"/>
-        </w:rPr>
-        <w:t>subprocess</w:t>
-      </w:r>
-      <w:proofErr w:type="spellEnd"/>
-      <w:r>
-        <w:rPr>
-          <w:sz w:val="24"/>
-          <w:szCs w:val="24"/>
-          <w:lang w:val="ru-RU"/>
-        </w:rPr>
-        <w:t xml:space="preserve"> обеспечивают проверку программы как готового продукта, включая </w:t>
-      </w:r>
-      <w:proofErr w:type="spellStart"/>
-      <w:r>
-        <w:rPr>
-          <w:sz w:val="24"/>
-          <w:szCs w:val="24"/>
-          <w:lang w:val="ru-RU"/>
-        </w:rPr>
-        <w:t>парсинг</w:t>
-      </w:r>
-      <w:proofErr w:type="spellEnd"/>
-      <w:r>
-        <w:rPr>
-          <w:sz w:val="24"/>
-          <w:szCs w:val="24"/>
-          <w:lang w:val="ru-RU"/>
-        </w:rPr>
-        <w:t xml:space="preserve"> параметров, чтение и запись файлов и формат вывода. Наличие тестов для граничных случаев и ошибочных входов снижает риск скрытых дефектов и упрощает дальнейшее расширение функциональности системы.</w:t>
-      </w:r>
     </w:p>
     <w:sectPr>
       <w:pgSz w:w="11906" w:h="16838"/>
@@ -22215,6 +23689,155 @@
     </w:lvl>
   </w:abstractNum>
   <w:abstractNum w:abstractNumId="39" w15:restartNumberingAfterBreak="0">
+    <w:nsid w:val="6CFF2EF3"/>
+    <w:multiLevelType w:val="multilevel"/>
+    <w:tmpl w:val="DCA4099E"/>
+    <w:lvl w:ilvl="0">
+      <w:start w:val="1"/>
+      <w:numFmt w:val="bullet"/>
+      <w:lvlText w:val=""/>
+      <w:lvlJc w:val="left"/>
+      <w:pPr>
+        <w:tabs>
+          <w:tab w:val="num" w:pos="720"/>
+        </w:tabs>
+        <w:ind w:left="720" w:hanging="360"/>
+      </w:pPr>
+      <w:rPr>
+        <w:rFonts w:ascii="Symbol" w:hAnsi="Symbol" w:hint="default"/>
+        <w:sz w:val="20"/>
+      </w:rPr>
+    </w:lvl>
+    <w:lvl w:ilvl="1" w:tentative="1">
+      <w:start w:val="1"/>
+      <w:numFmt w:val="bullet"/>
+      <w:lvlText w:val=""/>
+      <w:lvlJc w:val="left"/>
+      <w:pPr>
+        <w:tabs>
+          <w:tab w:val="num" w:pos="1440"/>
+        </w:tabs>
+        <w:ind w:left="1440" w:hanging="360"/>
+      </w:pPr>
+      <w:rPr>
+        <w:rFonts w:ascii="Symbol" w:hAnsi="Symbol" w:hint="default"/>
+        <w:sz w:val="20"/>
+      </w:rPr>
+    </w:lvl>
+    <w:lvl w:ilvl="2" w:tentative="1">
+      <w:start w:val="1"/>
+      <w:numFmt w:val="bullet"/>
+      <w:lvlText w:val=""/>
+      <w:lvlJc w:val="left"/>
+      <w:pPr>
+        <w:tabs>
+          <w:tab w:val="num" w:pos="2160"/>
+        </w:tabs>
+        <w:ind w:left="2160" w:hanging="360"/>
+      </w:pPr>
+      <w:rPr>
+        <w:rFonts w:ascii="Symbol" w:hAnsi="Symbol" w:hint="default"/>
+        <w:sz w:val="20"/>
+      </w:rPr>
+    </w:lvl>
+    <w:lvl w:ilvl="3" w:tentative="1">
+      <w:start w:val="1"/>
+      <w:numFmt w:val="bullet"/>
+      <w:lvlText w:val=""/>
+      <w:lvlJc w:val="left"/>
+      <w:pPr>
+        <w:tabs>
+          <w:tab w:val="num" w:pos="2880"/>
+        </w:tabs>
+        <w:ind w:left="2880" w:hanging="360"/>
+      </w:pPr>
+      <w:rPr>
+        <w:rFonts w:ascii="Symbol" w:hAnsi="Symbol" w:hint="default"/>
+        <w:sz w:val="20"/>
+      </w:rPr>
+    </w:lvl>
+    <w:lvl w:ilvl="4" w:tentative="1">
+      <w:start w:val="1"/>
+      <w:numFmt w:val="bullet"/>
+      <w:lvlText w:val=""/>
+      <w:lvlJc w:val="left"/>
+      <w:pPr>
+        <w:tabs>
+          <w:tab w:val="num" w:pos="3600"/>
+        </w:tabs>
+        <w:ind w:left="3600" w:hanging="360"/>
+      </w:pPr>
+      <w:rPr>
+        <w:rFonts w:ascii="Symbol" w:hAnsi="Symbol" w:hint="default"/>
+        <w:sz w:val="20"/>
+      </w:rPr>
+    </w:lvl>
+    <w:lvl w:ilvl="5" w:tentative="1">
+      <w:start w:val="1"/>
+      <w:numFmt w:val="bullet"/>
+      <w:lvlText w:val=""/>
+      <w:lvlJc w:val="left"/>
+      <w:pPr>
+        <w:tabs>
+          <w:tab w:val="num" w:pos="4320"/>
+        </w:tabs>
+        <w:ind w:left="4320" w:hanging="360"/>
+      </w:pPr>
+      <w:rPr>
+        <w:rFonts w:ascii="Symbol" w:hAnsi="Symbol" w:hint="default"/>
+        <w:sz w:val="20"/>
+      </w:rPr>
+    </w:lvl>
+    <w:lvl w:ilvl="6" w:tentative="1">
+      <w:start w:val="1"/>
+      <w:numFmt w:val="bullet"/>
+      <w:lvlText w:val=""/>
+      <w:lvlJc w:val="left"/>
+      <w:pPr>
+        <w:tabs>
+          <w:tab w:val="num" w:pos="5040"/>
+        </w:tabs>
+        <w:ind w:left="5040" w:hanging="360"/>
+      </w:pPr>
+      <w:rPr>
+        <w:rFonts w:ascii="Symbol" w:hAnsi="Symbol" w:hint="default"/>
+        <w:sz w:val="20"/>
+      </w:rPr>
+    </w:lvl>
+    <w:lvl w:ilvl="7" w:tentative="1">
+      <w:start w:val="1"/>
+      <w:numFmt w:val="bullet"/>
+      <w:lvlText w:val=""/>
+      <w:lvlJc w:val="left"/>
+      <w:pPr>
+        <w:tabs>
+          <w:tab w:val="num" w:pos="5760"/>
+        </w:tabs>
+        <w:ind w:left="5760" w:hanging="360"/>
+      </w:pPr>
+      <w:rPr>
+        <w:rFonts w:ascii="Symbol" w:hAnsi="Symbol" w:hint="default"/>
+        <w:sz w:val="20"/>
+      </w:rPr>
+    </w:lvl>
+    <w:lvl w:ilvl="8" w:tentative="1">
+      <w:start w:val="1"/>
+      <w:numFmt w:val="bullet"/>
+      <w:lvlText w:val=""/>
+      <w:lvlJc w:val="left"/>
+      <w:pPr>
+        <w:tabs>
+          <w:tab w:val="num" w:pos="6480"/>
+        </w:tabs>
+        <w:ind w:left="6480" w:hanging="360"/>
+      </w:pPr>
+      <w:rPr>
+        <w:rFonts w:ascii="Symbol" w:hAnsi="Symbol" w:hint="default"/>
+        <w:sz w:val="20"/>
+      </w:rPr>
+    </w:lvl>
+  </w:abstractNum>
+  <w:abstractNum w:abstractNumId="40" w15:restartNumberingAfterBreak="0">
     <w:nsid w:val="70565220"/>
     <w:multiLevelType w:val="multilevel"/>
     <w:tmpl w:val="9F46BCBA"/>
@@ -22327,7 +23950,7 @@
       </w:pPr>
     </w:lvl>
   </w:abstractNum>
-  <w:abstractNum w:abstractNumId="40" w15:restartNumberingAfterBreak="0">
+  <w:abstractNum w:abstractNumId="41" w15:restartNumberingAfterBreak="0">
     <w:nsid w:val="75A74EAA"/>
     <w:multiLevelType w:val="multilevel"/>
     <w:tmpl w:val="2FC03634"/>
@@ -22440,7 +24063,7 @@
       </w:pPr>
     </w:lvl>
   </w:abstractNum>
-  <w:abstractNum w:abstractNumId="41" w15:restartNumberingAfterBreak="0">
+  <w:abstractNum w:abstractNumId="42" w15:restartNumberingAfterBreak="0">
     <w:nsid w:val="788548B9"/>
     <w:multiLevelType w:val="multilevel"/>
     <w:tmpl w:val="3320D09A"/>
@@ -22589,7 +24212,7 @@
       </w:rPr>
     </w:lvl>
   </w:abstractNum>
-  <w:abstractNum w:abstractNumId="42" w15:restartNumberingAfterBreak="0">
+  <w:abstractNum w:abstractNumId="43" w15:restartNumberingAfterBreak="0">
     <w:nsid w:val="7A777D42"/>
     <w:multiLevelType w:val="multilevel"/>
     <w:tmpl w:val="3D50B878"/>
@@ -22738,7 +24361,7 @@
       </w:rPr>
     </w:lvl>
   </w:abstractNum>
-  <w:abstractNum w:abstractNumId="43" w15:restartNumberingAfterBreak="0">
+  <w:abstractNum w:abstractNumId="44" w15:restartNumberingAfterBreak="0">
     <w:nsid w:val="7C215A36"/>
     <w:multiLevelType w:val="multilevel"/>
     <w:tmpl w:val="43EAB8F0"/>
@@ -22851,7 +24474,7 @@
       </w:pPr>
     </w:lvl>
   </w:abstractNum>
-  <w:abstractNum w:abstractNumId="44" w15:restartNumberingAfterBreak="0">
+  <w:abstractNum w:abstractNumId="45" w15:restartNumberingAfterBreak="0">
     <w:nsid w:val="7D642A30"/>
     <w:multiLevelType w:val="multilevel"/>
     <w:tmpl w:val="4976A626"/>
@@ -22971,7 +24594,7 @@
     <w:abstractNumId w:val="37"/>
   </w:num>
   <w:num w:numId="3">
-    <w:abstractNumId w:val="41"/>
+    <w:abstractNumId w:val="42"/>
   </w:num>
   <w:num w:numId="4">
     <w:abstractNumId w:val="5"/>
@@ -22989,7 +24612,7 @@
     <w:abstractNumId w:val="18"/>
   </w:num>
   <w:num w:numId="9">
-    <w:abstractNumId w:val="39"/>
+    <w:abstractNumId w:val="40"/>
   </w:num>
   <w:num w:numId="10">
     <w:abstractNumId w:val="38"/>
@@ -23001,7 +24624,7 @@
     <w:abstractNumId w:val="30"/>
   </w:num>
   <w:num w:numId="13">
-    <w:abstractNumId w:val="42"/>
+    <w:abstractNumId w:val="43"/>
   </w:num>
   <w:num w:numId="14">
     <w:abstractNumId w:val="21"/>
@@ -23031,13 +24654,13 @@
     <w:abstractNumId w:val="17"/>
   </w:num>
   <w:num w:numId="23">
-    <w:abstractNumId w:val="40"/>
+    <w:abstractNumId w:val="41"/>
   </w:num>
   <w:num w:numId="24">
     <w:abstractNumId w:val="9"/>
   </w:num>
   <w:num w:numId="25">
-    <w:abstractNumId w:val="43"/>
+    <w:abstractNumId w:val="44"/>
   </w:num>
   <w:num w:numId="26">
     <w:abstractNumId w:val="22"/>
@@ -23049,7 +24672,7 @@
     <w:abstractNumId w:val="15"/>
   </w:num>
   <w:num w:numId="29">
-    <w:abstractNumId w:val="44"/>
+    <w:abstractNumId w:val="45"/>
   </w:num>
   <w:num w:numId="30">
     <w:abstractNumId w:val="19"/>
@@ -23098,6 +24721,9 @@
   </w:num>
   <w:num w:numId="45">
     <w:abstractNumId w:val="35"/>
+  </w:num>
+  <w:num w:numId="46">
+    <w:abstractNumId w:val="39"/>
   </w:num>
 </w:numbering>
 </file>
@@ -23551,7 +25177,6 @@
   <w:style w:type="character" w:default="1" w:styleId="a0">
     <w:name w:val="Default Paragraph Font"/>
     <w:uiPriority w:val="1"/>
-    <w:semiHidden/>
     <w:unhideWhenUsed/>
   </w:style>
   <w:style w:type="table" w:default="1" w:styleId="a1">
@@ -23648,6 +25273,17 @@
         <w:insideV w:val="single" w:sz="4" w:space="0" w:color="auto"/>
       </w:tblBorders>
     </w:tblPr>
+  </w:style>
+  <w:style w:type="paragraph" w:styleId="a5">
+    <w:name w:val="List Paragraph"/>
+    <w:basedOn w:val="a"/>
+    <w:uiPriority w:val="34"/>
+    <w:qFormat/>
+    <w:rsid w:val="00781AF2"/>
+    <w:pPr>
+      <w:ind w:left="720"/>
+      <w:contextualSpacing/>
+    </w:pPr>
   </w:style>
 </w:styles>
 </file>
